--- a/rev/Contratti/Contratti_Gestire_Eventi.docx
+++ b/rev/Contratti/Contratti_Gestire_Eventi.docx
@@ -79,7 +79,177 @@
           <w:szCs w:val="32"/>
           <w14:ligatures w14:val="none"/>
         </w:rPr>
-        <w:t>1. creaEvento(datiCliente: testo, dataInizio: data, dataFine: data, luogo: testo, numPartecipanti: numero, note?: testo)</w:t>
+        <w:t xml:space="preserve">1. </w:t>
+      </w:r>
+      <w:proofErr w:type="spellStart"/>
+      <w:proofErr w:type="gramStart"/>
+      <w:r>
+        <w:rPr>
+          <w:rFonts w:ascii="Georgia" w:eastAsia="Times New Roman" w:hAnsi="Georgia" w:cs="Times New Roman"/>
+          <w:b/>
+          <w:bCs/>
+          <w:color w:val="auto"/>
+          <w:kern w:val="0"/>
+          <w:sz w:val="32"/>
+          <w:szCs w:val="32"/>
+          <w14:ligatures w14:val="none"/>
+        </w:rPr>
+        <w:t>creaEvento</w:t>
+      </w:r>
+      <w:proofErr w:type="spellEnd"/>
+      <w:r>
+        <w:rPr>
+          <w:rFonts w:ascii="Georgia" w:eastAsia="Times New Roman" w:hAnsi="Georgia" w:cs="Times New Roman"/>
+          <w:b/>
+          <w:bCs/>
+          <w:color w:val="auto"/>
+          <w:kern w:val="0"/>
+          <w:sz w:val="32"/>
+          <w:szCs w:val="32"/>
+          <w14:ligatures w14:val="none"/>
+        </w:rPr>
+        <w:t>(</w:t>
+      </w:r>
+      <w:proofErr w:type="spellStart"/>
+      <w:proofErr w:type="gramEnd"/>
+      <w:r>
+        <w:rPr>
+          <w:rFonts w:ascii="Georgia" w:eastAsia="Times New Roman" w:hAnsi="Georgia" w:cs="Times New Roman"/>
+          <w:b/>
+          <w:bCs/>
+          <w:color w:val="auto"/>
+          <w:kern w:val="0"/>
+          <w:sz w:val="32"/>
+          <w:szCs w:val="32"/>
+          <w14:ligatures w14:val="none"/>
+        </w:rPr>
+        <w:t>datiCliente</w:t>
+      </w:r>
+      <w:proofErr w:type="spellEnd"/>
+      <w:r>
+        <w:rPr>
+          <w:rFonts w:ascii="Georgia" w:eastAsia="Times New Roman" w:hAnsi="Georgia" w:cs="Times New Roman"/>
+          <w:b/>
+          <w:bCs/>
+          <w:color w:val="auto"/>
+          <w:kern w:val="0"/>
+          <w:sz w:val="32"/>
+          <w:szCs w:val="32"/>
+          <w14:ligatures w14:val="none"/>
+        </w:rPr>
+        <w:t xml:space="preserve">: testo, </w:t>
+      </w:r>
+      <w:proofErr w:type="spellStart"/>
+      <w:r>
+        <w:rPr>
+          <w:rFonts w:ascii="Georgia" w:eastAsia="Times New Roman" w:hAnsi="Georgia" w:cs="Times New Roman"/>
+          <w:b/>
+          <w:bCs/>
+          <w:color w:val="auto"/>
+          <w:kern w:val="0"/>
+          <w:sz w:val="32"/>
+          <w:szCs w:val="32"/>
+          <w14:ligatures w14:val="none"/>
+        </w:rPr>
+        <w:t>dataInizio</w:t>
+      </w:r>
+      <w:proofErr w:type="spellEnd"/>
+      <w:r>
+        <w:rPr>
+          <w:rFonts w:ascii="Georgia" w:eastAsia="Times New Roman" w:hAnsi="Georgia" w:cs="Times New Roman"/>
+          <w:b/>
+          <w:bCs/>
+          <w:color w:val="auto"/>
+          <w:kern w:val="0"/>
+          <w:sz w:val="32"/>
+          <w:szCs w:val="32"/>
+          <w14:ligatures w14:val="none"/>
+        </w:rPr>
+        <w:t xml:space="preserve">: data, </w:t>
+      </w:r>
+      <w:proofErr w:type="spellStart"/>
+      <w:r>
+        <w:rPr>
+          <w:rFonts w:ascii="Georgia" w:eastAsia="Times New Roman" w:hAnsi="Georgia" w:cs="Times New Roman"/>
+          <w:b/>
+          <w:bCs/>
+          <w:color w:val="auto"/>
+          <w:kern w:val="0"/>
+          <w:sz w:val="32"/>
+          <w:szCs w:val="32"/>
+          <w14:ligatures w14:val="none"/>
+        </w:rPr>
+        <w:t>dataFine</w:t>
+      </w:r>
+      <w:proofErr w:type="spellEnd"/>
+      <w:r>
+        <w:rPr>
+          <w:rFonts w:ascii="Georgia" w:eastAsia="Times New Roman" w:hAnsi="Georgia" w:cs="Times New Roman"/>
+          <w:b/>
+          <w:bCs/>
+          <w:color w:val="auto"/>
+          <w:kern w:val="0"/>
+          <w:sz w:val="32"/>
+          <w:szCs w:val="32"/>
+          <w14:ligatures w14:val="none"/>
+        </w:rPr>
+        <w:t xml:space="preserve">: data, luogo: testo, </w:t>
+      </w:r>
+      <w:proofErr w:type="spellStart"/>
+      <w:r>
+        <w:rPr>
+          <w:rFonts w:ascii="Georgia" w:eastAsia="Times New Roman" w:hAnsi="Georgia" w:cs="Times New Roman"/>
+          <w:b/>
+          <w:bCs/>
+          <w:color w:val="auto"/>
+          <w:kern w:val="0"/>
+          <w:sz w:val="32"/>
+          <w:szCs w:val="32"/>
+          <w14:ligatures w14:val="none"/>
+        </w:rPr>
+        <w:t>numPartecipanti</w:t>
+      </w:r>
+      <w:proofErr w:type="spellEnd"/>
+      <w:r>
+        <w:rPr>
+          <w:rFonts w:ascii="Georgia" w:eastAsia="Times New Roman" w:hAnsi="Georgia" w:cs="Times New Roman"/>
+          <w:b/>
+          <w:bCs/>
+          <w:color w:val="auto"/>
+          <w:kern w:val="0"/>
+          <w:sz w:val="32"/>
+          <w:szCs w:val="32"/>
+          <w14:ligatures w14:val="none"/>
+        </w:rPr>
+        <w:t xml:space="preserve">: numero, </w:t>
+      </w:r>
+      <w:proofErr w:type="gramStart"/>
+      <w:r>
+        <w:rPr>
+          <w:rFonts w:ascii="Georgia" w:eastAsia="Times New Roman" w:hAnsi="Georgia" w:cs="Times New Roman"/>
+          <w:b/>
+          <w:bCs/>
+          <w:color w:val="auto"/>
+          <w:kern w:val="0"/>
+          <w:sz w:val="32"/>
+          <w:szCs w:val="32"/>
+          <w14:ligatures w14:val="none"/>
+        </w:rPr>
+        <w:t>note?:</w:t>
+      </w:r>
+      <w:proofErr w:type="gramEnd"/>
+      <w:r>
+        <w:rPr>
+          <w:rFonts w:ascii="Georgia" w:eastAsia="Times New Roman" w:hAnsi="Georgia" w:cs="Times New Roman"/>
+          <w:b/>
+          <w:bCs/>
+          <w:color w:val="auto"/>
+          <w:kern w:val="0"/>
+          <w:sz w:val="32"/>
+          <w:szCs w:val="32"/>
+          <w14:ligatures w14:val="none"/>
+        </w:rPr>
+        <w:t xml:space="preserve"> testo)</w:t>
       </w:r>
     </w:p>
     <w:p>
@@ -132,6 +302,7 @@
         </w:rPr>
         <w:t xml:space="preserve">la data </w:t>
       </w:r>
+      <w:proofErr w:type="spellStart"/>
       <w:r>
         <w:rPr>
           <w:rFonts w:ascii="Georgia" w:eastAsia="Times New Roman" w:hAnsi="Georgia" w:cs="Courier New"/>
@@ -142,6 +313,7 @@
         </w:rPr>
         <w:t>dataInizio</w:t>
       </w:r>
+      <w:proofErr w:type="spellEnd"/>
       <w:r>
         <w:rPr>
           <w:rFonts w:ascii="Georgia" w:eastAsia="Times New Roman" w:hAnsi="Georgia" w:cs="Times New Roman"/>
@@ -240,6 +412,8 @@
           <w14:ligatures w14:val="none"/>
         </w:rPr>
       </w:pPr>
+      <w:proofErr w:type="spellStart"/>
+      <w:proofErr w:type="gramStart"/>
       <w:r>
         <w:rPr>
           <w:rFonts w:ascii="Georgia" w:eastAsia="Times New Roman" w:hAnsi="Georgia" w:cs="Courier New"/>
@@ -250,6 +424,8 @@
         </w:rPr>
         <w:t>e.stato</w:t>
       </w:r>
+      <w:proofErr w:type="spellEnd"/>
+      <w:proofErr w:type="gramEnd"/>
       <w:r>
         <w:rPr>
           <w:rFonts w:ascii="Georgia" w:eastAsia="Times New Roman" w:hAnsi="Georgia" w:cs="Times New Roman"/>
@@ -277,6 +453,8 @@
           <w14:ligatures w14:val="none"/>
         </w:rPr>
       </w:pPr>
+      <w:proofErr w:type="spellStart"/>
+      <w:proofErr w:type="gramStart"/>
       <w:r>
         <w:rPr>
           <w:rFonts w:ascii="Georgia" w:eastAsia="Times New Roman" w:hAnsi="Georgia" w:cs="Courier New"/>
@@ -287,6 +465,8 @@
         </w:rPr>
         <w:t>e.dataInizio</w:t>
       </w:r>
+      <w:proofErr w:type="spellEnd"/>
+      <w:proofErr w:type="gramEnd"/>
       <w:r>
         <w:rPr>
           <w:rFonts w:ascii="Georgia" w:eastAsia="Times New Roman" w:hAnsi="Georgia" w:cs="Times New Roman"/>
@@ -295,8 +475,20 @@
           <w:szCs w:val="22"/>
           <w14:ligatures w14:val="none"/>
         </w:rPr>
-        <w:t xml:space="preserve"> = dataInizio</w:t>
-      </w:r>
+        <w:t xml:space="preserve"> = </w:t>
+      </w:r>
+      <w:proofErr w:type="spellStart"/>
+      <w:r>
+        <w:rPr>
+          <w:rFonts w:ascii="Georgia" w:eastAsia="Times New Roman" w:hAnsi="Georgia" w:cs="Times New Roman"/>
+          <w:color w:val="auto"/>
+          <w:kern w:val="0"/>
+          <w:szCs w:val="22"/>
+          <w14:ligatures w14:val="none"/>
+        </w:rPr>
+        <w:t>dataInizio</w:t>
+      </w:r>
+      <w:proofErr w:type="spellEnd"/>
     </w:p>
     <w:p>
       <w:pPr>
@@ -314,6 +506,8 @@
           <w14:ligatures w14:val="none"/>
         </w:rPr>
       </w:pPr>
+      <w:proofErr w:type="spellStart"/>
+      <w:proofErr w:type="gramStart"/>
       <w:r>
         <w:rPr>
           <w:rFonts w:ascii="Georgia" w:eastAsia="Times New Roman" w:hAnsi="Georgia" w:cs="Courier New"/>
@@ -324,6 +518,8 @@
         </w:rPr>
         <w:t>e.dataFine</w:t>
       </w:r>
+      <w:proofErr w:type="spellEnd"/>
+      <w:proofErr w:type="gramEnd"/>
       <w:r>
         <w:rPr>
           <w:rFonts w:ascii="Georgia" w:eastAsia="Times New Roman" w:hAnsi="Georgia" w:cs="Times New Roman"/>
@@ -332,8 +528,20 @@
           <w:szCs w:val="22"/>
           <w14:ligatures w14:val="none"/>
         </w:rPr>
-        <w:t xml:space="preserve"> = dataFine</w:t>
-      </w:r>
+        <w:t xml:space="preserve"> = </w:t>
+      </w:r>
+      <w:proofErr w:type="spellStart"/>
+      <w:r>
+        <w:rPr>
+          <w:rFonts w:ascii="Georgia" w:eastAsia="Times New Roman" w:hAnsi="Georgia" w:cs="Times New Roman"/>
+          <w:color w:val="auto"/>
+          <w:kern w:val="0"/>
+          <w:szCs w:val="22"/>
+          <w14:ligatures w14:val="none"/>
+        </w:rPr>
+        <w:t>dataFine</w:t>
+      </w:r>
+      <w:proofErr w:type="spellEnd"/>
     </w:p>
     <w:p>
       <w:pPr>
@@ -351,6 +559,8 @@
           <w14:ligatures w14:val="none"/>
         </w:rPr>
       </w:pPr>
+      <w:proofErr w:type="spellStart"/>
+      <w:proofErr w:type="gramStart"/>
       <w:r>
         <w:rPr>
           <w:rFonts w:ascii="Georgia" w:eastAsia="Times New Roman" w:hAnsi="Georgia" w:cs="Courier New"/>
@@ -361,6 +571,8 @@
         </w:rPr>
         <w:t>e.luogo</w:t>
       </w:r>
+      <w:proofErr w:type="spellEnd"/>
+      <w:proofErr w:type="gramEnd"/>
       <w:r>
         <w:rPr>
           <w:rFonts w:ascii="Georgia" w:eastAsia="Times New Roman" w:hAnsi="Georgia" w:cs="Times New Roman"/>
@@ -388,6 +600,8 @@
           <w14:ligatures w14:val="none"/>
         </w:rPr>
       </w:pPr>
+      <w:proofErr w:type="spellStart"/>
+      <w:proofErr w:type="gramStart"/>
       <w:r>
         <w:rPr>
           <w:rFonts w:ascii="Georgia" w:eastAsia="Times New Roman" w:hAnsi="Georgia" w:cs="Courier New"/>
@@ -398,6 +612,8 @@
         </w:rPr>
         <w:t>e.numPartec</w:t>
       </w:r>
+      <w:proofErr w:type="spellEnd"/>
+      <w:proofErr w:type="gramEnd"/>
       <w:r>
         <w:rPr>
           <w:rFonts w:ascii="Georgia" w:eastAsia="Times New Roman" w:hAnsi="Georgia" w:cs="Times New Roman"/>
@@ -406,8 +622,20 @@
           <w:szCs w:val="22"/>
           <w14:ligatures w14:val="none"/>
         </w:rPr>
-        <w:t xml:space="preserve"> = numPartecipanti</w:t>
-      </w:r>
+        <w:t xml:space="preserve"> = </w:t>
+      </w:r>
+      <w:proofErr w:type="spellStart"/>
+      <w:r>
+        <w:rPr>
+          <w:rFonts w:ascii="Georgia" w:eastAsia="Times New Roman" w:hAnsi="Georgia" w:cs="Times New Roman"/>
+          <w:color w:val="auto"/>
+          <w:kern w:val="0"/>
+          <w:szCs w:val="22"/>
+          <w14:ligatures w14:val="none"/>
+        </w:rPr>
+        <w:t>numPartecipanti</w:t>
+      </w:r>
+      <w:proofErr w:type="spellEnd"/>
     </w:p>
     <w:p>
       <w:pPr>
@@ -435,6 +663,7 @@
         </w:rPr>
         <w:t xml:space="preserve">[se è specificato] </w:t>
       </w:r>
+      <w:proofErr w:type="spellStart"/>
       <w:r>
         <w:rPr>
           <w:rFonts w:ascii="Georgia" w:eastAsia="Times New Roman" w:hAnsi="Georgia" w:cs="Courier New"/>
@@ -445,6 +674,7 @@
         </w:rPr>
         <w:t>e.note</w:t>
       </w:r>
+      <w:proofErr w:type="spellEnd"/>
       <w:r>
         <w:rPr>
           <w:rFonts w:ascii="Georgia" w:eastAsia="Times New Roman" w:hAnsi="Georgia" w:cs="Times New Roman"/>
@@ -472,6 +702,8 @@
           <w14:ligatures w14:val="none"/>
         </w:rPr>
       </w:pPr>
+      <w:proofErr w:type="spellStart"/>
+      <w:proofErr w:type="gramStart"/>
       <w:r>
         <w:rPr>
           <w:rFonts w:ascii="Georgia" w:eastAsia="Times New Roman" w:hAnsi="Georgia" w:cs="Courier New"/>
@@ -482,6 +714,8 @@
         </w:rPr>
         <w:t>e.penale</w:t>
       </w:r>
+      <w:proofErr w:type="spellEnd"/>
+      <w:proofErr w:type="gramEnd"/>
       <w:r>
         <w:rPr>
           <w:rFonts w:ascii="Georgia" w:eastAsia="Times New Roman" w:hAnsi="Georgia" w:cs="Times New Roman"/>
@@ -509,6 +743,8 @@
           <w14:ligatures w14:val="none"/>
         </w:rPr>
       </w:pPr>
+      <w:proofErr w:type="spellStart"/>
+      <w:proofErr w:type="gramStart"/>
       <w:r>
         <w:rPr>
           <w:rFonts w:ascii="Georgia" w:eastAsia="Times New Roman" w:hAnsi="Georgia" w:cs="Courier New"/>
@@ -519,6 +755,8 @@
         </w:rPr>
         <w:t>e.motivazioneDeroga</w:t>
       </w:r>
+      <w:proofErr w:type="spellEnd"/>
+      <w:proofErr w:type="gramEnd"/>
       <w:r>
         <w:rPr>
           <w:rFonts w:ascii="Georgia" w:eastAsia="Times New Roman" w:hAnsi="Georgia" w:cs="Times New Roman"/>
@@ -551,14 +789,26 @@
         </w:rPr>
         <w:t xml:space="preserve">1a.1 </w:t>
       </w:r>
+      <w:proofErr w:type="gramStart"/>
       <w:r>
         <w:rPr>
           <w:rFonts w:ascii="Georgia" w:eastAsia="Georgia" w:hAnsi="Georgia" w:cs="Georgia"/>
           <w:b/>
           <w:sz w:val="32"/>
         </w:rPr>
-        <w:t>Annullamento(unEvento</w:t>
-      </w:r>
+        <w:t>Annullamento(</w:t>
+      </w:r>
+      <w:proofErr w:type="spellStart"/>
+      <w:proofErr w:type="gramEnd"/>
+      <w:r>
+        <w:rPr>
+          <w:rFonts w:ascii="Georgia" w:eastAsia="Georgia" w:hAnsi="Georgia" w:cs="Georgia"/>
+          <w:b/>
+          <w:sz w:val="32"/>
+        </w:rPr>
+        <w:t>unEvento</w:t>
+      </w:r>
+      <w:proofErr w:type="spellEnd"/>
       <w:r>
         <w:rPr>
           <w:rFonts w:ascii="Georgia" w:eastAsia="Georgia" w:hAnsi="Georgia" w:cs="Georgia"/>
@@ -647,6 +897,7 @@
         </w:rPr>
         <w:t xml:space="preserve">Se </w:t>
       </w:r>
+      <w:proofErr w:type="spellStart"/>
       <w:r>
         <w:rPr>
           <w:rStyle w:val="CodiceHTML"/>
@@ -658,6 +909,7 @@
         </w:rPr>
         <w:t>unEvento.stato</w:t>
       </w:r>
+      <w:proofErr w:type="spellEnd"/>
       <w:r>
         <w:rPr>
           <w:rStyle w:val="Enfasicorsivo"/>
@@ -681,6 +933,7 @@
           <w:szCs w:val="22"/>
         </w:rPr>
       </w:pPr>
+      <w:proofErr w:type="spellStart"/>
       <w:r>
         <w:rPr>
           <w:rStyle w:val="CodiceHTML"/>
@@ -690,6 +943,7 @@
         </w:rPr>
         <w:t>unEvento.stato</w:t>
       </w:r>
+      <w:proofErr w:type="spellEnd"/>
       <w:r>
         <w:rPr>
           <w:rFonts w:ascii="Georgia" w:hAnsi="Georgia"/>
@@ -737,6 +991,7 @@
         </w:rPr>
         <w:t xml:space="preserve"> tra </w:t>
       </w:r>
+      <w:proofErr w:type="spellStart"/>
       <w:r>
         <w:rPr>
           <w:rStyle w:val="CodiceHTML"/>
@@ -746,13 +1001,256 @@
         </w:rPr>
         <w:t>unEvento</w:t>
       </w:r>
-      <w:r>
-        <w:rPr>
-          <w:rFonts w:ascii="Georgia" w:hAnsi="Georgia"/>
-          <w:sz w:val="22"/>
-          <w:szCs w:val="22"/>
-        </w:rPr>
-        <w:t xml:space="preserve"> e il Chef è eliminata (chef liberato)</w:t>
+      <w:proofErr w:type="spellEnd"/>
+      <w:r>
+        <w:rPr>
+          <w:rFonts w:ascii="Georgia" w:hAnsi="Georgia"/>
+          <w:sz w:val="22"/>
+          <w:szCs w:val="22"/>
+        </w:rPr>
+        <w:t xml:space="preserve"> e </w:t>
+      </w:r>
+      <w:proofErr w:type="gramStart"/>
+      <w:r>
+        <w:rPr>
+          <w:rFonts w:ascii="Georgia" w:hAnsi="Georgia"/>
+          <w:sz w:val="22"/>
+          <w:szCs w:val="22"/>
+        </w:rPr>
+        <w:t>il</w:t>
+      </w:r>
+      <w:proofErr w:type="gramEnd"/>
+      <w:r>
+        <w:rPr>
+          <w:rFonts w:ascii="Georgia" w:hAnsi="Georgia"/>
+          <w:sz w:val="22"/>
+          <w:szCs w:val="22"/>
+        </w:rPr>
+        <w:t xml:space="preserve"> Chef è eliminata (chef liberato)</w:t>
+      </w:r>
+    </w:p>
+    <w:p>
+      <w:pPr>
+        <w:pStyle w:val="whitespace-normal"/>
+        <w:numPr>
+          <w:ilvl w:val="0"/>
+          <w:numId w:val="5"/>
+        </w:numPr>
+        <w:rPr>
+          <w:rFonts w:ascii="Georgia" w:hAnsi="Georgia"/>
+          <w:sz w:val="22"/>
+          <w:szCs w:val="22"/>
+        </w:rPr>
+      </w:pPr>
+      <w:r>
+        <w:rPr>
+          <w:rFonts w:ascii="Georgia" w:hAnsi="Georgia"/>
+          <w:sz w:val="22"/>
+          <w:szCs w:val="22"/>
+        </w:rPr>
+        <w:t xml:space="preserve">per ogni istanza </w:t>
+      </w:r>
+      <w:r>
+        <w:rPr>
+          <w:rStyle w:val="CodiceHTML"/>
+          <w:rFonts w:ascii="Georgia" w:eastAsiaTheme="majorEastAsia" w:hAnsi="Georgia"/>
+          <w:sz w:val="22"/>
+          <w:szCs w:val="22"/>
+        </w:rPr>
+        <w:t>s</w:t>
+      </w:r>
+      <w:r>
+        <w:rPr>
+          <w:rFonts w:ascii="Georgia" w:hAnsi="Georgia"/>
+          <w:sz w:val="22"/>
+          <w:szCs w:val="22"/>
+        </w:rPr>
+        <w:t xml:space="preserve"> di Servizio tale che </w:t>
+      </w:r>
+      <w:proofErr w:type="spellStart"/>
+      <w:r>
+        <w:rPr>
+          <w:rStyle w:val="CodiceHTML"/>
+          <w:rFonts w:ascii="Georgia" w:eastAsiaTheme="majorEastAsia" w:hAnsi="Georgia"/>
+          <w:sz w:val="22"/>
+          <w:szCs w:val="22"/>
+        </w:rPr>
+        <w:t>unEvento</w:t>
+      </w:r>
+      <w:proofErr w:type="spellEnd"/>
+      <w:r>
+        <w:rPr>
+          <w:rFonts w:ascii="Georgia" w:hAnsi="Georgia"/>
+          <w:sz w:val="22"/>
+          <w:szCs w:val="22"/>
+        </w:rPr>
+        <w:t xml:space="preserve"> contiene </w:t>
+      </w:r>
+      <w:r>
+        <w:rPr>
+          <w:rStyle w:val="CodiceHTML"/>
+          <w:rFonts w:ascii="Georgia" w:eastAsiaTheme="majorEastAsia" w:hAnsi="Georgia"/>
+          <w:sz w:val="22"/>
+          <w:szCs w:val="22"/>
+        </w:rPr>
+        <w:t>s</w:t>
+      </w:r>
+      <w:r>
+        <w:rPr>
+          <w:rFonts w:ascii="Georgia" w:hAnsi="Georgia"/>
+          <w:sz w:val="22"/>
+          <w:szCs w:val="22"/>
+        </w:rPr>
+        <w:t xml:space="preserve">: </w:t>
+      </w:r>
+    </w:p>
+    <w:p>
+      <w:pPr>
+        <w:pStyle w:val="whitespace-normal"/>
+        <w:numPr>
+          <w:ilvl w:val="1"/>
+          <w:numId w:val="6"/>
+        </w:numPr>
+        <w:rPr>
+          <w:rFonts w:ascii="Georgia" w:hAnsi="Georgia"/>
+          <w:sz w:val="22"/>
+          <w:szCs w:val="22"/>
+        </w:rPr>
+      </w:pPr>
+      <w:r>
+        <w:rPr>
+          <w:rFonts w:ascii="Georgia" w:hAnsi="Georgia"/>
+          <w:sz w:val="22"/>
+          <w:szCs w:val="22"/>
+        </w:rPr>
+        <w:t xml:space="preserve">per ogni istanza </w:t>
+      </w:r>
+      <w:r>
+        <w:rPr>
+          <w:rStyle w:val="CodiceHTML"/>
+          <w:rFonts w:ascii="Georgia" w:eastAsiaTheme="majorEastAsia" w:hAnsi="Georgia"/>
+          <w:sz w:val="22"/>
+          <w:szCs w:val="22"/>
+        </w:rPr>
+        <w:t>ap</w:t>
+      </w:r>
+      <w:r>
+        <w:rPr>
+          <w:rFonts w:ascii="Georgia" w:hAnsi="Georgia"/>
+          <w:sz w:val="22"/>
+          <w:szCs w:val="22"/>
+        </w:rPr>
+        <w:t xml:space="preserve"> di </w:t>
+      </w:r>
+      <w:proofErr w:type="spellStart"/>
+      <w:r>
+        <w:rPr>
+          <w:rFonts w:ascii="Georgia" w:hAnsi="Georgia"/>
+          <w:sz w:val="22"/>
+          <w:szCs w:val="22"/>
+        </w:rPr>
+        <w:t>AssegnamentoPersonale</w:t>
+      </w:r>
+      <w:proofErr w:type="spellEnd"/>
+      <w:r>
+        <w:rPr>
+          <w:rFonts w:ascii="Georgia" w:hAnsi="Georgia"/>
+          <w:sz w:val="22"/>
+          <w:szCs w:val="22"/>
+        </w:rPr>
+        <w:t xml:space="preserve"> tale che </w:t>
+      </w:r>
+      <w:r>
+        <w:rPr>
+          <w:rStyle w:val="CodiceHTML"/>
+          <w:rFonts w:ascii="Georgia" w:eastAsiaTheme="majorEastAsia" w:hAnsi="Georgia"/>
+          <w:sz w:val="22"/>
+          <w:szCs w:val="22"/>
+        </w:rPr>
+        <w:t>s</w:t>
+      </w:r>
+      <w:r>
+        <w:rPr>
+          <w:rFonts w:ascii="Georgia" w:hAnsi="Georgia"/>
+          <w:sz w:val="22"/>
+          <w:szCs w:val="22"/>
+        </w:rPr>
+        <w:t xml:space="preserve"> richiede </w:t>
+      </w:r>
+      <w:r>
+        <w:rPr>
+          <w:rStyle w:val="CodiceHTML"/>
+          <w:rFonts w:ascii="Georgia" w:eastAsiaTheme="majorEastAsia" w:hAnsi="Georgia"/>
+          <w:sz w:val="22"/>
+          <w:szCs w:val="22"/>
+        </w:rPr>
+        <w:t>ap</w:t>
+      </w:r>
+      <w:r>
+        <w:rPr>
+          <w:rFonts w:ascii="Georgia" w:hAnsi="Georgia"/>
+          <w:sz w:val="22"/>
+          <w:szCs w:val="22"/>
+        </w:rPr>
+        <w:t xml:space="preserve">, </w:t>
+      </w:r>
+      <w:r>
+        <w:rPr>
+          <w:rStyle w:val="CodiceHTML"/>
+          <w:rFonts w:ascii="Georgia" w:eastAsiaTheme="majorEastAsia" w:hAnsi="Georgia"/>
+          <w:sz w:val="22"/>
+          <w:szCs w:val="22"/>
+        </w:rPr>
+        <w:t>ap</w:t>
+      </w:r>
+      <w:r>
+        <w:rPr>
+          <w:rFonts w:ascii="Georgia" w:hAnsi="Georgia"/>
+          <w:sz w:val="22"/>
+          <w:szCs w:val="22"/>
+        </w:rPr>
+        <w:t xml:space="preserve"> è eliminata</w:t>
+      </w:r>
+    </w:p>
+    <w:p>
+      <w:pPr>
+        <w:pStyle w:val="whitespace-normal"/>
+        <w:numPr>
+          <w:ilvl w:val="1"/>
+          <w:numId w:val="6"/>
+        </w:numPr>
+        <w:rPr>
+          <w:rFonts w:ascii="Georgia" w:hAnsi="Georgia"/>
+          <w:sz w:val="22"/>
+          <w:szCs w:val="22"/>
+        </w:rPr>
+      </w:pPr>
+      <w:proofErr w:type="gramStart"/>
+      <w:r>
+        <w:rPr>
+          <w:rStyle w:val="CodiceHTML"/>
+          <w:rFonts w:ascii="Georgia" w:eastAsiaTheme="majorEastAsia" w:hAnsi="Georgia"/>
+          <w:sz w:val="22"/>
+          <w:szCs w:val="22"/>
+        </w:rPr>
+        <w:t>s</w:t>
+      </w:r>
+      <w:r>
+        <w:rPr>
+          <w:rFonts w:ascii="Georgia" w:hAnsi="Georgia"/>
+          <w:sz w:val="22"/>
+          <w:szCs w:val="22"/>
+        </w:rPr>
+        <w:t xml:space="preserve"> è</w:t>
+      </w:r>
+      <w:proofErr w:type="gramEnd"/>
+      <w:r>
+        <w:rPr>
+          <w:rFonts w:ascii="Georgia" w:hAnsi="Georgia"/>
+          <w:sz w:val="22"/>
+          <w:szCs w:val="22"/>
+        </w:rPr>
+        <w:t xml:space="preserve"> eliminata</w:t>
       </w:r>
     </w:p>
     <w:p>
@@ -764,6 +1262,7 @@
           <w:szCs w:val="22"/>
         </w:rPr>
       </w:pPr>
+      <w:proofErr w:type="spellStart"/>
       <w:r>
         <w:rPr>
           <w:rStyle w:val="Enfasicorsivo"/>
@@ -771,8 +1270,19 @@
           <w:sz w:val="22"/>
           <w:szCs w:val="22"/>
         </w:rPr>
-        <w:t xml:space="preserve">NdR: il caso in cui </w:t>
-      </w:r>
+        <w:t>NdR</w:t>
+      </w:r>
+      <w:proofErr w:type="spellEnd"/>
+      <w:r>
+        <w:rPr>
+          <w:rStyle w:val="Enfasicorsivo"/>
+          <w:rFonts w:ascii="Georgia" w:eastAsiaTheme="majorEastAsia" w:hAnsi="Georgia"/>
+          <w:sz w:val="22"/>
+          <w:szCs w:val="22"/>
+        </w:rPr>
+        <w:t xml:space="preserve">: il caso in cui </w:t>
+      </w:r>
+      <w:proofErr w:type="spellStart"/>
       <w:r>
         <w:rPr>
           <w:rStyle w:val="CodiceHTML"/>
@@ -784,6 +1294,7 @@
         </w:rPr>
         <w:t>unEvento.stato</w:t>
       </w:r>
+      <w:proofErr w:type="spellEnd"/>
       <w:r>
         <w:rPr>
           <w:rStyle w:val="Enfasicorsivo"/>
@@ -813,8 +1324,19 @@
           <w:b/>
           <w:sz w:val="32"/>
         </w:rPr>
-        <w:t>1b.1 Eliminazione(</w:t>
-      </w:r>
+        <w:t xml:space="preserve">1b.1 </w:t>
+      </w:r>
+      <w:proofErr w:type="gramStart"/>
+      <w:r>
+        <w:rPr>
+          <w:rFonts w:ascii="Georgia" w:eastAsia="Georgia" w:hAnsi="Georgia" w:cs="Georgia"/>
+          <w:b/>
+          <w:sz w:val="32"/>
+        </w:rPr>
+        <w:t>Eliminazione(</w:t>
+      </w:r>
+      <w:proofErr w:type="spellStart"/>
+      <w:proofErr w:type="gramEnd"/>
       <w:r>
         <w:rPr>
           <w:rFonts w:ascii="Georgia" w:eastAsia="Georgia" w:hAnsi="Georgia" w:cs="Georgia"/>
@@ -824,6 +1346,7 @@
         </w:rPr>
         <w:t>unEvento</w:t>
       </w:r>
+      <w:proofErr w:type="spellEnd"/>
       <w:r>
         <w:rPr>
           <w:rFonts w:ascii="Georgia" w:eastAsia="Georgia" w:hAnsi="Georgia" w:cs="Georgia"/>
@@ -895,6 +1418,7 @@
         </w:rPr>
         <w:t xml:space="preserve">Se </w:t>
       </w:r>
+      <w:proofErr w:type="spellStart"/>
       <w:r>
         <w:rPr>
           <w:rStyle w:val="CodiceHTML"/>
@@ -906,6 +1430,7 @@
         </w:rPr>
         <w:t>unEvento.stato</w:t>
       </w:r>
+      <w:proofErr w:type="spellEnd"/>
       <w:r>
         <w:rPr>
           <w:rStyle w:val="Enfasicorsivo"/>
@@ -954,6 +1479,7 @@
         </w:rPr>
         <w:t xml:space="preserve"> di Servizio tale che </w:t>
       </w:r>
+      <w:proofErr w:type="spellStart"/>
       <w:r>
         <w:rPr>
           <w:rStyle w:val="CodiceHTML"/>
@@ -963,6 +1489,7 @@
         </w:rPr>
         <w:t>unEvento</w:t>
       </w:r>
+      <w:proofErr w:type="spellEnd"/>
       <w:r>
         <w:rPr>
           <w:rFonts w:ascii="Georgia" w:hAnsi="Georgia"/>
@@ -1025,7 +1552,25 @@
           <w:sz w:val="22"/>
           <w:szCs w:val="22"/>
         </w:rPr>
-        <w:t xml:space="preserve"> di AssegnamentoPersonale tale che </w:t>
+        <w:t xml:space="preserve"> di </w:t>
+      </w:r>
+      <w:proofErr w:type="spellStart"/>
+      <w:r>
+        <w:rPr>
+          <w:rFonts w:ascii="Georgia" w:hAnsi="Georgia"/>
+          <w:sz w:val="22"/>
+          <w:szCs w:val="22"/>
+        </w:rPr>
+        <w:t>AssegnamentoPersonale</w:t>
+      </w:r>
+      <w:proofErr w:type="spellEnd"/>
+      <w:r>
+        <w:rPr>
+          <w:rFonts w:ascii="Georgia" w:hAnsi="Georgia"/>
+          <w:sz w:val="22"/>
+          <w:szCs w:val="22"/>
+        </w:rPr>
+        <w:t xml:space="preserve"> tale che </w:t>
       </w:r>
       <w:r>
         <w:rPr>
@@ -1092,6 +1637,7 @@
           <w:szCs w:val="22"/>
         </w:rPr>
       </w:pPr>
+      <w:proofErr w:type="gramStart"/>
       <w:r>
         <w:rPr>
           <w:rStyle w:val="CodiceHTML"/>
@@ -1107,7 +1653,16 @@
           <w:sz w:val="22"/>
           <w:szCs w:val="22"/>
         </w:rPr>
-        <w:t xml:space="preserve"> è eliminata</w:t>
+        <w:t xml:space="preserve"> è</w:t>
+      </w:r>
+      <w:proofErr w:type="gramEnd"/>
+      <w:r>
+        <w:rPr>
+          <w:rFonts w:ascii="Georgia" w:hAnsi="Georgia"/>
+          <w:sz w:val="22"/>
+          <w:szCs w:val="22"/>
+        </w:rPr>
+        <w:t xml:space="preserve"> eliminata</w:t>
       </w:r>
     </w:p>
     <w:p>
@@ -1129,25 +1684,27 @@
           <w:sz w:val="22"/>
           <w:szCs w:val="22"/>
         </w:rPr>
-        <w:t xml:space="preserve">per ogni istanza </w:t>
-      </w:r>
-      <w:r>
-        <w:rPr>
-          <w:rStyle w:val="CodiceHTML"/>
-          <w:rFonts w:ascii="Georgia" w:eastAsiaTheme="majorEastAsia" w:hAnsi="Georgia"/>
-          <w:sz w:val="22"/>
-          <w:szCs w:val="22"/>
-        </w:rPr>
-        <w:t>doc</w:t>
-      </w:r>
-      <w:r>
-        <w:rPr>
-          <w:rFonts w:ascii="Georgia" w:hAnsi="Georgia"/>
-          <w:sz w:val="22"/>
-          <w:szCs w:val="22"/>
-        </w:rPr>
-        <w:t xml:space="preserve"> di Documentazione tale che </w:t>
-      </w:r>
+        <w:lastRenderedPageBreak/>
+        <w:t xml:space="preserve">l'associazione </w:t>
+      </w:r>
+      <w:r>
+        <w:rPr>
+          <w:rStyle w:val="CodiceHTML"/>
+          <w:rFonts w:ascii="Georgia" w:eastAsiaTheme="majorEastAsia" w:hAnsi="Georgia"/>
+          <w:sz w:val="22"/>
+          <w:szCs w:val="22"/>
+        </w:rPr>
+        <w:t>assegnato a</w:t>
+      </w:r>
+      <w:r>
+        <w:rPr>
+          <w:rFonts w:ascii="Georgia" w:hAnsi="Georgia"/>
+          <w:sz w:val="22"/>
+          <w:szCs w:val="22"/>
+        </w:rPr>
+        <w:t xml:space="preserve"> tra </w:t>
+      </w:r>
+      <w:proofErr w:type="spellStart"/>
       <w:r>
         <w:rPr>
           <w:rStyle w:val="CodiceHTML"/>
@@ -1157,47 +1714,14 @@
         </w:rPr>
         <w:t>unEvento</w:t>
       </w:r>
-      <w:r>
-        <w:rPr>
-          <w:rFonts w:ascii="Georgia" w:hAnsi="Georgia"/>
-          <w:sz w:val="22"/>
-          <w:szCs w:val="22"/>
-        </w:rPr>
-        <w:t xml:space="preserve"> contiene </w:t>
-      </w:r>
-      <w:r>
-        <w:rPr>
-          <w:rStyle w:val="CodiceHTML"/>
-          <w:rFonts w:ascii="Georgia" w:eastAsiaTheme="majorEastAsia" w:hAnsi="Georgia"/>
-          <w:sz w:val="22"/>
-          <w:szCs w:val="22"/>
-        </w:rPr>
-        <w:t>doc</w:t>
-      </w:r>
-      <w:r>
-        <w:rPr>
-          <w:rFonts w:ascii="Georgia" w:hAnsi="Georgia"/>
-          <w:sz w:val="22"/>
-          <w:szCs w:val="22"/>
-        </w:rPr>
-        <w:t xml:space="preserve">, </w:t>
-      </w:r>
-      <w:r>
-        <w:rPr>
-          <w:rStyle w:val="CodiceHTML"/>
-          <w:rFonts w:ascii="Georgia" w:eastAsiaTheme="majorEastAsia" w:hAnsi="Georgia"/>
-          <w:sz w:val="22"/>
-          <w:szCs w:val="22"/>
-        </w:rPr>
-        <w:t>doc</w:t>
-      </w:r>
-      <w:r>
-        <w:rPr>
-          <w:rFonts w:ascii="Georgia" w:hAnsi="Georgia"/>
-          <w:sz w:val="22"/>
-          <w:szCs w:val="22"/>
-        </w:rPr>
-        <w:t xml:space="preserve"> è eliminata</w:t>
+      <w:proofErr w:type="spellEnd"/>
+      <w:r>
+        <w:rPr>
+          <w:rFonts w:ascii="Georgia" w:hAnsi="Georgia"/>
+          <w:sz w:val="22"/>
+          <w:szCs w:val="22"/>
+        </w:rPr>
+        <w:t xml:space="preserve"> e il Chef è eliminata (chef liberato)</w:t>
       </w:r>
     </w:p>
     <w:p>
@@ -1219,8 +1743,26 @@
           <w:sz w:val="22"/>
           <w:szCs w:val="22"/>
         </w:rPr>
-        <w:t xml:space="preserve">se </w:t>
-      </w:r>
+        <w:t xml:space="preserve">per ogni istanza </w:t>
+      </w:r>
+      <w:r>
+        <w:rPr>
+          <w:rStyle w:val="CodiceHTML"/>
+          <w:rFonts w:ascii="Georgia" w:eastAsiaTheme="majorEastAsia" w:hAnsi="Georgia"/>
+          <w:sz w:val="22"/>
+          <w:szCs w:val="22"/>
+        </w:rPr>
+        <w:t>doc</w:t>
+      </w:r>
+      <w:r>
+        <w:rPr>
+          <w:rFonts w:ascii="Georgia" w:hAnsi="Georgia"/>
+          <w:sz w:val="22"/>
+          <w:szCs w:val="22"/>
+        </w:rPr>
+        <w:t xml:space="preserve"> di Documentazione tale che </w:t>
+      </w:r>
+      <w:proofErr w:type="spellStart"/>
       <w:r>
         <w:rPr>
           <w:rStyle w:val="CodiceHTML"/>
@@ -1230,56 +1772,23 @@
         </w:rPr>
         <w:t>unEvento</w:t>
       </w:r>
-      <w:r>
-        <w:rPr>
-          <w:rFonts w:ascii="Georgia" w:hAnsi="Georgia"/>
-          <w:sz w:val="22"/>
-          <w:szCs w:val="22"/>
-        </w:rPr>
-        <w:t xml:space="preserve"> è generato da una Ricorrenza </w:t>
-      </w:r>
-      <w:r>
-        <w:rPr>
-          <w:rStyle w:val="CodiceHTML"/>
-          <w:rFonts w:ascii="Georgia" w:eastAsiaTheme="majorEastAsia" w:hAnsi="Georgia"/>
-          <w:sz w:val="22"/>
-          <w:szCs w:val="22"/>
-        </w:rPr>
-        <w:t>r</w:t>
-      </w:r>
-      <w:r>
-        <w:rPr>
-          <w:rFonts w:ascii="Georgia" w:hAnsi="Georgia"/>
-          <w:sz w:val="22"/>
-          <w:szCs w:val="22"/>
-        </w:rPr>
-        <w:t xml:space="preserve"> e </w:t>
-      </w:r>
-      <w:r>
-        <w:rPr>
-          <w:rStyle w:val="CodiceHTML"/>
-          <w:rFonts w:ascii="Georgia" w:eastAsiaTheme="majorEastAsia" w:hAnsi="Georgia"/>
-          <w:sz w:val="22"/>
-          <w:szCs w:val="22"/>
-        </w:rPr>
-        <w:t>r</w:t>
-      </w:r>
-      <w:r>
-        <w:rPr>
-          <w:rFonts w:ascii="Georgia" w:hAnsi="Georgia"/>
-          <w:sz w:val="22"/>
-          <w:szCs w:val="22"/>
-        </w:rPr>
-        <w:t xml:space="preserve"> genera solo </w:t>
-      </w:r>
-      <w:r>
-        <w:rPr>
-          <w:rStyle w:val="CodiceHTML"/>
-          <w:rFonts w:ascii="Georgia" w:eastAsiaTheme="majorEastAsia" w:hAnsi="Georgia"/>
-          <w:sz w:val="22"/>
-          <w:szCs w:val="22"/>
-        </w:rPr>
-        <w:t>unEvento</w:t>
+      <w:proofErr w:type="spellEnd"/>
+      <w:r>
+        <w:rPr>
+          <w:rFonts w:ascii="Georgia" w:hAnsi="Georgia"/>
+          <w:sz w:val="22"/>
+          <w:szCs w:val="22"/>
+        </w:rPr>
+        <w:t xml:space="preserve"> contiene </w:t>
+      </w:r>
+      <w:r>
+        <w:rPr>
+          <w:rStyle w:val="CodiceHTML"/>
+          <w:rFonts w:ascii="Georgia" w:eastAsiaTheme="majorEastAsia" w:hAnsi="Georgia"/>
+          <w:sz w:val="22"/>
+          <w:szCs w:val="22"/>
+        </w:rPr>
+        <w:t>doc</w:t>
       </w:r>
       <w:r>
         <w:rPr>
@@ -1296,7 +1805,7 @@
           <w:sz w:val="22"/>
           <w:szCs w:val="22"/>
         </w:rPr>
-        <w:t>r</w:t>
+        <w:t>doc</w:t>
       </w:r>
       <w:r>
         <w:rPr>
@@ -1322,6 +1831,15 @@
       </w:pPr>
       <w:r>
         <w:rPr>
+          <w:rFonts w:ascii="Georgia" w:hAnsi="Georgia"/>
+          <w:sz w:val="22"/>
+          <w:szCs w:val="22"/>
+        </w:rPr>
+        <w:t xml:space="preserve">se </w:t>
+      </w:r>
+      <w:proofErr w:type="spellStart"/>
+      <w:r>
+        <w:rPr>
           <w:rStyle w:val="CodiceHTML"/>
           <w:rFonts w:ascii="Georgia" w:eastAsiaTheme="majorEastAsia" w:hAnsi="Georgia"/>
           <w:sz w:val="22"/>
@@ -1329,6 +1847,110 @@
         </w:rPr>
         <w:t>unEvento</w:t>
       </w:r>
+      <w:proofErr w:type="spellEnd"/>
+      <w:r>
+        <w:rPr>
+          <w:rFonts w:ascii="Georgia" w:hAnsi="Georgia"/>
+          <w:sz w:val="22"/>
+          <w:szCs w:val="22"/>
+        </w:rPr>
+        <w:t xml:space="preserve"> è generato da una Ricorrenza </w:t>
+      </w:r>
+      <w:r>
+        <w:rPr>
+          <w:rStyle w:val="CodiceHTML"/>
+          <w:rFonts w:ascii="Georgia" w:eastAsiaTheme="majorEastAsia" w:hAnsi="Georgia"/>
+          <w:sz w:val="22"/>
+          <w:szCs w:val="22"/>
+        </w:rPr>
+        <w:t>r</w:t>
+      </w:r>
+      <w:r>
+        <w:rPr>
+          <w:rFonts w:ascii="Georgia" w:hAnsi="Georgia"/>
+          <w:sz w:val="22"/>
+          <w:szCs w:val="22"/>
+        </w:rPr>
+        <w:t xml:space="preserve"> e </w:t>
+      </w:r>
+      <w:r>
+        <w:rPr>
+          <w:rStyle w:val="CodiceHTML"/>
+          <w:rFonts w:ascii="Georgia" w:eastAsiaTheme="majorEastAsia" w:hAnsi="Georgia"/>
+          <w:sz w:val="22"/>
+          <w:szCs w:val="22"/>
+        </w:rPr>
+        <w:t>r</w:t>
+      </w:r>
+      <w:r>
+        <w:rPr>
+          <w:rFonts w:ascii="Georgia" w:hAnsi="Georgia"/>
+          <w:sz w:val="22"/>
+          <w:szCs w:val="22"/>
+        </w:rPr>
+        <w:t xml:space="preserve"> genera solo </w:t>
+      </w:r>
+      <w:proofErr w:type="spellStart"/>
+      <w:r>
+        <w:rPr>
+          <w:rStyle w:val="CodiceHTML"/>
+          <w:rFonts w:ascii="Georgia" w:eastAsiaTheme="majorEastAsia" w:hAnsi="Georgia"/>
+          <w:sz w:val="22"/>
+          <w:szCs w:val="22"/>
+        </w:rPr>
+        <w:t>unEvento</w:t>
+      </w:r>
+      <w:proofErr w:type="spellEnd"/>
+      <w:r>
+        <w:rPr>
+          <w:rFonts w:ascii="Georgia" w:hAnsi="Georgia"/>
+          <w:sz w:val="22"/>
+          <w:szCs w:val="22"/>
+        </w:rPr>
+        <w:t xml:space="preserve">, </w:t>
+      </w:r>
+      <w:r>
+        <w:rPr>
+          <w:rStyle w:val="CodiceHTML"/>
+          <w:rFonts w:ascii="Georgia" w:eastAsiaTheme="majorEastAsia" w:hAnsi="Georgia"/>
+          <w:sz w:val="22"/>
+          <w:szCs w:val="22"/>
+        </w:rPr>
+        <w:t>r</w:t>
+      </w:r>
+      <w:r>
+        <w:rPr>
+          <w:rFonts w:ascii="Georgia" w:hAnsi="Georgia"/>
+          <w:sz w:val="22"/>
+          <w:szCs w:val="22"/>
+        </w:rPr>
+        <w:t xml:space="preserve"> è eliminata</w:t>
+      </w:r>
+    </w:p>
+    <w:p>
+      <w:pPr>
+        <w:pStyle w:val="whitespace-normal"/>
+        <w:numPr>
+          <w:ilvl w:val="0"/>
+          <w:numId w:val="5"/>
+        </w:numPr>
+        <w:rPr>
+          <w:rFonts w:ascii="Georgia" w:hAnsi="Georgia"/>
+          <w:sz w:val="22"/>
+          <w:szCs w:val="22"/>
+        </w:rPr>
+      </w:pPr>
+      <w:proofErr w:type="spellStart"/>
+      <w:r>
+        <w:rPr>
+          <w:rStyle w:val="CodiceHTML"/>
+          <w:rFonts w:ascii="Georgia" w:eastAsiaTheme="majorEastAsia" w:hAnsi="Georgia"/>
+          <w:sz w:val="22"/>
+          <w:szCs w:val="22"/>
+        </w:rPr>
+        <w:t>unEvento</w:t>
+      </w:r>
+      <w:proofErr w:type="spellEnd"/>
       <w:r>
         <w:rPr>
           <w:rFonts w:ascii="Georgia" w:hAnsi="Georgia"/>
@@ -1349,6 +1971,7 @@
           <w:szCs w:val="22"/>
         </w:rPr>
       </w:pPr>
+      <w:proofErr w:type="spellStart"/>
       <w:r>
         <w:rPr>
           <w:rStyle w:val="Enfasicorsivo"/>
@@ -1356,9 +1979,19 @@
           <w:sz w:val="22"/>
           <w:szCs w:val="22"/>
         </w:rPr>
-        <w:lastRenderedPageBreak/>
-        <w:t xml:space="preserve">NdR: Se </w:t>
-      </w:r>
+        <w:t>NdR</w:t>
+      </w:r>
+      <w:proofErr w:type="spellEnd"/>
+      <w:r>
+        <w:rPr>
+          <w:rStyle w:val="Enfasicorsivo"/>
+          <w:rFonts w:ascii="Georgia" w:eastAsiaTheme="majorEastAsia" w:hAnsi="Georgia"/>
+          <w:sz w:val="22"/>
+          <w:szCs w:val="22"/>
+        </w:rPr>
+        <w:t xml:space="preserve">: Se </w:t>
+      </w:r>
+      <w:proofErr w:type="spellStart"/>
       <w:r>
         <w:rPr>
           <w:rStyle w:val="CodiceHTML"/>
@@ -1370,6 +2003,7 @@
         </w:rPr>
         <w:t>unEvento.stato</w:t>
       </w:r>
+      <w:proofErr w:type="spellEnd"/>
       <w:r>
         <w:rPr>
           <w:rStyle w:val="Enfasicorsivo"/>
@@ -1406,7 +2040,63 @@
           <w:szCs w:val="32"/>
           <w14:ligatures w14:val="none"/>
         </w:rPr>
-        <w:t>1c.1 modificaDati(nuoviDati)</w:t>
+        <w:t xml:space="preserve">1c.1 </w:t>
+      </w:r>
+      <w:proofErr w:type="spellStart"/>
+      <w:r>
+        <w:rPr>
+          <w:rFonts w:ascii="Georgia" w:eastAsia="Times New Roman" w:hAnsi="Georgia" w:cs="Times New Roman"/>
+          <w:b/>
+          <w:bCs/>
+          <w:color w:val="auto"/>
+          <w:kern w:val="0"/>
+          <w:sz w:val="32"/>
+          <w:szCs w:val="32"/>
+          <w14:ligatures w14:val="none"/>
+        </w:rPr>
+        <w:t>modificaDati</w:t>
+      </w:r>
+      <w:proofErr w:type="spellEnd"/>
+      <w:r>
+        <w:rPr>
+          <w:rFonts w:ascii="Georgia" w:eastAsia="Times New Roman" w:hAnsi="Georgia" w:cs="Times New Roman"/>
+          <w:b/>
+          <w:bCs/>
+          <w:color w:val="auto"/>
+          <w:kern w:val="0"/>
+          <w:sz w:val="32"/>
+          <w:szCs w:val="32"/>
+          <w14:ligatures w14:val="none"/>
+        </w:rPr>
+        <w:t>(</w:t>
+      </w:r>
+      <w:proofErr w:type="spellStart"/>
+      <w:r>
+        <w:rPr>
+          <w:rFonts w:ascii="Georgia" w:eastAsia="Times New Roman" w:hAnsi="Georgia" w:cs="Times New Roman"/>
+          <w:b/>
+          <w:bCs/>
+          <w:color w:val="auto"/>
+          <w:kern w:val="0"/>
+          <w:sz w:val="32"/>
+          <w:szCs w:val="32"/>
+          <w14:ligatures w14:val="none"/>
+        </w:rPr>
+        <w:t>nuoviDati</w:t>
+      </w:r>
+      <w:proofErr w:type="spellEnd"/>
+      <w:r>
+        <w:rPr>
+          <w:rFonts w:ascii="Georgia" w:eastAsia="Times New Roman" w:hAnsi="Georgia" w:cs="Times New Roman"/>
+          <w:b/>
+          <w:bCs/>
+          <w:color w:val="auto"/>
+          <w:kern w:val="0"/>
+          <w:sz w:val="32"/>
+          <w:szCs w:val="32"/>
+          <w14:ligatures w14:val="none"/>
+        </w:rPr>
+        <w:t>)</w:t>
       </w:r>
     </w:p>
     <w:p>
@@ -1432,6 +2122,7 @@
         </w:rPr>
         <w:t xml:space="preserve">Il parametro </w:t>
       </w:r>
+      <w:proofErr w:type="spellStart"/>
       <w:r>
         <w:rPr>
           <w:rFonts w:ascii="Georgia" w:eastAsia="Times New Roman" w:hAnsi="Georgia" w:cs="Courier New"/>
@@ -1444,6 +2135,7 @@
         </w:rPr>
         <w:t>nuoviDati</w:t>
       </w:r>
+      <w:proofErr w:type="spellEnd"/>
       <w:r>
         <w:rPr>
           <w:rFonts w:ascii="Georgia" w:eastAsia="Times New Roman" w:hAnsi="Georgia" w:cs="Times New Roman"/>
@@ -1454,7 +2146,33 @@
           <w:szCs w:val="22"/>
           <w14:ligatures w14:val="none"/>
         </w:rPr>
-        <w:t xml:space="preserve"> rappresenta un insieme di campi modificabili (luogo, date, numPartecipanti, note). </w:t>
+        <w:t xml:space="preserve"> rappresenta un insieme di campi modificabili (luogo, date, </w:t>
+      </w:r>
+      <w:proofErr w:type="spellStart"/>
+      <w:r>
+        <w:rPr>
+          <w:rFonts w:ascii="Georgia" w:eastAsia="Times New Roman" w:hAnsi="Georgia" w:cs="Times New Roman"/>
+          <w:i/>
+          <w:iCs/>
+          <w:color w:val="auto"/>
+          <w:kern w:val="0"/>
+          <w:szCs w:val="22"/>
+          <w14:ligatures w14:val="none"/>
+        </w:rPr>
+        <w:t>numPartecipanti</w:t>
+      </w:r>
+      <w:proofErr w:type="spellEnd"/>
+      <w:r>
+        <w:rPr>
+          <w:rFonts w:ascii="Georgia" w:eastAsia="Times New Roman" w:hAnsi="Georgia" w:cs="Times New Roman"/>
+          <w:i/>
+          <w:iCs/>
+          <w:color w:val="auto"/>
+          <w:kern w:val="0"/>
+          <w:szCs w:val="22"/>
+          <w14:ligatures w14:val="none"/>
+        </w:rPr>
+        <w:t xml:space="preserve">, note). </w:t>
       </w:r>
     </w:p>
     <w:p>
@@ -1490,6 +2208,8 @@
         </w:rPr>
         <w:t xml:space="preserve"> </w:t>
       </w:r>
+      <w:proofErr w:type="spellStart"/>
+      <w:proofErr w:type="gramStart"/>
       <w:r>
         <w:rPr>
           <w:rFonts w:ascii="Georgia" w:eastAsia="Times New Roman" w:hAnsi="Georgia" w:cs="Courier New"/>
@@ -1498,7 +2218,153 @@
           <w:szCs w:val="22"/>
           <w14:ligatures w14:val="none"/>
         </w:rPr>
-        <w:t>modificaDati(luogo?: testo, dataInizio?: data, dataFine?: data, numPartecipanti?: numero, note?: testo)</w:t>
+        <w:t>modificaDati</w:t>
+      </w:r>
+      <w:proofErr w:type="spellEnd"/>
+      <w:r>
+        <w:rPr>
+          <w:rFonts w:ascii="Georgia" w:eastAsia="Times New Roman" w:hAnsi="Georgia" w:cs="Courier New"/>
+          <w:color w:val="auto"/>
+          <w:kern w:val="0"/>
+          <w:szCs w:val="22"/>
+          <w14:ligatures w14:val="none"/>
+        </w:rPr>
+        <w:t>(luogo?:</w:t>
+      </w:r>
+      <w:proofErr w:type="gramEnd"/>
+      <w:r>
+        <w:rPr>
+          <w:rFonts w:ascii="Georgia" w:eastAsia="Times New Roman" w:hAnsi="Georgia" w:cs="Courier New"/>
+          <w:color w:val="auto"/>
+          <w:kern w:val="0"/>
+          <w:szCs w:val="22"/>
+          <w14:ligatures w14:val="none"/>
+        </w:rPr>
+        <w:t xml:space="preserve"> testo, </w:t>
+      </w:r>
+      <w:proofErr w:type="spellStart"/>
+      <w:proofErr w:type="gramStart"/>
+      <w:r>
+        <w:rPr>
+          <w:rFonts w:ascii="Georgia" w:eastAsia="Times New Roman" w:hAnsi="Georgia" w:cs="Courier New"/>
+          <w:color w:val="auto"/>
+          <w:kern w:val="0"/>
+          <w:szCs w:val="22"/>
+          <w14:ligatures w14:val="none"/>
+        </w:rPr>
+        <w:t>dataInizio</w:t>
+      </w:r>
+      <w:proofErr w:type="spellEnd"/>
+      <w:r>
+        <w:rPr>
+          <w:rFonts w:ascii="Georgia" w:eastAsia="Times New Roman" w:hAnsi="Georgia" w:cs="Courier New"/>
+          <w:color w:val="auto"/>
+          <w:kern w:val="0"/>
+          <w:szCs w:val="22"/>
+          <w14:ligatures w14:val="none"/>
+        </w:rPr>
+        <w:t>?:</w:t>
+      </w:r>
+      <w:proofErr w:type="gramEnd"/>
+      <w:r>
+        <w:rPr>
+          <w:rFonts w:ascii="Georgia" w:eastAsia="Times New Roman" w:hAnsi="Georgia" w:cs="Courier New"/>
+          <w:color w:val="auto"/>
+          <w:kern w:val="0"/>
+          <w:szCs w:val="22"/>
+          <w14:ligatures w14:val="none"/>
+        </w:rPr>
+        <w:t xml:space="preserve"> data, </w:t>
+      </w:r>
+      <w:proofErr w:type="spellStart"/>
+      <w:proofErr w:type="gramStart"/>
+      <w:r>
+        <w:rPr>
+          <w:rFonts w:ascii="Georgia" w:eastAsia="Times New Roman" w:hAnsi="Georgia" w:cs="Courier New"/>
+          <w:color w:val="auto"/>
+          <w:kern w:val="0"/>
+          <w:szCs w:val="22"/>
+          <w14:ligatures w14:val="none"/>
+        </w:rPr>
+        <w:t>dataFine</w:t>
+      </w:r>
+      <w:proofErr w:type="spellEnd"/>
+      <w:r>
+        <w:rPr>
+          <w:rFonts w:ascii="Georgia" w:eastAsia="Times New Roman" w:hAnsi="Georgia" w:cs="Courier New"/>
+          <w:color w:val="auto"/>
+          <w:kern w:val="0"/>
+          <w:szCs w:val="22"/>
+          <w14:ligatures w14:val="none"/>
+        </w:rPr>
+        <w:t>?:</w:t>
+      </w:r>
+      <w:proofErr w:type="gramEnd"/>
+      <w:r>
+        <w:rPr>
+          <w:rFonts w:ascii="Georgia" w:eastAsia="Times New Roman" w:hAnsi="Georgia" w:cs="Courier New"/>
+          <w:color w:val="auto"/>
+          <w:kern w:val="0"/>
+          <w:szCs w:val="22"/>
+          <w14:ligatures w14:val="none"/>
+        </w:rPr>
+        <w:t xml:space="preserve"> data, </w:t>
+      </w:r>
+      <w:proofErr w:type="spellStart"/>
+      <w:proofErr w:type="gramStart"/>
+      <w:r>
+        <w:rPr>
+          <w:rFonts w:ascii="Georgia" w:eastAsia="Times New Roman" w:hAnsi="Georgia" w:cs="Courier New"/>
+          <w:color w:val="auto"/>
+          <w:kern w:val="0"/>
+          <w:szCs w:val="22"/>
+          <w14:ligatures w14:val="none"/>
+        </w:rPr>
+        <w:t>numPartecipanti</w:t>
+      </w:r>
+      <w:proofErr w:type="spellEnd"/>
+      <w:r>
+        <w:rPr>
+          <w:rFonts w:ascii="Georgia" w:eastAsia="Times New Roman" w:hAnsi="Georgia" w:cs="Courier New"/>
+          <w:color w:val="auto"/>
+          <w:kern w:val="0"/>
+          <w:szCs w:val="22"/>
+          <w14:ligatures w14:val="none"/>
+        </w:rPr>
+        <w:t>?:</w:t>
+      </w:r>
+      <w:proofErr w:type="gramEnd"/>
+      <w:r>
+        <w:rPr>
+          <w:rFonts w:ascii="Georgia" w:eastAsia="Times New Roman" w:hAnsi="Georgia" w:cs="Courier New"/>
+          <w:color w:val="auto"/>
+          <w:kern w:val="0"/>
+          <w:szCs w:val="22"/>
+          <w14:ligatures w14:val="none"/>
+        </w:rPr>
+        <w:t xml:space="preserve"> numero, </w:t>
+      </w:r>
+      <w:proofErr w:type="gramStart"/>
+      <w:r>
+        <w:rPr>
+          <w:rFonts w:ascii="Georgia" w:eastAsia="Times New Roman" w:hAnsi="Georgia" w:cs="Courier New"/>
+          <w:color w:val="auto"/>
+          <w:kern w:val="0"/>
+          <w:szCs w:val="22"/>
+          <w14:ligatures w14:val="none"/>
+        </w:rPr>
+        <w:t>note?:</w:t>
+      </w:r>
+      <w:proofErr w:type="gramEnd"/>
+      <w:r>
+        <w:rPr>
+          <w:rFonts w:ascii="Georgia" w:eastAsia="Times New Roman" w:hAnsi="Georgia" w:cs="Courier New"/>
+          <w:color w:val="auto"/>
+          <w:kern w:val="0"/>
+          <w:szCs w:val="22"/>
+          <w14:ligatures w14:val="none"/>
+        </w:rPr>
+        <w:t xml:space="preserve"> testo)</w:t>
       </w:r>
     </w:p>
     <w:p>
@@ -1588,6 +2454,7 @@
         </w:rPr>
         <w:t xml:space="preserve">[se è specificata </w:t>
       </w:r>
+      <w:proofErr w:type="spellStart"/>
       <w:r>
         <w:rPr>
           <w:rFonts w:ascii="Georgia" w:eastAsia="Times New Roman" w:hAnsi="Georgia" w:cs="Courier New"/>
@@ -1598,6 +2465,7 @@
         </w:rPr>
         <w:t>dataInizio</w:t>
       </w:r>
+      <w:proofErr w:type="spellEnd"/>
       <w:r>
         <w:rPr>
           <w:rFonts w:ascii="Georgia" w:eastAsia="Times New Roman" w:hAnsi="Georgia" w:cs="Times New Roman"/>
@@ -1608,6 +2476,7 @@
         </w:rPr>
         <w:t xml:space="preserve">] </w:t>
       </w:r>
+      <w:proofErr w:type="spellStart"/>
       <w:r>
         <w:rPr>
           <w:rFonts w:ascii="Georgia" w:eastAsia="Times New Roman" w:hAnsi="Georgia" w:cs="Courier New"/>
@@ -1618,6 +2487,7 @@
         </w:rPr>
         <w:t>dataInizio</w:t>
       </w:r>
+      <w:proofErr w:type="spellEnd"/>
       <w:r>
         <w:rPr>
           <w:rFonts w:ascii="Georgia" w:eastAsia="Times New Roman" w:hAnsi="Georgia" w:cs="Times New Roman"/>
@@ -1674,6 +2544,8 @@
         </w:rPr>
         <w:t xml:space="preserve">Se </w:t>
       </w:r>
+      <w:proofErr w:type="spellStart"/>
+      <w:proofErr w:type="gramStart"/>
       <w:r>
         <w:rPr>
           <w:rFonts w:ascii="Georgia" w:eastAsia="Times New Roman" w:hAnsi="Georgia" w:cs="Courier New"/>
@@ -1686,6 +2558,8 @@
         </w:rPr>
         <w:t>e.stato</w:t>
       </w:r>
+      <w:proofErr w:type="spellEnd"/>
+      <w:proofErr w:type="gramEnd"/>
       <w:r>
         <w:rPr>
           <w:rFonts w:ascii="Georgia" w:eastAsia="Times New Roman" w:hAnsi="Georgia" w:cs="Times New Roman"/>
@@ -1698,6 +2572,8 @@
         </w:rPr>
         <w:t xml:space="preserve"> = "preliminare", oppure </w:t>
       </w:r>
+      <w:proofErr w:type="spellStart"/>
+      <w:proofErr w:type="gramStart"/>
       <w:r>
         <w:rPr>
           <w:rFonts w:ascii="Georgia" w:eastAsia="Times New Roman" w:hAnsi="Georgia" w:cs="Courier New"/>
@@ -1710,6 +2586,8 @@
         </w:rPr>
         <w:t>e.stato</w:t>
       </w:r>
+      <w:proofErr w:type="spellEnd"/>
+      <w:proofErr w:type="gramEnd"/>
       <w:r>
         <w:rPr>
           <w:rFonts w:ascii="Georgia" w:eastAsia="Times New Roman" w:hAnsi="Georgia" w:cs="Times New Roman"/>
@@ -1722,6 +2600,7 @@
         </w:rPr>
         <w:t xml:space="preserve"> = "in corso" e la variazione di </w:t>
       </w:r>
+      <w:proofErr w:type="spellStart"/>
       <w:r>
         <w:rPr>
           <w:rFonts w:ascii="Georgia" w:eastAsia="Times New Roman" w:hAnsi="Georgia" w:cs="Courier New"/>
@@ -1734,6 +2613,7 @@
         </w:rPr>
         <w:t>numPartecipanti</w:t>
       </w:r>
+      <w:proofErr w:type="spellEnd"/>
       <w:r>
         <w:rPr>
           <w:rFonts w:ascii="Georgia" w:eastAsia="Times New Roman" w:hAnsi="Georgia" w:cs="Times New Roman"/>
@@ -1793,6 +2673,8 @@
         </w:rPr>
         <w:t xml:space="preserve">] </w:t>
       </w:r>
+      <w:proofErr w:type="spellStart"/>
+      <w:proofErr w:type="gramStart"/>
       <w:r>
         <w:rPr>
           <w:rFonts w:ascii="Georgia" w:eastAsia="Times New Roman" w:hAnsi="Georgia" w:cs="Courier New"/>
@@ -1803,6 +2685,8 @@
         </w:rPr>
         <w:t>e.luogo</w:t>
       </w:r>
+      <w:proofErr w:type="spellEnd"/>
+      <w:proofErr w:type="gramEnd"/>
       <w:r>
         <w:rPr>
           <w:rFonts w:ascii="Georgia" w:eastAsia="Times New Roman" w:hAnsi="Georgia" w:cs="Times New Roman"/>
@@ -1840,6 +2724,7 @@
         </w:rPr>
         <w:t xml:space="preserve">[se è specificata </w:t>
       </w:r>
+      <w:proofErr w:type="spellStart"/>
       <w:r>
         <w:rPr>
           <w:rFonts w:ascii="Georgia" w:eastAsia="Times New Roman" w:hAnsi="Georgia" w:cs="Courier New"/>
@@ -1850,6 +2735,7 @@
         </w:rPr>
         <w:t>dataInizio</w:t>
       </w:r>
+      <w:proofErr w:type="spellEnd"/>
       <w:r>
         <w:rPr>
           <w:rFonts w:ascii="Georgia" w:eastAsia="Times New Roman" w:hAnsi="Georgia" w:cs="Times New Roman"/>
@@ -1860,6 +2746,8 @@
         </w:rPr>
         <w:t xml:space="preserve">] </w:t>
       </w:r>
+      <w:proofErr w:type="spellStart"/>
+      <w:proofErr w:type="gramStart"/>
       <w:r>
         <w:rPr>
           <w:rFonts w:ascii="Georgia" w:eastAsia="Times New Roman" w:hAnsi="Georgia" w:cs="Courier New"/>
@@ -1870,6 +2758,8 @@
         </w:rPr>
         <w:t>e.dataInizio</w:t>
       </w:r>
+      <w:proofErr w:type="spellEnd"/>
+      <w:proofErr w:type="gramEnd"/>
       <w:r>
         <w:rPr>
           <w:rFonts w:ascii="Georgia" w:eastAsia="Times New Roman" w:hAnsi="Georgia" w:cs="Times New Roman"/>
@@ -1878,8 +2768,20 @@
           <w:szCs w:val="22"/>
           <w14:ligatures w14:val="none"/>
         </w:rPr>
-        <w:t xml:space="preserve"> = dataInizio</w:t>
-      </w:r>
+        <w:t xml:space="preserve"> = </w:t>
+      </w:r>
+      <w:proofErr w:type="spellStart"/>
+      <w:r>
+        <w:rPr>
+          <w:rFonts w:ascii="Georgia" w:eastAsia="Times New Roman" w:hAnsi="Georgia" w:cs="Times New Roman"/>
+          <w:color w:val="auto"/>
+          <w:kern w:val="0"/>
+          <w:szCs w:val="22"/>
+          <w14:ligatures w14:val="none"/>
+        </w:rPr>
+        <w:t>dataInizio</w:t>
+      </w:r>
+      <w:proofErr w:type="spellEnd"/>
     </w:p>
     <w:p>
       <w:pPr>
@@ -1907,6 +2809,7 @@
         </w:rPr>
         <w:t xml:space="preserve">[se è specificata </w:t>
       </w:r>
+      <w:proofErr w:type="spellStart"/>
       <w:r>
         <w:rPr>
           <w:rFonts w:ascii="Georgia" w:eastAsia="Times New Roman" w:hAnsi="Georgia" w:cs="Courier New"/>
@@ -1917,6 +2820,7 @@
         </w:rPr>
         <w:t>dataFine</w:t>
       </w:r>
+      <w:proofErr w:type="spellEnd"/>
       <w:r>
         <w:rPr>
           <w:rFonts w:ascii="Georgia" w:eastAsia="Times New Roman" w:hAnsi="Georgia" w:cs="Times New Roman"/>
@@ -1927,6 +2831,8 @@
         </w:rPr>
         <w:t xml:space="preserve">] </w:t>
       </w:r>
+      <w:proofErr w:type="spellStart"/>
+      <w:proofErr w:type="gramStart"/>
       <w:r>
         <w:rPr>
           <w:rFonts w:ascii="Georgia" w:eastAsia="Times New Roman" w:hAnsi="Georgia" w:cs="Courier New"/>
@@ -1937,6 +2843,8 @@
         </w:rPr>
         <w:t>e.dataFine</w:t>
       </w:r>
+      <w:proofErr w:type="spellEnd"/>
+      <w:proofErr w:type="gramEnd"/>
       <w:r>
         <w:rPr>
           <w:rFonts w:ascii="Georgia" w:eastAsia="Times New Roman" w:hAnsi="Georgia" w:cs="Times New Roman"/>
@@ -1945,8 +2853,20 @@
           <w:szCs w:val="22"/>
           <w14:ligatures w14:val="none"/>
         </w:rPr>
-        <w:t xml:space="preserve"> = dataFine</w:t>
-      </w:r>
+        <w:t xml:space="preserve"> = </w:t>
+      </w:r>
+      <w:proofErr w:type="spellStart"/>
+      <w:r>
+        <w:rPr>
+          <w:rFonts w:ascii="Georgia" w:eastAsia="Times New Roman" w:hAnsi="Georgia" w:cs="Times New Roman"/>
+          <w:color w:val="auto"/>
+          <w:kern w:val="0"/>
+          <w:szCs w:val="22"/>
+          <w14:ligatures w14:val="none"/>
+        </w:rPr>
+        <w:t>dataFine</w:t>
+      </w:r>
+      <w:proofErr w:type="spellEnd"/>
     </w:p>
     <w:p>
       <w:pPr>
@@ -1974,6 +2894,7 @@
         </w:rPr>
         <w:t xml:space="preserve">[se è specificato </w:t>
       </w:r>
+      <w:proofErr w:type="spellStart"/>
       <w:r>
         <w:rPr>
           <w:rFonts w:ascii="Georgia" w:eastAsia="Times New Roman" w:hAnsi="Georgia" w:cs="Courier New"/>
@@ -1984,6 +2905,7 @@
         </w:rPr>
         <w:t>numPartecipanti</w:t>
       </w:r>
+      <w:proofErr w:type="spellEnd"/>
       <w:r>
         <w:rPr>
           <w:rFonts w:ascii="Georgia" w:eastAsia="Times New Roman" w:hAnsi="Georgia" w:cs="Times New Roman"/>
@@ -1994,6 +2916,8 @@
         </w:rPr>
         <w:t xml:space="preserve">] </w:t>
       </w:r>
+      <w:proofErr w:type="spellStart"/>
+      <w:proofErr w:type="gramStart"/>
       <w:r>
         <w:rPr>
           <w:rFonts w:ascii="Georgia" w:eastAsia="Times New Roman" w:hAnsi="Georgia" w:cs="Courier New"/>
@@ -2004,6 +2928,8 @@
         </w:rPr>
         <w:t>e.numPartec</w:t>
       </w:r>
+      <w:proofErr w:type="spellEnd"/>
+      <w:proofErr w:type="gramEnd"/>
       <w:r>
         <w:rPr>
           <w:rFonts w:ascii="Georgia" w:eastAsia="Times New Roman" w:hAnsi="Georgia" w:cs="Times New Roman"/>
@@ -2012,8 +2938,20 @@
           <w:szCs w:val="22"/>
           <w14:ligatures w14:val="none"/>
         </w:rPr>
-        <w:t xml:space="preserve"> = numPartecipanti</w:t>
-      </w:r>
+        <w:t xml:space="preserve"> = </w:t>
+      </w:r>
+      <w:proofErr w:type="spellStart"/>
+      <w:r>
+        <w:rPr>
+          <w:rFonts w:ascii="Georgia" w:eastAsia="Times New Roman" w:hAnsi="Georgia" w:cs="Times New Roman"/>
+          <w:color w:val="auto"/>
+          <w:kern w:val="0"/>
+          <w:szCs w:val="22"/>
+          <w14:ligatures w14:val="none"/>
+        </w:rPr>
+        <w:t>numPartecipanti</w:t>
+      </w:r>
+      <w:proofErr w:type="spellEnd"/>
     </w:p>
     <w:p>
       <w:pPr>
@@ -2061,6 +2999,7 @@
         </w:rPr>
         <w:t xml:space="preserve">] </w:t>
       </w:r>
+      <w:proofErr w:type="spellStart"/>
       <w:r>
         <w:rPr>
           <w:rFonts w:ascii="Georgia" w:eastAsia="Times New Roman" w:hAnsi="Georgia" w:cs="Courier New"/>
@@ -2071,6 +3010,7 @@
         </w:rPr>
         <w:t>e.note</w:t>
       </w:r>
+      <w:proofErr w:type="spellEnd"/>
       <w:r>
         <w:rPr>
           <w:rFonts w:ascii="Georgia" w:eastAsia="Times New Roman" w:hAnsi="Georgia" w:cs="Times New Roman"/>
@@ -2095,6 +3035,7 @@
           <w14:ligatures w14:val="none"/>
         </w:rPr>
       </w:pPr>
+      <w:proofErr w:type="spellStart"/>
       <w:r>
         <w:rPr>
           <w:rFonts w:ascii="Georgia" w:eastAsia="Times New Roman" w:hAnsi="Georgia" w:cs="Times New Roman"/>
@@ -2105,7 +3046,20 @@
           <w:szCs w:val="22"/>
           <w14:ligatures w14:val="none"/>
         </w:rPr>
-        <w:t>NdR: il caso in cui la variazione eccede il ±30% con evento "in corso" non ha post-condizioni dirette, perché fa partire l'Eccezione 1c.</w:t>
+        <w:t>NdR</w:t>
+      </w:r>
+      <w:proofErr w:type="spellEnd"/>
+      <w:r>
+        <w:rPr>
+          <w:rFonts w:ascii="Georgia" w:eastAsia="Times New Roman" w:hAnsi="Georgia" w:cs="Times New Roman"/>
+          <w:i/>
+          <w:iCs/>
+          <w:color w:val="auto"/>
+          <w:kern w:val="0"/>
+          <w:szCs w:val="22"/>
+          <w14:ligatures w14:val="none"/>
+        </w:rPr>
+        <w:t>: il caso in cui la variazione eccede il ±30% con evento "in corso" non ha post-condizioni dirette, perché fa partire l'Eccezione 1c.</w:t>
       </w:r>
       <w:r>
         <w:rPr>
@@ -2145,7 +3099,136 @@
           <w:sz w:val="32"/>
           <w:szCs w:val="32"/>
         </w:rPr>
-        <w:t>1d.1 specificaRicorrenza(frequenza: testo, dataDiFine?: data, numeroDiRipetizioni?: numero)</w:t>
+        <w:t xml:space="preserve">1d.1 </w:t>
+      </w:r>
+      <w:proofErr w:type="spellStart"/>
+      <w:proofErr w:type="gramStart"/>
+      <w:r>
+        <w:rPr>
+          <w:rFonts w:ascii="Georgia" w:hAnsi="Georgia"/>
+          <w:b/>
+          <w:bCs/>
+          <w:i w:val="0"/>
+          <w:iCs w:val="0"/>
+          <w:color w:val="000000" w:themeColor="text1"/>
+          <w:sz w:val="32"/>
+          <w:szCs w:val="32"/>
+        </w:rPr>
+        <w:t>specificaRicorrenza</w:t>
+      </w:r>
+      <w:proofErr w:type="spellEnd"/>
+      <w:r>
+        <w:rPr>
+          <w:rFonts w:ascii="Georgia" w:hAnsi="Georgia"/>
+          <w:b/>
+          <w:bCs/>
+          <w:i w:val="0"/>
+          <w:iCs w:val="0"/>
+          <w:color w:val="000000" w:themeColor="text1"/>
+          <w:sz w:val="32"/>
+          <w:szCs w:val="32"/>
+        </w:rPr>
+        <w:t>(</w:t>
+      </w:r>
+      <w:proofErr w:type="gramEnd"/>
+      <w:r>
+        <w:rPr>
+          <w:rFonts w:ascii="Georgia" w:hAnsi="Georgia"/>
+          <w:b/>
+          <w:bCs/>
+          <w:i w:val="0"/>
+          <w:iCs w:val="0"/>
+          <w:color w:val="000000" w:themeColor="text1"/>
+          <w:sz w:val="32"/>
+          <w:szCs w:val="32"/>
+        </w:rPr>
+        <w:t xml:space="preserve">frequenza: testo, </w:t>
+      </w:r>
+      <w:proofErr w:type="spellStart"/>
+      <w:proofErr w:type="gramStart"/>
+      <w:r>
+        <w:rPr>
+          <w:rFonts w:ascii="Georgia" w:hAnsi="Georgia"/>
+          <w:b/>
+          <w:bCs/>
+          <w:i w:val="0"/>
+          <w:iCs w:val="0"/>
+          <w:color w:val="000000" w:themeColor="text1"/>
+          <w:sz w:val="32"/>
+          <w:szCs w:val="32"/>
+        </w:rPr>
+        <w:t>dataDiFine</w:t>
+      </w:r>
+      <w:proofErr w:type="spellEnd"/>
+      <w:r>
+        <w:rPr>
+          <w:rFonts w:ascii="Georgia" w:hAnsi="Georgia"/>
+          <w:b/>
+          <w:bCs/>
+          <w:i w:val="0"/>
+          <w:iCs w:val="0"/>
+          <w:color w:val="000000" w:themeColor="text1"/>
+          <w:sz w:val="32"/>
+          <w:szCs w:val="32"/>
+        </w:rPr>
+        <w:t>?:</w:t>
+      </w:r>
+      <w:proofErr w:type="gramEnd"/>
+      <w:r>
+        <w:rPr>
+          <w:rFonts w:ascii="Georgia" w:hAnsi="Georgia"/>
+          <w:b/>
+          <w:bCs/>
+          <w:i w:val="0"/>
+          <w:iCs w:val="0"/>
+          <w:color w:val="000000" w:themeColor="text1"/>
+          <w:sz w:val="32"/>
+          <w:szCs w:val="32"/>
+        </w:rPr>
+        <w:t xml:space="preserve"> data, </w:t>
+      </w:r>
+      <w:proofErr w:type="spellStart"/>
+      <w:proofErr w:type="gramStart"/>
+      <w:r>
+        <w:rPr>
+          <w:rFonts w:ascii="Georgia" w:hAnsi="Georgia"/>
+          <w:b/>
+          <w:bCs/>
+          <w:i w:val="0"/>
+          <w:iCs w:val="0"/>
+          <w:color w:val="000000" w:themeColor="text1"/>
+          <w:sz w:val="32"/>
+          <w:szCs w:val="32"/>
+        </w:rPr>
+        <w:t>numeroDiRipetizioni</w:t>
+      </w:r>
+      <w:proofErr w:type="spellEnd"/>
+      <w:r>
+        <w:rPr>
+          <w:rFonts w:ascii="Georgia" w:hAnsi="Georgia"/>
+          <w:b/>
+          <w:bCs/>
+          <w:i w:val="0"/>
+          <w:iCs w:val="0"/>
+          <w:color w:val="000000" w:themeColor="text1"/>
+          <w:sz w:val="32"/>
+          <w:szCs w:val="32"/>
+        </w:rPr>
+        <w:t>?:</w:t>
+      </w:r>
+      <w:proofErr w:type="gramEnd"/>
+      <w:r>
+        <w:rPr>
+          <w:rFonts w:ascii="Georgia" w:hAnsi="Georgia"/>
+          <w:b/>
+          <w:bCs/>
+          <w:i w:val="0"/>
+          <w:iCs w:val="0"/>
+          <w:color w:val="000000" w:themeColor="text1"/>
+          <w:sz w:val="32"/>
+          <w:szCs w:val="32"/>
+        </w:rPr>
+        <w:t xml:space="preserve"> numero)</w:t>
       </w:r>
     </w:p>
     <w:p>
@@ -2269,6 +3352,8 @@
           <w:szCs w:val="22"/>
         </w:rPr>
       </w:pPr>
+      <w:proofErr w:type="spellStart"/>
+      <w:proofErr w:type="gramStart"/>
       <w:r>
         <w:rPr>
           <w:rStyle w:val="CodiceHTML"/>
@@ -2278,6 +3363,8 @@
         </w:rPr>
         <w:t>r.frequenza</w:t>
       </w:r>
+      <w:proofErr w:type="spellEnd"/>
+      <w:proofErr w:type="gramEnd"/>
       <w:r>
         <w:rPr>
           <w:rFonts w:ascii="Georgia" w:hAnsi="Georgia"/>
@@ -2308,6 +3395,7 @@
         </w:rPr>
         <w:t xml:space="preserve">[se è specificata </w:t>
       </w:r>
+      <w:proofErr w:type="spellStart"/>
       <w:r>
         <w:rPr>
           <w:rStyle w:val="CodiceHTML"/>
@@ -2317,6 +3405,7 @@
         </w:rPr>
         <w:t>dataDiFine</w:t>
       </w:r>
+      <w:proofErr w:type="spellEnd"/>
       <w:r>
         <w:rPr>
           <w:rFonts w:ascii="Georgia" w:hAnsi="Georgia"/>
@@ -2325,6 +3414,8 @@
         </w:rPr>
         <w:t xml:space="preserve">] </w:t>
       </w:r>
+      <w:proofErr w:type="spellStart"/>
+      <w:proofErr w:type="gramStart"/>
       <w:r>
         <w:rPr>
           <w:rStyle w:val="CodiceHTML"/>
@@ -2334,14 +3425,26 @@
         </w:rPr>
         <w:t>r.dataDiFine</w:t>
       </w:r>
-      <w:r>
-        <w:rPr>
-          <w:rFonts w:ascii="Georgia" w:hAnsi="Georgia"/>
-          <w:sz w:val="22"/>
-          <w:szCs w:val="22"/>
-        </w:rPr>
-        <w:t xml:space="preserve"> = dataDiFine</w:t>
-      </w:r>
+      <w:proofErr w:type="spellEnd"/>
+      <w:proofErr w:type="gramEnd"/>
+      <w:r>
+        <w:rPr>
+          <w:rFonts w:ascii="Georgia" w:hAnsi="Georgia"/>
+          <w:sz w:val="22"/>
+          <w:szCs w:val="22"/>
+        </w:rPr>
+        <w:t xml:space="preserve"> = </w:t>
+      </w:r>
+      <w:proofErr w:type="spellStart"/>
+      <w:r>
+        <w:rPr>
+          <w:rFonts w:ascii="Georgia" w:hAnsi="Georgia"/>
+          <w:sz w:val="22"/>
+          <w:szCs w:val="22"/>
+        </w:rPr>
+        <w:t>dataDiFine</w:t>
+      </w:r>
+      <w:proofErr w:type="spellEnd"/>
     </w:p>
     <w:p>
       <w:pPr>
@@ -2364,6 +3467,7 @@
         </w:rPr>
         <w:t xml:space="preserve">[se è specificato </w:t>
       </w:r>
+      <w:proofErr w:type="spellStart"/>
       <w:r>
         <w:rPr>
           <w:rStyle w:val="CodiceHTML"/>
@@ -2373,6 +3477,7 @@
         </w:rPr>
         <w:t>numeroDiRipetizioni</w:t>
       </w:r>
+      <w:proofErr w:type="spellEnd"/>
       <w:r>
         <w:rPr>
           <w:rFonts w:ascii="Georgia" w:hAnsi="Georgia"/>
@@ -2381,6 +3486,8 @@
         </w:rPr>
         <w:t xml:space="preserve">] </w:t>
       </w:r>
+      <w:proofErr w:type="spellStart"/>
+      <w:proofErr w:type="gramStart"/>
       <w:r>
         <w:rPr>
           <w:rStyle w:val="CodiceHTML"/>
@@ -2390,14 +3497,26 @@
         </w:rPr>
         <w:t>r.numeroDiRipetizioni</w:t>
       </w:r>
-      <w:r>
-        <w:rPr>
-          <w:rFonts w:ascii="Georgia" w:hAnsi="Georgia"/>
-          <w:sz w:val="22"/>
-          <w:szCs w:val="22"/>
-        </w:rPr>
-        <w:t xml:space="preserve"> = numeroDiRipetizioni</w:t>
-      </w:r>
+      <w:proofErr w:type="spellEnd"/>
+      <w:proofErr w:type="gramEnd"/>
+      <w:r>
+        <w:rPr>
+          <w:rFonts w:ascii="Georgia" w:hAnsi="Georgia"/>
+          <w:sz w:val="22"/>
+          <w:szCs w:val="22"/>
+        </w:rPr>
+        <w:t xml:space="preserve"> = </w:t>
+      </w:r>
+      <w:proofErr w:type="spellStart"/>
+      <w:r>
+        <w:rPr>
+          <w:rFonts w:ascii="Georgia" w:hAnsi="Georgia"/>
+          <w:sz w:val="22"/>
+          <w:szCs w:val="22"/>
+        </w:rPr>
+        <w:t>numeroDiRipetizioni</w:t>
+      </w:r>
+      <w:proofErr w:type="spellEnd"/>
     </w:p>
     <w:p>
       <w:pPr>
@@ -2489,7 +3608,50 @@
           <w:sz w:val="32"/>
           <w:szCs w:val="32"/>
         </w:rPr>
-        <w:t>1d.2 confermaDatiCapofila()</w:t>
+        <w:t xml:space="preserve">1d.2 </w:t>
+      </w:r>
+      <w:proofErr w:type="spellStart"/>
+      <w:proofErr w:type="gramStart"/>
+      <w:r>
+        <w:rPr>
+          <w:rFonts w:ascii="Georgia" w:hAnsi="Georgia"/>
+          <w:b/>
+          <w:bCs/>
+          <w:i w:val="0"/>
+          <w:iCs w:val="0"/>
+          <w:color w:val="000000" w:themeColor="text1"/>
+          <w:sz w:val="32"/>
+          <w:szCs w:val="32"/>
+        </w:rPr>
+        <w:t>confermaDatiCapofila</w:t>
+      </w:r>
+      <w:proofErr w:type="spellEnd"/>
+      <w:r>
+        <w:rPr>
+          <w:rFonts w:ascii="Georgia" w:hAnsi="Georgia"/>
+          <w:b/>
+          <w:bCs/>
+          <w:i w:val="0"/>
+          <w:iCs w:val="0"/>
+          <w:color w:val="000000" w:themeColor="text1"/>
+          <w:sz w:val="32"/>
+          <w:szCs w:val="32"/>
+        </w:rPr>
+        <w:t>(</w:t>
+      </w:r>
+      <w:proofErr w:type="gramEnd"/>
+      <w:r>
+        <w:rPr>
+          <w:rFonts w:ascii="Georgia" w:hAnsi="Georgia"/>
+          <w:b/>
+          <w:bCs/>
+          <w:i w:val="0"/>
+          <w:iCs w:val="0"/>
+          <w:color w:val="000000" w:themeColor="text1"/>
+          <w:sz w:val="32"/>
+          <w:szCs w:val="32"/>
+        </w:rPr>
+        <w:t>)</w:t>
       </w:r>
     </w:p>
     <w:p>
@@ -2534,6 +3696,7 @@
           <w:sz w:val="22"/>
           <w:szCs w:val="22"/>
         </w:rPr>
+        <w:lastRenderedPageBreak/>
         <w:t xml:space="preserve">è in corso la definizione di un Evento </w:t>
       </w:r>
       <w:r>
@@ -2646,7 +3809,6 @@
           <w:sz w:val="22"/>
           <w:szCs w:val="22"/>
         </w:rPr>
-        <w:lastRenderedPageBreak/>
         <w:t xml:space="preserve">per ogni occorrenza temporale prevista dai parametri di </w:t>
       </w:r>
       <w:r>
@@ -2668,6 +3830,8 @@
         </w:rPr>
         <w:t xml:space="preserve"> (determinata da </w:t>
       </w:r>
+      <w:proofErr w:type="spellStart"/>
+      <w:proofErr w:type="gramStart"/>
       <w:r>
         <w:rPr>
           <w:rStyle w:val="CodiceHTML"/>
@@ -2678,6 +3842,8 @@
         </w:rPr>
         <w:t>r.frequenza</w:t>
       </w:r>
+      <w:proofErr w:type="spellEnd"/>
+      <w:proofErr w:type="gramEnd"/>
       <w:r>
         <w:rPr>
           <w:rFonts w:ascii="Georgia" w:hAnsi="Georgia"/>
@@ -2687,6 +3853,8 @@
         </w:rPr>
         <w:t xml:space="preserve"> e da </w:t>
       </w:r>
+      <w:proofErr w:type="spellStart"/>
+      <w:proofErr w:type="gramStart"/>
       <w:r>
         <w:rPr>
           <w:rStyle w:val="CodiceHTML"/>
@@ -2697,6 +3865,8 @@
         </w:rPr>
         <w:t>r.dataDiFine</w:t>
       </w:r>
+      <w:proofErr w:type="spellEnd"/>
+      <w:proofErr w:type="gramEnd"/>
       <w:r>
         <w:rPr>
           <w:rFonts w:ascii="Georgia" w:hAnsi="Georgia"/>
@@ -2706,6 +3876,8 @@
         </w:rPr>
         <w:t xml:space="preserve"> o </w:t>
       </w:r>
+      <w:proofErr w:type="spellStart"/>
+      <w:proofErr w:type="gramStart"/>
       <w:r>
         <w:rPr>
           <w:rStyle w:val="CodiceHTML"/>
@@ -2716,6 +3888,8 @@
         </w:rPr>
         <w:t>r.numeroDiRipetizioni</w:t>
       </w:r>
+      <w:proofErr w:type="spellEnd"/>
+      <w:proofErr w:type="gramEnd"/>
       <w:r>
         <w:rPr>
           <w:rFonts w:ascii="Georgia" w:hAnsi="Georgia"/>
@@ -2759,6 +3933,8 @@
           <w:szCs w:val="22"/>
         </w:rPr>
       </w:pPr>
+      <w:proofErr w:type="spellStart"/>
+      <w:proofErr w:type="gramStart"/>
       <w:r>
         <w:rPr>
           <w:rStyle w:val="CodiceHTML"/>
@@ -2769,6 +3945,8 @@
         </w:rPr>
         <w:t>ei.stato</w:t>
       </w:r>
+      <w:proofErr w:type="spellEnd"/>
+      <w:proofErr w:type="gramEnd"/>
       <w:r>
         <w:rPr>
           <w:rFonts w:ascii="Georgia" w:hAnsi="Georgia"/>
@@ -2793,6 +3971,8 @@
           <w:szCs w:val="22"/>
         </w:rPr>
       </w:pPr>
+      <w:proofErr w:type="spellStart"/>
+      <w:proofErr w:type="gramStart"/>
       <w:r>
         <w:rPr>
           <w:rStyle w:val="CodiceHTML"/>
@@ -2803,6 +3983,8 @@
         </w:rPr>
         <w:t>ei.tipologia</w:t>
       </w:r>
+      <w:proofErr w:type="spellEnd"/>
+      <w:proofErr w:type="gramEnd"/>
       <w:r>
         <w:rPr>
           <w:rFonts w:ascii="Georgia" w:hAnsi="Georgia"/>
@@ -2812,6 +3994,8 @@
         </w:rPr>
         <w:t xml:space="preserve"> = </w:t>
       </w:r>
+      <w:proofErr w:type="spellStart"/>
+      <w:proofErr w:type="gramStart"/>
       <w:r>
         <w:rPr>
           <w:rStyle w:val="CodiceHTML"/>
@@ -2822,6 +4006,8 @@
         </w:rPr>
         <w:t>e.tipologia</w:t>
       </w:r>
+      <w:proofErr w:type="spellEnd"/>
+      <w:proofErr w:type="gramEnd"/>
     </w:p>
     <w:p>
       <w:pPr>
@@ -2837,6 +4023,8 @@
           <w:szCs w:val="22"/>
         </w:rPr>
       </w:pPr>
+      <w:proofErr w:type="spellStart"/>
+      <w:proofErr w:type="gramStart"/>
       <w:r>
         <w:rPr>
           <w:rStyle w:val="CodiceHTML"/>
@@ -2847,6 +4035,8 @@
         </w:rPr>
         <w:t>ei.luogo</w:t>
       </w:r>
+      <w:proofErr w:type="spellEnd"/>
+      <w:proofErr w:type="gramEnd"/>
       <w:r>
         <w:rPr>
           <w:rFonts w:ascii="Georgia" w:hAnsi="Georgia"/>
@@ -2856,6 +4046,8 @@
         </w:rPr>
         <w:t xml:space="preserve"> = </w:t>
       </w:r>
+      <w:proofErr w:type="spellStart"/>
+      <w:proofErr w:type="gramStart"/>
       <w:r>
         <w:rPr>
           <w:rStyle w:val="CodiceHTML"/>
@@ -2866,6 +4058,8 @@
         </w:rPr>
         <w:t>e.luogo</w:t>
       </w:r>
+      <w:proofErr w:type="spellEnd"/>
+      <w:proofErr w:type="gramEnd"/>
     </w:p>
     <w:p>
       <w:pPr>
@@ -2881,6 +4075,8 @@
           <w:szCs w:val="22"/>
         </w:rPr>
       </w:pPr>
+      <w:proofErr w:type="spellStart"/>
+      <w:proofErr w:type="gramStart"/>
       <w:r>
         <w:rPr>
           <w:rStyle w:val="CodiceHTML"/>
@@ -2891,6 +4087,8 @@
         </w:rPr>
         <w:t>ei.numPartec</w:t>
       </w:r>
+      <w:proofErr w:type="spellEnd"/>
+      <w:proofErr w:type="gramEnd"/>
       <w:r>
         <w:rPr>
           <w:rFonts w:ascii="Georgia" w:hAnsi="Georgia"/>
@@ -2900,6 +4098,8 @@
         </w:rPr>
         <w:t xml:space="preserve"> = </w:t>
       </w:r>
+      <w:proofErr w:type="spellStart"/>
+      <w:proofErr w:type="gramStart"/>
       <w:r>
         <w:rPr>
           <w:rStyle w:val="CodiceHTML"/>
@@ -2910,6 +4110,8 @@
         </w:rPr>
         <w:t>e.numPartec</w:t>
       </w:r>
+      <w:proofErr w:type="spellEnd"/>
+      <w:proofErr w:type="gramEnd"/>
     </w:p>
     <w:p>
       <w:pPr>
@@ -2925,6 +4127,7 @@
           <w:szCs w:val="22"/>
         </w:rPr>
       </w:pPr>
+      <w:proofErr w:type="spellStart"/>
       <w:r>
         <w:rPr>
           <w:rStyle w:val="CodiceHTML"/>
@@ -2935,6 +4138,7 @@
         </w:rPr>
         <w:t>ei.note</w:t>
       </w:r>
+      <w:proofErr w:type="spellEnd"/>
       <w:r>
         <w:rPr>
           <w:rFonts w:ascii="Georgia" w:hAnsi="Georgia"/>
@@ -2944,6 +4148,7 @@
         </w:rPr>
         <w:t xml:space="preserve"> = </w:t>
       </w:r>
+      <w:proofErr w:type="spellStart"/>
       <w:r>
         <w:rPr>
           <w:rStyle w:val="CodiceHTML"/>
@@ -2954,6 +4159,7 @@
         </w:rPr>
         <w:t>e.note</w:t>
       </w:r>
+      <w:proofErr w:type="spellEnd"/>
     </w:p>
     <w:p>
       <w:pPr>
@@ -2969,6 +4175,8 @@
           <w:szCs w:val="22"/>
         </w:rPr>
       </w:pPr>
+      <w:proofErr w:type="spellStart"/>
+      <w:proofErr w:type="gramStart"/>
       <w:r>
         <w:rPr>
           <w:rStyle w:val="CodiceHTML"/>
@@ -2979,6 +4187,8 @@
         </w:rPr>
         <w:t>ei.dataInizio</w:t>
       </w:r>
+      <w:proofErr w:type="spellEnd"/>
+      <w:proofErr w:type="gramEnd"/>
       <w:r>
         <w:rPr>
           <w:rFonts w:ascii="Georgia" w:hAnsi="Georgia"/>
@@ -2988,6 +4198,8 @@
         </w:rPr>
         <w:t xml:space="preserve"> e </w:t>
       </w:r>
+      <w:proofErr w:type="spellStart"/>
+      <w:proofErr w:type="gramStart"/>
       <w:r>
         <w:rPr>
           <w:rStyle w:val="CodiceHTML"/>
@@ -2998,6 +4210,8 @@
         </w:rPr>
         <w:t>ei.dataFine</w:t>
       </w:r>
+      <w:proofErr w:type="spellEnd"/>
+      <w:proofErr w:type="gramEnd"/>
       <w:r>
         <w:rPr>
           <w:rFonts w:ascii="Georgia" w:hAnsi="Georgia"/>
@@ -3022,6 +4236,8 @@
           <w:szCs w:val="22"/>
         </w:rPr>
       </w:pPr>
+      <w:proofErr w:type="spellStart"/>
+      <w:proofErr w:type="gramStart"/>
       <w:r>
         <w:rPr>
           <w:rStyle w:val="CodiceHTML"/>
@@ -3032,6 +4248,8 @@
         </w:rPr>
         <w:t>ei.penale</w:t>
       </w:r>
+      <w:proofErr w:type="spellEnd"/>
+      <w:proofErr w:type="gramEnd"/>
       <w:r>
         <w:rPr>
           <w:rFonts w:ascii="Georgia" w:hAnsi="Georgia"/>
@@ -3141,6 +4359,8 @@
         </w:rPr>
         <w:t xml:space="preserve"> di Servizio tale che </w:t>
       </w:r>
+      <w:proofErr w:type="spellStart"/>
+      <w:proofErr w:type="gramStart"/>
       <w:r>
         <w:rPr>
           <w:rStyle w:val="CodiceHTML"/>
@@ -3151,6 +4371,8 @@
         </w:rPr>
         <w:t>si.fasciaOraria</w:t>
       </w:r>
+      <w:proofErr w:type="spellEnd"/>
+      <w:proofErr w:type="gramEnd"/>
       <w:r>
         <w:rPr>
           <w:rFonts w:ascii="Georgia" w:hAnsi="Georgia"/>
@@ -3160,6 +4382,8 @@
         </w:rPr>
         <w:t xml:space="preserve"> = </w:t>
       </w:r>
+      <w:proofErr w:type="spellStart"/>
+      <w:proofErr w:type="gramStart"/>
       <w:r>
         <w:rPr>
           <w:rStyle w:val="CodiceHTML"/>
@@ -3170,6 +4394,8 @@
         </w:rPr>
         <w:t>s.fasciaOraria</w:t>
       </w:r>
+      <w:proofErr w:type="spellEnd"/>
+      <w:proofErr w:type="gramEnd"/>
       <w:r>
         <w:rPr>
           <w:rFonts w:ascii="Georgia" w:hAnsi="Georgia"/>
@@ -3179,6 +4405,8 @@
         </w:rPr>
         <w:t xml:space="preserve">, </w:t>
       </w:r>
+      <w:proofErr w:type="spellStart"/>
+      <w:proofErr w:type="gramStart"/>
       <w:r>
         <w:rPr>
           <w:rStyle w:val="CodiceHTML"/>
@@ -3189,6 +4417,8 @@
         </w:rPr>
         <w:t>si.tipologia</w:t>
       </w:r>
+      <w:proofErr w:type="spellEnd"/>
+      <w:proofErr w:type="gramEnd"/>
       <w:r>
         <w:rPr>
           <w:rFonts w:ascii="Georgia" w:hAnsi="Georgia"/>
@@ -3198,6 +4428,8 @@
         </w:rPr>
         <w:t xml:space="preserve"> = </w:t>
       </w:r>
+      <w:proofErr w:type="spellStart"/>
+      <w:proofErr w:type="gramStart"/>
       <w:r>
         <w:rPr>
           <w:rStyle w:val="CodiceHTML"/>
@@ -3208,6 +4440,8 @@
         </w:rPr>
         <w:t>s.tipologia</w:t>
       </w:r>
+      <w:proofErr w:type="spellEnd"/>
+      <w:proofErr w:type="gramEnd"/>
       <w:r>
         <w:rPr>
           <w:rFonts w:ascii="Georgia" w:hAnsi="Georgia"/>
@@ -3301,6 +4535,7 @@
           <w:szCs w:val="22"/>
         </w:rPr>
       </w:pPr>
+      <w:proofErr w:type="spellStart"/>
       <w:r>
         <w:rPr>
           <w:rStyle w:val="Enfasicorsivo"/>
@@ -3309,7 +4544,18 @@
           <w:sz w:val="22"/>
           <w:szCs w:val="22"/>
         </w:rPr>
-        <w:t>NdR: questa post-condizione materializza la regola espressa nella nota del modello di dominio ("tutte le istanze generate da una Ricorrenza ereditano di default le impostazioni dell'Evento capofila"). L'assegnamento di chef e personale non viene clonato: ciascuna istanza riprenderà dal passo 3 del flusso principale.</w:t>
+        <w:t>NdR</w:t>
+      </w:r>
+      <w:proofErr w:type="spellEnd"/>
+      <w:r>
+        <w:rPr>
+          <w:rStyle w:val="Enfasicorsivo"/>
+          <w:rFonts w:ascii="Georgia" w:eastAsiaTheme="majorEastAsia" w:hAnsi="Georgia"/>
+          <w:color w:val="000000" w:themeColor="text1"/>
+          <w:sz w:val="22"/>
+          <w:szCs w:val="22"/>
+        </w:rPr>
+        <w:t>: questa post-condizione materializza la regola espressa nella nota del modello di dominio ("tutte le istanze generate da una Ricorrenza ereditano di default le impostazioni dell'Evento capofila"). L'assegnamento di chef e personale non viene clonato: ciascuna istanza riprenderà dal passo 3 del flusso principale.</w:t>
       </w:r>
     </w:p>
     <w:p>
@@ -3348,7 +4594,65 @@
           <w:sz w:val="32"/>
           <w:szCs w:val="32"/>
         </w:rPr>
-        <w:t>2. definisciServizio(fasciaOraria: testo, tipologia: testo)</w:t>
+        <w:t xml:space="preserve">2. </w:t>
+      </w:r>
+      <w:proofErr w:type="spellStart"/>
+      <w:proofErr w:type="gramStart"/>
+      <w:r>
+        <w:rPr>
+          <w:rFonts w:ascii="Georgia" w:hAnsi="Georgia"/>
+          <w:b/>
+          <w:bCs/>
+          <w:i w:val="0"/>
+          <w:iCs w:val="0"/>
+          <w:color w:val="000000" w:themeColor="text1"/>
+          <w:sz w:val="32"/>
+          <w:szCs w:val="32"/>
+        </w:rPr>
+        <w:t>definisciServizio</w:t>
+      </w:r>
+      <w:proofErr w:type="spellEnd"/>
+      <w:r>
+        <w:rPr>
+          <w:rFonts w:ascii="Georgia" w:hAnsi="Georgia"/>
+          <w:b/>
+          <w:bCs/>
+          <w:i w:val="0"/>
+          <w:iCs w:val="0"/>
+          <w:color w:val="000000" w:themeColor="text1"/>
+          <w:sz w:val="32"/>
+          <w:szCs w:val="32"/>
+        </w:rPr>
+        <w:t>(</w:t>
+      </w:r>
+      <w:proofErr w:type="spellStart"/>
+      <w:proofErr w:type="gramEnd"/>
+      <w:r>
+        <w:rPr>
+          <w:rFonts w:ascii="Georgia" w:hAnsi="Georgia"/>
+          <w:b/>
+          <w:bCs/>
+          <w:i w:val="0"/>
+          <w:iCs w:val="0"/>
+          <w:color w:val="000000" w:themeColor="text1"/>
+          <w:sz w:val="32"/>
+          <w:szCs w:val="32"/>
+        </w:rPr>
+        <w:t>fasciaOraria</w:t>
+      </w:r>
+      <w:proofErr w:type="spellEnd"/>
+      <w:r>
+        <w:rPr>
+          <w:rFonts w:ascii="Georgia" w:hAnsi="Georgia"/>
+          <w:b/>
+          <w:bCs/>
+          <w:i w:val="0"/>
+          <w:iCs w:val="0"/>
+          <w:color w:val="000000" w:themeColor="text1"/>
+          <w:sz w:val="32"/>
+          <w:szCs w:val="32"/>
+        </w:rPr>
+        <w:t>: testo, tipologia: testo)</w:t>
       </w:r>
     </w:p>
     <w:p>
@@ -3484,6 +4788,8 @@
           <w:szCs w:val="22"/>
         </w:rPr>
       </w:pPr>
+      <w:proofErr w:type="spellStart"/>
+      <w:proofErr w:type="gramStart"/>
       <w:r>
         <w:rPr>
           <w:rStyle w:val="CodiceHTML"/>
@@ -3494,15 +4800,28 @@
         </w:rPr>
         <w:t>s.fasciaOraria</w:t>
       </w:r>
-      <w:r>
-        <w:rPr>
-          <w:rFonts w:ascii="Georgia" w:hAnsi="Georgia"/>
-          <w:color w:val="000000" w:themeColor="text1"/>
-          <w:sz w:val="22"/>
-          <w:szCs w:val="22"/>
-        </w:rPr>
-        <w:t xml:space="preserve"> = fasciaOraria</w:t>
-      </w:r>
+      <w:proofErr w:type="spellEnd"/>
+      <w:proofErr w:type="gramEnd"/>
+      <w:r>
+        <w:rPr>
+          <w:rFonts w:ascii="Georgia" w:hAnsi="Georgia"/>
+          <w:color w:val="000000" w:themeColor="text1"/>
+          <w:sz w:val="22"/>
+          <w:szCs w:val="22"/>
+        </w:rPr>
+        <w:t xml:space="preserve"> = </w:t>
+      </w:r>
+      <w:proofErr w:type="spellStart"/>
+      <w:r>
+        <w:rPr>
+          <w:rFonts w:ascii="Georgia" w:hAnsi="Georgia"/>
+          <w:color w:val="000000" w:themeColor="text1"/>
+          <w:sz w:val="22"/>
+          <w:szCs w:val="22"/>
+        </w:rPr>
+        <w:t>fasciaOraria</w:t>
+      </w:r>
+      <w:proofErr w:type="spellEnd"/>
     </w:p>
     <w:p>
       <w:pPr>
@@ -3518,6 +4837,8 @@
           <w:szCs w:val="22"/>
         </w:rPr>
       </w:pPr>
+      <w:proofErr w:type="spellStart"/>
+      <w:proofErr w:type="gramStart"/>
       <w:r>
         <w:rPr>
           <w:rStyle w:val="CodiceHTML"/>
@@ -3528,6 +4849,8 @@
         </w:rPr>
         <w:t>s.tipologia</w:t>
       </w:r>
+      <w:proofErr w:type="spellEnd"/>
+      <w:proofErr w:type="gramEnd"/>
       <w:r>
         <w:rPr>
           <w:rFonts w:ascii="Georgia" w:hAnsi="Georgia"/>
@@ -3608,7 +4931,65 @@
           <w:sz w:val="32"/>
           <w:szCs w:val="32"/>
         </w:rPr>
-        <w:t>3. assegnaChef(unoChef: Chef)</w:t>
+        <w:t xml:space="preserve">3. </w:t>
+      </w:r>
+      <w:proofErr w:type="spellStart"/>
+      <w:proofErr w:type="gramStart"/>
+      <w:r>
+        <w:rPr>
+          <w:rFonts w:ascii="Georgia" w:hAnsi="Georgia"/>
+          <w:b/>
+          <w:bCs/>
+          <w:i w:val="0"/>
+          <w:iCs w:val="0"/>
+          <w:color w:val="000000" w:themeColor="text1"/>
+          <w:sz w:val="32"/>
+          <w:szCs w:val="32"/>
+        </w:rPr>
+        <w:t>assegnaChef</w:t>
+      </w:r>
+      <w:proofErr w:type="spellEnd"/>
+      <w:r>
+        <w:rPr>
+          <w:rFonts w:ascii="Georgia" w:hAnsi="Georgia"/>
+          <w:b/>
+          <w:bCs/>
+          <w:i w:val="0"/>
+          <w:iCs w:val="0"/>
+          <w:color w:val="000000" w:themeColor="text1"/>
+          <w:sz w:val="32"/>
+          <w:szCs w:val="32"/>
+        </w:rPr>
+        <w:t>(</w:t>
+      </w:r>
+      <w:proofErr w:type="spellStart"/>
+      <w:proofErr w:type="gramEnd"/>
+      <w:r>
+        <w:rPr>
+          <w:rFonts w:ascii="Georgia" w:hAnsi="Georgia"/>
+          <w:b/>
+          <w:bCs/>
+          <w:i w:val="0"/>
+          <w:iCs w:val="0"/>
+          <w:color w:val="000000" w:themeColor="text1"/>
+          <w:sz w:val="32"/>
+          <w:szCs w:val="32"/>
+        </w:rPr>
+        <w:t>unoChef</w:t>
+      </w:r>
+      <w:proofErr w:type="spellEnd"/>
+      <w:r>
+        <w:rPr>
+          <w:rFonts w:ascii="Georgia" w:hAnsi="Georgia"/>
+          <w:b/>
+          <w:bCs/>
+          <w:i w:val="0"/>
+          <w:iCs w:val="0"/>
+          <w:color w:val="000000" w:themeColor="text1"/>
+          <w:sz w:val="32"/>
+          <w:szCs w:val="32"/>
+        </w:rPr>
+        <w:t>: Chef)</w:t>
       </w:r>
     </w:p>
     <w:p>
@@ -3720,6 +5101,7 @@
         </w:rPr>
         <w:t xml:space="preserve"> è assegnato a </w:t>
       </w:r>
+      <w:proofErr w:type="spellStart"/>
       <w:r>
         <w:rPr>
           <w:rStyle w:val="CodiceHTML"/>
@@ -3730,6 +5112,7 @@
         </w:rPr>
         <w:t>unoChef</w:t>
       </w:r>
+      <w:proofErr w:type="spellEnd"/>
     </w:p>
     <w:p>
       <w:pPr>
@@ -3745,6 +5128,7 @@
           <w:szCs w:val="22"/>
         </w:rPr>
       </w:pPr>
+      <w:proofErr w:type="spellStart"/>
       <w:r>
         <w:rPr>
           <w:rStyle w:val="CodiceHTML"/>
@@ -3755,6 +5139,7 @@
         </w:rPr>
         <w:t>unoChef</w:t>
       </w:r>
+      <w:proofErr w:type="spellEnd"/>
       <w:r>
         <w:rPr>
           <w:rFonts w:ascii="Georgia" w:hAnsi="Georgia"/>
@@ -3776,6 +5161,7 @@
           <w:szCs w:val="22"/>
         </w:rPr>
       </w:pPr>
+      <w:proofErr w:type="spellStart"/>
       <w:r>
         <w:rPr>
           <w:rStyle w:val="Enfasicorsivo"/>
@@ -3784,7 +5170,18 @@
           <w:sz w:val="22"/>
           <w:szCs w:val="22"/>
         </w:rPr>
-        <w:t>NdR: la notifica non è modellata come classe del dominio, ma è un effetto osservabile dichiarato nell'UC al passo 3. La si può indicare come effetto della post-condizione senza creare un'associazione nel modello.</w:t>
+        <w:t>NdR</w:t>
+      </w:r>
+      <w:proofErr w:type="spellEnd"/>
+      <w:r>
+        <w:rPr>
+          <w:rStyle w:val="Enfasicorsivo"/>
+          <w:rFonts w:ascii="Georgia" w:eastAsiaTheme="majorEastAsia" w:hAnsi="Georgia"/>
+          <w:color w:val="000000" w:themeColor="text1"/>
+          <w:sz w:val="22"/>
+          <w:szCs w:val="22"/>
+        </w:rPr>
+        <w:t>: la notifica non è modellata come classe del dominio, ma è un effetto osservabile dichiarato nell'UC al passo 3. La si può indicare come effetto della post-condizione senza creare un'associazione nel modello.</w:t>
       </w:r>
     </w:p>
     <w:p>
@@ -3824,8 +5221,121 @@
           <w:sz w:val="32"/>
           <w:szCs w:val="32"/>
         </w:rPr>
-        <w:lastRenderedPageBreak/>
-        <w:t>4. assegnaPersonale(unMembro: MembroPersonale, ruolo: testo, unServizio: Servizio)</w:t>
+        <w:t xml:space="preserve">4. </w:t>
+      </w:r>
+      <w:proofErr w:type="spellStart"/>
+      <w:proofErr w:type="gramStart"/>
+      <w:r>
+        <w:rPr>
+          <w:rFonts w:ascii="Georgia" w:hAnsi="Georgia"/>
+          <w:b/>
+          <w:bCs/>
+          <w:i w:val="0"/>
+          <w:iCs w:val="0"/>
+          <w:color w:val="000000" w:themeColor="text1"/>
+          <w:sz w:val="32"/>
+          <w:szCs w:val="32"/>
+        </w:rPr>
+        <w:t>assegnaPersonale</w:t>
+      </w:r>
+      <w:proofErr w:type="spellEnd"/>
+      <w:r>
+        <w:rPr>
+          <w:rFonts w:ascii="Georgia" w:hAnsi="Georgia"/>
+          <w:b/>
+          <w:bCs/>
+          <w:i w:val="0"/>
+          <w:iCs w:val="0"/>
+          <w:color w:val="000000" w:themeColor="text1"/>
+          <w:sz w:val="32"/>
+          <w:szCs w:val="32"/>
+        </w:rPr>
+        <w:t>(</w:t>
+      </w:r>
+      <w:proofErr w:type="spellStart"/>
+      <w:proofErr w:type="gramEnd"/>
+      <w:r>
+        <w:rPr>
+          <w:rFonts w:ascii="Georgia" w:hAnsi="Georgia"/>
+          <w:b/>
+          <w:bCs/>
+          <w:i w:val="0"/>
+          <w:iCs w:val="0"/>
+          <w:color w:val="000000" w:themeColor="text1"/>
+          <w:sz w:val="32"/>
+          <w:szCs w:val="32"/>
+        </w:rPr>
+        <w:t>unMembro</w:t>
+      </w:r>
+      <w:proofErr w:type="spellEnd"/>
+      <w:r>
+        <w:rPr>
+          <w:rFonts w:ascii="Georgia" w:hAnsi="Georgia"/>
+          <w:b/>
+          <w:bCs/>
+          <w:i w:val="0"/>
+          <w:iCs w:val="0"/>
+          <w:color w:val="000000" w:themeColor="text1"/>
+          <w:sz w:val="32"/>
+          <w:szCs w:val="32"/>
+        </w:rPr>
+        <w:t xml:space="preserve">: </w:t>
+      </w:r>
+      <w:proofErr w:type="spellStart"/>
+      <w:r>
+        <w:rPr>
+          <w:rFonts w:ascii="Georgia" w:hAnsi="Georgia"/>
+          <w:b/>
+          <w:bCs/>
+          <w:i w:val="0"/>
+          <w:iCs w:val="0"/>
+          <w:color w:val="000000" w:themeColor="text1"/>
+          <w:sz w:val="32"/>
+          <w:szCs w:val="32"/>
+        </w:rPr>
+        <w:t>MembroPersonale</w:t>
+      </w:r>
+      <w:proofErr w:type="spellEnd"/>
+      <w:r>
+        <w:rPr>
+          <w:rFonts w:ascii="Georgia" w:hAnsi="Georgia"/>
+          <w:b/>
+          <w:bCs/>
+          <w:i w:val="0"/>
+          <w:iCs w:val="0"/>
+          <w:color w:val="000000" w:themeColor="text1"/>
+          <w:sz w:val="32"/>
+          <w:szCs w:val="32"/>
+        </w:rPr>
+        <w:t xml:space="preserve">, ruolo: testo, </w:t>
+      </w:r>
+      <w:proofErr w:type="spellStart"/>
+      <w:r>
+        <w:rPr>
+          <w:rFonts w:ascii="Georgia" w:hAnsi="Georgia"/>
+          <w:b/>
+          <w:bCs/>
+          <w:i w:val="0"/>
+          <w:iCs w:val="0"/>
+          <w:color w:val="000000" w:themeColor="text1"/>
+          <w:sz w:val="32"/>
+          <w:szCs w:val="32"/>
+        </w:rPr>
+        <w:t>unServizio</w:t>
+      </w:r>
+      <w:proofErr w:type="spellEnd"/>
+      <w:r>
+        <w:rPr>
+          <w:rFonts w:ascii="Georgia" w:hAnsi="Georgia"/>
+          <w:b/>
+          <w:bCs/>
+          <w:i w:val="0"/>
+          <w:iCs w:val="0"/>
+          <w:color w:val="000000" w:themeColor="text1"/>
+          <w:sz w:val="32"/>
+          <w:szCs w:val="32"/>
+        </w:rPr>
+        <w:t>: Servizio)</w:t>
       </w:r>
     </w:p>
     <w:p>
@@ -3902,6 +5412,7 @@
         </w:rPr>
         <w:t xml:space="preserve"> contiene </w:t>
       </w:r>
+      <w:proofErr w:type="spellStart"/>
       <w:r>
         <w:rPr>
           <w:rStyle w:val="CodiceHTML"/>
@@ -3911,6 +5422,7 @@
         </w:rPr>
         <w:t>unServizio</w:t>
       </w:r>
+      <w:proofErr w:type="spellEnd"/>
     </w:p>
     <w:p>
       <w:pPr>
@@ -3925,6 +5437,7 @@
           <w:szCs w:val="22"/>
         </w:rPr>
       </w:pPr>
+      <w:proofErr w:type="spellStart"/>
       <w:r>
         <w:rPr>
           <w:rStyle w:val="CodiceHTML"/>
@@ -3934,6 +5447,7 @@
         </w:rPr>
         <w:t>unMembro.disponibile</w:t>
       </w:r>
+      <w:proofErr w:type="spellEnd"/>
       <w:r>
         <w:rPr>
           <w:rFonts w:ascii="Georgia" w:hAnsi="Georgia"/>
@@ -3998,8 +5512,18 @@
           <w:sz w:val="22"/>
           <w:szCs w:val="22"/>
         </w:rPr>
-        <w:t xml:space="preserve"> di AssegnamentoPersonale</w:t>
-      </w:r>
+        <w:t xml:space="preserve"> di </w:t>
+      </w:r>
+      <w:proofErr w:type="spellStart"/>
+      <w:r>
+        <w:rPr>
+          <w:rFonts w:ascii="Georgia" w:hAnsi="Georgia"/>
+          <w:sz w:val="22"/>
+          <w:szCs w:val="22"/>
+        </w:rPr>
+        <w:t>AssegnamentoPersonale</w:t>
+      </w:r>
+      <w:proofErr w:type="spellEnd"/>
     </w:p>
     <w:p>
       <w:pPr>
@@ -4014,6 +5538,8 @@
           <w:szCs w:val="22"/>
         </w:rPr>
       </w:pPr>
+      <w:proofErr w:type="spellStart"/>
+      <w:proofErr w:type="gramStart"/>
       <w:r>
         <w:rPr>
           <w:rStyle w:val="CodiceHTML"/>
@@ -4023,6 +5549,8 @@
         </w:rPr>
         <w:t>ap.ruolo</w:t>
       </w:r>
+      <w:proofErr w:type="spellEnd"/>
+      <w:proofErr w:type="gramEnd"/>
       <w:r>
         <w:rPr>
           <w:rFonts w:ascii="Georgia" w:hAnsi="Georgia"/>
@@ -4045,6 +5573,7 @@
           <w:szCs w:val="22"/>
         </w:rPr>
       </w:pPr>
+      <w:proofErr w:type="spellStart"/>
       <w:r>
         <w:rPr>
           <w:rStyle w:val="CodiceHTML"/>
@@ -4054,6 +5583,7 @@
         </w:rPr>
         <w:t>unServizio</w:t>
       </w:r>
+      <w:proofErr w:type="spellEnd"/>
       <w:r>
         <w:rPr>
           <w:rFonts w:ascii="Georgia" w:hAnsi="Georgia"/>
@@ -4102,6 +5632,7 @@
         </w:rPr>
         <w:t xml:space="preserve"> impiega </w:t>
       </w:r>
+      <w:proofErr w:type="spellStart"/>
       <w:r>
         <w:rPr>
           <w:rStyle w:val="CodiceHTML"/>
@@ -4111,6 +5642,7 @@
         </w:rPr>
         <w:t>unMembro</w:t>
       </w:r>
+      <w:proofErr w:type="spellEnd"/>
     </w:p>
     <w:p>
       <w:pPr>
@@ -4133,6 +5665,7 @@
         </w:rPr>
         <w:t xml:space="preserve">[se il Menù associato a </w:t>
       </w:r>
+      <w:proofErr w:type="spellStart"/>
       <w:r>
         <w:rPr>
           <w:rStyle w:val="CodiceHTML"/>
@@ -4142,6 +5675,7 @@
         </w:rPr>
         <w:t>unServizio</w:t>
       </w:r>
+      <w:proofErr w:type="spellEnd"/>
       <w:r>
         <w:rPr>
           <w:rFonts w:ascii="Georgia" w:hAnsi="Georgia"/>
@@ -4150,6 +5684,8 @@
         </w:rPr>
         <w:t xml:space="preserve"> non esiste ancora o non è approvato] </w:t>
       </w:r>
+      <w:proofErr w:type="spellStart"/>
+      <w:proofErr w:type="gramStart"/>
       <w:r>
         <w:rPr>
           <w:rStyle w:val="CodiceHTML"/>
@@ -4159,6 +5695,8 @@
         </w:rPr>
         <w:t>ap.inAttesaDiMenu</w:t>
       </w:r>
+      <w:proofErr w:type="spellEnd"/>
+      <w:proofErr w:type="gramEnd"/>
       <w:r>
         <w:rPr>
           <w:rFonts w:ascii="Georgia" w:hAnsi="Georgia"/>
@@ -4197,6 +5735,8 @@
         </w:rPr>
         <w:t xml:space="preserve">[altrimenti] </w:t>
       </w:r>
+      <w:proofErr w:type="spellStart"/>
+      <w:proofErr w:type="gramStart"/>
       <w:r>
         <w:rPr>
           <w:rStyle w:val="CodiceHTML"/>
@@ -4206,6 +5746,8 @@
         </w:rPr>
         <w:t>ap.inAttesaDiMenu</w:t>
       </w:r>
+      <w:proofErr w:type="spellEnd"/>
+      <w:proofErr w:type="gramEnd"/>
       <w:r>
         <w:rPr>
           <w:rFonts w:ascii="Georgia" w:hAnsi="Georgia"/>
@@ -4251,7 +5793,65 @@
           <w:sz w:val="32"/>
           <w:szCs w:val="32"/>
         </w:rPr>
-        <w:t>5. consultaMenuProposto(unServizio: Servizio)</w:t>
+        <w:t xml:space="preserve">5. </w:t>
+      </w:r>
+      <w:proofErr w:type="spellStart"/>
+      <w:proofErr w:type="gramStart"/>
+      <w:r>
+        <w:rPr>
+          <w:rFonts w:ascii="Georgia" w:hAnsi="Georgia"/>
+          <w:b/>
+          <w:bCs/>
+          <w:i w:val="0"/>
+          <w:iCs w:val="0"/>
+          <w:color w:val="000000" w:themeColor="text1"/>
+          <w:sz w:val="32"/>
+          <w:szCs w:val="32"/>
+        </w:rPr>
+        <w:t>consultaMenuProposto</w:t>
+      </w:r>
+      <w:proofErr w:type="spellEnd"/>
+      <w:r>
+        <w:rPr>
+          <w:rFonts w:ascii="Georgia" w:hAnsi="Georgia"/>
+          <w:b/>
+          <w:bCs/>
+          <w:i w:val="0"/>
+          <w:iCs w:val="0"/>
+          <w:color w:val="000000" w:themeColor="text1"/>
+          <w:sz w:val="32"/>
+          <w:szCs w:val="32"/>
+        </w:rPr>
+        <w:t>(</w:t>
+      </w:r>
+      <w:proofErr w:type="spellStart"/>
+      <w:proofErr w:type="gramEnd"/>
+      <w:r>
+        <w:rPr>
+          <w:rFonts w:ascii="Georgia" w:hAnsi="Georgia"/>
+          <w:b/>
+          <w:bCs/>
+          <w:i w:val="0"/>
+          <w:iCs w:val="0"/>
+          <w:color w:val="000000" w:themeColor="text1"/>
+          <w:sz w:val="32"/>
+          <w:szCs w:val="32"/>
+        </w:rPr>
+        <w:t>unServizio</w:t>
+      </w:r>
+      <w:proofErr w:type="spellEnd"/>
+      <w:r>
+        <w:rPr>
+          <w:rFonts w:ascii="Georgia" w:hAnsi="Georgia"/>
+          <w:b/>
+          <w:bCs/>
+          <w:i w:val="0"/>
+          <w:iCs w:val="0"/>
+          <w:color w:val="000000" w:themeColor="text1"/>
+          <w:sz w:val="32"/>
+          <w:szCs w:val="32"/>
+        </w:rPr>
+        <w:t>: Servizio)</w:t>
       </w:r>
     </w:p>
     <w:p>
@@ -4297,7 +5897,65 @@
           <w:sz w:val="32"/>
           <w:szCs w:val="32"/>
         </w:rPr>
-        <w:t>6. approvaMenu(unMenu: Menu)</w:t>
+        <w:t xml:space="preserve">6. </w:t>
+      </w:r>
+      <w:proofErr w:type="spellStart"/>
+      <w:proofErr w:type="gramStart"/>
+      <w:r>
+        <w:rPr>
+          <w:rFonts w:ascii="Georgia" w:hAnsi="Georgia"/>
+          <w:b/>
+          <w:bCs/>
+          <w:i w:val="0"/>
+          <w:iCs w:val="0"/>
+          <w:color w:val="000000" w:themeColor="text1"/>
+          <w:sz w:val="32"/>
+          <w:szCs w:val="32"/>
+        </w:rPr>
+        <w:t>approvaMenu</w:t>
+      </w:r>
+      <w:proofErr w:type="spellEnd"/>
+      <w:r>
+        <w:rPr>
+          <w:rFonts w:ascii="Georgia" w:hAnsi="Georgia"/>
+          <w:b/>
+          <w:bCs/>
+          <w:i w:val="0"/>
+          <w:iCs w:val="0"/>
+          <w:color w:val="000000" w:themeColor="text1"/>
+          <w:sz w:val="32"/>
+          <w:szCs w:val="32"/>
+        </w:rPr>
+        <w:t>(</w:t>
+      </w:r>
+      <w:proofErr w:type="spellStart"/>
+      <w:proofErr w:type="gramEnd"/>
+      <w:r>
+        <w:rPr>
+          <w:rFonts w:ascii="Georgia" w:hAnsi="Georgia"/>
+          <w:b/>
+          <w:bCs/>
+          <w:i w:val="0"/>
+          <w:iCs w:val="0"/>
+          <w:color w:val="000000" w:themeColor="text1"/>
+          <w:sz w:val="32"/>
+          <w:szCs w:val="32"/>
+        </w:rPr>
+        <w:t>unMenu</w:t>
+      </w:r>
+      <w:proofErr w:type="spellEnd"/>
+      <w:r>
+        <w:rPr>
+          <w:rFonts w:ascii="Georgia" w:hAnsi="Georgia"/>
+          <w:b/>
+          <w:bCs/>
+          <w:i w:val="0"/>
+          <w:iCs w:val="0"/>
+          <w:color w:val="000000" w:themeColor="text1"/>
+          <w:sz w:val="32"/>
+          <w:szCs w:val="32"/>
+        </w:rPr>
+        <w:t>: Menu)</w:t>
       </w:r>
     </w:p>
     <w:p>
@@ -4454,6 +6112,7 @@
         </w:rPr>
         <w:t xml:space="preserve"> prevede </w:t>
       </w:r>
+      <w:proofErr w:type="spellStart"/>
       <w:r>
         <w:rPr>
           <w:rStyle w:val="CodiceHTML"/>
@@ -4464,6 +6123,7 @@
         </w:rPr>
         <w:t>unMenu</w:t>
       </w:r>
+      <w:proofErr w:type="spellEnd"/>
     </w:p>
     <w:p>
       <w:pPr>
@@ -4500,6 +6160,7 @@
           <w:szCs w:val="22"/>
         </w:rPr>
       </w:pPr>
+      <w:proofErr w:type="spellStart"/>
       <w:r>
         <w:rPr>
           <w:rStyle w:val="CodiceHTML"/>
@@ -4510,6 +6171,7 @@
         </w:rPr>
         <w:t>unMenu.pubblicato</w:t>
       </w:r>
+      <w:proofErr w:type="spellEnd"/>
       <w:r>
         <w:rPr>
           <w:rFonts w:ascii="Georgia" w:hAnsi="Georgia"/>
@@ -4534,6 +6196,8 @@
           <w:szCs w:val="22"/>
         </w:rPr>
       </w:pPr>
+      <w:proofErr w:type="spellStart"/>
+      <w:proofErr w:type="gramStart"/>
       <w:r>
         <w:rPr>
           <w:rStyle w:val="CodiceHTML"/>
@@ -4544,6 +6208,8 @@
         </w:rPr>
         <w:t>e.stato</w:t>
       </w:r>
+      <w:proofErr w:type="spellEnd"/>
+      <w:proofErr w:type="gramEnd"/>
       <w:r>
         <w:rPr>
           <w:rFonts w:ascii="Georgia" w:hAnsi="Georgia"/>
@@ -4594,7 +6260,27 @@
           <w:sz w:val="22"/>
           <w:szCs w:val="22"/>
         </w:rPr>
-        <w:t xml:space="preserve"> di AssegnamentoPersonale tale che esiste un Servizio </w:t>
+        <w:t xml:space="preserve"> di </w:t>
+      </w:r>
+      <w:proofErr w:type="spellStart"/>
+      <w:r>
+        <w:rPr>
+          <w:rFonts w:ascii="Georgia" w:hAnsi="Georgia"/>
+          <w:color w:val="000000" w:themeColor="text1"/>
+          <w:sz w:val="22"/>
+          <w:szCs w:val="22"/>
+        </w:rPr>
+        <w:t>AssegnamentoPersonale</w:t>
+      </w:r>
+      <w:proofErr w:type="spellEnd"/>
+      <w:r>
+        <w:rPr>
+          <w:rFonts w:ascii="Georgia" w:hAnsi="Georgia"/>
+          <w:color w:val="000000" w:themeColor="text1"/>
+          <w:sz w:val="22"/>
+          <w:szCs w:val="22"/>
+        </w:rPr>
+        <w:t xml:space="preserve"> tale che esiste un Servizio </w:t>
       </w:r>
       <w:r>
         <w:rPr>
@@ -4672,6 +6358,7 @@
         </w:rPr>
         <w:t xml:space="preserve"> prevede </w:t>
       </w:r>
+      <w:proofErr w:type="spellStart"/>
       <w:r>
         <w:rPr>
           <w:rStyle w:val="CodiceHTML"/>
@@ -4682,6 +6369,7 @@
         </w:rPr>
         <w:t>unMenu</w:t>
       </w:r>
+      <w:proofErr w:type="spellEnd"/>
       <w:r>
         <w:rPr>
           <w:rFonts w:ascii="Georgia" w:hAnsi="Georgia"/>
@@ -4729,6 +6417,8 @@
         </w:rPr>
         <w:t xml:space="preserve">: </w:t>
       </w:r>
+      <w:proofErr w:type="spellStart"/>
+      <w:proofErr w:type="gramStart"/>
       <w:r>
         <w:rPr>
           <w:rStyle w:val="CodiceHTML"/>
@@ -4739,6 +6429,8 @@
         </w:rPr>
         <w:t>ap.inAttesaDiMenu</w:t>
       </w:r>
+      <w:proofErr w:type="spellEnd"/>
+      <w:proofErr w:type="gramEnd"/>
       <w:r>
         <w:rPr>
           <w:rFonts w:ascii="Georgia" w:hAnsi="Georgia"/>
@@ -4774,7 +6466,65 @@
           <w:sz w:val="32"/>
           <w:szCs w:val="32"/>
         </w:rPr>
-        <w:t>7. chiudiEvento(noteStoriche: testo, documentazione: testo)</w:t>
+        <w:t xml:space="preserve">7. </w:t>
+      </w:r>
+      <w:proofErr w:type="spellStart"/>
+      <w:proofErr w:type="gramStart"/>
+      <w:r>
+        <w:rPr>
+          <w:rFonts w:ascii="Georgia" w:hAnsi="Georgia"/>
+          <w:b/>
+          <w:bCs/>
+          <w:i w:val="0"/>
+          <w:iCs w:val="0"/>
+          <w:color w:val="000000" w:themeColor="text1"/>
+          <w:sz w:val="32"/>
+          <w:szCs w:val="32"/>
+        </w:rPr>
+        <w:t>chiudiEvento</w:t>
+      </w:r>
+      <w:proofErr w:type="spellEnd"/>
+      <w:r>
+        <w:rPr>
+          <w:rFonts w:ascii="Georgia" w:hAnsi="Georgia"/>
+          <w:b/>
+          <w:bCs/>
+          <w:i w:val="0"/>
+          <w:iCs w:val="0"/>
+          <w:color w:val="000000" w:themeColor="text1"/>
+          <w:sz w:val="32"/>
+          <w:szCs w:val="32"/>
+        </w:rPr>
+        <w:t>(</w:t>
+      </w:r>
+      <w:proofErr w:type="spellStart"/>
+      <w:proofErr w:type="gramEnd"/>
+      <w:r>
+        <w:rPr>
+          <w:rFonts w:ascii="Georgia" w:hAnsi="Georgia"/>
+          <w:b/>
+          <w:bCs/>
+          <w:i w:val="0"/>
+          <w:iCs w:val="0"/>
+          <w:color w:val="000000" w:themeColor="text1"/>
+          <w:sz w:val="32"/>
+          <w:szCs w:val="32"/>
+        </w:rPr>
+        <w:t>noteStoriche</w:t>
+      </w:r>
+      <w:proofErr w:type="spellEnd"/>
+      <w:r>
+        <w:rPr>
+          <w:rFonts w:ascii="Georgia" w:hAnsi="Georgia"/>
+          <w:b/>
+          <w:bCs/>
+          <w:i w:val="0"/>
+          <w:iCs w:val="0"/>
+          <w:color w:val="000000" w:themeColor="text1"/>
+          <w:sz w:val="32"/>
+          <w:szCs w:val="32"/>
+        </w:rPr>
+        <w:t>: testo, documentazione: testo)</w:t>
       </w:r>
     </w:p>
     <w:p>
@@ -4840,6 +6590,8 @@
         </w:rPr>
         <w:t xml:space="preserve"> ed </w:t>
       </w:r>
+      <w:proofErr w:type="spellStart"/>
+      <w:proofErr w:type="gramStart"/>
       <w:r>
         <w:rPr>
           <w:rStyle w:val="CodiceHTML"/>
@@ -4850,6 +6602,8 @@
         </w:rPr>
         <w:t>e.stato</w:t>
       </w:r>
+      <w:proofErr w:type="spellEnd"/>
+      <w:proofErr w:type="gramEnd"/>
       <w:r>
         <w:rPr>
           <w:rFonts w:ascii="Georgia" w:hAnsi="Georgia"/>
@@ -4895,6 +6649,8 @@
           <w:szCs w:val="22"/>
         </w:rPr>
       </w:pPr>
+      <w:proofErr w:type="spellStart"/>
+      <w:proofErr w:type="gramStart"/>
       <w:r>
         <w:rPr>
           <w:rStyle w:val="CodiceHTML"/>
@@ -4905,6 +6661,8 @@
         </w:rPr>
         <w:t>e.stato</w:t>
       </w:r>
+      <w:proofErr w:type="spellEnd"/>
+      <w:proofErr w:type="gramEnd"/>
       <w:r>
         <w:rPr>
           <w:rFonts w:ascii="Georgia" w:hAnsi="Georgia"/>
@@ -4929,24 +6687,47 @@
           <w:szCs w:val="22"/>
         </w:rPr>
       </w:pPr>
-      <w:r>
-        <w:rPr>
-          <w:rStyle w:val="CodiceHTML"/>
-          <w:rFonts w:ascii="Georgia" w:eastAsiaTheme="majorEastAsia" w:hAnsi="Georgia"/>
-          <w:color w:val="000000" w:themeColor="text1"/>
-          <w:sz w:val="22"/>
-          <w:szCs w:val="22"/>
-        </w:rPr>
+      <w:proofErr w:type="spellStart"/>
+      <w:r>
+        <w:rPr>
+          <w:rStyle w:val="CodiceHTML"/>
+          <w:rFonts w:ascii="Georgia" w:eastAsiaTheme="majorEastAsia" w:hAnsi="Georgia"/>
+          <w:color w:val="000000" w:themeColor="text1"/>
+          <w:sz w:val="22"/>
+          <w:szCs w:val="22"/>
+        </w:rPr>
+        <w:lastRenderedPageBreak/>
         <w:t>e.note</w:t>
       </w:r>
-      <w:r>
-        <w:rPr>
-          <w:rFonts w:ascii="Georgia" w:hAnsi="Georgia"/>
-          <w:color w:val="000000" w:themeColor="text1"/>
-          <w:sz w:val="22"/>
-          <w:szCs w:val="22"/>
-        </w:rPr>
-        <w:t xml:space="preserve"> = noteStoriche (si assume che </w:t>
+      <w:proofErr w:type="spellEnd"/>
+      <w:r>
+        <w:rPr>
+          <w:rFonts w:ascii="Georgia" w:hAnsi="Georgia"/>
+          <w:color w:val="000000" w:themeColor="text1"/>
+          <w:sz w:val="22"/>
+          <w:szCs w:val="22"/>
+        </w:rPr>
+        <w:t xml:space="preserve"> = </w:t>
+      </w:r>
+      <w:proofErr w:type="spellStart"/>
+      <w:r>
+        <w:rPr>
+          <w:rFonts w:ascii="Georgia" w:hAnsi="Georgia"/>
+          <w:color w:val="000000" w:themeColor="text1"/>
+          <w:sz w:val="22"/>
+          <w:szCs w:val="22"/>
+        </w:rPr>
+        <w:t>noteStoriche</w:t>
+      </w:r>
+      <w:proofErr w:type="spellEnd"/>
+      <w:r>
+        <w:rPr>
+          <w:rFonts w:ascii="Georgia" w:hAnsi="Georgia"/>
+          <w:color w:val="000000" w:themeColor="text1"/>
+          <w:sz w:val="22"/>
+          <w:szCs w:val="22"/>
+        </w:rPr>
+        <w:t xml:space="preserve"> (si assume che </w:t>
       </w:r>
       <w:r>
         <w:rPr>
@@ -5026,7 +6807,6 @@
           <w:sz w:val="22"/>
           <w:szCs w:val="22"/>
         </w:rPr>
-        <w:lastRenderedPageBreak/>
         <w:t xml:space="preserve">è stata creata un'istanza </w:t>
       </w:r>
       <w:r>
@@ -5063,6 +6843,8 @@
           <w:szCs w:val="22"/>
         </w:rPr>
       </w:pPr>
+      <w:proofErr w:type="spellStart"/>
+      <w:proofErr w:type="gramStart"/>
       <w:r>
         <w:rPr>
           <w:rStyle w:val="CodiceHTML"/>
@@ -5073,6 +6855,8 @@
         </w:rPr>
         <w:t>doc.informazioni</w:t>
       </w:r>
+      <w:proofErr w:type="spellEnd"/>
+      <w:proofErr w:type="gramEnd"/>
       <w:r>
         <w:rPr>
           <w:rFonts w:ascii="Georgia" w:hAnsi="Georgia"/>

--- a/rev/Contratti/Contratti_Gestire_Eventi.docx
+++ b/rev/Contratti/Contratti_Gestire_Eventi.docx
@@ -3025,6 +3025,39 @@
     <w:p>
       <w:pPr>
         <w:spacing w:before="100" w:beforeAutospacing="1" w:after="100" w:afterAutospacing="1" w:line="240" w:lineRule="auto"/>
+        <w:ind w:left="360"/>
+        <w:rPr>
+          <w:rFonts w:ascii="Georgia" w:eastAsia="Times New Roman" w:hAnsi="Georgia" w:cs="Times New Roman"/>
+          <w:color w:val="auto"/>
+          <w:kern w:val="0"/>
+          <w:szCs w:val="22"/>
+          <w14:ligatures w14:val="none"/>
+        </w:rPr>
+      </w:pPr>
+      <w:r>
+        <w:rPr>
+          <w:rFonts w:ascii="Georgia" w:eastAsia="Times New Roman" w:hAnsi="Georgia" w:cs="Times New Roman"/>
+          <w:color w:val="auto"/>
+          <w:kern w:val="0"/>
+          <w:szCs w:val="22"/>
+          <w14:ligatures w14:val="none"/>
+        </w:rPr>
+        <w:t>Se sono stati modificati attributi strutturali(data, luogo), bisogna rivedere gli assegnamenti del personale assegnato.</w:t>
+      </w:r>
+    </w:p>
+    <w:p>
+      <w:pPr>
+        <w:spacing w:before="100" w:beforeAutospacing="1" w:after="100" w:afterAutospacing="1" w:line="240" w:lineRule="auto"/>
+        <w:rPr>
+          <w:rFonts w:ascii="Georgia" w:eastAsia="Times New Roman" w:hAnsi="Georgia" w:cs="Times New Roman"/>
+          <w:color w:val="auto"/>
+          <w:kern w:val="0"/>
+          <w:szCs w:val="22"/>
+          <w14:ligatures w14:val="none"/>
+        </w:rPr>
+      </w:pPr>
+      <w:proofErr w:type="spellStart"/>
+      <w:r>
         <w:rPr>
           <w:rFonts w:ascii="Georgia" w:eastAsia="Times New Roman" w:hAnsi="Georgia" w:cs="Times New Roman"/>
           <w:i/>
@@ -3034,8 +3067,9 @@
           <w:szCs w:val="22"/>
           <w14:ligatures w14:val="none"/>
         </w:rPr>
-      </w:pPr>
-      <w:proofErr w:type="spellStart"/>
+        <w:t>NdR</w:t>
+      </w:r>
+      <w:proofErr w:type="spellEnd"/>
       <w:r>
         <w:rPr>
           <w:rFonts w:ascii="Georgia" w:eastAsia="Times New Roman" w:hAnsi="Georgia" w:cs="Times New Roman"/>
@@ -3046,32 +3080,7 @@
           <w:szCs w:val="22"/>
           <w14:ligatures w14:val="none"/>
         </w:rPr>
-        <w:t>NdR</w:t>
-      </w:r>
-      <w:proofErr w:type="spellEnd"/>
-      <w:r>
-        <w:rPr>
-          <w:rFonts w:ascii="Georgia" w:eastAsia="Times New Roman" w:hAnsi="Georgia" w:cs="Times New Roman"/>
-          <w:i/>
-          <w:iCs/>
-          <w:color w:val="auto"/>
-          <w:kern w:val="0"/>
-          <w:szCs w:val="22"/>
-          <w14:ligatures w14:val="none"/>
-        </w:rPr>
-        <w:t>: il caso in cui la variazione eccede il ±30% con evento "in corso" non ha post-condizioni dirette, perché fa partire l'Eccezione 1c.</w:t>
-      </w:r>
-      <w:r>
-        <w:rPr>
-          <w:rFonts w:ascii="Georgia" w:eastAsia="Times New Roman" w:hAnsi="Georgia" w:cs="Times New Roman"/>
-          <w:i/>
-          <w:iCs/>
-          <w:color w:val="auto"/>
-          <w:kern w:val="0"/>
-          <w:szCs w:val="22"/>
-          <w14:ligatures w14:val="none"/>
-        </w:rPr>
-        <w:t>1a.</w:t>
+        <w:t>: il caso in cui la variazione eccede il ±30% con evento "in corso" non ha post-condizioni dirette, perché fa partire l'Eccezione 1c.1a.</w:t>
       </w:r>
     </w:p>
     <w:p>
@@ -3102,7 +3111,6 @@
         <w:t xml:space="preserve">1d.1 </w:t>
       </w:r>
       <w:proofErr w:type="spellStart"/>
-      <w:proofErr w:type="gramStart"/>
       <w:r>
         <w:rPr>
           <w:rFonts w:ascii="Georgia" w:hAnsi="Georgia"/>
@@ -3128,9 +3136,9 @@
           <w:sz w:val="32"/>
           <w:szCs w:val="32"/>
         </w:rPr>
-        <w:t>(</w:t>
-      </w:r>
-      <w:proofErr w:type="gramEnd"/>
+        <w:t xml:space="preserve">(frequenza: testo, </w:t>
+      </w:r>
+      <w:proofErr w:type="spellStart"/>
       <w:r>
         <w:rPr>
           <w:rFonts w:ascii="Georgia" w:hAnsi="Georgia"/>
@@ -3142,10 +3150,9 @@
           <w:sz w:val="32"/>
           <w:szCs w:val="32"/>
         </w:rPr>
-        <w:t xml:space="preserve">frequenza: testo, </w:t>
-      </w:r>
-      <w:proofErr w:type="spellStart"/>
-      <w:proofErr w:type="gramStart"/>
+        <w:t>dataDiFine</w:t>
+      </w:r>
+      <w:proofErr w:type="spellEnd"/>
       <w:r>
         <w:rPr>
           <w:rFonts w:ascii="Georgia" w:hAnsi="Georgia"/>
@@ -3157,35 +3164,7 @@
           <w:sz w:val="32"/>
           <w:szCs w:val="32"/>
         </w:rPr>
-        <w:t>dataDiFine</w:t>
-      </w:r>
-      <w:proofErr w:type="spellEnd"/>
-      <w:r>
-        <w:rPr>
-          <w:rFonts w:ascii="Georgia" w:hAnsi="Georgia"/>
-          <w:b/>
-          <w:bCs/>
-          <w:i w:val="0"/>
-          <w:iCs w:val="0"/>
-          <w:color w:val="000000" w:themeColor="text1"/>
-          <w:sz w:val="32"/>
-          <w:szCs w:val="32"/>
-        </w:rPr>
-        <w:t>?:</w:t>
-      </w:r>
-      <w:proofErr w:type="gramEnd"/>
-      <w:r>
-        <w:rPr>
-          <w:rFonts w:ascii="Georgia" w:hAnsi="Georgia"/>
-          <w:b/>
-          <w:bCs/>
-          <w:i w:val="0"/>
-          <w:iCs w:val="0"/>
-          <w:color w:val="000000" w:themeColor="text1"/>
-          <w:sz w:val="32"/>
-          <w:szCs w:val="32"/>
-        </w:rPr>
-        <w:t xml:space="preserve"> data, </w:t>
+        <w:t xml:space="preserve">?: data, </w:t>
       </w:r>
       <w:proofErr w:type="spellStart"/>
       <w:proofErr w:type="gramStart"/>
@@ -3608,6 +3587,7 @@
           <w:sz w:val="32"/>
           <w:szCs w:val="32"/>
         </w:rPr>
+        <w:lastRenderedPageBreak/>
         <w:t xml:space="preserve">1d.2 </w:t>
       </w:r>
       <w:proofErr w:type="spellStart"/>
@@ -3696,7 +3676,6 @@
           <w:sz w:val="22"/>
           <w:szCs w:val="22"/>
         </w:rPr>
-        <w:lastRenderedPageBreak/>
         <w:t xml:space="preserve">è in corso la definizione di un Evento </w:t>
       </w:r>
       <w:r>
@@ -5170,6 +5149,7 @@
           <w:sz w:val="22"/>
           <w:szCs w:val="22"/>
         </w:rPr>
+        <w:lastRenderedPageBreak/>
         <w:t>NdR</w:t>
       </w:r>
       <w:proofErr w:type="spellEnd"/>
@@ -6632,6 +6612,7 @@
           <w:sz w:val="22"/>
           <w:szCs w:val="22"/>
         </w:rPr>
+        <w:lastRenderedPageBreak/>
         <w:t>Post-condizioni:</w:t>
       </w:r>
     </w:p>
@@ -6696,7 +6677,6 @@
           <w:sz w:val="22"/>
           <w:szCs w:val="22"/>
         </w:rPr>
-        <w:lastRenderedPageBreak/>
         <w:t>e.note</w:t>
       </w:r>
       <w:proofErr w:type="spellEnd"/>

--- a/rev/Contratti/Contratti_Gestire_Eventi.docx
+++ b/rev/Contratti/Contratti_Gestire_Eventi.docx
@@ -94,7 +94,33 @@
           <w:szCs w:val="32"/>
           <w14:ligatures w14:val="none"/>
         </w:rPr>
-        <w:t>creaEvento</w:t>
+        <w:t>crea</w:t>
+      </w:r>
+      <w:r>
+        <w:rPr>
+          <w:rFonts w:ascii="Georgia" w:eastAsia="Times New Roman" w:hAnsi="Georgia" w:cs="Times New Roman"/>
+          <w:b/>
+          <w:bCs/>
+          <w:color w:val="auto"/>
+          <w:kern w:val="0"/>
+          <w:sz w:val="32"/>
+          <w:szCs w:val="32"/>
+          <w14:ligatures w14:val="none"/>
+        </w:rPr>
+        <w:t>Scheda</w:t>
+      </w:r>
+      <w:r>
+        <w:rPr>
+          <w:rFonts w:ascii="Georgia" w:eastAsia="Times New Roman" w:hAnsi="Georgia" w:cs="Times New Roman"/>
+          <w:b/>
+          <w:bCs/>
+          <w:color w:val="auto"/>
+          <w:kern w:val="0"/>
+          <w:sz w:val="32"/>
+          <w:szCs w:val="32"/>
+          <w14:ligatures w14:val="none"/>
+        </w:rPr>
+        <w:t>Evento</w:t>
       </w:r>
       <w:proofErr w:type="spellEnd"/>
       <w:r>
@@ -110,7 +136,6 @@
         </w:rPr>
         <w:t>(</w:t>
       </w:r>
-      <w:proofErr w:type="spellStart"/>
       <w:proofErr w:type="gramEnd"/>
       <w:r>
         <w:rPr>
@@ -121,11 +146,11 @@
           <w:kern w:val="0"/>
           <w:sz w:val="32"/>
           <w:szCs w:val="32"/>
-          <w14:ligatures w14:val="none"/>
-        </w:rPr>
-        <w:t>datiCliente</w:t>
-      </w:r>
-      <w:proofErr w:type="spellEnd"/>
+          <w:u w:val="single"/>
+          <w14:ligatures w14:val="none"/>
+        </w:rPr>
+        <w:t>titolo</w:t>
+      </w:r>
       <w:r>
         <w:rPr>
           <w:rFonts w:ascii="Georgia" w:eastAsia="Times New Roman" w:hAnsi="Georgia" w:cs="Times New Roman"/>
@@ -137,9 +162,9 @@
           <w:szCs w:val="32"/>
           <w14:ligatures w14:val="none"/>
         </w:rPr>
-        <w:t xml:space="preserve">: testo, </w:t>
-      </w:r>
-      <w:proofErr w:type="spellStart"/>
+        <w:t xml:space="preserve">? </w:t>
+      </w:r>
+      <w:proofErr w:type="gramStart"/>
       <w:r>
         <w:rPr>
           <w:rFonts w:ascii="Georgia" w:eastAsia="Times New Roman" w:hAnsi="Georgia" w:cs="Times New Roman"/>
@@ -151,9 +176,9 @@
           <w:szCs w:val="32"/>
           <w14:ligatures w14:val="none"/>
         </w:rPr>
-        <w:t>dataInizio</w:t>
-      </w:r>
-      <w:proofErr w:type="spellEnd"/>
+        <w:t>:</w:t>
+      </w:r>
+      <w:proofErr w:type="gramEnd"/>
       <w:r>
         <w:rPr>
           <w:rFonts w:ascii="Georgia" w:eastAsia="Times New Roman" w:hAnsi="Georgia" w:cs="Times New Roman"/>
@@ -165,9 +190,8 @@
           <w:szCs w:val="32"/>
           <w14:ligatures w14:val="none"/>
         </w:rPr>
-        <w:t xml:space="preserve">: data, </w:t>
-      </w:r>
-      <w:proofErr w:type="spellStart"/>
+        <w:t>testo</w:t>
+      </w:r>
       <w:r>
         <w:rPr>
           <w:rFonts w:ascii="Georgia" w:eastAsia="Times New Roman" w:hAnsi="Georgia" w:cs="Times New Roman"/>
@@ -179,23 +203,32 @@
           <w:szCs w:val="32"/>
           <w14:ligatures w14:val="none"/>
         </w:rPr>
-        <w:t>dataFine</w:t>
-      </w:r>
-      <w:proofErr w:type="spellEnd"/>
-      <w:r>
+        <w:t>)</w:t>
+      </w:r>
+    </w:p>
+    <w:p>
+      <w:pPr>
+        <w:spacing w:before="100" w:beforeAutospacing="1" w:after="100" w:afterAutospacing="1" w:line="240" w:lineRule="auto"/>
         <w:rPr>
           <w:rFonts w:ascii="Georgia" w:eastAsia="Times New Roman" w:hAnsi="Georgia" w:cs="Times New Roman"/>
+          <w:color w:val="auto"/>
+          <w:kern w:val="0"/>
+          <w:sz w:val="24"/>
+          <w14:ligatures w14:val="none"/>
+        </w:rPr>
+      </w:pPr>
+      <w:r>
+        <w:rPr>
+          <w:rFonts w:ascii="Georgia" w:eastAsia="Times New Roman" w:hAnsi="Georgia" w:cs="Times New Roman"/>
           <w:b/>
           <w:bCs/>
           <w:color w:val="auto"/>
           <w:kern w:val="0"/>
-          <w:sz w:val="32"/>
-          <w:szCs w:val="32"/>
-          <w14:ligatures w14:val="none"/>
-        </w:rPr>
-        <w:t xml:space="preserve">: data, luogo: testo, </w:t>
-      </w:r>
-      <w:proofErr w:type="spellStart"/>
+          <w:sz w:val="24"/>
+          <w14:ligatures w14:val="none"/>
+        </w:rPr>
+        <w:t>Pre-condizioni:</w:t>
+      </w:r>
       <w:r>
         <w:rPr>
           <w:rFonts w:ascii="Georgia" w:eastAsia="Times New Roman" w:hAnsi="Georgia" w:cs="Times New Roman"/>
@@ -203,77 +236,34 @@
           <w:bCs/>
           <w:color w:val="auto"/>
           <w:kern w:val="0"/>
-          <w:sz w:val="32"/>
-          <w:szCs w:val="32"/>
-          <w14:ligatures w14:val="none"/>
-        </w:rPr>
-        <w:t>numPartecipanti</w:t>
-      </w:r>
-      <w:proofErr w:type="spellEnd"/>
-      <w:r>
+          <w:sz w:val="24"/>
+          <w14:ligatures w14:val="none"/>
+        </w:rPr>
+        <w:t xml:space="preserve"> </w:t>
+      </w:r>
+    </w:p>
+    <w:p>
+      <w:pPr>
+        <w:spacing w:before="100" w:beforeAutospacing="1" w:after="100" w:afterAutospacing="1" w:line="240" w:lineRule="auto"/>
         <w:rPr>
           <w:rFonts w:ascii="Georgia" w:eastAsia="Times New Roman" w:hAnsi="Georgia" w:cs="Times New Roman"/>
+          <w:color w:val="auto"/>
+          <w:kern w:val="0"/>
+          <w:sz w:val="24"/>
+          <w14:ligatures w14:val="none"/>
+        </w:rPr>
+      </w:pPr>
+      <w:r>
+        <w:rPr>
+          <w:rFonts w:ascii="Georgia" w:eastAsia="Times New Roman" w:hAnsi="Georgia" w:cs="Times New Roman"/>
           <w:b/>
           <w:bCs/>
           <w:color w:val="auto"/>
           <w:kern w:val="0"/>
-          <w:sz w:val="32"/>
-          <w:szCs w:val="32"/>
-          <w14:ligatures w14:val="none"/>
-        </w:rPr>
-        <w:t xml:space="preserve">: numero, </w:t>
-      </w:r>
-      <w:proofErr w:type="gramStart"/>
-      <w:r>
-        <w:rPr>
-          <w:rFonts w:ascii="Georgia" w:eastAsia="Times New Roman" w:hAnsi="Georgia" w:cs="Times New Roman"/>
-          <w:b/>
-          <w:bCs/>
-          <w:color w:val="auto"/>
-          <w:kern w:val="0"/>
-          <w:sz w:val="32"/>
-          <w:szCs w:val="32"/>
-          <w14:ligatures w14:val="none"/>
-        </w:rPr>
-        <w:t>note?:</w:t>
-      </w:r>
-      <w:proofErr w:type="gramEnd"/>
-      <w:r>
-        <w:rPr>
-          <w:rFonts w:ascii="Georgia" w:eastAsia="Times New Roman" w:hAnsi="Georgia" w:cs="Times New Roman"/>
-          <w:b/>
-          <w:bCs/>
-          <w:color w:val="auto"/>
-          <w:kern w:val="0"/>
-          <w:sz w:val="32"/>
-          <w:szCs w:val="32"/>
-          <w14:ligatures w14:val="none"/>
-        </w:rPr>
-        <w:t xml:space="preserve"> testo)</w:t>
-      </w:r>
-    </w:p>
-    <w:p>
-      <w:pPr>
-        <w:spacing w:before="100" w:beforeAutospacing="1" w:after="100" w:afterAutospacing="1" w:line="240" w:lineRule="auto"/>
-        <w:rPr>
-          <w:rFonts w:ascii="Georgia" w:eastAsia="Times New Roman" w:hAnsi="Georgia" w:cs="Times New Roman"/>
-          <w:color w:val="auto"/>
-          <w:kern w:val="0"/>
           <w:sz w:val="24"/>
           <w14:ligatures w14:val="none"/>
         </w:rPr>
-      </w:pPr>
-      <w:r>
-        <w:rPr>
-          <w:rFonts w:ascii="Georgia" w:eastAsia="Times New Roman" w:hAnsi="Georgia" w:cs="Times New Roman"/>
-          <w:b/>
-          <w:bCs/>
-          <w:color w:val="auto"/>
-          <w:kern w:val="0"/>
-          <w:sz w:val="24"/>
-          <w14:ligatures w14:val="none"/>
-        </w:rPr>
-        <w:t>Pre-condizioni:</w:t>
+        <w:t>Post-condizioni:</w:t>
       </w:r>
     </w:p>
     <w:p>
@@ -300,9 +290,8 @@
           <w:szCs w:val="22"/>
           <w14:ligatures w14:val="none"/>
         </w:rPr>
-        <w:t xml:space="preserve">la data </w:t>
-      </w:r>
-      <w:proofErr w:type="spellStart"/>
+        <w:t xml:space="preserve">è stata creata un'istanza </w:t>
+      </w:r>
       <w:r>
         <w:rPr>
           <w:rFonts w:ascii="Georgia" w:eastAsia="Times New Roman" w:hAnsi="Georgia" w:cs="Courier New"/>
@@ -311,9 +300,8 @@
           <w:szCs w:val="22"/>
           <w14:ligatures w14:val="none"/>
         </w:rPr>
-        <w:t>dataInizio</w:t>
-      </w:r>
-      <w:proofErr w:type="spellEnd"/>
+        <w:t>e</w:t>
+      </w:r>
       <w:r>
         <w:rPr>
           <w:rFonts w:ascii="Georgia" w:eastAsia="Times New Roman" w:hAnsi="Georgia" w:cs="Times New Roman"/>
@@ -322,31 +310,7 @@
           <w:szCs w:val="22"/>
           <w14:ligatures w14:val="none"/>
         </w:rPr>
-        <w:t xml:space="preserve"> rispetta il preavviso minimo di 14 giorni rispetto alla data corrente</w:t>
-      </w:r>
-    </w:p>
-    <w:p>
-      <w:pPr>
-        <w:spacing w:before="100" w:beforeAutospacing="1" w:after="100" w:afterAutospacing="1" w:line="240" w:lineRule="auto"/>
-        <w:rPr>
-          <w:rFonts w:ascii="Georgia" w:eastAsia="Times New Roman" w:hAnsi="Georgia" w:cs="Times New Roman"/>
-          <w:color w:val="auto"/>
-          <w:kern w:val="0"/>
-          <w:sz w:val="24"/>
-          <w14:ligatures w14:val="none"/>
-        </w:rPr>
-      </w:pPr>
-      <w:r>
-        <w:rPr>
-          <w:rFonts w:ascii="Georgia" w:eastAsia="Times New Roman" w:hAnsi="Georgia" w:cs="Times New Roman"/>
-          <w:b/>
-          <w:bCs/>
-          <w:color w:val="auto"/>
-          <w:kern w:val="0"/>
-          <w:sz w:val="24"/>
-          <w14:ligatures w14:val="none"/>
-        </w:rPr>
-        <w:t>Post-condizioni:</w:t>
+        <w:t xml:space="preserve"> di Evento</w:t>
       </w:r>
     </w:p>
     <w:p>
@@ -373,11 +337,44 @@
           <w:szCs w:val="22"/>
           <w14:ligatures w14:val="none"/>
         </w:rPr>
-        <w:t xml:space="preserve">è stata creata un'istanza </w:t>
-      </w:r>
-      <w:r>
-        <w:rPr>
-          <w:rFonts w:ascii="Georgia" w:eastAsia="Times New Roman" w:hAnsi="Georgia" w:cs="Courier New"/>
+        <w:t xml:space="preserve">[se specificato un </w:t>
+      </w:r>
+      <w:r>
+        <w:rPr>
+          <w:rFonts w:ascii="Georgia" w:eastAsia="Times New Roman" w:hAnsi="Georgia" w:cs="Times New Roman"/>
+          <w:color w:val="auto"/>
+          <w:kern w:val="0"/>
+          <w:szCs w:val="22"/>
+          <w:u w:val="single"/>
+          <w14:ligatures w14:val="none"/>
+        </w:rPr>
+        <w:t>titolo</w:t>
+      </w:r>
+      <w:r>
+        <w:rPr>
+          <w:rFonts w:ascii="Georgia" w:eastAsia="Times New Roman" w:hAnsi="Georgia" w:cs="Times New Roman"/>
+          <w:color w:val="auto"/>
+          <w:kern w:val="0"/>
+          <w:szCs w:val="22"/>
+          <w14:ligatures w14:val="none"/>
+        </w:rPr>
+        <w:t>]</w:t>
+      </w:r>
+      <w:r>
+        <w:rPr>
+          <w:rFonts w:ascii="Georgia" w:eastAsia="Times New Roman" w:hAnsi="Georgia" w:cs="Times New Roman"/>
+          <w:color w:val="auto"/>
+          <w:kern w:val="0"/>
+          <w:szCs w:val="22"/>
+          <w14:ligatures w14:val="none"/>
+        </w:rPr>
+        <w:t xml:space="preserve"> </w:t>
+      </w:r>
+      <w:proofErr w:type="spellStart"/>
+      <w:proofErr w:type="gramStart"/>
+      <w:r>
+        <w:rPr>
+          <w:rFonts w:ascii="Georgia" w:eastAsia="Times New Roman" w:hAnsi="Georgia" w:cs="Times New Roman"/>
           <w:color w:val="auto"/>
           <w:kern w:val="0"/>
           <w:szCs w:val="22"/>
@@ -393,7 +390,30 @@
           <w:szCs w:val="22"/>
           <w14:ligatures w14:val="none"/>
         </w:rPr>
-        <w:t xml:space="preserve"> di Evento</w:t>
+        <w:t>.titolo</w:t>
+      </w:r>
+      <w:proofErr w:type="spellEnd"/>
+      <w:proofErr w:type="gramEnd"/>
+      <w:r>
+        <w:rPr>
+          <w:rFonts w:ascii="Georgia" w:eastAsia="Times New Roman" w:hAnsi="Georgia" w:cs="Times New Roman"/>
+          <w:color w:val="auto"/>
+          <w:kern w:val="0"/>
+          <w:szCs w:val="22"/>
+          <w14:ligatures w14:val="none"/>
+        </w:rPr>
+        <w:t xml:space="preserve"> = </w:t>
+      </w:r>
+      <w:r>
+        <w:rPr>
+          <w:rFonts w:ascii="Georgia" w:eastAsia="Times New Roman" w:hAnsi="Georgia" w:cs="Times New Roman"/>
+          <w:color w:val="auto"/>
+          <w:kern w:val="0"/>
+          <w:szCs w:val="22"/>
+          <w:u w:val="single"/>
+          <w14:ligatures w14:val="none"/>
+        </w:rPr>
+        <w:t>titolo</w:t>
       </w:r>
     </w:p>
     <w:p>
@@ -416,7 +436,7 @@
       <w:proofErr w:type="gramStart"/>
       <w:r>
         <w:rPr>
-          <w:rFonts w:ascii="Georgia" w:eastAsia="Times New Roman" w:hAnsi="Georgia" w:cs="Courier New"/>
+          <w:rFonts w:ascii="Georgia" w:eastAsia="Times New Roman" w:hAnsi="Georgia" w:cs="Times New Roman"/>
           <w:color w:val="auto"/>
           <w:kern w:val="0"/>
           <w:szCs w:val="22"/>
@@ -434,7 +454,582 @@
           <w:szCs w:val="22"/>
           <w14:ligatures w14:val="none"/>
         </w:rPr>
-        <w:t xml:space="preserve"> = "preliminare"</w:t>
+        <w:t xml:space="preserve"> = “Preliminare”</w:t>
+      </w:r>
+    </w:p>
+    <w:p>
+      <w:pPr>
+        <w:spacing w:before="100" w:beforeAutospacing="1" w:after="100" w:afterAutospacing="1" w:line="240" w:lineRule="auto"/>
+        <w:rPr>
+          <w:rFonts w:ascii="Georgia" w:eastAsia="Times New Roman" w:hAnsi="Georgia" w:cs="Times New Roman"/>
+          <w:color w:val="auto"/>
+          <w:kern w:val="0"/>
+          <w:szCs w:val="22"/>
+          <w14:ligatures w14:val="none"/>
+        </w:rPr>
+      </w:pPr>
+    </w:p>
+    <w:p>
+      <w:pPr>
+        <w:keepNext/>
+        <w:keepLines/>
+        <w:spacing w:after="39" w:line="266" w:lineRule="auto"/>
+        <w:outlineLvl w:val="0"/>
+        <w:rPr>
+          <w:rFonts w:ascii="Georgia" w:eastAsia="Georgia" w:hAnsi="Georgia" w:cs="Georgia"/>
+          <w:b/>
+          <w:sz w:val="32"/>
+        </w:rPr>
+      </w:pPr>
+      <w:r>
+        <w:rPr>
+          <w:rFonts w:ascii="Georgia" w:eastAsia="Georgia" w:hAnsi="Georgia" w:cs="Georgia"/>
+          <w:b/>
+          <w:sz w:val="32"/>
+        </w:rPr>
+        <w:t xml:space="preserve">1a.1 </w:t>
+      </w:r>
+      <w:proofErr w:type="spellStart"/>
+      <w:proofErr w:type="gramStart"/>
+      <w:r>
+        <w:rPr>
+          <w:rFonts w:ascii="Georgia" w:eastAsia="Georgia" w:hAnsi="Georgia" w:cs="Georgia"/>
+          <w:b/>
+          <w:sz w:val="32"/>
+        </w:rPr>
+        <w:t>sceglie</w:t>
+      </w:r>
+      <w:r>
+        <w:rPr>
+          <w:rFonts w:ascii="Georgia" w:eastAsia="Georgia" w:hAnsi="Georgia" w:cs="Georgia"/>
+          <w:b/>
+          <w:sz w:val="32"/>
+        </w:rPr>
+        <w:t>E</w:t>
+      </w:r>
+      <w:proofErr w:type="spellEnd"/>
+      <w:r>
+        <w:rPr>
+          <w:rFonts w:ascii="Georgia" w:eastAsia="Georgia" w:hAnsi="Georgia" w:cs="Georgia"/>
+          <w:b/>
+          <w:sz w:val="32"/>
+        </w:rPr>
+        <w:t>(</w:t>
+      </w:r>
+      <w:proofErr w:type="gramEnd"/>
+      <w:r>
+        <w:rPr>
+          <w:rFonts w:ascii="Georgia" w:eastAsia="Georgia" w:hAnsi="Georgia" w:cs="Georgia"/>
+          <w:b/>
+          <w:sz w:val="32"/>
+        </w:rPr>
+        <w:t>e</w:t>
+      </w:r>
+      <w:r>
+        <w:rPr>
+          <w:rFonts w:ascii="Georgia" w:eastAsia="Georgia" w:hAnsi="Georgia" w:cs="Georgia"/>
+          <w:b/>
+          <w:sz w:val="32"/>
+          <w:u w:val="single" w:color="000000"/>
+        </w:rPr>
+        <w:t xml:space="preserve">: </w:t>
+      </w:r>
+      <w:r>
+        <w:rPr>
+          <w:rFonts w:ascii="Georgia" w:eastAsia="Georgia" w:hAnsi="Georgia" w:cs="Georgia"/>
+          <w:b/>
+          <w:sz w:val="32"/>
+        </w:rPr>
+        <w:t>Evento)</w:t>
+      </w:r>
+      <w:r>
+        <w:rPr>
+          <w:rFonts w:ascii="Georgia" w:eastAsia="Georgia" w:hAnsi="Georgia" w:cs="Georgia"/>
+          <w:b/>
+          <w:sz w:val="32"/>
+        </w:rPr>
+        <w:t xml:space="preserve"> </w:t>
+      </w:r>
+    </w:p>
+    <w:p>
+      <w:pPr>
+        <w:pStyle w:val="font-claude-response-body"/>
+        <w:rPr>
+          <w:rFonts w:ascii="Georgia" w:hAnsi="Georgia"/>
+          <w:sz w:val="22"/>
+          <w:szCs w:val="22"/>
+        </w:rPr>
+      </w:pPr>
+      <w:r>
+        <w:rPr>
+          <w:rStyle w:val="Enfasigrassetto"/>
+          <w:rFonts w:ascii="Georgia" w:eastAsiaTheme="majorEastAsia" w:hAnsi="Georgia"/>
+          <w:sz w:val="22"/>
+          <w:szCs w:val="22"/>
+        </w:rPr>
+        <w:t>Pre-condizioni:</w:t>
+      </w:r>
+      <w:r>
+        <w:rPr>
+          <w:rStyle w:val="Enfasigrassetto"/>
+          <w:rFonts w:ascii="Georgia" w:eastAsiaTheme="majorEastAsia" w:hAnsi="Georgia"/>
+          <w:sz w:val="22"/>
+          <w:szCs w:val="22"/>
+        </w:rPr>
+        <w:t xml:space="preserve"> </w:t>
+      </w:r>
+      <w:r>
+        <w:rPr>
+          <w:rStyle w:val="Enfasigrassetto"/>
+          <w:rFonts w:ascii="Georgia" w:eastAsiaTheme="majorEastAsia" w:hAnsi="Georgia"/>
+          <w:b w:val="0"/>
+          <w:bCs w:val="0"/>
+          <w:sz w:val="22"/>
+          <w:szCs w:val="22"/>
+        </w:rPr>
+        <w:t>e</w:t>
+      </w:r>
+      <w:r>
+        <w:rPr>
+          <w:rStyle w:val="Enfasigrassetto"/>
+          <w:rFonts w:ascii="Georgia" w:eastAsiaTheme="majorEastAsia" w:hAnsi="Georgia"/>
+          <w:b w:val="0"/>
+          <w:bCs w:val="0"/>
+          <w:sz w:val="22"/>
+          <w:szCs w:val="22"/>
+        </w:rPr>
+        <w:t xml:space="preserve"> evento esiste</w:t>
+      </w:r>
+    </w:p>
+    <w:p>
+      <w:pPr>
+        <w:pStyle w:val="font-claude-response-body"/>
+        <w:rPr>
+          <w:rFonts w:ascii="Georgia" w:hAnsi="Georgia"/>
+          <w:sz w:val="22"/>
+          <w:szCs w:val="22"/>
+        </w:rPr>
+      </w:pPr>
+      <w:r>
+        <w:rPr>
+          <w:rStyle w:val="Enfasigrassetto"/>
+          <w:rFonts w:ascii="Georgia" w:eastAsiaTheme="majorEastAsia" w:hAnsi="Georgia"/>
+          <w:sz w:val="22"/>
+          <w:szCs w:val="22"/>
+        </w:rPr>
+        <w:t>Post-condizioni:</w:t>
+      </w:r>
+      <w:r>
+        <w:rPr>
+          <w:rFonts w:ascii="Georgia" w:hAnsi="Georgia"/>
+          <w:sz w:val="22"/>
+          <w:szCs w:val="22"/>
+        </w:rPr>
+        <w:t xml:space="preserve"> </w:t>
+      </w:r>
+      <w:r>
+        <w:rPr>
+          <w:rStyle w:val="Enfasicorsivo"/>
+          <w:rFonts w:ascii="Georgia" w:eastAsiaTheme="majorEastAsia" w:hAnsi="Georgia"/>
+          <w:i w:val="0"/>
+          <w:iCs w:val="0"/>
+          <w:sz w:val="22"/>
+          <w:szCs w:val="22"/>
+        </w:rPr>
+        <w:t>e</w:t>
+      </w:r>
+      <w:r>
+        <w:rPr>
+          <w:rStyle w:val="Enfasicorsivo"/>
+          <w:rFonts w:ascii="Georgia" w:eastAsiaTheme="majorEastAsia" w:hAnsi="Georgia"/>
+          <w:i w:val="0"/>
+          <w:iCs w:val="0"/>
+          <w:sz w:val="22"/>
+          <w:szCs w:val="22"/>
+        </w:rPr>
+        <w:t xml:space="preserve"> diventa l’evento su cui operare</w:t>
+      </w:r>
+    </w:p>
+    <w:p>
+      <w:pPr>
+        <w:keepNext/>
+        <w:keepLines/>
+        <w:spacing w:after="39" w:line="266" w:lineRule="auto"/>
+        <w:ind w:left="-5" w:hanging="10"/>
+        <w:outlineLvl w:val="0"/>
+        <w:rPr>
+          <w:rFonts w:ascii="Georgia" w:eastAsia="Georgia" w:hAnsi="Georgia" w:cs="Georgia"/>
+          <w:b/>
+          <w:sz w:val="32"/>
+        </w:rPr>
+      </w:pPr>
+    </w:p>
+    <w:p>
+      <w:pPr>
+        <w:keepNext/>
+        <w:keepLines/>
+        <w:spacing w:after="39" w:line="266" w:lineRule="auto"/>
+        <w:ind w:left="-5" w:hanging="10"/>
+        <w:outlineLvl w:val="0"/>
+        <w:rPr>
+          <w:rFonts w:ascii="Georgia" w:eastAsia="Georgia" w:hAnsi="Georgia" w:cs="Georgia"/>
+          <w:b/>
+          <w:sz w:val="32"/>
+        </w:rPr>
+      </w:pPr>
+      <w:r>
+        <w:rPr>
+          <w:rFonts w:ascii="Georgia" w:eastAsia="Georgia" w:hAnsi="Georgia" w:cs="Georgia"/>
+          <w:b/>
+          <w:sz w:val="32"/>
+        </w:rPr>
+        <w:t>2</w:t>
+      </w:r>
+      <w:r>
+        <w:rPr>
+          <w:rFonts w:ascii="Georgia" w:eastAsia="Georgia" w:hAnsi="Georgia" w:cs="Georgia"/>
+          <w:b/>
+          <w:sz w:val="32"/>
+        </w:rPr>
+        <w:t xml:space="preserve">. </w:t>
+      </w:r>
+      <w:proofErr w:type="spellStart"/>
+      <w:proofErr w:type="gramStart"/>
+      <w:r>
+        <w:rPr>
+          <w:rFonts w:ascii="Georgia" w:eastAsia="Georgia" w:hAnsi="Georgia" w:cs="Georgia"/>
+          <w:b/>
+          <w:sz w:val="32"/>
+        </w:rPr>
+        <w:t>inserisciDati</w:t>
+      </w:r>
+      <w:proofErr w:type="spellEnd"/>
+      <w:r>
+        <w:rPr>
+          <w:rFonts w:ascii="Georgia" w:eastAsia="Georgia" w:hAnsi="Georgia" w:cs="Georgia"/>
+          <w:b/>
+          <w:sz w:val="32"/>
+        </w:rPr>
+        <w:t>(</w:t>
+      </w:r>
+      <w:proofErr w:type="gramEnd"/>
+      <w:r>
+        <w:rPr>
+          <w:rFonts w:ascii="Georgia" w:eastAsia="Georgia" w:hAnsi="Georgia" w:cs="Georgia"/>
+          <w:b/>
+          <w:sz w:val="32"/>
+          <w:u w:val="single" w:color="000000"/>
+        </w:rPr>
+        <w:t>e</w:t>
+      </w:r>
+      <w:r>
+        <w:rPr>
+          <w:rFonts w:ascii="Georgia" w:eastAsia="Georgia" w:hAnsi="Georgia" w:cs="Georgia"/>
+          <w:b/>
+          <w:sz w:val="32"/>
+        </w:rPr>
+        <w:t>: Evento</w:t>
+      </w:r>
+      <w:r>
+        <w:rPr>
+          <w:rFonts w:ascii="Georgia" w:eastAsia="Georgia" w:hAnsi="Georgia" w:cs="Georgia"/>
+          <w:b/>
+          <w:sz w:val="32"/>
+        </w:rPr>
+        <w:t xml:space="preserve">, </w:t>
+      </w:r>
+      <w:proofErr w:type="spellStart"/>
+      <w:r>
+        <w:rPr>
+          <w:rFonts w:ascii="Georgia" w:eastAsia="Georgia" w:hAnsi="Georgia" w:cs="Georgia"/>
+          <w:b/>
+          <w:sz w:val="32"/>
+        </w:rPr>
+        <w:t>NuoviDati</w:t>
+      </w:r>
+      <w:proofErr w:type="spellEnd"/>
+      <w:r>
+        <w:rPr>
+          <w:rFonts w:ascii="Georgia" w:eastAsia="Georgia" w:hAnsi="Georgia" w:cs="Georgia"/>
+          <w:b/>
+          <w:sz w:val="32"/>
+        </w:rPr>
+        <w:t xml:space="preserve">) </w:t>
+      </w:r>
+    </w:p>
+    <w:p>
+      <w:pPr>
+        <w:keepNext/>
+        <w:keepLines/>
+        <w:spacing w:after="39" w:line="266" w:lineRule="auto"/>
+        <w:ind w:left="-5" w:hanging="10"/>
+        <w:outlineLvl w:val="0"/>
+        <w:rPr>
+          <w:rFonts w:ascii="Georgia" w:eastAsia="Georgia" w:hAnsi="Georgia" w:cs="Georgia"/>
+          <w:b/>
+          <w:sz w:val="32"/>
+        </w:rPr>
+      </w:pPr>
+    </w:p>
+    <w:p>
+      <w:pPr>
+        <w:spacing w:before="100" w:beforeAutospacing="1" w:after="100" w:afterAutospacing="1" w:line="240" w:lineRule="auto"/>
+        <w:rPr>
+          <w:rFonts w:ascii="Georgia" w:eastAsia="Times New Roman" w:hAnsi="Georgia" w:cs="Times New Roman"/>
+          <w:color w:val="auto"/>
+          <w:kern w:val="0"/>
+          <w:szCs w:val="22"/>
+          <w14:ligatures w14:val="none"/>
+        </w:rPr>
+      </w:pPr>
+      <w:r>
+        <w:rPr>
+          <w:rFonts w:ascii="Georgia" w:eastAsia="Times New Roman" w:hAnsi="Georgia" w:cs="Times New Roman"/>
+          <w:b/>
+          <w:bCs/>
+          <w:color w:val="auto"/>
+          <w:kern w:val="0"/>
+          <w:szCs w:val="22"/>
+          <w14:ligatures w14:val="none"/>
+        </w:rPr>
+        <w:t>Firma completa:</w:t>
+      </w:r>
+      <w:r>
+        <w:rPr>
+          <w:rFonts w:ascii="Georgia" w:eastAsia="Times New Roman" w:hAnsi="Georgia" w:cs="Times New Roman"/>
+          <w:color w:val="auto"/>
+          <w:kern w:val="0"/>
+          <w:szCs w:val="22"/>
+          <w14:ligatures w14:val="none"/>
+        </w:rPr>
+        <w:t xml:space="preserve"> </w:t>
+      </w:r>
+      <w:proofErr w:type="spellStart"/>
+      <w:proofErr w:type="gramStart"/>
+      <w:r>
+        <w:rPr>
+          <w:rFonts w:ascii="Georgia" w:eastAsia="Times New Roman" w:hAnsi="Georgia" w:cs="Courier New"/>
+          <w:color w:val="auto"/>
+          <w:kern w:val="0"/>
+          <w:szCs w:val="22"/>
+          <w14:ligatures w14:val="none"/>
+        </w:rPr>
+        <w:t>inserisci</w:t>
+      </w:r>
+      <w:r>
+        <w:rPr>
+          <w:rFonts w:ascii="Georgia" w:eastAsia="Times New Roman" w:hAnsi="Georgia" w:cs="Courier New"/>
+          <w:color w:val="auto"/>
+          <w:kern w:val="0"/>
+          <w:szCs w:val="22"/>
+          <w14:ligatures w14:val="none"/>
+        </w:rPr>
+        <w:t>Dati</w:t>
+      </w:r>
+      <w:proofErr w:type="spellEnd"/>
+      <w:r>
+        <w:rPr>
+          <w:rFonts w:ascii="Georgia" w:eastAsia="Times New Roman" w:hAnsi="Georgia" w:cs="Courier New"/>
+          <w:color w:val="auto"/>
+          <w:kern w:val="0"/>
+          <w:szCs w:val="22"/>
+          <w14:ligatures w14:val="none"/>
+        </w:rPr>
+        <w:t>(</w:t>
+      </w:r>
+      <w:proofErr w:type="gramEnd"/>
+      <w:r>
+        <w:rPr>
+          <w:rFonts w:ascii="Georgia" w:eastAsia="Times New Roman" w:hAnsi="Georgia" w:cs="Courier New"/>
+          <w:color w:val="auto"/>
+          <w:kern w:val="0"/>
+          <w:szCs w:val="22"/>
+          <w14:ligatures w14:val="none"/>
+        </w:rPr>
+        <w:t>e</w:t>
+      </w:r>
+      <w:r>
+        <w:rPr>
+          <w:rFonts w:ascii="Georgia" w:eastAsia="Times New Roman" w:hAnsi="Georgia" w:cs="Courier New"/>
+          <w:color w:val="auto"/>
+          <w:kern w:val="0"/>
+          <w:szCs w:val="22"/>
+          <w14:ligatures w14:val="none"/>
+        </w:rPr>
+        <w:t xml:space="preserve">: Evento, </w:t>
+      </w:r>
+      <w:proofErr w:type="gramStart"/>
+      <w:r>
+        <w:rPr>
+          <w:rFonts w:ascii="Georgia" w:eastAsia="Times New Roman" w:hAnsi="Georgia" w:cs="Courier New"/>
+          <w:color w:val="auto"/>
+          <w:kern w:val="0"/>
+          <w:szCs w:val="22"/>
+          <w14:ligatures w14:val="none"/>
+        </w:rPr>
+        <w:t>luogo?:</w:t>
+      </w:r>
+      <w:proofErr w:type="gramEnd"/>
+      <w:r>
+        <w:rPr>
+          <w:rFonts w:ascii="Georgia" w:eastAsia="Times New Roman" w:hAnsi="Georgia" w:cs="Courier New"/>
+          <w:color w:val="auto"/>
+          <w:kern w:val="0"/>
+          <w:szCs w:val="22"/>
+          <w14:ligatures w14:val="none"/>
+        </w:rPr>
+        <w:t xml:space="preserve"> testo, </w:t>
+      </w:r>
+      <w:proofErr w:type="spellStart"/>
+      <w:proofErr w:type="gramStart"/>
+      <w:r>
+        <w:rPr>
+          <w:rFonts w:ascii="Georgia" w:eastAsia="Times New Roman" w:hAnsi="Georgia" w:cs="Courier New"/>
+          <w:color w:val="auto"/>
+          <w:kern w:val="0"/>
+          <w:szCs w:val="22"/>
+          <w14:ligatures w14:val="none"/>
+        </w:rPr>
+        <w:t>dataInizio</w:t>
+      </w:r>
+      <w:proofErr w:type="spellEnd"/>
+      <w:r>
+        <w:rPr>
+          <w:rFonts w:ascii="Georgia" w:eastAsia="Times New Roman" w:hAnsi="Georgia" w:cs="Courier New"/>
+          <w:color w:val="auto"/>
+          <w:kern w:val="0"/>
+          <w:szCs w:val="22"/>
+          <w14:ligatures w14:val="none"/>
+        </w:rPr>
+        <w:t>?:</w:t>
+      </w:r>
+      <w:proofErr w:type="gramEnd"/>
+      <w:r>
+        <w:rPr>
+          <w:rFonts w:ascii="Georgia" w:eastAsia="Times New Roman" w:hAnsi="Georgia" w:cs="Courier New"/>
+          <w:color w:val="auto"/>
+          <w:kern w:val="0"/>
+          <w:szCs w:val="22"/>
+          <w14:ligatures w14:val="none"/>
+        </w:rPr>
+        <w:t xml:space="preserve"> data, </w:t>
+      </w:r>
+      <w:proofErr w:type="spellStart"/>
+      <w:proofErr w:type="gramStart"/>
+      <w:r>
+        <w:rPr>
+          <w:rFonts w:ascii="Georgia" w:eastAsia="Times New Roman" w:hAnsi="Georgia" w:cs="Courier New"/>
+          <w:color w:val="auto"/>
+          <w:kern w:val="0"/>
+          <w:szCs w:val="22"/>
+          <w14:ligatures w14:val="none"/>
+        </w:rPr>
+        <w:t>dataFine</w:t>
+      </w:r>
+      <w:proofErr w:type="spellEnd"/>
+      <w:r>
+        <w:rPr>
+          <w:rFonts w:ascii="Georgia" w:eastAsia="Times New Roman" w:hAnsi="Georgia" w:cs="Courier New"/>
+          <w:color w:val="auto"/>
+          <w:kern w:val="0"/>
+          <w:szCs w:val="22"/>
+          <w14:ligatures w14:val="none"/>
+        </w:rPr>
+        <w:t>?:</w:t>
+      </w:r>
+      <w:proofErr w:type="gramEnd"/>
+      <w:r>
+        <w:rPr>
+          <w:rFonts w:ascii="Georgia" w:eastAsia="Times New Roman" w:hAnsi="Georgia" w:cs="Courier New"/>
+          <w:color w:val="auto"/>
+          <w:kern w:val="0"/>
+          <w:szCs w:val="22"/>
+          <w14:ligatures w14:val="none"/>
+        </w:rPr>
+        <w:t xml:space="preserve"> data, </w:t>
+      </w:r>
+      <w:proofErr w:type="spellStart"/>
+      <w:proofErr w:type="gramStart"/>
+      <w:r>
+        <w:rPr>
+          <w:rFonts w:ascii="Georgia" w:eastAsia="Times New Roman" w:hAnsi="Georgia" w:cs="Courier New"/>
+          <w:color w:val="auto"/>
+          <w:kern w:val="0"/>
+          <w:szCs w:val="22"/>
+          <w14:ligatures w14:val="none"/>
+        </w:rPr>
+        <w:t>numPartecipanti</w:t>
+      </w:r>
+      <w:proofErr w:type="spellEnd"/>
+      <w:r>
+        <w:rPr>
+          <w:rFonts w:ascii="Georgia" w:eastAsia="Times New Roman" w:hAnsi="Georgia" w:cs="Courier New"/>
+          <w:color w:val="auto"/>
+          <w:kern w:val="0"/>
+          <w:szCs w:val="22"/>
+          <w14:ligatures w14:val="none"/>
+        </w:rPr>
+        <w:t>?:</w:t>
+      </w:r>
+      <w:proofErr w:type="gramEnd"/>
+      <w:r>
+        <w:rPr>
+          <w:rFonts w:ascii="Georgia" w:eastAsia="Times New Roman" w:hAnsi="Georgia" w:cs="Courier New"/>
+          <w:color w:val="auto"/>
+          <w:kern w:val="0"/>
+          <w:szCs w:val="22"/>
+          <w14:ligatures w14:val="none"/>
+        </w:rPr>
+        <w:t xml:space="preserve"> numero, </w:t>
+      </w:r>
+      <w:proofErr w:type="gramStart"/>
+      <w:r>
+        <w:rPr>
+          <w:rFonts w:ascii="Georgia" w:eastAsia="Times New Roman" w:hAnsi="Georgia" w:cs="Courier New"/>
+          <w:color w:val="auto"/>
+          <w:kern w:val="0"/>
+          <w:szCs w:val="22"/>
+          <w14:ligatures w14:val="none"/>
+        </w:rPr>
+        <w:t>note?:</w:t>
+      </w:r>
+      <w:proofErr w:type="gramEnd"/>
+      <w:r>
+        <w:rPr>
+          <w:rFonts w:ascii="Georgia" w:eastAsia="Times New Roman" w:hAnsi="Georgia" w:cs="Courier New"/>
+          <w:color w:val="auto"/>
+          <w:kern w:val="0"/>
+          <w:szCs w:val="22"/>
+          <w14:ligatures w14:val="none"/>
+        </w:rPr>
+        <w:t xml:space="preserve"> testo)</w:t>
+      </w:r>
+    </w:p>
+    <w:p>
+      <w:pPr>
+        <w:pStyle w:val="font-claude-response-body"/>
+        <w:rPr>
+          <w:rFonts w:ascii="Georgia" w:hAnsi="Georgia"/>
+          <w:sz w:val="22"/>
+          <w:szCs w:val="22"/>
+        </w:rPr>
+      </w:pPr>
+      <w:r>
+        <w:rPr>
+          <w:rStyle w:val="Enfasigrassetto"/>
+          <w:rFonts w:ascii="Georgia" w:eastAsiaTheme="majorEastAsia" w:hAnsi="Georgia"/>
+          <w:sz w:val="22"/>
+          <w:szCs w:val="22"/>
+        </w:rPr>
+        <w:t>Pre-condizioni:</w:t>
+      </w:r>
+      <w:r>
+        <w:rPr>
+          <w:rFonts w:ascii="Georgia" w:hAnsi="Georgia"/>
+          <w:sz w:val="22"/>
+          <w:szCs w:val="22"/>
+        </w:rPr>
+        <w:t xml:space="preserve"> </w:t>
       </w:r>
     </w:p>
     <w:p>
@@ -453,8 +1048,16 @@
           <w14:ligatures w14:val="none"/>
         </w:rPr>
       </w:pPr>
-      <w:proofErr w:type="spellStart"/>
-      <w:proofErr w:type="gramStart"/>
+      <w:r>
+        <w:rPr>
+          <w:rFonts w:ascii="Georgia" w:eastAsia="Times New Roman" w:hAnsi="Georgia" w:cs="Times New Roman"/>
+          <w:color w:val="auto"/>
+          <w:kern w:val="0"/>
+          <w:szCs w:val="22"/>
+          <w14:ligatures w14:val="none"/>
+        </w:rPr>
+        <w:t xml:space="preserve">è in corso la gestione di un Evento </w:t>
+      </w:r>
       <w:r>
         <w:rPr>
           <w:rFonts w:ascii="Georgia" w:eastAsia="Times New Roman" w:hAnsi="Georgia" w:cs="Courier New"/>
@@ -463,32 +1066,8 @@
           <w:szCs w:val="22"/>
           <w14:ligatures w14:val="none"/>
         </w:rPr>
-        <w:t>e.dataInizio</w:t>
-      </w:r>
-      <w:proofErr w:type="spellEnd"/>
-      <w:proofErr w:type="gramEnd"/>
-      <w:r>
-        <w:rPr>
-          <w:rFonts w:ascii="Georgia" w:eastAsia="Times New Roman" w:hAnsi="Georgia" w:cs="Times New Roman"/>
-          <w:color w:val="auto"/>
-          <w:kern w:val="0"/>
-          <w:szCs w:val="22"/>
-          <w14:ligatures w14:val="none"/>
-        </w:rPr>
-        <w:t xml:space="preserve"> = </w:t>
-      </w:r>
-      <w:proofErr w:type="spellStart"/>
-      <w:r>
-        <w:rPr>
-          <w:rFonts w:ascii="Georgia" w:eastAsia="Times New Roman" w:hAnsi="Georgia" w:cs="Times New Roman"/>
-          <w:color w:val="auto"/>
-          <w:kern w:val="0"/>
-          <w:szCs w:val="22"/>
-          <w14:ligatures w14:val="none"/>
-        </w:rPr>
-        <w:t>dataInizio</w:t>
-      </w:r>
-      <w:proofErr w:type="spellEnd"/>
+        <w:t>e</w:t>
+      </w:r>
     </w:p>
     <w:p>
       <w:pPr>
@@ -506,42 +1085,188 @@
           <w14:ligatures w14:val="none"/>
         </w:rPr>
       </w:pPr>
+      <w:r>
+        <w:rPr>
+          <w:rFonts w:ascii="Georgia" w:eastAsia="Times New Roman" w:hAnsi="Georgia" w:cs="Times New Roman"/>
+          <w:color w:val="auto"/>
+          <w:kern w:val="0"/>
+          <w:szCs w:val="22"/>
+          <w14:ligatures w14:val="none"/>
+        </w:rPr>
+        <w:t xml:space="preserve">[se è specificata </w:t>
+      </w:r>
+      <w:proofErr w:type="spellStart"/>
+      <w:r>
+        <w:rPr>
+          <w:rFonts w:ascii="Georgia" w:eastAsia="Times New Roman" w:hAnsi="Georgia" w:cs="Courier New"/>
+          <w:color w:val="auto"/>
+          <w:kern w:val="0"/>
+          <w:szCs w:val="22"/>
+          <w14:ligatures w14:val="none"/>
+        </w:rPr>
+        <w:t>dataInizio</w:t>
+      </w:r>
+      <w:proofErr w:type="spellEnd"/>
+      <w:r>
+        <w:rPr>
+          <w:rFonts w:ascii="Georgia" w:eastAsia="Times New Roman" w:hAnsi="Georgia" w:cs="Times New Roman"/>
+          <w:color w:val="auto"/>
+          <w:kern w:val="0"/>
+          <w:szCs w:val="22"/>
+          <w14:ligatures w14:val="none"/>
+        </w:rPr>
+        <w:t xml:space="preserve">] </w:t>
+      </w:r>
+      <w:proofErr w:type="spellStart"/>
+      <w:r>
+        <w:rPr>
+          <w:rFonts w:ascii="Georgia" w:eastAsia="Times New Roman" w:hAnsi="Georgia" w:cs="Courier New"/>
+          <w:color w:val="auto"/>
+          <w:kern w:val="0"/>
+          <w:szCs w:val="22"/>
+          <w14:ligatures w14:val="none"/>
+        </w:rPr>
+        <w:t>dataInizio</w:t>
+      </w:r>
+      <w:proofErr w:type="spellEnd"/>
+      <w:r>
+        <w:rPr>
+          <w:rFonts w:ascii="Georgia" w:eastAsia="Times New Roman" w:hAnsi="Georgia" w:cs="Times New Roman"/>
+          <w:color w:val="auto"/>
+          <w:kern w:val="0"/>
+          <w:szCs w:val="22"/>
+          <w14:ligatures w14:val="none"/>
+        </w:rPr>
+        <w:t xml:space="preserve"> rispetta il preavviso minimo di 14 giorni</w:t>
+      </w:r>
+    </w:p>
+    <w:p>
+      <w:pPr>
+        <w:spacing w:before="100" w:beforeAutospacing="1" w:after="100" w:afterAutospacing="1" w:line="240" w:lineRule="auto"/>
+        <w:rPr>
+          <w:rFonts w:ascii="Georgia" w:eastAsia="Times New Roman" w:hAnsi="Georgia" w:cs="Times New Roman"/>
+          <w:color w:val="auto"/>
+          <w:kern w:val="0"/>
+          <w:szCs w:val="22"/>
+          <w14:ligatures w14:val="none"/>
+        </w:rPr>
+      </w:pPr>
+      <w:r>
+        <w:rPr>
+          <w:rFonts w:ascii="Georgia" w:eastAsia="Times New Roman" w:hAnsi="Georgia" w:cs="Times New Roman"/>
+          <w:b/>
+          <w:bCs/>
+          <w:color w:val="auto"/>
+          <w:kern w:val="0"/>
+          <w:szCs w:val="22"/>
+          <w14:ligatures w14:val="none"/>
+        </w:rPr>
+        <w:t>Post-condizioni:</w:t>
+      </w:r>
+      <w:r>
+        <w:rPr>
+          <w:rFonts w:ascii="Georgia" w:eastAsia="Times New Roman" w:hAnsi="Georgia" w:cs="Times New Roman"/>
+          <w:color w:val="auto"/>
+          <w:kern w:val="0"/>
+          <w:szCs w:val="22"/>
+          <w14:ligatures w14:val="none"/>
+        </w:rPr>
+        <w:t xml:space="preserve"> </w:t>
+      </w:r>
+      <w:r>
+        <w:rPr>
+          <w:rFonts w:ascii="Georgia" w:eastAsia="Times New Roman" w:hAnsi="Georgia" w:cs="Times New Roman"/>
+          <w:i/>
+          <w:iCs/>
+          <w:color w:val="auto"/>
+          <w:kern w:val="0"/>
+          <w:szCs w:val="22"/>
+          <w14:ligatures w14:val="none"/>
+        </w:rPr>
+        <w:t xml:space="preserve">Se </w:t>
+      </w:r>
       <w:proofErr w:type="spellStart"/>
       <w:proofErr w:type="gramStart"/>
       <w:r>
         <w:rPr>
           <w:rFonts w:ascii="Georgia" w:eastAsia="Times New Roman" w:hAnsi="Georgia" w:cs="Courier New"/>
-          <w:color w:val="auto"/>
-          <w:kern w:val="0"/>
-          <w:szCs w:val="22"/>
-          <w14:ligatures w14:val="none"/>
-        </w:rPr>
-        <w:t>e.dataFine</w:t>
+          <w:i/>
+          <w:iCs/>
+          <w:color w:val="auto"/>
+          <w:kern w:val="0"/>
+          <w:szCs w:val="22"/>
+          <w14:ligatures w14:val="none"/>
+        </w:rPr>
+        <w:t>e.stato</w:t>
       </w:r>
       <w:proofErr w:type="spellEnd"/>
       <w:proofErr w:type="gramEnd"/>
       <w:r>
         <w:rPr>
           <w:rFonts w:ascii="Georgia" w:eastAsia="Times New Roman" w:hAnsi="Georgia" w:cs="Times New Roman"/>
-          <w:color w:val="auto"/>
-          <w:kern w:val="0"/>
-          <w:szCs w:val="22"/>
-          <w14:ligatures w14:val="none"/>
-        </w:rPr>
-        <w:t xml:space="preserve"> = </w:t>
+          <w:i/>
+          <w:iCs/>
+          <w:color w:val="auto"/>
+          <w:kern w:val="0"/>
+          <w:szCs w:val="22"/>
+          <w14:ligatures w14:val="none"/>
+        </w:rPr>
+        <w:t xml:space="preserve"> = "preliminare", oppure </w:t>
       </w:r>
       <w:proofErr w:type="spellStart"/>
+      <w:proofErr w:type="gramStart"/>
+      <w:r>
+        <w:rPr>
+          <w:rFonts w:ascii="Georgia" w:eastAsia="Times New Roman" w:hAnsi="Georgia" w:cs="Courier New"/>
+          <w:i/>
+          <w:iCs/>
+          <w:color w:val="auto"/>
+          <w:kern w:val="0"/>
+          <w:szCs w:val="22"/>
+          <w14:ligatures w14:val="none"/>
+        </w:rPr>
+        <w:t>e.stato</w:t>
+      </w:r>
+      <w:proofErr w:type="spellEnd"/>
+      <w:proofErr w:type="gramEnd"/>
       <w:r>
         <w:rPr>
           <w:rFonts w:ascii="Georgia" w:eastAsia="Times New Roman" w:hAnsi="Georgia" w:cs="Times New Roman"/>
-          <w:color w:val="auto"/>
-          <w:kern w:val="0"/>
-          <w:szCs w:val="22"/>
-          <w14:ligatures w14:val="none"/>
-        </w:rPr>
-        <w:t>dataFine</w:t>
+          <w:i/>
+          <w:iCs/>
+          <w:color w:val="auto"/>
+          <w:kern w:val="0"/>
+          <w:szCs w:val="22"/>
+          <w14:ligatures w14:val="none"/>
+        </w:rPr>
+        <w:t xml:space="preserve"> = "in corso" e la variazione di </w:t>
+      </w:r>
+      <w:proofErr w:type="spellStart"/>
+      <w:r>
+        <w:rPr>
+          <w:rFonts w:ascii="Georgia" w:eastAsia="Times New Roman" w:hAnsi="Georgia" w:cs="Courier New"/>
+          <w:i/>
+          <w:iCs/>
+          <w:color w:val="auto"/>
+          <w:kern w:val="0"/>
+          <w:szCs w:val="22"/>
+          <w14:ligatures w14:val="none"/>
+        </w:rPr>
+        <w:t>numPartecipanti</w:t>
       </w:r>
       <w:proofErr w:type="spellEnd"/>
+      <w:r>
+        <w:rPr>
+          <w:rFonts w:ascii="Georgia" w:eastAsia="Times New Roman" w:hAnsi="Georgia" w:cs="Times New Roman"/>
+          <w:i/>
+          <w:iCs/>
+          <w:color w:val="auto"/>
+          <w:kern w:val="0"/>
+          <w:szCs w:val="22"/>
+          <w14:ligatures w14:val="none"/>
+        </w:rPr>
+        <w:t xml:space="preserve"> rientra nel ±30% rispetto al valore attuale e non vengono aggiunti servizi:</w:t>
+      </w:r>
     </w:p>
     <w:p>
       <w:pPr>
@@ -559,6 +1284,36 @@
           <w14:ligatures w14:val="none"/>
         </w:rPr>
       </w:pPr>
+      <w:r>
+        <w:rPr>
+          <w:rFonts w:ascii="Georgia" w:eastAsia="Times New Roman" w:hAnsi="Georgia" w:cs="Times New Roman"/>
+          <w:color w:val="auto"/>
+          <w:kern w:val="0"/>
+          <w:szCs w:val="22"/>
+          <w14:ligatures w14:val="none"/>
+        </w:rPr>
+        <w:t xml:space="preserve">[se è specificato </w:t>
+      </w:r>
+      <w:r>
+        <w:rPr>
+          <w:rFonts w:ascii="Georgia" w:eastAsia="Times New Roman" w:hAnsi="Georgia" w:cs="Courier New"/>
+          <w:color w:val="auto"/>
+          <w:kern w:val="0"/>
+          <w:szCs w:val="22"/>
+          <w14:ligatures w14:val="none"/>
+        </w:rPr>
+        <w:t>luogo</w:t>
+      </w:r>
+      <w:r>
+        <w:rPr>
+          <w:rFonts w:ascii="Georgia" w:eastAsia="Times New Roman" w:hAnsi="Georgia" w:cs="Times New Roman"/>
+          <w:color w:val="auto"/>
+          <w:kern w:val="0"/>
+          <w:szCs w:val="22"/>
+          <w14:ligatures w14:val="none"/>
+        </w:rPr>
+        <w:t xml:space="preserve">] </w:t>
+      </w:r>
       <w:proofErr w:type="spellStart"/>
       <w:proofErr w:type="gramStart"/>
       <w:r>
@@ -600,6 +1355,38 @@
           <w14:ligatures w14:val="none"/>
         </w:rPr>
       </w:pPr>
+      <w:r>
+        <w:rPr>
+          <w:rFonts w:ascii="Georgia" w:eastAsia="Times New Roman" w:hAnsi="Georgia" w:cs="Times New Roman"/>
+          <w:color w:val="auto"/>
+          <w:kern w:val="0"/>
+          <w:szCs w:val="22"/>
+          <w14:ligatures w14:val="none"/>
+        </w:rPr>
+        <w:t xml:space="preserve">[se è specificata </w:t>
+      </w:r>
+      <w:proofErr w:type="spellStart"/>
+      <w:r>
+        <w:rPr>
+          <w:rFonts w:ascii="Georgia" w:eastAsia="Times New Roman" w:hAnsi="Georgia" w:cs="Courier New"/>
+          <w:color w:val="auto"/>
+          <w:kern w:val="0"/>
+          <w:szCs w:val="22"/>
+          <w14:ligatures w14:val="none"/>
+        </w:rPr>
+        <w:t>dataInizio</w:t>
+      </w:r>
+      <w:proofErr w:type="spellEnd"/>
+      <w:r>
+        <w:rPr>
+          <w:rFonts w:ascii="Georgia" w:eastAsia="Times New Roman" w:hAnsi="Georgia" w:cs="Times New Roman"/>
+          <w:color w:val="auto"/>
+          <w:kern w:val="0"/>
+          <w:szCs w:val="22"/>
+          <w14:ligatures w14:val="none"/>
+        </w:rPr>
+        <w:t xml:space="preserve">] </w:t>
+      </w:r>
       <w:proofErr w:type="spellStart"/>
       <w:proofErr w:type="gramStart"/>
       <w:r>
@@ -610,7 +1397,7 @@
           <w:szCs w:val="22"/>
           <w14:ligatures w14:val="none"/>
         </w:rPr>
-        <w:t>e.numPartec</w:t>
+        <w:t>e.dataInizio</w:t>
       </w:r>
       <w:proofErr w:type="spellEnd"/>
       <w:proofErr w:type="gramEnd"/>
@@ -633,7 +1420,7 @@
           <w:szCs w:val="22"/>
           <w14:ligatures w14:val="none"/>
         </w:rPr>
-        <w:t>numPartecipanti</w:t>
+        <w:t>dataInizio</w:t>
       </w:r>
       <w:proofErr w:type="spellEnd"/>
     </w:p>
@@ -661,7 +1448,7 @@
           <w:szCs w:val="22"/>
           <w14:ligatures w14:val="none"/>
         </w:rPr>
-        <w:t xml:space="preserve">[se è specificato] </w:t>
+        <w:t xml:space="preserve">[se è specificata </w:t>
       </w:r>
       <w:proofErr w:type="spellStart"/>
       <w:r>
@@ -672,7 +1459,7 @@
           <w:szCs w:val="22"/>
           <w14:ligatures w14:val="none"/>
         </w:rPr>
-        <w:t>e.note</w:t>
+        <w:t>dataFine</w:t>
       </w:r>
       <w:proofErr w:type="spellEnd"/>
       <w:r>
@@ -683,8 +1470,44 @@
           <w:szCs w:val="22"/>
           <w14:ligatures w14:val="none"/>
         </w:rPr>
-        <w:t xml:space="preserve"> = note</w:t>
-      </w:r>
+        <w:t xml:space="preserve">] </w:t>
+      </w:r>
+      <w:proofErr w:type="spellStart"/>
+      <w:proofErr w:type="gramStart"/>
+      <w:r>
+        <w:rPr>
+          <w:rFonts w:ascii="Georgia" w:eastAsia="Times New Roman" w:hAnsi="Georgia" w:cs="Courier New"/>
+          <w:color w:val="auto"/>
+          <w:kern w:val="0"/>
+          <w:szCs w:val="22"/>
+          <w14:ligatures w14:val="none"/>
+        </w:rPr>
+        <w:t>e.dataFine</w:t>
+      </w:r>
+      <w:proofErr w:type="spellEnd"/>
+      <w:proofErr w:type="gramEnd"/>
+      <w:r>
+        <w:rPr>
+          <w:rFonts w:ascii="Georgia" w:eastAsia="Times New Roman" w:hAnsi="Georgia" w:cs="Times New Roman"/>
+          <w:color w:val="auto"/>
+          <w:kern w:val="0"/>
+          <w:szCs w:val="22"/>
+          <w14:ligatures w14:val="none"/>
+        </w:rPr>
+        <w:t xml:space="preserve"> = </w:t>
+      </w:r>
+      <w:proofErr w:type="spellStart"/>
+      <w:r>
+        <w:rPr>
+          <w:rFonts w:ascii="Georgia" w:eastAsia="Times New Roman" w:hAnsi="Georgia" w:cs="Times New Roman"/>
+          <w:color w:val="auto"/>
+          <w:kern w:val="0"/>
+          <w:szCs w:val="22"/>
+          <w14:ligatures w14:val="none"/>
+        </w:rPr>
+        <w:t>dataFine</w:t>
+      </w:r>
+      <w:proofErr w:type="spellEnd"/>
     </w:p>
     <w:p>
       <w:pPr>
@@ -702,6 +1525,38 @@
           <w14:ligatures w14:val="none"/>
         </w:rPr>
       </w:pPr>
+      <w:r>
+        <w:rPr>
+          <w:rFonts w:ascii="Georgia" w:eastAsia="Times New Roman" w:hAnsi="Georgia" w:cs="Times New Roman"/>
+          <w:color w:val="auto"/>
+          <w:kern w:val="0"/>
+          <w:szCs w:val="22"/>
+          <w14:ligatures w14:val="none"/>
+        </w:rPr>
+        <w:t xml:space="preserve">[se è specificato </w:t>
+      </w:r>
+      <w:proofErr w:type="spellStart"/>
+      <w:r>
+        <w:rPr>
+          <w:rFonts w:ascii="Georgia" w:eastAsia="Times New Roman" w:hAnsi="Georgia" w:cs="Courier New"/>
+          <w:color w:val="auto"/>
+          <w:kern w:val="0"/>
+          <w:szCs w:val="22"/>
+          <w14:ligatures w14:val="none"/>
+        </w:rPr>
+        <w:t>numPartecipanti</w:t>
+      </w:r>
+      <w:proofErr w:type="spellEnd"/>
+      <w:r>
+        <w:rPr>
+          <w:rFonts w:ascii="Georgia" w:eastAsia="Times New Roman" w:hAnsi="Georgia" w:cs="Times New Roman"/>
+          <w:color w:val="auto"/>
+          <w:kern w:val="0"/>
+          <w:szCs w:val="22"/>
+          <w14:ligatures w14:val="none"/>
+        </w:rPr>
+        <w:t xml:space="preserve">] </w:t>
+      </w:r>
       <w:proofErr w:type="spellStart"/>
       <w:proofErr w:type="gramStart"/>
       <w:r>
@@ -712,7 +1567,7 @@
           <w:szCs w:val="22"/>
           <w14:ligatures w14:val="none"/>
         </w:rPr>
-        <w:t>e.penale</w:t>
+        <w:t>e.numPartec</w:t>
       </w:r>
       <w:proofErr w:type="spellEnd"/>
       <w:proofErr w:type="gramEnd"/>
@@ -724,8 +1579,20 @@
           <w:szCs w:val="22"/>
           <w14:ligatures w14:val="none"/>
         </w:rPr>
-        <w:t xml:space="preserve"> = no</w:t>
-      </w:r>
+        <w:t xml:space="preserve"> = </w:t>
+      </w:r>
+      <w:proofErr w:type="spellStart"/>
+      <w:r>
+        <w:rPr>
+          <w:rFonts w:ascii="Georgia" w:eastAsia="Times New Roman" w:hAnsi="Georgia" w:cs="Times New Roman"/>
+          <w:color w:val="auto"/>
+          <w:kern w:val="0"/>
+          <w:szCs w:val="22"/>
+          <w14:ligatures w14:val="none"/>
+        </w:rPr>
+        <w:t>numPartecipanti</w:t>
+      </w:r>
+      <w:proofErr w:type="spellEnd"/>
     </w:p>
     <w:p>
       <w:pPr>
@@ -743,30 +1610,172 @@
           <w14:ligatures w14:val="none"/>
         </w:rPr>
       </w:pPr>
+      <w:r>
+        <w:rPr>
+          <w:rFonts w:ascii="Georgia" w:eastAsia="Times New Roman" w:hAnsi="Georgia" w:cs="Times New Roman"/>
+          <w:color w:val="auto"/>
+          <w:kern w:val="0"/>
+          <w:szCs w:val="22"/>
+          <w14:ligatures w14:val="none"/>
+        </w:rPr>
+        <w:t xml:space="preserve">[se è specificato </w:t>
+      </w:r>
+      <w:r>
+        <w:rPr>
+          <w:rFonts w:ascii="Georgia" w:eastAsia="Times New Roman" w:hAnsi="Georgia" w:cs="Courier New"/>
+          <w:color w:val="auto"/>
+          <w:kern w:val="0"/>
+          <w:szCs w:val="22"/>
+          <w14:ligatures w14:val="none"/>
+        </w:rPr>
+        <w:t>note</w:t>
+      </w:r>
+      <w:r>
+        <w:rPr>
+          <w:rFonts w:ascii="Georgia" w:eastAsia="Times New Roman" w:hAnsi="Georgia" w:cs="Times New Roman"/>
+          <w:color w:val="auto"/>
+          <w:kern w:val="0"/>
+          <w:szCs w:val="22"/>
+          <w14:ligatures w14:val="none"/>
+        </w:rPr>
+        <w:t xml:space="preserve">] </w:t>
+      </w:r>
       <w:proofErr w:type="spellStart"/>
+      <w:r>
+        <w:rPr>
+          <w:rFonts w:ascii="Georgia" w:eastAsia="Times New Roman" w:hAnsi="Georgia" w:cs="Courier New"/>
+          <w:color w:val="auto"/>
+          <w:kern w:val="0"/>
+          <w:szCs w:val="22"/>
+          <w14:ligatures w14:val="none"/>
+        </w:rPr>
+        <w:t>e.note</w:t>
+      </w:r>
+      <w:proofErr w:type="spellEnd"/>
+      <w:r>
+        <w:rPr>
+          <w:rFonts w:ascii="Georgia" w:eastAsia="Times New Roman" w:hAnsi="Georgia" w:cs="Times New Roman"/>
+          <w:color w:val="auto"/>
+          <w:kern w:val="0"/>
+          <w:szCs w:val="22"/>
+          <w14:ligatures w14:val="none"/>
+        </w:rPr>
+        <w:t xml:space="preserve"> = note</w:t>
+      </w:r>
+    </w:p>
+    <w:p>
+      <w:pPr>
+        <w:spacing w:before="100" w:beforeAutospacing="1" w:after="100" w:afterAutospacing="1" w:line="240" w:lineRule="auto"/>
+        <w:ind w:left="360"/>
+        <w:rPr>
+          <w:rFonts w:ascii="Georgia" w:eastAsia="Times New Roman" w:hAnsi="Georgia" w:cs="Times New Roman"/>
+          <w:color w:val="auto"/>
+          <w:kern w:val="0"/>
+          <w:szCs w:val="22"/>
+          <w14:ligatures w14:val="none"/>
+        </w:rPr>
+      </w:pPr>
+      <w:r>
+        <w:rPr>
+          <w:rFonts w:ascii="Georgia" w:eastAsia="Times New Roman" w:hAnsi="Georgia" w:cs="Times New Roman"/>
+          <w:color w:val="auto"/>
+          <w:kern w:val="0"/>
+          <w:szCs w:val="22"/>
+          <w14:ligatures w14:val="none"/>
+        </w:rPr>
+        <w:t xml:space="preserve">Se sono stati modificati attributi </w:t>
+      </w:r>
       <w:proofErr w:type="gramStart"/>
       <w:r>
         <w:rPr>
-          <w:rFonts w:ascii="Georgia" w:eastAsia="Times New Roman" w:hAnsi="Georgia" w:cs="Courier New"/>
-          <w:color w:val="auto"/>
-          <w:kern w:val="0"/>
-          <w:szCs w:val="22"/>
-          <w14:ligatures w14:val="none"/>
-        </w:rPr>
-        <w:t>e.motivazioneDeroga</w:t>
+          <w:rFonts w:ascii="Georgia" w:eastAsia="Times New Roman" w:hAnsi="Georgia" w:cs="Times New Roman"/>
+          <w:color w:val="auto"/>
+          <w:kern w:val="0"/>
+          <w:szCs w:val="22"/>
+          <w14:ligatures w14:val="none"/>
+        </w:rPr>
+        <w:t>strutturali(</w:t>
+      </w:r>
+      <w:proofErr w:type="gramEnd"/>
+      <w:r>
+        <w:rPr>
+          <w:rFonts w:ascii="Georgia" w:eastAsia="Times New Roman" w:hAnsi="Georgia" w:cs="Times New Roman"/>
+          <w:color w:val="auto"/>
+          <w:kern w:val="0"/>
+          <w:szCs w:val="22"/>
+          <w14:ligatures w14:val="none"/>
+        </w:rPr>
+        <w:t>data, luogo), bisogna rivedere gli assegnamenti del personale assegnato.</w:t>
+      </w:r>
+    </w:p>
+    <w:p>
+      <w:pPr>
+        <w:spacing w:before="100" w:beforeAutospacing="1" w:after="100" w:afterAutospacing="1" w:line="240" w:lineRule="auto"/>
+        <w:rPr>
+          <w:rFonts w:ascii="Georgia" w:eastAsia="Times New Roman" w:hAnsi="Georgia" w:cs="Times New Roman"/>
+          <w:color w:val="auto"/>
+          <w:kern w:val="0"/>
+          <w:szCs w:val="22"/>
+          <w14:ligatures w14:val="none"/>
+        </w:rPr>
+      </w:pPr>
+      <w:proofErr w:type="spellStart"/>
+      <w:r>
+        <w:rPr>
+          <w:rFonts w:ascii="Georgia" w:eastAsia="Times New Roman" w:hAnsi="Georgia" w:cs="Times New Roman"/>
+          <w:i/>
+          <w:iCs/>
+          <w:color w:val="auto"/>
+          <w:kern w:val="0"/>
+          <w:szCs w:val="22"/>
+          <w14:ligatures w14:val="none"/>
+        </w:rPr>
+        <w:t>NdR</w:t>
       </w:r>
       <w:proofErr w:type="spellEnd"/>
-      <w:proofErr w:type="gramEnd"/>
       <w:r>
         <w:rPr>
           <w:rFonts w:ascii="Georgia" w:eastAsia="Times New Roman" w:hAnsi="Georgia" w:cs="Times New Roman"/>
-          <w:color w:val="auto"/>
-          <w:kern w:val="0"/>
-          <w:szCs w:val="22"/>
-          <w14:ligatures w14:val="none"/>
-        </w:rPr>
-        <w:t xml:space="preserve"> non è valorizzato</w:t>
-      </w:r>
+          <w:i/>
+          <w:iCs/>
+          <w:color w:val="auto"/>
+          <w:kern w:val="0"/>
+          <w:szCs w:val="22"/>
+          <w14:ligatures w14:val="none"/>
+        </w:rPr>
+        <w:t>: il caso in cui la variazione eccede il ±30% con evento "in corso" non ha post-condizioni dirette, perché fa partire l'Eccezione</w:t>
+      </w:r>
+      <w:r>
+        <w:rPr>
+          <w:rFonts w:ascii="Georgia" w:eastAsia="Times New Roman" w:hAnsi="Georgia" w:cs="Times New Roman"/>
+          <w:i/>
+          <w:iCs/>
+          <w:color w:val="auto"/>
+          <w:kern w:val="0"/>
+          <w:szCs w:val="22"/>
+          <w14:ligatures w14:val="none"/>
+        </w:rPr>
+        <w:t xml:space="preserve"> 2</w:t>
+      </w:r>
+      <w:r>
+        <w:rPr>
+          <w:rFonts w:ascii="Georgia" w:eastAsia="Times New Roman" w:hAnsi="Georgia" w:cs="Times New Roman"/>
+          <w:i/>
+          <w:iCs/>
+          <w:color w:val="auto"/>
+          <w:kern w:val="0"/>
+          <w:szCs w:val="22"/>
+          <w14:ligatures w14:val="none"/>
+        </w:rPr>
+        <w:t>.1a.</w:t>
+      </w:r>
+    </w:p>
+    <w:p>
+      <w:pPr>
+        <w:rPr>
+          <w:rFonts w:ascii="Georgia" w:hAnsi="Georgia"/>
+        </w:rPr>
+      </w:pPr>
     </w:p>
     <w:p>
       <w:pPr>
@@ -787,7 +1796,16 @@
           <w:b/>
           <w:sz w:val="32"/>
         </w:rPr>
-        <w:t xml:space="preserve">1a.1 </w:t>
+        <w:lastRenderedPageBreak/>
+        <w:t>2</w:t>
+      </w:r>
+      <w:r>
+        <w:rPr>
+          <w:rFonts w:ascii="Georgia" w:eastAsia="Georgia" w:hAnsi="Georgia" w:cs="Georgia"/>
+          <w:b/>
+          <w:sz w:val="32"/>
+        </w:rPr>
+        <w:t xml:space="preserve">a.1 </w:t>
       </w:r>
       <w:proofErr w:type="gramStart"/>
       <w:r>
@@ -798,106 +1816,105 @@
         </w:rPr>
         <w:t>Annullamento(</w:t>
       </w:r>
+      <w:proofErr w:type="gramEnd"/>
+      <w:r>
+        <w:rPr>
+          <w:rFonts w:ascii="Georgia" w:eastAsia="Georgia" w:hAnsi="Georgia" w:cs="Georgia"/>
+          <w:b/>
+          <w:sz w:val="32"/>
+        </w:rPr>
+        <w:t>e</w:t>
+      </w:r>
+      <w:r>
+        <w:rPr>
+          <w:rFonts w:ascii="Georgia" w:eastAsia="Georgia" w:hAnsi="Georgia" w:cs="Georgia"/>
+          <w:b/>
+          <w:sz w:val="32"/>
+          <w:u w:val="single" w:color="000000"/>
+        </w:rPr>
+        <w:t xml:space="preserve">: </w:t>
+      </w:r>
+      <w:r>
+        <w:rPr>
+          <w:rFonts w:ascii="Georgia" w:eastAsia="Georgia" w:hAnsi="Georgia" w:cs="Georgia"/>
+          <w:b/>
+          <w:sz w:val="32"/>
+        </w:rPr>
+        <w:t>Evento)</w:t>
+      </w:r>
+      <w:r>
+        <w:rPr>
+          <w:rFonts w:ascii="Georgia" w:eastAsia="Georgia" w:hAnsi="Georgia" w:cs="Georgia"/>
+          <w:b/>
+          <w:sz w:val="32"/>
+        </w:rPr>
+        <w:t xml:space="preserve"> </w:t>
+      </w:r>
+    </w:p>
+    <w:p>
+      <w:pPr>
+        <w:pStyle w:val="font-claude-response-body"/>
+        <w:rPr>
+          <w:rFonts w:ascii="Georgia" w:hAnsi="Georgia"/>
+          <w:sz w:val="22"/>
+          <w:szCs w:val="22"/>
+        </w:rPr>
+      </w:pPr>
+      <w:r>
+        <w:rPr>
+          <w:rStyle w:val="Enfasigrassetto"/>
+          <w:rFonts w:ascii="Georgia" w:eastAsiaTheme="majorEastAsia" w:hAnsi="Georgia"/>
+          <w:sz w:val="22"/>
+          <w:szCs w:val="22"/>
+        </w:rPr>
+        <w:t>Pre-condizioni:</w:t>
+      </w:r>
+      <w:r>
+        <w:rPr>
+          <w:rFonts w:ascii="Georgia" w:hAnsi="Georgia"/>
+          <w:sz w:val="22"/>
+          <w:szCs w:val="22"/>
+        </w:rPr>
+        <w:t xml:space="preserve"> ---</w:t>
+      </w:r>
+    </w:p>
+    <w:p>
+      <w:pPr>
+        <w:pStyle w:val="font-claude-response-body"/>
+        <w:rPr>
+          <w:rFonts w:ascii="Georgia" w:hAnsi="Georgia"/>
+          <w:sz w:val="22"/>
+          <w:szCs w:val="22"/>
+        </w:rPr>
+      </w:pPr>
+      <w:r>
+        <w:rPr>
+          <w:rStyle w:val="Enfasigrassetto"/>
+          <w:rFonts w:ascii="Georgia" w:eastAsiaTheme="majorEastAsia" w:hAnsi="Georgia"/>
+          <w:sz w:val="22"/>
+          <w:szCs w:val="22"/>
+        </w:rPr>
+        <w:t>Post-condizioni:</w:t>
+      </w:r>
+      <w:r>
+        <w:rPr>
+          <w:rFonts w:ascii="Georgia" w:hAnsi="Georgia"/>
+          <w:sz w:val="22"/>
+          <w:szCs w:val="22"/>
+        </w:rPr>
+        <w:t xml:space="preserve"> </w:t>
+      </w:r>
+      <w:r>
+        <w:rPr>
+          <w:rStyle w:val="Enfasicorsivo"/>
+          <w:rFonts w:ascii="Georgia" w:eastAsiaTheme="majorEastAsia" w:hAnsi="Georgia"/>
+          <w:sz w:val="22"/>
+          <w:szCs w:val="22"/>
+        </w:rPr>
+        <w:t xml:space="preserve">Se </w:t>
+      </w:r>
       <w:proofErr w:type="spellStart"/>
-      <w:proofErr w:type="gramEnd"/>
-      <w:r>
-        <w:rPr>
-          <w:rFonts w:ascii="Georgia" w:eastAsia="Georgia" w:hAnsi="Georgia" w:cs="Georgia"/>
-          <w:b/>
-          <w:sz w:val="32"/>
-        </w:rPr>
-        <w:t>unEvento</w:t>
-      </w:r>
-      <w:proofErr w:type="spellEnd"/>
-      <w:r>
-        <w:rPr>
-          <w:rFonts w:ascii="Georgia" w:eastAsia="Georgia" w:hAnsi="Georgia" w:cs="Georgia"/>
-          <w:b/>
-          <w:sz w:val="32"/>
-          <w:u w:val="single" w:color="000000"/>
-        </w:rPr>
-        <w:t xml:space="preserve">: </w:t>
-      </w:r>
-      <w:r>
-        <w:rPr>
-          <w:rFonts w:ascii="Georgia" w:eastAsia="Georgia" w:hAnsi="Georgia" w:cs="Georgia"/>
-          <w:b/>
-          <w:sz w:val="32"/>
-        </w:rPr>
-        <w:t>Evento)</w:t>
-      </w:r>
-      <w:r>
-        <w:rPr>
-          <w:rFonts w:ascii="Georgia" w:eastAsia="Georgia" w:hAnsi="Georgia" w:cs="Georgia"/>
-          <w:b/>
-          <w:sz w:val="32"/>
-        </w:rPr>
-        <w:t xml:space="preserve"> </w:t>
-      </w:r>
-    </w:p>
-    <w:p>
-      <w:pPr>
-        <w:pStyle w:val="font-claude-response-body"/>
-        <w:rPr>
-          <w:rFonts w:ascii="Georgia" w:hAnsi="Georgia"/>
-          <w:sz w:val="22"/>
-          <w:szCs w:val="22"/>
-        </w:rPr>
-      </w:pPr>
-      <w:r>
-        <w:rPr>
-          <w:rStyle w:val="Enfasigrassetto"/>
-          <w:rFonts w:ascii="Georgia" w:eastAsiaTheme="majorEastAsia" w:hAnsi="Georgia"/>
-          <w:sz w:val="22"/>
-          <w:szCs w:val="22"/>
-        </w:rPr>
-        <w:t>Pre-condizioni:</w:t>
-      </w:r>
-      <w:r>
-        <w:rPr>
-          <w:rFonts w:ascii="Georgia" w:hAnsi="Georgia"/>
-          <w:sz w:val="22"/>
-          <w:szCs w:val="22"/>
-        </w:rPr>
-        <w:t xml:space="preserve"> ---</w:t>
-      </w:r>
-    </w:p>
-    <w:p>
-      <w:pPr>
-        <w:pStyle w:val="font-claude-response-body"/>
-        <w:rPr>
-          <w:rFonts w:ascii="Georgia" w:hAnsi="Georgia"/>
-          <w:sz w:val="22"/>
-          <w:szCs w:val="22"/>
-        </w:rPr>
-      </w:pPr>
-      <w:r>
-        <w:rPr>
-          <w:rStyle w:val="Enfasigrassetto"/>
-          <w:rFonts w:ascii="Georgia" w:eastAsiaTheme="majorEastAsia" w:hAnsi="Georgia"/>
-          <w:sz w:val="22"/>
-          <w:szCs w:val="22"/>
-        </w:rPr>
-        <w:t>Post-condizioni:</w:t>
-      </w:r>
-      <w:r>
-        <w:rPr>
-          <w:rFonts w:ascii="Georgia" w:hAnsi="Georgia"/>
-          <w:sz w:val="22"/>
-          <w:szCs w:val="22"/>
-        </w:rPr>
-        <w:t xml:space="preserve"> </w:t>
-      </w:r>
-      <w:r>
-        <w:rPr>
-          <w:rStyle w:val="Enfasicorsivo"/>
-          <w:rFonts w:ascii="Georgia" w:eastAsiaTheme="majorEastAsia" w:hAnsi="Georgia"/>
-          <w:sz w:val="22"/>
-          <w:szCs w:val="22"/>
-        </w:rPr>
-        <w:t xml:space="preserve">Se </w:t>
-      </w:r>
-      <w:proofErr w:type="spellStart"/>
+      <w:proofErr w:type="gramStart"/>
       <w:r>
         <w:rPr>
           <w:rStyle w:val="CodiceHTML"/>
@@ -907,9 +1924,21 @@
           <w:sz w:val="22"/>
           <w:szCs w:val="22"/>
         </w:rPr>
-        <w:t>unEvento.stato</w:t>
+        <w:t>e</w:t>
+      </w:r>
+      <w:r>
+        <w:rPr>
+          <w:rStyle w:val="CodiceHTML"/>
+          <w:rFonts w:ascii="Georgia" w:eastAsiaTheme="majorEastAsia" w:hAnsi="Georgia"/>
+          <w:i/>
+          <w:iCs/>
+          <w:sz w:val="22"/>
+          <w:szCs w:val="22"/>
+        </w:rPr>
+        <w:t>.stato</w:t>
       </w:r>
       <w:proofErr w:type="spellEnd"/>
+      <w:proofErr w:type="gramEnd"/>
       <w:r>
         <w:rPr>
           <w:rStyle w:val="Enfasicorsivo"/>
@@ -934,6 +1963,7 @@
         </w:rPr>
       </w:pPr>
       <w:proofErr w:type="spellStart"/>
+      <w:proofErr w:type="gramStart"/>
       <w:r>
         <w:rPr>
           <w:rStyle w:val="CodiceHTML"/>
@@ -941,9 +1971,19 @@
           <w:sz w:val="22"/>
           <w:szCs w:val="22"/>
         </w:rPr>
-        <w:t>unEvento.stato</w:t>
+        <w:t>e</w:t>
+      </w:r>
+      <w:r>
+        <w:rPr>
+          <w:rStyle w:val="CodiceHTML"/>
+          <w:rFonts w:ascii="Georgia" w:eastAsiaTheme="majorEastAsia" w:hAnsi="Georgia"/>
+          <w:sz w:val="22"/>
+          <w:szCs w:val="22"/>
+        </w:rPr>
+        <w:t>.stato</w:t>
       </w:r>
       <w:proofErr w:type="spellEnd"/>
+      <w:proofErr w:type="gramEnd"/>
       <w:r>
         <w:rPr>
           <w:rFonts w:ascii="Georgia" w:hAnsi="Georgia"/>
@@ -991,15 +2031,31 @@
         </w:rPr>
         <w:t xml:space="preserve"> tra </w:t>
       </w:r>
+      <w:r>
+        <w:rPr>
+          <w:rStyle w:val="CodiceHTML"/>
+          <w:rFonts w:ascii="Georgia" w:eastAsiaTheme="majorEastAsia" w:hAnsi="Georgia"/>
+          <w:sz w:val="22"/>
+          <w:szCs w:val="22"/>
+        </w:rPr>
+        <w:t>e</w:t>
+      </w:r>
+      <w:r>
+        <w:rPr>
+          <w:rFonts w:ascii="Georgia" w:hAnsi="Georgia"/>
+          <w:sz w:val="22"/>
+          <w:szCs w:val="22"/>
+        </w:rPr>
+        <w:t xml:space="preserve"> </w:t>
+      </w:r>
       <w:proofErr w:type="spellStart"/>
       <w:r>
         <w:rPr>
-          <w:rStyle w:val="CodiceHTML"/>
-          <w:rFonts w:ascii="Georgia" w:eastAsiaTheme="majorEastAsia" w:hAnsi="Georgia"/>
-          <w:sz w:val="22"/>
-          <w:szCs w:val="22"/>
-        </w:rPr>
-        <w:t>unEvento</w:t>
+          <w:rFonts w:ascii="Georgia" w:hAnsi="Georgia"/>
+          <w:sz w:val="22"/>
+          <w:szCs w:val="22"/>
+        </w:rPr>
+        <w:t>e</w:t>
       </w:r>
       <w:proofErr w:type="spellEnd"/>
       <w:r>
@@ -1008,7 +2064,7 @@
           <w:sz w:val="22"/>
           <w:szCs w:val="22"/>
         </w:rPr>
-        <w:t xml:space="preserve"> e </w:t>
+        <w:t xml:space="preserve"> </w:t>
       </w:r>
       <w:proofErr w:type="gramStart"/>
       <w:r>
@@ -1067,7 +2123,6 @@
         </w:rPr>
         <w:t xml:space="preserve"> di Servizio tale che </w:t>
       </w:r>
-      <w:proofErr w:type="spellStart"/>
       <w:r>
         <w:rPr>
           <w:rStyle w:val="CodiceHTML"/>
@@ -1075,9 +2130,8 @@
           <w:sz w:val="22"/>
           <w:szCs w:val="22"/>
         </w:rPr>
-        <w:t>unEvento</w:t>
-      </w:r>
-      <w:proofErr w:type="spellEnd"/>
+        <w:t>e</w:t>
+      </w:r>
       <w:r>
         <w:rPr>
           <w:rFonts w:ascii="Georgia" w:hAnsi="Georgia"/>
@@ -1283,6 +2337,7 @@
         <w:t xml:space="preserve">: il caso in cui </w:t>
       </w:r>
       <w:proofErr w:type="spellStart"/>
+      <w:proofErr w:type="gramStart"/>
       <w:r>
         <w:rPr>
           <w:rStyle w:val="CodiceHTML"/>
@@ -1292,9 +2347,21 @@
           <w:sz w:val="22"/>
           <w:szCs w:val="22"/>
         </w:rPr>
-        <w:t>unEvento.stato</w:t>
+        <w:t>e</w:t>
+      </w:r>
+      <w:r>
+        <w:rPr>
+          <w:rStyle w:val="CodiceHTML"/>
+          <w:rFonts w:ascii="Georgia" w:eastAsiaTheme="majorEastAsia" w:hAnsi="Georgia"/>
+          <w:i/>
+          <w:iCs/>
+          <w:sz w:val="22"/>
+          <w:szCs w:val="22"/>
+        </w:rPr>
+        <w:t>.stato</w:t>
       </w:r>
       <w:proofErr w:type="spellEnd"/>
+      <w:proofErr w:type="gramEnd"/>
       <w:r>
         <w:rPr>
           <w:rStyle w:val="Enfasicorsivo"/>
@@ -1302,8 +2369,33 @@
           <w:sz w:val="22"/>
           <w:szCs w:val="22"/>
         </w:rPr>
-        <w:t xml:space="preserve"> = "in corso" non ha post-condizioni dirette, perché l'operazione fa partire il sotto-flusso dell'Eccezione 1a.1a che richiede un'ulteriore conferma dell'utente (vedi operazioni 1a.1a.2 e 1a.1a.3).</w:t>
-      </w:r>
+        <w:t xml:space="preserve"> = "in corso" non ha post-condizioni dirette, perché l'operazione fa partire il sotto-flusso dell'Eccezione </w:t>
+      </w:r>
+      <w:r>
+        <w:rPr>
+          <w:rStyle w:val="Enfasicorsivo"/>
+          <w:rFonts w:ascii="Georgia" w:eastAsiaTheme="majorEastAsia" w:hAnsi="Georgia"/>
+          <w:sz w:val="22"/>
+          <w:szCs w:val="22"/>
+        </w:rPr>
+        <w:t>2</w:t>
+      </w:r>
+      <w:r>
+        <w:rPr>
+          <w:rStyle w:val="Enfasicorsivo"/>
+          <w:rFonts w:ascii="Georgia" w:eastAsiaTheme="majorEastAsia" w:hAnsi="Georgia"/>
+          <w:sz w:val="22"/>
+          <w:szCs w:val="22"/>
+        </w:rPr>
+        <w:t>a.1a</w:t>
+      </w:r>
+    </w:p>
+    <w:p>
+      <w:pPr>
+        <w:rPr>
+          <w:rFonts w:ascii="Georgia" w:hAnsi="Georgia"/>
+        </w:rPr>
+      </w:pPr>
     </w:p>
     <w:p>
       <w:pPr>
@@ -1324,7 +2416,15 @@
           <w:b/>
           <w:sz w:val="32"/>
         </w:rPr>
-        <w:t xml:space="preserve">1b.1 </w:t>
+        <w:t>2</w:t>
+      </w:r>
+      <w:r>
+        <w:rPr>
+          <w:rFonts w:ascii="Georgia" w:eastAsia="Georgia" w:hAnsi="Georgia" w:cs="Georgia"/>
+          <w:b/>
+          <w:sz w:val="32"/>
+        </w:rPr>
+        <w:t xml:space="preserve">b.1 </w:t>
       </w:r>
       <w:proofErr w:type="gramStart"/>
       <w:r>
@@ -1335,90 +2435,89 @@
         </w:rPr>
         <w:t>Eliminazione(</w:t>
       </w:r>
+      <w:proofErr w:type="gramEnd"/>
+      <w:r>
+        <w:rPr>
+          <w:rFonts w:ascii="Georgia" w:eastAsia="Georgia" w:hAnsi="Georgia" w:cs="Georgia"/>
+          <w:b/>
+          <w:sz w:val="32"/>
+          <w:u w:val="single" w:color="000000"/>
+        </w:rPr>
+        <w:t>e</w:t>
+      </w:r>
+      <w:r>
+        <w:rPr>
+          <w:rFonts w:ascii="Georgia" w:eastAsia="Georgia" w:hAnsi="Georgia" w:cs="Georgia"/>
+          <w:b/>
+          <w:sz w:val="32"/>
+        </w:rPr>
+        <w:t xml:space="preserve">: Evento) </w:t>
+      </w:r>
+    </w:p>
+    <w:p>
+      <w:pPr>
+        <w:pStyle w:val="font-claude-response-body"/>
+        <w:rPr>
+          <w:rFonts w:ascii="Georgia" w:hAnsi="Georgia"/>
+          <w:sz w:val="22"/>
+          <w:szCs w:val="22"/>
+        </w:rPr>
+      </w:pPr>
+      <w:r>
+        <w:rPr>
+          <w:rStyle w:val="Enfasigrassetto"/>
+          <w:rFonts w:ascii="Georgia" w:eastAsiaTheme="majorEastAsia" w:hAnsi="Georgia"/>
+          <w:sz w:val="22"/>
+          <w:szCs w:val="22"/>
+        </w:rPr>
+        <w:t>Pre-condizioni:</w:t>
+      </w:r>
+      <w:r>
+        <w:rPr>
+          <w:rFonts w:ascii="Georgia" w:hAnsi="Georgia"/>
+          <w:sz w:val="22"/>
+          <w:szCs w:val="22"/>
+        </w:rPr>
+        <w:t xml:space="preserve"> ---</w:t>
+      </w:r>
+    </w:p>
+    <w:p>
+      <w:pPr>
+        <w:pStyle w:val="font-claude-response-body"/>
+        <w:rPr>
+          <w:rFonts w:ascii="Georgia" w:hAnsi="Georgia"/>
+          <w:sz w:val="22"/>
+          <w:szCs w:val="22"/>
+        </w:rPr>
+      </w:pPr>
+      <w:r>
+        <w:rPr>
+          <w:rStyle w:val="Enfasigrassetto"/>
+          <w:rFonts w:ascii="Georgia" w:eastAsiaTheme="majorEastAsia" w:hAnsi="Georgia"/>
+          <w:sz w:val="22"/>
+          <w:szCs w:val="22"/>
+        </w:rPr>
+        <w:t>Post-condizioni:</w:t>
+      </w:r>
+      <w:r>
+        <w:rPr>
+          <w:rFonts w:ascii="Georgia" w:hAnsi="Georgia"/>
+          <w:sz w:val="22"/>
+          <w:szCs w:val="22"/>
+        </w:rPr>
+        <w:t xml:space="preserve"> </w:t>
+      </w:r>
+      <w:r>
+        <w:rPr>
+          <w:rStyle w:val="Enfasicorsivo"/>
+          <w:rFonts w:ascii="Georgia" w:eastAsiaTheme="majorEastAsia" w:hAnsi="Georgia"/>
+          <w:sz w:val="22"/>
+          <w:szCs w:val="22"/>
+        </w:rPr>
+        <w:t xml:space="preserve">Se </w:t>
+      </w:r>
       <w:proofErr w:type="spellStart"/>
-      <w:proofErr w:type="gramEnd"/>
-      <w:r>
-        <w:rPr>
-          <w:rFonts w:ascii="Georgia" w:eastAsia="Georgia" w:hAnsi="Georgia" w:cs="Georgia"/>
-          <w:b/>
-          <w:sz w:val="32"/>
-          <w:u w:val="single" w:color="000000"/>
-        </w:rPr>
-        <w:t>unEvento</w:t>
-      </w:r>
-      <w:proofErr w:type="spellEnd"/>
-      <w:r>
-        <w:rPr>
-          <w:rFonts w:ascii="Georgia" w:eastAsia="Georgia" w:hAnsi="Georgia" w:cs="Georgia"/>
-          <w:b/>
-          <w:sz w:val="32"/>
-        </w:rPr>
-        <w:t xml:space="preserve">: Evento) </w:t>
-      </w:r>
-    </w:p>
-    <w:p>
-      <w:pPr>
-        <w:pStyle w:val="font-claude-response-body"/>
-        <w:rPr>
-          <w:rFonts w:ascii="Georgia" w:hAnsi="Georgia"/>
-          <w:sz w:val="22"/>
-          <w:szCs w:val="22"/>
-        </w:rPr>
-      </w:pPr>
-      <w:r>
-        <w:rPr>
-          <w:rStyle w:val="Enfasigrassetto"/>
-          <w:rFonts w:ascii="Georgia" w:eastAsiaTheme="majorEastAsia" w:hAnsi="Georgia"/>
-          <w:sz w:val="22"/>
-          <w:szCs w:val="22"/>
-        </w:rPr>
-        <w:t>Pre-condizioni:</w:t>
-      </w:r>
-      <w:r>
-        <w:rPr>
-          <w:rFonts w:ascii="Georgia" w:hAnsi="Georgia"/>
-          <w:sz w:val="22"/>
-          <w:szCs w:val="22"/>
-        </w:rPr>
-        <w:t xml:space="preserve"> ---</w:t>
-      </w:r>
-    </w:p>
-    <w:p>
-      <w:pPr>
-        <w:pStyle w:val="font-claude-response-body"/>
-        <w:rPr>
-          <w:rFonts w:ascii="Georgia" w:hAnsi="Georgia"/>
-          <w:sz w:val="22"/>
-          <w:szCs w:val="22"/>
-        </w:rPr>
-      </w:pPr>
-      <w:r>
-        <w:rPr>
-          <w:rStyle w:val="Enfasigrassetto"/>
-          <w:rFonts w:ascii="Georgia" w:eastAsiaTheme="majorEastAsia" w:hAnsi="Georgia"/>
-          <w:sz w:val="22"/>
-          <w:szCs w:val="22"/>
-        </w:rPr>
-        <w:t>Post-condizioni:</w:t>
-      </w:r>
-      <w:r>
-        <w:rPr>
-          <w:rFonts w:ascii="Georgia" w:hAnsi="Georgia"/>
-          <w:sz w:val="22"/>
-          <w:szCs w:val="22"/>
-        </w:rPr>
-        <w:t xml:space="preserve"> </w:t>
-      </w:r>
-      <w:r>
-        <w:rPr>
-          <w:rStyle w:val="Enfasicorsivo"/>
-          <w:rFonts w:ascii="Georgia" w:eastAsiaTheme="majorEastAsia" w:hAnsi="Georgia"/>
-          <w:sz w:val="22"/>
-          <w:szCs w:val="22"/>
-        </w:rPr>
-        <w:t xml:space="preserve">Se </w:t>
-      </w:r>
-      <w:proofErr w:type="spellStart"/>
+      <w:proofErr w:type="gramStart"/>
       <w:r>
         <w:rPr>
           <w:rStyle w:val="CodiceHTML"/>
@@ -1428,9 +2527,21 @@
           <w:sz w:val="22"/>
           <w:szCs w:val="22"/>
         </w:rPr>
-        <w:t>unEvento.stato</w:t>
+        <w:t>e</w:t>
+      </w:r>
+      <w:r>
+        <w:rPr>
+          <w:rStyle w:val="CodiceHTML"/>
+          <w:rFonts w:ascii="Georgia" w:eastAsiaTheme="majorEastAsia" w:hAnsi="Georgia"/>
+          <w:i/>
+          <w:iCs/>
+          <w:sz w:val="22"/>
+          <w:szCs w:val="22"/>
+        </w:rPr>
+        <w:t>.stato</w:t>
       </w:r>
       <w:proofErr w:type="spellEnd"/>
+      <w:proofErr w:type="gramEnd"/>
       <w:r>
         <w:rPr>
           <w:rStyle w:val="Enfasicorsivo"/>
@@ -1479,7 +2590,6 @@
         </w:rPr>
         <w:t xml:space="preserve"> di Servizio tale che </w:t>
       </w:r>
-      <w:proofErr w:type="spellStart"/>
       <w:r>
         <w:rPr>
           <w:rStyle w:val="CodiceHTML"/>
@@ -1487,9 +2597,8 @@
           <w:sz w:val="22"/>
           <w:szCs w:val="22"/>
         </w:rPr>
-        <w:t>unEvento</w:t>
-      </w:r>
-      <w:proofErr w:type="spellEnd"/>
+        <w:t>e</w:t>
+      </w:r>
       <w:r>
         <w:rPr>
           <w:rFonts w:ascii="Georgia" w:hAnsi="Georgia"/>
@@ -1684,7 +2793,6 @@
           <w:sz w:val="22"/>
           <w:szCs w:val="22"/>
         </w:rPr>
-        <w:lastRenderedPageBreak/>
         <w:t xml:space="preserve">l'associazione </w:t>
       </w:r>
       <w:r>
@@ -1704,15 +2812,31 @@
         </w:rPr>
         <w:t xml:space="preserve"> tra </w:t>
       </w:r>
+      <w:r>
+        <w:rPr>
+          <w:rStyle w:val="CodiceHTML"/>
+          <w:rFonts w:ascii="Georgia" w:eastAsiaTheme="majorEastAsia" w:hAnsi="Georgia"/>
+          <w:sz w:val="22"/>
+          <w:szCs w:val="22"/>
+        </w:rPr>
+        <w:t>e</w:t>
+      </w:r>
+      <w:r>
+        <w:rPr>
+          <w:rFonts w:ascii="Georgia" w:hAnsi="Georgia"/>
+          <w:sz w:val="22"/>
+          <w:szCs w:val="22"/>
+        </w:rPr>
+        <w:t xml:space="preserve"> </w:t>
+      </w:r>
       <w:proofErr w:type="spellStart"/>
       <w:r>
         <w:rPr>
-          <w:rStyle w:val="CodiceHTML"/>
-          <w:rFonts w:ascii="Georgia" w:eastAsiaTheme="majorEastAsia" w:hAnsi="Georgia"/>
-          <w:sz w:val="22"/>
-          <w:szCs w:val="22"/>
-        </w:rPr>
-        <w:t>unEvento</w:t>
+          <w:rFonts w:ascii="Georgia" w:hAnsi="Georgia"/>
+          <w:sz w:val="22"/>
+          <w:szCs w:val="22"/>
+        </w:rPr>
+        <w:t>e</w:t>
       </w:r>
       <w:proofErr w:type="spellEnd"/>
       <w:r>
@@ -1721,7 +2845,25 @@
           <w:sz w:val="22"/>
           <w:szCs w:val="22"/>
         </w:rPr>
-        <w:t xml:space="preserve"> e il Chef è eliminata (chef liberato)</w:t>
+        <w:t xml:space="preserve"> </w:t>
+      </w:r>
+      <w:proofErr w:type="gramStart"/>
+      <w:r>
+        <w:rPr>
+          <w:rFonts w:ascii="Georgia" w:hAnsi="Georgia"/>
+          <w:sz w:val="22"/>
+          <w:szCs w:val="22"/>
+        </w:rPr>
+        <w:t>il</w:t>
+      </w:r>
+      <w:proofErr w:type="gramEnd"/>
+      <w:r>
+        <w:rPr>
+          <w:rFonts w:ascii="Georgia" w:hAnsi="Georgia"/>
+          <w:sz w:val="22"/>
+          <w:szCs w:val="22"/>
+        </w:rPr>
+        <w:t xml:space="preserve"> Chef è eliminata (chef liberato)</w:t>
       </w:r>
     </w:p>
     <w:p>
@@ -1762,7 +2904,6 @@
         </w:rPr>
         <w:t xml:space="preserve"> di Documentazione tale che </w:t>
       </w:r>
-      <w:proofErr w:type="spellStart"/>
       <w:r>
         <w:rPr>
           <w:rStyle w:val="CodiceHTML"/>
@@ -1770,9 +2911,8 @@
           <w:sz w:val="22"/>
           <w:szCs w:val="22"/>
         </w:rPr>
-        <w:t>unEvento</w:t>
-      </w:r>
-      <w:proofErr w:type="spellEnd"/>
+        <w:t>e</w:t>
+      </w:r>
       <w:r>
         <w:rPr>
           <w:rFonts w:ascii="Georgia" w:hAnsi="Georgia"/>
@@ -1837,7 +2977,6 @@
         </w:rPr>
         <w:t xml:space="preserve">se </w:t>
       </w:r>
-      <w:proofErr w:type="spellStart"/>
       <w:r>
         <w:rPr>
           <w:rStyle w:val="CodiceHTML"/>
@@ -1845,9 +2984,8 @@
           <w:sz w:val="22"/>
           <w:szCs w:val="22"/>
         </w:rPr>
-        <w:t>unEvento</w:t>
-      </w:r>
-      <w:proofErr w:type="spellEnd"/>
+        <w:t>e</w:t>
+      </w:r>
       <w:r>
         <w:rPr>
           <w:rFonts w:ascii="Georgia" w:hAnsi="Georgia"/>
@@ -1890,7 +3028,6 @@
         </w:rPr>
         <w:t xml:space="preserve"> genera solo </w:t>
       </w:r>
-      <w:proofErr w:type="spellStart"/>
       <w:r>
         <w:rPr>
           <w:rStyle w:val="CodiceHTML"/>
@@ -1898,9 +3035,8 @@
           <w:sz w:val="22"/>
           <w:szCs w:val="22"/>
         </w:rPr>
-        <w:t>unEvento</w:t>
-      </w:r>
-      <w:proofErr w:type="spellEnd"/>
+        <w:t>e</w:t>
+      </w:r>
       <w:r>
         <w:rPr>
           <w:rFonts w:ascii="Georgia" w:hAnsi="Georgia"/>
@@ -1940,7 +3076,6 @@
           <w:szCs w:val="22"/>
         </w:rPr>
       </w:pPr>
-      <w:proofErr w:type="spellStart"/>
       <w:r>
         <w:rPr>
           <w:rStyle w:val="CodiceHTML"/>
@@ -1948,9 +3083,8 @@
           <w:sz w:val="22"/>
           <w:szCs w:val="22"/>
         </w:rPr>
-        <w:t>unEvento</w:t>
-      </w:r>
-      <w:proofErr w:type="spellEnd"/>
+        <w:t>e</w:t>
+      </w:r>
       <w:r>
         <w:rPr>
           <w:rFonts w:ascii="Georgia" w:hAnsi="Georgia"/>
@@ -1992,6 +3126,7 @@
         <w:t xml:space="preserve">: Se </w:t>
       </w:r>
       <w:proofErr w:type="spellStart"/>
+      <w:proofErr w:type="gramStart"/>
       <w:r>
         <w:rPr>
           <w:rStyle w:val="CodiceHTML"/>
@@ -2001,9 +3136,21 @@
           <w:sz w:val="22"/>
           <w:szCs w:val="22"/>
         </w:rPr>
-        <w:t>unEvento.stato</w:t>
+        <w:t>e</w:t>
+      </w:r>
+      <w:r>
+        <w:rPr>
+          <w:rStyle w:val="CodiceHTML"/>
+          <w:rFonts w:ascii="Georgia" w:eastAsiaTheme="majorEastAsia" w:hAnsi="Georgia"/>
+          <w:i/>
+          <w:iCs/>
+          <w:sz w:val="22"/>
+          <w:szCs w:val="22"/>
+        </w:rPr>
+        <w:t>.stato</w:t>
       </w:r>
       <w:proofErr w:type="spellEnd"/>
+      <w:proofErr w:type="gramEnd"/>
       <w:r>
         <w:rPr>
           <w:rStyle w:val="Enfasicorsivo"/>
@@ -2040,9 +3187,8 @@
           <w:szCs w:val="32"/>
           <w14:ligatures w14:val="none"/>
         </w:rPr>
-        <w:t xml:space="preserve">1c.1 </w:t>
-      </w:r>
-      <w:proofErr w:type="spellStart"/>
+        <w:t>2</w:t>
+      </w:r>
       <w:r>
         <w:rPr>
           <w:rFonts w:ascii="Georgia" w:eastAsia="Times New Roman" w:hAnsi="Georgia" w:cs="Times New Roman"/>
@@ -2054,1034 +3200,355 @@
           <w:szCs w:val="32"/>
           <w14:ligatures w14:val="none"/>
         </w:rPr>
-        <w:t>modificaDati</w:t>
-      </w:r>
-      <w:proofErr w:type="spellEnd"/>
-      <w:r>
-        <w:rPr>
-          <w:rFonts w:ascii="Georgia" w:eastAsia="Times New Roman" w:hAnsi="Georgia" w:cs="Times New Roman"/>
-          <w:b/>
-          <w:bCs/>
-          <w:color w:val="auto"/>
-          <w:kern w:val="0"/>
-          <w:sz w:val="32"/>
-          <w:szCs w:val="32"/>
-          <w14:ligatures w14:val="none"/>
-        </w:rPr>
-        <w:t>(</w:t>
-      </w:r>
-      <w:proofErr w:type="spellStart"/>
-      <w:r>
-        <w:rPr>
-          <w:rFonts w:ascii="Georgia" w:eastAsia="Times New Roman" w:hAnsi="Georgia" w:cs="Times New Roman"/>
-          <w:b/>
-          <w:bCs/>
-          <w:color w:val="auto"/>
-          <w:kern w:val="0"/>
-          <w:sz w:val="32"/>
-          <w:szCs w:val="32"/>
-          <w14:ligatures w14:val="none"/>
-        </w:rPr>
-        <w:t>nuoviDati</w:t>
-      </w:r>
-      <w:proofErr w:type="spellEnd"/>
-      <w:r>
-        <w:rPr>
-          <w:rFonts w:ascii="Georgia" w:eastAsia="Times New Roman" w:hAnsi="Georgia" w:cs="Times New Roman"/>
-          <w:b/>
-          <w:bCs/>
-          <w:color w:val="auto"/>
-          <w:kern w:val="0"/>
-          <w:sz w:val="32"/>
-          <w:szCs w:val="32"/>
-          <w14:ligatures w14:val="none"/>
-        </w:rPr>
-        <w:t>)</w:t>
-      </w:r>
-    </w:p>
-    <w:p>
-      <w:pPr>
-        <w:spacing w:before="100" w:beforeAutospacing="1" w:after="100" w:afterAutospacing="1" w:line="240" w:lineRule="auto"/>
-        <w:rPr>
-          <w:rFonts w:ascii="Georgia" w:eastAsia="Times New Roman" w:hAnsi="Georgia" w:cs="Times New Roman"/>
-          <w:color w:val="auto"/>
-          <w:kern w:val="0"/>
-          <w:szCs w:val="22"/>
-          <w14:ligatures w14:val="none"/>
-        </w:rPr>
-      </w:pPr>
-      <w:r>
-        <w:rPr>
-          <w:rFonts w:ascii="Georgia" w:eastAsia="Times New Roman" w:hAnsi="Georgia" w:cs="Times New Roman"/>
-          <w:i/>
-          <w:iCs/>
-          <w:color w:val="auto"/>
-          <w:kern w:val="0"/>
-          <w:szCs w:val="22"/>
-          <w14:ligatures w14:val="none"/>
-        </w:rPr>
-        <w:t xml:space="preserve">Il parametro </w:t>
-      </w:r>
-      <w:proofErr w:type="spellStart"/>
-      <w:r>
-        <w:rPr>
-          <w:rFonts w:ascii="Georgia" w:eastAsia="Times New Roman" w:hAnsi="Georgia" w:cs="Courier New"/>
-          <w:i/>
-          <w:iCs/>
-          <w:color w:val="auto"/>
-          <w:kern w:val="0"/>
-          <w:szCs w:val="22"/>
-          <w14:ligatures w14:val="none"/>
-        </w:rPr>
-        <w:t>nuoviDati</w:t>
-      </w:r>
-      <w:proofErr w:type="spellEnd"/>
-      <w:r>
-        <w:rPr>
-          <w:rFonts w:ascii="Georgia" w:eastAsia="Times New Roman" w:hAnsi="Georgia" w:cs="Times New Roman"/>
-          <w:i/>
-          <w:iCs/>
-          <w:color w:val="auto"/>
-          <w:kern w:val="0"/>
-          <w:szCs w:val="22"/>
-          <w14:ligatures w14:val="none"/>
-        </w:rPr>
-        <w:t xml:space="preserve"> rappresenta un insieme di campi modificabili (luogo, date, </w:t>
-      </w:r>
-      <w:proofErr w:type="spellStart"/>
-      <w:r>
-        <w:rPr>
-          <w:rFonts w:ascii="Georgia" w:eastAsia="Times New Roman" w:hAnsi="Georgia" w:cs="Times New Roman"/>
-          <w:i/>
-          <w:iCs/>
-          <w:color w:val="auto"/>
-          <w:kern w:val="0"/>
-          <w:szCs w:val="22"/>
-          <w14:ligatures w14:val="none"/>
-        </w:rPr>
-        <w:t>numPartecipanti</w:t>
-      </w:r>
-      <w:proofErr w:type="spellEnd"/>
-      <w:r>
-        <w:rPr>
-          <w:rFonts w:ascii="Georgia" w:eastAsia="Times New Roman" w:hAnsi="Georgia" w:cs="Times New Roman"/>
-          <w:i/>
-          <w:iCs/>
-          <w:color w:val="auto"/>
-          <w:kern w:val="0"/>
-          <w:szCs w:val="22"/>
-          <w14:ligatures w14:val="none"/>
-        </w:rPr>
-        <w:t xml:space="preserve">, note). </w:t>
-      </w:r>
-    </w:p>
-    <w:p>
-      <w:pPr>
-        <w:spacing w:before="100" w:beforeAutospacing="1" w:after="100" w:afterAutospacing="1" w:line="240" w:lineRule="auto"/>
-        <w:rPr>
-          <w:rFonts w:ascii="Georgia" w:eastAsia="Times New Roman" w:hAnsi="Georgia" w:cs="Times New Roman"/>
-          <w:color w:val="auto"/>
-          <w:kern w:val="0"/>
-          <w:szCs w:val="22"/>
-          <w14:ligatures w14:val="none"/>
-        </w:rPr>
-      </w:pPr>
-      <w:r>
-        <w:rPr>
-          <w:rFonts w:ascii="Georgia" w:eastAsia="Times New Roman" w:hAnsi="Georgia" w:cs="Times New Roman"/>
-          <w:b/>
-          <w:bCs/>
-          <w:color w:val="auto"/>
-          <w:kern w:val="0"/>
-          <w:szCs w:val="22"/>
-          <w14:ligatures w14:val="none"/>
-        </w:rPr>
-        <w:t>Firma completa:</w:t>
-      </w:r>
-      <w:r>
-        <w:rPr>
-          <w:rFonts w:ascii="Georgia" w:eastAsia="Times New Roman" w:hAnsi="Georgia" w:cs="Times New Roman"/>
-          <w:color w:val="auto"/>
-          <w:kern w:val="0"/>
-          <w:szCs w:val="22"/>
-          <w14:ligatures w14:val="none"/>
-        </w:rPr>
-        <w:t xml:space="preserve"> </w:t>
+        <w:t xml:space="preserve">c.1 </w:t>
       </w:r>
       <w:proofErr w:type="spellStart"/>
       <w:proofErr w:type="gramStart"/>
       <w:r>
         <w:rPr>
-          <w:rFonts w:ascii="Georgia" w:eastAsia="Times New Roman" w:hAnsi="Georgia" w:cs="Courier New"/>
-          <w:color w:val="auto"/>
-          <w:kern w:val="0"/>
-          <w:szCs w:val="22"/>
-          <w14:ligatures w14:val="none"/>
-        </w:rPr>
-        <w:t>modificaDati</w:t>
+          <w:rFonts w:ascii="Georgia" w:eastAsia="Times New Roman" w:hAnsi="Georgia" w:cs="Times New Roman"/>
+          <w:b/>
+          <w:bCs/>
+          <w:color w:val="auto"/>
+          <w:kern w:val="0"/>
+          <w:sz w:val="32"/>
+          <w:szCs w:val="32"/>
+          <w14:ligatures w14:val="none"/>
+        </w:rPr>
+        <w:t>terminaEvento</w:t>
       </w:r>
       <w:proofErr w:type="spellEnd"/>
       <w:r>
         <w:rPr>
-          <w:rFonts w:ascii="Georgia" w:eastAsia="Times New Roman" w:hAnsi="Georgia" w:cs="Courier New"/>
-          <w:color w:val="auto"/>
-          <w:kern w:val="0"/>
-          <w:szCs w:val="22"/>
-          <w14:ligatures w14:val="none"/>
-        </w:rPr>
-        <w:t>(luogo?:</w:t>
+          <w:rFonts w:ascii="Georgia" w:eastAsia="Times New Roman" w:hAnsi="Georgia" w:cs="Times New Roman"/>
+          <w:b/>
+          <w:bCs/>
+          <w:color w:val="auto"/>
+          <w:kern w:val="0"/>
+          <w:sz w:val="32"/>
+          <w:szCs w:val="32"/>
+          <w14:ligatures w14:val="none"/>
+        </w:rPr>
+        <w:t>(</w:t>
       </w:r>
       <w:proofErr w:type="gramEnd"/>
       <w:r>
         <w:rPr>
-          <w:rFonts w:ascii="Georgia" w:eastAsia="Times New Roman" w:hAnsi="Georgia" w:cs="Courier New"/>
-          <w:color w:val="auto"/>
-          <w:kern w:val="0"/>
-          <w:szCs w:val="22"/>
+          <w:rFonts w:ascii="Georgia" w:eastAsia="Times New Roman" w:hAnsi="Georgia" w:cs="Times New Roman"/>
+          <w:b/>
+          <w:bCs/>
+          <w:color w:val="auto"/>
+          <w:kern w:val="0"/>
+          <w:sz w:val="32"/>
+          <w:szCs w:val="32"/>
+          <w14:ligatures w14:val="none"/>
+        </w:rPr>
+        <w:t>e</w:t>
+      </w:r>
+      <w:r>
+        <w:rPr>
+          <w:rFonts w:ascii="Georgia" w:eastAsia="Times New Roman" w:hAnsi="Georgia" w:cs="Times New Roman"/>
+          <w:b/>
+          <w:bCs/>
+          <w:color w:val="auto"/>
+          <w:kern w:val="0"/>
+          <w:sz w:val="32"/>
+          <w:szCs w:val="32"/>
+          <w14:ligatures w14:val="none"/>
+        </w:rPr>
+        <w:t xml:space="preserve">: Evento, </w:t>
+      </w:r>
+      <w:proofErr w:type="gramStart"/>
+      <w:r>
+        <w:rPr>
+          <w:rFonts w:ascii="Georgia" w:eastAsia="Times New Roman" w:hAnsi="Georgia" w:cs="Times New Roman"/>
+          <w:b/>
+          <w:bCs/>
+          <w:color w:val="auto"/>
+          <w:kern w:val="0"/>
+          <w:sz w:val="32"/>
+          <w:szCs w:val="32"/>
+          <w14:ligatures w14:val="none"/>
+        </w:rPr>
+        <w:t>note?:</w:t>
+      </w:r>
+      <w:proofErr w:type="gramEnd"/>
+      <w:r>
+        <w:rPr>
+          <w:rFonts w:ascii="Georgia" w:eastAsia="Times New Roman" w:hAnsi="Georgia" w:cs="Times New Roman"/>
+          <w:b/>
+          <w:bCs/>
+          <w:color w:val="auto"/>
+          <w:kern w:val="0"/>
+          <w:sz w:val="32"/>
+          <w:szCs w:val="32"/>
           <w14:ligatures w14:val="none"/>
         </w:rPr>
         <w:t xml:space="preserve"> testo, </w:t>
+      </w:r>
+      <w:proofErr w:type="gramStart"/>
+      <w:r>
+        <w:rPr>
+          <w:rFonts w:ascii="Georgia" w:eastAsia="Times New Roman" w:hAnsi="Georgia" w:cs="Times New Roman"/>
+          <w:b/>
+          <w:bCs/>
+          <w:color w:val="auto"/>
+          <w:kern w:val="0"/>
+          <w:sz w:val="32"/>
+          <w:szCs w:val="32"/>
+          <w14:ligatures w14:val="none"/>
+        </w:rPr>
+        <w:t>documentazione?:</w:t>
+      </w:r>
+      <w:proofErr w:type="gramEnd"/>
+      <w:r>
+        <w:rPr>
+          <w:rFonts w:ascii="Georgia" w:eastAsia="Times New Roman" w:hAnsi="Georgia" w:cs="Times New Roman"/>
+          <w:b/>
+          <w:bCs/>
+          <w:color w:val="auto"/>
+          <w:kern w:val="0"/>
+          <w:sz w:val="32"/>
+          <w:szCs w:val="32"/>
+          <w14:ligatures w14:val="none"/>
+        </w:rPr>
+        <w:t xml:space="preserve"> testo</w:t>
+      </w:r>
+      <w:r>
+        <w:rPr>
+          <w:rFonts w:ascii="Georgia" w:eastAsia="Times New Roman" w:hAnsi="Georgia" w:cs="Times New Roman"/>
+          <w:b/>
+          <w:bCs/>
+          <w:color w:val="auto"/>
+          <w:kern w:val="0"/>
+          <w:sz w:val="32"/>
+          <w:szCs w:val="32"/>
+          <w14:ligatures w14:val="none"/>
+        </w:rPr>
+        <w:t>)</w:t>
+      </w:r>
+    </w:p>
+    <w:p>
+      <w:pPr>
+        <w:pStyle w:val="font-claude-response-body"/>
+        <w:rPr>
+          <w:rFonts w:ascii="Georgia" w:hAnsi="Georgia"/>
+          <w:sz w:val="22"/>
+          <w:szCs w:val="22"/>
+        </w:rPr>
+      </w:pPr>
+      <w:r>
+        <w:rPr>
+          <w:rStyle w:val="Enfasigrassetto"/>
+          <w:rFonts w:ascii="Georgia" w:eastAsiaTheme="majorEastAsia" w:hAnsi="Georgia"/>
+          <w:sz w:val="22"/>
+          <w:szCs w:val="22"/>
+        </w:rPr>
+        <w:t>Pre-condizioni:</w:t>
+      </w:r>
+      <w:r>
+        <w:rPr>
+          <w:rFonts w:ascii="Georgia" w:hAnsi="Georgia"/>
+          <w:sz w:val="22"/>
+          <w:szCs w:val="22"/>
+        </w:rPr>
+        <w:t xml:space="preserve"> </w:t>
+      </w:r>
+      <w:r>
+        <w:rPr>
+          <w:rFonts w:ascii="Georgia" w:hAnsi="Georgia"/>
+          <w:sz w:val="22"/>
+          <w:szCs w:val="22"/>
+        </w:rPr>
+        <w:t>e</w:t>
+      </w:r>
+      <w:r>
+        <w:rPr>
+          <w:rFonts w:ascii="Georgia" w:hAnsi="Georgia"/>
+          <w:sz w:val="22"/>
+          <w:szCs w:val="22"/>
+        </w:rPr>
+        <w:t xml:space="preserve"> esiste</w:t>
+      </w:r>
+    </w:p>
+    <w:p>
+      <w:pPr>
+        <w:pStyle w:val="font-claude-response-body"/>
+        <w:rPr>
+          <w:rStyle w:val="Enfasicorsivo"/>
+          <w:rFonts w:ascii="Georgia" w:eastAsiaTheme="majorEastAsia" w:hAnsi="Georgia"/>
+          <w:i w:val="0"/>
+          <w:iCs w:val="0"/>
+          <w:sz w:val="22"/>
+          <w:szCs w:val="22"/>
+        </w:rPr>
+      </w:pPr>
+      <w:r>
+        <w:rPr>
+          <w:rStyle w:val="Enfasigrassetto"/>
+          <w:rFonts w:ascii="Georgia" w:eastAsiaTheme="majorEastAsia" w:hAnsi="Georgia"/>
+          <w:sz w:val="22"/>
+          <w:szCs w:val="22"/>
+        </w:rPr>
+        <w:t>Post-condizioni:</w:t>
+      </w:r>
+      <w:r>
+        <w:rPr>
+          <w:rFonts w:ascii="Georgia" w:hAnsi="Georgia"/>
+          <w:sz w:val="22"/>
+          <w:szCs w:val="22"/>
+        </w:rPr>
+        <w:t xml:space="preserve"> </w:t>
       </w:r>
       <w:proofErr w:type="spellStart"/>
       <w:proofErr w:type="gramStart"/>
       <w:r>
         <w:rPr>
-          <w:rFonts w:ascii="Georgia" w:eastAsia="Times New Roman" w:hAnsi="Georgia" w:cs="Courier New"/>
-          <w:color w:val="auto"/>
-          <w:kern w:val="0"/>
-          <w:szCs w:val="22"/>
-          <w14:ligatures w14:val="none"/>
-        </w:rPr>
-        <w:t>dataInizio</w:t>
+          <w:rStyle w:val="Enfasicorsivo"/>
+          <w:rFonts w:ascii="Georgia" w:eastAsiaTheme="majorEastAsia" w:hAnsi="Georgia"/>
+          <w:i w:val="0"/>
+          <w:iCs w:val="0"/>
+          <w:sz w:val="22"/>
+          <w:szCs w:val="22"/>
+        </w:rPr>
+        <w:t>e.stato</w:t>
       </w:r>
       <w:proofErr w:type="spellEnd"/>
-      <w:r>
-        <w:rPr>
-          <w:rFonts w:ascii="Georgia" w:eastAsia="Times New Roman" w:hAnsi="Georgia" w:cs="Courier New"/>
-          <w:color w:val="auto"/>
-          <w:kern w:val="0"/>
-          <w:szCs w:val="22"/>
-          <w14:ligatures w14:val="none"/>
-        </w:rPr>
-        <w:t>?:</w:t>
-      </w:r>
       <w:proofErr w:type="gramEnd"/>
       <w:r>
         <w:rPr>
-          <w:rFonts w:ascii="Georgia" w:eastAsia="Times New Roman" w:hAnsi="Georgia" w:cs="Courier New"/>
-          <w:color w:val="auto"/>
-          <w:kern w:val="0"/>
-          <w:szCs w:val="22"/>
-          <w14:ligatures w14:val="none"/>
-        </w:rPr>
-        <w:t xml:space="preserve"> data, </w:t>
-      </w:r>
-      <w:proofErr w:type="spellStart"/>
-      <w:proofErr w:type="gramStart"/>
-      <w:r>
-        <w:rPr>
-          <w:rFonts w:ascii="Georgia" w:eastAsia="Times New Roman" w:hAnsi="Georgia" w:cs="Courier New"/>
-          <w:color w:val="auto"/>
-          <w:kern w:val="0"/>
-          <w:szCs w:val="22"/>
-          <w14:ligatures w14:val="none"/>
-        </w:rPr>
-        <w:t>dataFine</w:t>
-      </w:r>
-      <w:proofErr w:type="spellEnd"/>
-      <w:r>
-        <w:rPr>
-          <w:rFonts w:ascii="Georgia" w:eastAsia="Times New Roman" w:hAnsi="Georgia" w:cs="Courier New"/>
-          <w:color w:val="auto"/>
-          <w:kern w:val="0"/>
-          <w:szCs w:val="22"/>
-          <w14:ligatures w14:val="none"/>
-        </w:rPr>
-        <w:t>?:</w:t>
-      </w:r>
-      <w:proofErr w:type="gramEnd"/>
-      <w:r>
-        <w:rPr>
-          <w:rFonts w:ascii="Georgia" w:eastAsia="Times New Roman" w:hAnsi="Georgia" w:cs="Courier New"/>
-          <w:color w:val="auto"/>
-          <w:kern w:val="0"/>
-          <w:szCs w:val="22"/>
-          <w14:ligatures w14:val="none"/>
-        </w:rPr>
-        <w:t xml:space="preserve"> data, </w:t>
-      </w:r>
-      <w:proofErr w:type="spellStart"/>
-      <w:proofErr w:type="gramStart"/>
-      <w:r>
-        <w:rPr>
-          <w:rFonts w:ascii="Georgia" w:eastAsia="Times New Roman" w:hAnsi="Georgia" w:cs="Courier New"/>
-          <w:color w:val="auto"/>
-          <w:kern w:val="0"/>
-          <w:szCs w:val="22"/>
-          <w14:ligatures w14:val="none"/>
-        </w:rPr>
-        <w:t>numPartecipanti</w:t>
-      </w:r>
-      <w:proofErr w:type="spellEnd"/>
-      <w:r>
-        <w:rPr>
-          <w:rFonts w:ascii="Georgia" w:eastAsia="Times New Roman" w:hAnsi="Georgia" w:cs="Courier New"/>
-          <w:color w:val="auto"/>
-          <w:kern w:val="0"/>
-          <w:szCs w:val="22"/>
-          <w14:ligatures w14:val="none"/>
-        </w:rPr>
-        <w:t>?:</w:t>
-      </w:r>
-      <w:proofErr w:type="gramEnd"/>
-      <w:r>
-        <w:rPr>
-          <w:rFonts w:ascii="Georgia" w:eastAsia="Times New Roman" w:hAnsi="Georgia" w:cs="Courier New"/>
-          <w:color w:val="auto"/>
-          <w:kern w:val="0"/>
-          <w:szCs w:val="22"/>
-          <w14:ligatures w14:val="none"/>
-        </w:rPr>
-        <w:t xml:space="preserve"> numero, </w:t>
-      </w:r>
-      <w:proofErr w:type="gramStart"/>
-      <w:r>
-        <w:rPr>
-          <w:rFonts w:ascii="Georgia" w:eastAsia="Times New Roman" w:hAnsi="Georgia" w:cs="Courier New"/>
-          <w:color w:val="auto"/>
-          <w:kern w:val="0"/>
-          <w:szCs w:val="22"/>
-          <w14:ligatures w14:val="none"/>
-        </w:rPr>
-        <w:t>note?:</w:t>
-      </w:r>
-      <w:proofErr w:type="gramEnd"/>
-      <w:r>
-        <w:rPr>
-          <w:rFonts w:ascii="Georgia" w:eastAsia="Times New Roman" w:hAnsi="Georgia" w:cs="Courier New"/>
-          <w:color w:val="auto"/>
-          <w:kern w:val="0"/>
-          <w:szCs w:val="22"/>
-          <w14:ligatures w14:val="none"/>
-        </w:rPr>
-        <w:t xml:space="preserve"> testo)</w:t>
-      </w:r>
-    </w:p>
-    <w:p>
-      <w:pPr>
-        <w:spacing w:before="100" w:beforeAutospacing="1" w:after="100" w:afterAutospacing="1" w:line="240" w:lineRule="auto"/>
-        <w:rPr>
-          <w:rFonts w:ascii="Georgia" w:eastAsia="Times New Roman" w:hAnsi="Georgia" w:cs="Times New Roman"/>
-          <w:color w:val="auto"/>
-          <w:kern w:val="0"/>
-          <w:szCs w:val="22"/>
-          <w14:ligatures w14:val="none"/>
-        </w:rPr>
-      </w:pPr>
-      <w:r>
-        <w:rPr>
-          <w:rFonts w:ascii="Georgia" w:eastAsia="Times New Roman" w:hAnsi="Georgia" w:cs="Times New Roman"/>
-          <w:b/>
-          <w:bCs/>
-          <w:color w:val="auto"/>
-          <w:kern w:val="0"/>
-          <w:szCs w:val="22"/>
-          <w14:ligatures w14:val="none"/>
-        </w:rPr>
-        <w:t>Pre-condizioni:</w:t>
-      </w:r>
-    </w:p>
-    <w:p>
-      <w:pPr>
-        <w:pStyle w:val="Paragrafoelenco"/>
+          <w:rStyle w:val="Enfasicorsivo"/>
+          <w:rFonts w:ascii="Georgia" w:eastAsiaTheme="majorEastAsia" w:hAnsi="Georgia"/>
+          <w:i w:val="0"/>
+          <w:iCs w:val="0"/>
+          <w:sz w:val="22"/>
+          <w:szCs w:val="22"/>
+        </w:rPr>
+        <w:t xml:space="preserve"> = “Chiuso”</w:t>
+      </w:r>
+    </w:p>
+    <w:p>
+      <w:pPr>
+        <w:pStyle w:val="font-claude-response-body"/>
         <w:numPr>
           <w:ilvl w:val="0"/>
           <w:numId w:val="5"/>
         </w:numPr>
-        <w:spacing w:before="100" w:beforeAutospacing="1" w:after="100" w:afterAutospacing="1" w:line="240" w:lineRule="auto"/>
-        <w:rPr>
-          <w:rFonts w:ascii="Georgia" w:eastAsia="Times New Roman" w:hAnsi="Georgia" w:cs="Times New Roman"/>
-          <w:color w:val="auto"/>
-          <w:kern w:val="0"/>
-          <w:szCs w:val="22"/>
-          <w14:ligatures w14:val="none"/>
-        </w:rPr>
-      </w:pPr>
-      <w:r>
-        <w:rPr>
-          <w:rFonts w:ascii="Georgia" w:eastAsia="Times New Roman" w:hAnsi="Georgia" w:cs="Times New Roman"/>
-          <w:color w:val="auto"/>
-          <w:kern w:val="0"/>
-          <w:szCs w:val="22"/>
-          <w14:ligatures w14:val="none"/>
-        </w:rPr>
-        <w:t xml:space="preserve">è in corso la gestione di un Evento </w:t>
-      </w:r>
-      <w:r>
-        <w:rPr>
-          <w:rFonts w:ascii="Georgia" w:eastAsia="Times New Roman" w:hAnsi="Georgia" w:cs="Courier New"/>
-          <w:color w:val="auto"/>
-          <w:kern w:val="0"/>
-          <w:szCs w:val="22"/>
-          <w14:ligatures w14:val="none"/>
-        </w:rPr>
-        <w:t>e</w:t>
-      </w:r>
-    </w:p>
-    <w:p>
-      <w:pPr>
-        <w:pStyle w:val="Paragrafoelenco"/>
+        <w:rPr>
+          <w:rStyle w:val="Enfasicorsivo"/>
+          <w:rFonts w:ascii="Georgia" w:hAnsi="Georgia"/>
+          <w:i w:val="0"/>
+          <w:iCs w:val="0"/>
+          <w:sz w:val="22"/>
+          <w:szCs w:val="22"/>
+        </w:rPr>
+      </w:pPr>
+      <w:proofErr w:type="spellStart"/>
+      <w:r>
+        <w:rPr>
+          <w:rStyle w:val="Enfasicorsivo"/>
+          <w:rFonts w:ascii="Georgia" w:eastAsiaTheme="majorEastAsia" w:hAnsi="Georgia"/>
+          <w:i w:val="0"/>
+          <w:iCs w:val="0"/>
+          <w:sz w:val="22"/>
+          <w:szCs w:val="22"/>
+        </w:rPr>
+        <w:t>e.note</w:t>
+      </w:r>
+      <w:proofErr w:type="spellEnd"/>
+      <w:r>
+        <w:rPr>
+          <w:rStyle w:val="Enfasicorsivo"/>
+          <w:rFonts w:ascii="Georgia" w:eastAsiaTheme="majorEastAsia" w:hAnsi="Georgia"/>
+          <w:i w:val="0"/>
+          <w:iCs w:val="0"/>
+          <w:sz w:val="22"/>
+          <w:szCs w:val="22"/>
+        </w:rPr>
+        <w:t xml:space="preserve"> = note</w:t>
+      </w:r>
+    </w:p>
+    <w:p>
+      <w:pPr>
+        <w:pStyle w:val="font-claude-response-body"/>
         <w:numPr>
           <w:ilvl w:val="0"/>
           <w:numId w:val="5"/>
         </w:numPr>
-        <w:spacing w:before="100" w:beforeAutospacing="1" w:after="100" w:afterAutospacing="1" w:line="240" w:lineRule="auto"/>
-        <w:rPr>
-          <w:rFonts w:ascii="Georgia" w:eastAsia="Times New Roman" w:hAnsi="Georgia" w:cs="Times New Roman"/>
-          <w:color w:val="auto"/>
-          <w:kern w:val="0"/>
-          <w:szCs w:val="22"/>
-          <w14:ligatures w14:val="none"/>
-        </w:rPr>
-      </w:pPr>
-      <w:r>
-        <w:rPr>
-          <w:rFonts w:ascii="Georgia" w:eastAsia="Times New Roman" w:hAnsi="Georgia" w:cs="Times New Roman"/>
-          <w:color w:val="auto"/>
-          <w:kern w:val="0"/>
-          <w:szCs w:val="22"/>
-          <w14:ligatures w14:val="none"/>
-        </w:rPr>
-        <w:t xml:space="preserve">[se è specificata </w:t>
-      </w:r>
-      <w:proofErr w:type="spellStart"/>
-      <w:r>
-        <w:rPr>
-          <w:rFonts w:ascii="Georgia" w:eastAsia="Times New Roman" w:hAnsi="Georgia" w:cs="Courier New"/>
-          <w:color w:val="auto"/>
-          <w:kern w:val="0"/>
-          <w:szCs w:val="22"/>
-          <w14:ligatures w14:val="none"/>
-        </w:rPr>
-        <w:t>dataInizio</w:t>
-      </w:r>
-      <w:proofErr w:type="spellEnd"/>
-      <w:r>
-        <w:rPr>
-          <w:rFonts w:ascii="Georgia" w:eastAsia="Times New Roman" w:hAnsi="Georgia" w:cs="Times New Roman"/>
-          <w:color w:val="auto"/>
-          <w:kern w:val="0"/>
-          <w:szCs w:val="22"/>
-          <w14:ligatures w14:val="none"/>
-        </w:rPr>
-        <w:t xml:space="preserve">] </w:t>
-      </w:r>
-      <w:proofErr w:type="spellStart"/>
-      <w:r>
-        <w:rPr>
-          <w:rFonts w:ascii="Georgia" w:eastAsia="Times New Roman" w:hAnsi="Georgia" w:cs="Courier New"/>
-          <w:color w:val="auto"/>
-          <w:kern w:val="0"/>
-          <w:szCs w:val="22"/>
-          <w14:ligatures w14:val="none"/>
-        </w:rPr>
-        <w:t>dataInizio</w:t>
-      </w:r>
-      <w:proofErr w:type="spellEnd"/>
-      <w:r>
-        <w:rPr>
-          <w:rFonts w:ascii="Georgia" w:eastAsia="Times New Roman" w:hAnsi="Georgia" w:cs="Times New Roman"/>
-          <w:color w:val="auto"/>
-          <w:kern w:val="0"/>
-          <w:szCs w:val="22"/>
-          <w14:ligatures w14:val="none"/>
-        </w:rPr>
-        <w:t xml:space="preserve"> rispetta il preavviso minimo di 14 giorni</w:t>
-      </w:r>
-    </w:p>
-    <w:p>
-      <w:pPr>
-        <w:spacing w:before="100" w:beforeAutospacing="1" w:after="100" w:afterAutospacing="1" w:line="240" w:lineRule="auto"/>
-        <w:rPr>
-          <w:rFonts w:ascii="Georgia" w:eastAsia="Times New Roman" w:hAnsi="Georgia" w:cs="Times New Roman"/>
-          <w:color w:val="auto"/>
-          <w:kern w:val="0"/>
-          <w:szCs w:val="22"/>
-          <w14:ligatures w14:val="none"/>
-        </w:rPr>
-      </w:pPr>
-      <w:r>
-        <w:rPr>
-          <w:rFonts w:ascii="Georgia" w:eastAsia="Times New Roman" w:hAnsi="Georgia" w:cs="Times New Roman"/>
-          <w:b/>
-          <w:bCs/>
-          <w:color w:val="auto"/>
-          <w:kern w:val="0"/>
-          <w:szCs w:val="22"/>
-          <w14:ligatures w14:val="none"/>
-        </w:rPr>
-        <w:t>Post-condizioni:</w:t>
-      </w:r>
-      <w:r>
-        <w:rPr>
-          <w:rFonts w:ascii="Georgia" w:eastAsia="Times New Roman" w:hAnsi="Georgia" w:cs="Times New Roman"/>
-          <w:color w:val="auto"/>
-          <w:kern w:val="0"/>
-          <w:szCs w:val="22"/>
-          <w14:ligatures w14:val="none"/>
-        </w:rPr>
-        <w:t xml:space="preserve"> </w:t>
-      </w:r>
-      <w:r>
-        <w:rPr>
-          <w:rFonts w:ascii="Georgia" w:eastAsia="Times New Roman" w:hAnsi="Georgia" w:cs="Times New Roman"/>
-          <w:i/>
-          <w:iCs/>
-          <w:color w:val="auto"/>
-          <w:kern w:val="0"/>
-          <w:szCs w:val="22"/>
-          <w14:ligatures w14:val="none"/>
-        </w:rPr>
-        <w:t xml:space="preserve">Se </w:t>
-      </w:r>
+        <w:rPr>
+          <w:rStyle w:val="Enfasicorsivo"/>
+          <w:rFonts w:ascii="Georgia" w:hAnsi="Georgia"/>
+          <w:i w:val="0"/>
+          <w:iCs w:val="0"/>
+          <w:sz w:val="22"/>
+          <w:szCs w:val="22"/>
+        </w:rPr>
+      </w:pPr>
       <w:proofErr w:type="spellStart"/>
       <w:proofErr w:type="gramStart"/>
       <w:r>
         <w:rPr>
-          <w:rFonts w:ascii="Georgia" w:eastAsia="Times New Roman" w:hAnsi="Georgia" w:cs="Courier New"/>
-          <w:i/>
-          <w:iCs/>
-          <w:color w:val="auto"/>
-          <w:kern w:val="0"/>
-          <w:szCs w:val="22"/>
-          <w14:ligatures w14:val="none"/>
-        </w:rPr>
-        <w:t>e.stato</w:t>
+          <w:rStyle w:val="Enfasicorsivo"/>
+          <w:rFonts w:ascii="Georgia" w:eastAsiaTheme="majorEastAsia" w:hAnsi="Georgia"/>
+          <w:i w:val="0"/>
+          <w:iCs w:val="0"/>
+          <w:sz w:val="22"/>
+          <w:szCs w:val="22"/>
+        </w:rPr>
+        <w:t>e.documentazione</w:t>
       </w:r>
       <w:proofErr w:type="spellEnd"/>
       <w:proofErr w:type="gramEnd"/>
       <w:r>
         <w:rPr>
-          <w:rFonts w:ascii="Georgia" w:eastAsia="Times New Roman" w:hAnsi="Georgia" w:cs="Times New Roman"/>
-          <w:i/>
-          <w:iCs/>
-          <w:color w:val="auto"/>
-          <w:kern w:val="0"/>
-          <w:szCs w:val="22"/>
-          <w14:ligatures w14:val="none"/>
-        </w:rPr>
-        <w:t xml:space="preserve"> = "preliminare", oppure </w:t>
-      </w:r>
-      <w:proofErr w:type="spellStart"/>
-      <w:proofErr w:type="gramStart"/>
-      <w:r>
-        <w:rPr>
-          <w:rFonts w:ascii="Georgia" w:eastAsia="Times New Roman" w:hAnsi="Georgia" w:cs="Courier New"/>
-          <w:i/>
-          <w:iCs/>
-          <w:color w:val="auto"/>
-          <w:kern w:val="0"/>
-          <w:szCs w:val="22"/>
-          <w14:ligatures w14:val="none"/>
-        </w:rPr>
-        <w:t>e.stato</w:t>
-      </w:r>
-      <w:proofErr w:type="spellEnd"/>
-      <w:proofErr w:type="gramEnd"/>
-      <w:r>
-        <w:rPr>
-          <w:rFonts w:ascii="Georgia" w:eastAsia="Times New Roman" w:hAnsi="Georgia" w:cs="Times New Roman"/>
-          <w:i/>
-          <w:iCs/>
-          <w:color w:val="auto"/>
-          <w:kern w:val="0"/>
-          <w:szCs w:val="22"/>
-          <w14:ligatures w14:val="none"/>
-        </w:rPr>
-        <w:t xml:space="preserve"> = "in corso" e la variazione di </w:t>
-      </w:r>
-      <w:proofErr w:type="spellStart"/>
-      <w:r>
-        <w:rPr>
-          <w:rFonts w:ascii="Georgia" w:eastAsia="Times New Roman" w:hAnsi="Georgia" w:cs="Courier New"/>
-          <w:i/>
-          <w:iCs/>
-          <w:color w:val="auto"/>
-          <w:kern w:val="0"/>
-          <w:szCs w:val="22"/>
-          <w14:ligatures w14:val="none"/>
-        </w:rPr>
-        <w:t>numPartecipanti</w:t>
-      </w:r>
-      <w:proofErr w:type="spellEnd"/>
-      <w:r>
-        <w:rPr>
-          <w:rFonts w:ascii="Georgia" w:eastAsia="Times New Roman" w:hAnsi="Georgia" w:cs="Times New Roman"/>
-          <w:i/>
-          <w:iCs/>
-          <w:color w:val="auto"/>
-          <w:kern w:val="0"/>
-          <w:szCs w:val="22"/>
-          <w14:ligatures w14:val="none"/>
-        </w:rPr>
-        <w:t xml:space="preserve"> rientra nel ±30% rispetto al valore attuale e non vengono aggiunti servizi:</w:t>
-      </w:r>
-    </w:p>
-    <w:p>
-      <w:pPr>
-        <w:pStyle w:val="Paragrafoelenco"/>
-        <w:numPr>
-          <w:ilvl w:val="0"/>
-          <w:numId w:val="5"/>
-        </w:numPr>
-        <w:spacing w:before="100" w:beforeAutospacing="1" w:after="100" w:afterAutospacing="1" w:line="240" w:lineRule="auto"/>
-        <w:rPr>
-          <w:rFonts w:ascii="Georgia" w:eastAsia="Times New Roman" w:hAnsi="Georgia" w:cs="Times New Roman"/>
-          <w:color w:val="auto"/>
-          <w:kern w:val="0"/>
-          <w:szCs w:val="22"/>
-          <w14:ligatures w14:val="none"/>
-        </w:rPr>
-      </w:pPr>
-      <w:r>
-        <w:rPr>
-          <w:rFonts w:ascii="Georgia" w:eastAsia="Times New Roman" w:hAnsi="Georgia" w:cs="Times New Roman"/>
-          <w:color w:val="auto"/>
-          <w:kern w:val="0"/>
-          <w:szCs w:val="22"/>
-          <w14:ligatures w14:val="none"/>
-        </w:rPr>
-        <w:t xml:space="preserve">[se è specificato </w:t>
-      </w:r>
-      <w:r>
-        <w:rPr>
-          <w:rFonts w:ascii="Georgia" w:eastAsia="Times New Roman" w:hAnsi="Georgia" w:cs="Courier New"/>
-          <w:color w:val="auto"/>
-          <w:kern w:val="0"/>
-          <w:szCs w:val="22"/>
-          <w14:ligatures w14:val="none"/>
-        </w:rPr>
-        <w:t>luogo</w:t>
-      </w:r>
-      <w:r>
-        <w:rPr>
-          <w:rFonts w:ascii="Georgia" w:eastAsia="Times New Roman" w:hAnsi="Georgia" w:cs="Times New Roman"/>
-          <w:color w:val="auto"/>
-          <w:kern w:val="0"/>
-          <w:szCs w:val="22"/>
-          <w14:ligatures w14:val="none"/>
-        </w:rPr>
-        <w:t xml:space="preserve">] </w:t>
-      </w:r>
-      <w:proofErr w:type="spellStart"/>
-      <w:proofErr w:type="gramStart"/>
-      <w:r>
-        <w:rPr>
-          <w:rFonts w:ascii="Georgia" w:eastAsia="Times New Roman" w:hAnsi="Georgia" w:cs="Courier New"/>
-          <w:color w:val="auto"/>
-          <w:kern w:val="0"/>
-          <w:szCs w:val="22"/>
-          <w14:ligatures w14:val="none"/>
-        </w:rPr>
-        <w:t>e.luogo</w:t>
-      </w:r>
-      <w:proofErr w:type="spellEnd"/>
-      <w:proofErr w:type="gramEnd"/>
-      <w:r>
-        <w:rPr>
-          <w:rFonts w:ascii="Georgia" w:eastAsia="Times New Roman" w:hAnsi="Georgia" w:cs="Times New Roman"/>
-          <w:color w:val="auto"/>
-          <w:kern w:val="0"/>
-          <w:szCs w:val="22"/>
-          <w14:ligatures w14:val="none"/>
-        </w:rPr>
-        <w:t xml:space="preserve"> = luogo</w:t>
-      </w:r>
-    </w:p>
-    <w:p>
-      <w:pPr>
-        <w:pStyle w:val="Paragrafoelenco"/>
-        <w:numPr>
-          <w:ilvl w:val="0"/>
-          <w:numId w:val="5"/>
-        </w:numPr>
-        <w:spacing w:before="100" w:beforeAutospacing="1" w:after="100" w:afterAutospacing="1" w:line="240" w:lineRule="auto"/>
-        <w:rPr>
-          <w:rFonts w:ascii="Georgia" w:eastAsia="Times New Roman" w:hAnsi="Georgia" w:cs="Times New Roman"/>
-          <w:color w:val="auto"/>
-          <w:kern w:val="0"/>
-          <w:szCs w:val="22"/>
-          <w14:ligatures w14:val="none"/>
-        </w:rPr>
-      </w:pPr>
-      <w:r>
-        <w:rPr>
-          <w:rFonts w:ascii="Georgia" w:eastAsia="Times New Roman" w:hAnsi="Georgia" w:cs="Times New Roman"/>
-          <w:color w:val="auto"/>
-          <w:kern w:val="0"/>
-          <w:szCs w:val="22"/>
-          <w14:ligatures w14:val="none"/>
-        </w:rPr>
-        <w:t xml:space="preserve">[se è specificata </w:t>
-      </w:r>
-      <w:proofErr w:type="spellStart"/>
-      <w:r>
-        <w:rPr>
-          <w:rFonts w:ascii="Georgia" w:eastAsia="Times New Roman" w:hAnsi="Georgia" w:cs="Courier New"/>
-          <w:color w:val="auto"/>
-          <w:kern w:val="0"/>
-          <w:szCs w:val="22"/>
-          <w14:ligatures w14:val="none"/>
-        </w:rPr>
-        <w:t>dataInizio</w:t>
-      </w:r>
-      <w:proofErr w:type="spellEnd"/>
-      <w:r>
-        <w:rPr>
-          <w:rFonts w:ascii="Georgia" w:eastAsia="Times New Roman" w:hAnsi="Georgia" w:cs="Times New Roman"/>
-          <w:color w:val="auto"/>
-          <w:kern w:val="0"/>
-          <w:szCs w:val="22"/>
-          <w14:ligatures w14:val="none"/>
-        </w:rPr>
-        <w:t xml:space="preserve">] </w:t>
-      </w:r>
-      <w:proofErr w:type="spellStart"/>
-      <w:proofErr w:type="gramStart"/>
-      <w:r>
-        <w:rPr>
-          <w:rFonts w:ascii="Georgia" w:eastAsia="Times New Roman" w:hAnsi="Georgia" w:cs="Courier New"/>
-          <w:color w:val="auto"/>
-          <w:kern w:val="0"/>
-          <w:szCs w:val="22"/>
-          <w14:ligatures w14:val="none"/>
-        </w:rPr>
-        <w:t>e.dataInizio</w:t>
-      </w:r>
-      <w:proofErr w:type="spellEnd"/>
-      <w:proofErr w:type="gramEnd"/>
-      <w:r>
-        <w:rPr>
-          <w:rFonts w:ascii="Georgia" w:eastAsia="Times New Roman" w:hAnsi="Georgia" w:cs="Times New Roman"/>
-          <w:color w:val="auto"/>
-          <w:kern w:val="0"/>
-          <w:szCs w:val="22"/>
-          <w14:ligatures w14:val="none"/>
-        </w:rPr>
-        <w:t xml:space="preserve"> = </w:t>
-      </w:r>
-      <w:proofErr w:type="spellStart"/>
-      <w:r>
-        <w:rPr>
-          <w:rFonts w:ascii="Georgia" w:eastAsia="Times New Roman" w:hAnsi="Georgia" w:cs="Times New Roman"/>
-          <w:color w:val="auto"/>
-          <w:kern w:val="0"/>
-          <w:szCs w:val="22"/>
-          <w14:ligatures w14:val="none"/>
-        </w:rPr>
-        <w:t>dataInizio</w:t>
-      </w:r>
-      <w:proofErr w:type="spellEnd"/>
-    </w:p>
-    <w:p>
-      <w:pPr>
-        <w:pStyle w:val="Paragrafoelenco"/>
-        <w:numPr>
-          <w:ilvl w:val="0"/>
-          <w:numId w:val="5"/>
-        </w:numPr>
-        <w:spacing w:before="100" w:beforeAutospacing="1" w:after="100" w:afterAutospacing="1" w:line="240" w:lineRule="auto"/>
-        <w:rPr>
-          <w:rFonts w:ascii="Georgia" w:eastAsia="Times New Roman" w:hAnsi="Georgia" w:cs="Times New Roman"/>
-          <w:color w:val="auto"/>
-          <w:kern w:val="0"/>
-          <w:szCs w:val="22"/>
-          <w14:ligatures w14:val="none"/>
-        </w:rPr>
-      </w:pPr>
-      <w:r>
-        <w:rPr>
-          <w:rFonts w:ascii="Georgia" w:eastAsia="Times New Roman" w:hAnsi="Georgia" w:cs="Times New Roman"/>
-          <w:color w:val="auto"/>
-          <w:kern w:val="0"/>
-          <w:szCs w:val="22"/>
-          <w14:ligatures w14:val="none"/>
-        </w:rPr>
-        <w:t xml:space="preserve">[se è specificata </w:t>
-      </w:r>
-      <w:proofErr w:type="spellStart"/>
-      <w:r>
-        <w:rPr>
-          <w:rFonts w:ascii="Georgia" w:eastAsia="Times New Roman" w:hAnsi="Georgia" w:cs="Courier New"/>
-          <w:color w:val="auto"/>
-          <w:kern w:val="0"/>
-          <w:szCs w:val="22"/>
-          <w14:ligatures w14:val="none"/>
-        </w:rPr>
-        <w:t>dataFine</w:t>
-      </w:r>
-      <w:proofErr w:type="spellEnd"/>
-      <w:r>
-        <w:rPr>
-          <w:rFonts w:ascii="Georgia" w:eastAsia="Times New Roman" w:hAnsi="Georgia" w:cs="Times New Roman"/>
-          <w:color w:val="auto"/>
-          <w:kern w:val="0"/>
-          <w:szCs w:val="22"/>
-          <w14:ligatures w14:val="none"/>
-        </w:rPr>
-        <w:t xml:space="preserve">] </w:t>
-      </w:r>
-      <w:proofErr w:type="spellStart"/>
-      <w:proofErr w:type="gramStart"/>
-      <w:r>
-        <w:rPr>
-          <w:rFonts w:ascii="Georgia" w:eastAsia="Times New Roman" w:hAnsi="Georgia" w:cs="Courier New"/>
-          <w:color w:val="auto"/>
-          <w:kern w:val="0"/>
-          <w:szCs w:val="22"/>
-          <w14:ligatures w14:val="none"/>
-        </w:rPr>
-        <w:t>e.dataFine</w:t>
-      </w:r>
-      <w:proofErr w:type="spellEnd"/>
-      <w:proofErr w:type="gramEnd"/>
-      <w:r>
-        <w:rPr>
-          <w:rFonts w:ascii="Georgia" w:eastAsia="Times New Roman" w:hAnsi="Georgia" w:cs="Times New Roman"/>
-          <w:color w:val="auto"/>
-          <w:kern w:val="0"/>
-          <w:szCs w:val="22"/>
-          <w14:ligatures w14:val="none"/>
-        </w:rPr>
-        <w:t xml:space="preserve"> = </w:t>
-      </w:r>
-      <w:proofErr w:type="spellStart"/>
-      <w:r>
-        <w:rPr>
-          <w:rFonts w:ascii="Georgia" w:eastAsia="Times New Roman" w:hAnsi="Georgia" w:cs="Times New Roman"/>
-          <w:color w:val="auto"/>
-          <w:kern w:val="0"/>
-          <w:szCs w:val="22"/>
-          <w14:ligatures w14:val="none"/>
-        </w:rPr>
-        <w:t>dataFine</w:t>
-      </w:r>
-      <w:proofErr w:type="spellEnd"/>
-    </w:p>
-    <w:p>
-      <w:pPr>
-        <w:pStyle w:val="Paragrafoelenco"/>
-        <w:numPr>
-          <w:ilvl w:val="0"/>
-          <w:numId w:val="5"/>
-        </w:numPr>
-        <w:spacing w:before="100" w:beforeAutospacing="1" w:after="100" w:afterAutospacing="1" w:line="240" w:lineRule="auto"/>
-        <w:rPr>
-          <w:rFonts w:ascii="Georgia" w:eastAsia="Times New Roman" w:hAnsi="Georgia" w:cs="Times New Roman"/>
-          <w:color w:val="auto"/>
-          <w:kern w:val="0"/>
-          <w:szCs w:val="22"/>
-          <w14:ligatures w14:val="none"/>
-        </w:rPr>
-      </w:pPr>
-      <w:r>
-        <w:rPr>
-          <w:rFonts w:ascii="Georgia" w:eastAsia="Times New Roman" w:hAnsi="Georgia" w:cs="Times New Roman"/>
-          <w:color w:val="auto"/>
-          <w:kern w:val="0"/>
-          <w:szCs w:val="22"/>
-          <w14:ligatures w14:val="none"/>
-        </w:rPr>
-        <w:t xml:space="preserve">[se è specificato </w:t>
-      </w:r>
-      <w:proofErr w:type="spellStart"/>
-      <w:r>
-        <w:rPr>
-          <w:rFonts w:ascii="Georgia" w:eastAsia="Times New Roman" w:hAnsi="Georgia" w:cs="Courier New"/>
-          <w:color w:val="auto"/>
-          <w:kern w:val="0"/>
-          <w:szCs w:val="22"/>
-          <w14:ligatures w14:val="none"/>
-        </w:rPr>
-        <w:t>numPartecipanti</w:t>
-      </w:r>
-      <w:proofErr w:type="spellEnd"/>
-      <w:r>
-        <w:rPr>
-          <w:rFonts w:ascii="Georgia" w:eastAsia="Times New Roman" w:hAnsi="Georgia" w:cs="Times New Roman"/>
-          <w:color w:val="auto"/>
-          <w:kern w:val="0"/>
-          <w:szCs w:val="22"/>
-          <w14:ligatures w14:val="none"/>
-        </w:rPr>
-        <w:t xml:space="preserve">] </w:t>
-      </w:r>
-      <w:proofErr w:type="spellStart"/>
-      <w:proofErr w:type="gramStart"/>
-      <w:r>
-        <w:rPr>
-          <w:rFonts w:ascii="Georgia" w:eastAsia="Times New Roman" w:hAnsi="Georgia" w:cs="Courier New"/>
-          <w:color w:val="auto"/>
-          <w:kern w:val="0"/>
-          <w:szCs w:val="22"/>
-          <w14:ligatures w14:val="none"/>
-        </w:rPr>
-        <w:t>e.numPartec</w:t>
-      </w:r>
-      <w:proofErr w:type="spellEnd"/>
-      <w:proofErr w:type="gramEnd"/>
-      <w:r>
-        <w:rPr>
-          <w:rFonts w:ascii="Georgia" w:eastAsia="Times New Roman" w:hAnsi="Georgia" w:cs="Times New Roman"/>
-          <w:color w:val="auto"/>
-          <w:kern w:val="0"/>
-          <w:szCs w:val="22"/>
-          <w14:ligatures w14:val="none"/>
-        </w:rPr>
-        <w:t xml:space="preserve"> = </w:t>
-      </w:r>
-      <w:proofErr w:type="spellStart"/>
-      <w:r>
-        <w:rPr>
-          <w:rFonts w:ascii="Georgia" w:eastAsia="Times New Roman" w:hAnsi="Georgia" w:cs="Times New Roman"/>
-          <w:color w:val="auto"/>
-          <w:kern w:val="0"/>
-          <w:szCs w:val="22"/>
-          <w14:ligatures w14:val="none"/>
-        </w:rPr>
-        <w:t>numPartecipanti</w:t>
-      </w:r>
-      <w:proofErr w:type="spellEnd"/>
-    </w:p>
-    <w:p>
-      <w:pPr>
-        <w:pStyle w:val="Paragrafoelenco"/>
-        <w:numPr>
-          <w:ilvl w:val="0"/>
-          <w:numId w:val="5"/>
-        </w:numPr>
-        <w:spacing w:before="100" w:beforeAutospacing="1" w:after="100" w:afterAutospacing="1" w:line="240" w:lineRule="auto"/>
-        <w:rPr>
-          <w:rFonts w:ascii="Georgia" w:eastAsia="Times New Roman" w:hAnsi="Georgia" w:cs="Times New Roman"/>
-          <w:color w:val="auto"/>
-          <w:kern w:val="0"/>
-          <w:szCs w:val="22"/>
-          <w14:ligatures w14:val="none"/>
-        </w:rPr>
-      </w:pPr>
-      <w:r>
-        <w:rPr>
-          <w:rFonts w:ascii="Georgia" w:eastAsia="Times New Roman" w:hAnsi="Georgia" w:cs="Times New Roman"/>
-          <w:color w:val="auto"/>
-          <w:kern w:val="0"/>
-          <w:szCs w:val="22"/>
-          <w14:ligatures w14:val="none"/>
-        </w:rPr>
-        <w:t xml:space="preserve">[se è specificato </w:t>
-      </w:r>
-      <w:r>
-        <w:rPr>
-          <w:rFonts w:ascii="Georgia" w:eastAsia="Times New Roman" w:hAnsi="Georgia" w:cs="Courier New"/>
-          <w:color w:val="auto"/>
-          <w:kern w:val="0"/>
-          <w:szCs w:val="22"/>
-          <w14:ligatures w14:val="none"/>
-        </w:rPr>
-        <w:t>note</w:t>
-      </w:r>
-      <w:r>
-        <w:rPr>
-          <w:rFonts w:ascii="Georgia" w:eastAsia="Times New Roman" w:hAnsi="Georgia" w:cs="Times New Roman"/>
-          <w:color w:val="auto"/>
-          <w:kern w:val="0"/>
-          <w:szCs w:val="22"/>
-          <w14:ligatures w14:val="none"/>
-        </w:rPr>
-        <w:t xml:space="preserve">] </w:t>
-      </w:r>
-      <w:proofErr w:type="spellStart"/>
-      <w:r>
-        <w:rPr>
-          <w:rFonts w:ascii="Georgia" w:eastAsia="Times New Roman" w:hAnsi="Georgia" w:cs="Courier New"/>
-          <w:color w:val="auto"/>
-          <w:kern w:val="0"/>
-          <w:szCs w:val="22"/>
-          <w14:ligatures w14:val="none"/>
-        </w:rPr>
-        <w:t>e.note</w:t>
-      </w:r>
-      <w:proofErr w:type="spellEnd"/>
-      <w:r>
-        <w:rPr>
-          <w:rFonts w:ascii="Georgia" w:eastAsia="Times New Roman" w:hAnsi="Georgia" w:cs="Times New Roman"/>
-          <w:color w:val="auto"/>
-          <w:kern w:val="0"/>
-          <w:szCs w:val="22"/>
-          <w14:ligatures w14:val="none"/>
-        </w:rPr>
-        <w:t xml:space="preserve"> = note</w:t>
-      </w:r>
-    </w:p>
-    <w:p>
-      <w:pPr>
-        <w:spacing w:before="100" w:beforeAutospacing="1" w:after="100" w:afterAutospacing="1" w:line="240" w:lineRule="auto"/>
-        <w:ind w:left="360"/>
-        <w:rPr>
-          <w:rFonts w:ascii="Georgia" w:eastAsia="Times New Roman" w:hAnsi="Georgia" w:cs="Times New Roman"/>
-          <w:color w:val="auto"/>
-          <w:kern w:val="0"/>
-          <w:szCs w:val="22"/>
-          <w14:ligatures w14:val="none"/>
-        </w:rPr>
-      </w:pPr>
-      <w:r>
-        <w:rPr>
-          <w:rFonts w:ascii="Georgia" w:eastAsia="Times New Roman" w:hAnsi="Georgia" w:cs="Times New Roman"/>
-          <w:color w:val="auto"/>
-          <w:kern w:val="0"/>
-          <w:szCs w:val="22"/>
-          <w14:ligatures w14:val="none"/>
-        </w:rPr>
-        <w:t>Se sono stati modificati attributi strutturali(data, luogo), bisogna rivedere gli assegnamenti del personale assegnato.</w:t>
-      </w:r>
-    </w:p>
-    <w:p>
-      <w:pPr>
-        <w:spacing w:before="100" w:beforeAutospacing="1" w:after="100" w:afterAutospacing="1" w:line="240" w:lineRule="auto"/>
-        <w:rPr>
-          <w:rFonts w:ascii="Georgia" w:eastAsia="Times New Roman" w:hAnsi="Georgia" w:cs="Times New Roman"/>
-          <w:color w:val="auto"/>
-          <w:kern w:val="0"/>
-          <w:szCs w:val="22"/>
-          <w14:ligatures w14:val="none"/>
-        </w:rPr>
-      </w:pPr>
-      <w:proofErr w:type="spellStart"/>
-      <w:r>
-        <w:rPr>
-          <w:rFonts w:ascii="Georgia" w:eastAsia="Times New Roman" w:hAnsi="Georgia" w:cs="Times New Roman"/>
-          <w:i/>
-          <w:iCs/>
-          <w:color w:val="auto"/>
-          <w:kern w:val="0"/>
-          <w:szCs w:val="22"/>
-          <w14:ligatures w14:val="none"/>
-        </w:rPr>
-        <w:t>NdR</w:t>
-      </w:r>
-      <w:proofErr w:type="spellEnd"/>
-      <w:r>
-        <w:rPr>
-          <w:rFonts w:ascii="Georgia" w:eastAsia="Times New Roman" w:hAnsi="Georgia" w:cs="Times New Roman"/>
-          <w:i/>
-          <w:iCs/>
-          <w:color w:val="auto"/>
-          <w:kern w:val="0"/>
-          <w:szCs w:val="22"/>
-          <w14:ligatures w14:val="none"/>
-        </w:rPr>
-        <w:t>: il caso in cui la variazione eccede il ±30% con evento "in corso" non ha post-condizioni dirette, perché fa partire l'Eccezione 1c.1a.</w:t>
-      </w:r>
+          <w:rStyle w:val="Enfasicorsivo"/>
+          <w:rFonts w:ascii="Georgia" w:eastAsiaTheme="majorEastAsia" w:hAnsi="Georgia"/>
+          <w:i w:val="0"/>
+          <w:iCs w:val="0"/>
+          <w:sz w:val="22"/>
+          <w:szCs w:val="22"/>
+        </w:rPr>
+        <w:t xml:space="preserve"> = documentazione</w:t>
+      </w:r>
+    </w:p>
+    <w:p>
+      <w:pPr>
+        <w:pStyle w:val="font-claude-response-body"/>
+        <w:rPr>
+          <w:rStyle w:val="Enfasicorsivo"/>
+          <w:rFonts w:ascii="Georgia" w:eastAsiaTheme="majorEastAsia" w:hAnsi="Georgia"/>
+          <w:i w:val="0"/>
+          <w:iCs w:val="0"/>
+          <w:sz w:val="22"/>
+          <w:szCs w:val="22"/>
+        </w:rPr>
+      </w:pPr>
+    </w:p>
+    <w:p>
+      <w:pPr>
+        <w:pStyle w:val="font-claude-response-body"/>
+        <w:rPr>
+          <w:rStyle w:val="Enfasicorsivo"/>
+          <w:rFonts w:ascii="Georgia" w:eastAsiaTheme="majorEastAsia" w:hAnsi="Georgia"/>
+          <w:i w:val="0"/>
+          <w:iCs w:val="0"/>
+          <w:sz w:val="22"/>
+          <w:szCs w:val="22"/>
+        </w:rPr>
+      </w:pPr>
+    </w:p>
+    <w:p>
+      <w:pPr>
+        <w:pStyle w:val="font-claude-response-body"/>
+        <w:rPr>
+          <w:rStyle w:val="Enfasicorsivo"/>
+          <w:rFonts w:ascii="Georgia" w:eastAsiaTheme="majorEastAsia" w:hAnsi="Georgia"/>
+          <w:i w:val="0"/>
+          <w:iCs w:val="0"/>
+          <w:sz w:val="22"/>
+          <w:szCs w:val="22"/>
+        </w:rPr>
+      </w:pPr>
     </w:p>
     <w:p>
       <w:pPr>
@@ -3108,9 +3575,9 @@
           <w:sz w:val="32"/>
           <w:szCs w:val="32"/>
         </w:rPr>
-        <w:t xml:space="preserve">1d.1 </w:t>
-      </w:r>
-      <w:proofErr w:type="spellStart"/>
+        <w:lastRenderedPageBreak/>
+        <w:t>3</w:t>
+      </w:r>
       <w:r>
         <w:rPr>
           <w:rFonts w:ascii="Georgia" w:hAnsi="Georgia"/>
@@ -3122,9 +3589,10 @@
           <w:sz w:val="32"/>
           <w:szCs w:val="32"/>
         </w:rPr>
-        <w:t>specificaRicorrenza</w:t>
-      </w:r>
-      <w:proofErr w:type="spellEnd"/>
+        <w:t xml:space="preserve">. </w:t>
+      </w:r>
+      <w:proofErr w:type="spellStart"/>
+      <w:proofErr w:type="gramStart"/>
       <w:r>
         <w:rPr>
           <w:rFonts w:ascii="Georgia" w:hAnsi="Georgia"/>
@@ -3136,9 +3604,9 @@
           <w:sz w:val="32"/>
           <w:szCs w:val="32"/>
         </w:rPr>
-        <w:t xml:space="preserve">(frequenza: testo, </w:t>
-      </w:r>
-      <w:proofErr w:type="spellStart"/>
+        <w:t>definisciServizio</w:t>
+      </w:r>
+      <w:proofErr w:type="spellEnd"/>
       <w:r>
         <w:rPr>
           <w:rFonts w:ascii="Georgia" w:hAnsi="Georgia"/>
@@ -3150,9 +3618,9 @@
           <w:sz w:val="32"/>
           <w:szCs w:val="32"/>
         </w:rPr>
-        <w:t>dataDiFine</w:t>
-      </w:r>
-      <w:proofErr w:type="spellEnd"/>
+        <w:t>(</w:t>
+      </w:r>
+      <w:proofErr w:type="gramEnd"/>
       <w:r>
         <w:rPr>
           <w:rFonts w:ascii="Georgia" w:hAnsi="Georgia"/>
@@ -3164,10 +3632,9 @@
           <w:sz w:val="32"/>
           <w:szCs w:val="32"/>
         </w:rPr>
-        <w:t xml:space="preserve">?: data, </w:t>
+        <w:t xml:space="preserve">e: Evento, </w:t>
       </w:r>
       <w:proofErr w:type="spellStart"/>
-      <w:proofErr w:type="gramStart"/>
       <w:r>
         <w:rPr>
           <w:rFonts w:ascii="Georgia" w:hAnsi="Georgia"/>
@@ -3179,7 +3646,7 @@
           <w:sz w:val="32"/>
           <w:szCs w:val="32"/>
         </w:rPr>
-        <w:t>numeroDiRipetizioni</w:t>
+        <w:t>fasciaOraria</w:t>
       </w:r>
       <w:proofErr w:type="spellEnd"/>
       <w:r>
@@ -3193,21 +3660,7 @@
           <w:sz w:val="32"/>
           <w:szCs w:val="32"/>
         </w:rPr>
-        <w:t>?:</w:t>
-      </w:r>
-      <w:proofErr w:type="gramEnd"/>
-      <w:r>
-        <w:rPr>
-          <w:rFonts w:ascii="Georgia" w:hAnsi="Georgia"/>
-          <w:b/>
-          <w:bCs/>
-          <w:i w:val="0"/>
-          <w:iCs w:val="0"/>
-          <w:color w:val="000000" w:themeColor="text1"/>
-          <w:sz w:val="32"/>
-          <w:szCs w:val="32"/>
-        </w:rPr>
-        <w:t xml:space="preserve"> numero)</w:t>
+        <w:t>: testo, tipologia: testo)</w:t>
       </w:r>
     </w:p>
     <w:p>
@@ -3215,6 +3668,7 @@
         <w:pStyle w:val="font-claude-response-body"/>
         <w:rPr>
           <w:rFonts w:ascii="Georgia" w:hAnsi="Georgia"/>
+          <w:color w:val="000000" w:themeColor="text1"/>
           <w:sz w:val="22"/>
           <w:szCs w:val="22"/>
         </w:rPr>
@@ -3223,6 +3677,7 @@
         <w:rPr>
           <w:rStyle w:val="Enfasigrassetto"/>
           <w:rFonts w:ascii="Georgia" w:eastAsiaTheme="majorEastAsia" w:hAnsi="Georgia"/>
+          <w:color w:val="000000" w:themeColor="text1"/>
           <w:sz w:val="22"/>
           <w:szCs w:val="22"/>
         </w:rPr>
@@ -3238,13 +3693,15 @@
         </w:numPr>
         <w:rPr>
           <w:rFonts w:ascii="Georgia" w:hAnsi="Georgia"/>
-          <w:sz w:val="22"/>
-          <w:szCs w:val="22"/>
-        </w:rPr>
-      </w:pPr>
-      <w:r>
-        <w:rPr>
-          <w:rFonts w:ascii="Georgia" w:hAnsi="Georgia"/>
+          <w:color w:val="000000" w:themeColor="text1"/>
+          <w:sz w:val="22"/>
+          <w:szCs w:val="22"/>
+        </w:rPr>
+      </w:pPr>
+      <w:r>
+        <w:rPr>
+          <w:rFonts w:ascii="Georgia" w:hAnsi="Georgia"/>
+          <w:color w:val="000000" w:themeColor="text1"/>
           <w:sz w:val="22"/>
           <w:szCs w:val="22"/>
         </w:rPr>
@@ -3254,6 +3711,7 @@
         <w:rPr>
           <w:rStyle w:val="CodiceHTML"/>
           <w:rFonts w:ascii="Georgia" w:eastAsiaTheme="majorEastAsia" w:hAnsi="Georgia"/>
+          <w:color w:val="000000" w:themeColor="text1"/>
           <w:sz w:val="22"/>
           <w:szCs w:val="22"/>
         </w:rPr>
@@ -3265,6 +3723,7 @@
         <w:pStyle w:val="font-claude-response-body"/>
         <w:rPr>
           <w:rFonts w:ascii="Georgia" w:hAnsi="Georgia"/>
+          <w:color w:val="000000" w:themeColor="text1"/>
           <w:sz w:val="22"/>
           <w:szCs w:val="22"/>
         </w:rPr>
@@ -3273,6 +3732,7 @@
         <w:rPr>
           <w:rStyle w:val="Enfasigrassetto"/>
           <w:rFonts w:ascii="Georgia" w:eastAsiaTheme="majorEastAsia" w:hAnsi="Georgia"/>
+          <w:color w:val="000000" w:themeColor="text1"/>
           <w:sz w:val="22"/>
           <w:szCs w:val="22"/>
         </w:rPr>
@@ -3288,13 +3748,15 @@
         </w:numPr>
         <w:rPr>
           <w:rFonts w:ascii="Georgia" w:hAnsi="Georgia"/>
-          <w:sz w:val="22"/>
-          <w:szCs w:val="22"/>
-        </w:rPr>
-      </w:pPr>
-      <w:r>
-        <w:rPr>
-          <w:rFonts w:ascii="Georgia" w:hAnsi="Georgia"/>
+          <w:color w:val="000000" w:themeColor="text1"/>
+          <w:sz w:val="22"/>
+          <w:szCs w:val="22"/>
+        </w:rPr>
+      </w:pPr>
+      <w:r>
+        <w:rPr>
+          <w:rFonts w:ascii="Georgia" w:hAnsi="Georgia"/>
+          <w:color w:val="000000" w:themeColor="text1"/>
           <w:sz w:val="22"/>
           <w:szCs w:val="22"/>
         </w:rPr>
@@ -3304,18 +3766,20 @@
         <w:rPr>
           <w:rStyle w:val="CodiceHTML"/>
           <w:rFonts w:ascii="Georgia" w:eastAsiaTheme="majorEastAsia" w:hAnsi="Georgia"/>
-          <w:sz w:val="22"/>
-          <w:szCs w:val="22"/>
-        </w:rPr>
-        <w:t>r</w:t>
-      </w:r>
-      <w:r>
-        <w:rPr>
-          <w:rFonts w:ascii="Georgia" w:hAnsi="Georgia"/>
-          <w:sz w:val="22"/>
-          <w:szCs w:val="22"/>
-        </w:rPr>
-        <w:t xml:space="preserve"> di Ricorrenza</w:t>
+          <w:color w:val="000000" w:themeColor="text1"/>
+          <w:sz w:val="22"/>
+          <w:szCs w:val="22"/>
+        </w:rPr>
+        <w:t>s</w:t>
+      </w:r>
+      <w:r>
+        <w:rPr>
+          <w:rFonts w:ascii="Georgia" w:hAnsi="Georgia"/>
+          <w:color w:val="000000" w:themeColor="text1"/>
+          <w:sz w:val="22"/>
+          <w:szCs w:val="22"/>
+        </w:rPr>
+        <w:t xml:space="preserve"> di Servizio</w:t>
       </w:r>
     </w:p>
     <w:p>
@@ -3327,6 +3791,7 @@
         </w:numPr>
         <w:rPr>
           <w:rFonts w:ascii="Georgia" w:hAnsi="Georgia"/>
+          <w:color w:val="000000" w:themeColor="text1"/>
           <w:sz w:val="22"/>
           <w:szCs w:val="22"/>
         </w:rPr>
@@ -3337,21 +3802,34 @@
         <w:rPr>
           <w:rStyle w:val="CodiceHTML"/>
           <w:rFonts w:ascii="Georgia" w:eastAsiaTheme="majorEastAsia" w:hAnsi="Georgia"/>
-          <w:sz w:val="22"/>
-          <w:szCs w:val="22"/>
-        </w:rPr>
-        <w:t>r.frequenza</w:t>
+          <w:color w:val="000000" w:themeColor="text1"/>
+          <w:sz w:val="22"/>
+          <w:szCs w:val="22"/>
+        </w:rPr>
+        <w:t>s.fasciaOraria</w:t>
       </w:r>
       <w:proofErr w:type="spellEnd"/>
       <w:proofErr w:type="gramEnd"/>
       <w:r>
         <w:rPr>
           <w:rFonts w:ascii="Georgia" w:hAnsi="Georgia"/>
-          <w:sz w:val="22"/>
-          <w:szCs w:val="22"/>
-        </w:rPr>
-        <w:t xml:space="preserve"> = frequenza</w:t>
-      </w:r>
+          <w:color w:val="000000" w:themeColor="text1"/>
+          <w:sz w:val="22"/>
+          <w:szCs w:val="22"/>
+        </w:rPr>
+        <w:t xml:space="preserve"> = </w:t>
+      </w:r>
+      <w:proofErr w:type="spellStart"/>
+      <w:r>
+        <w:rPr>
+          <w:rFonts w:ascii="Georgia" w:hAnsi="Georgia"/>
+          <w:color w:val="000000" w:themeColor="text1"/>
+          <w:sz w:val="22"/>
+          <w:szCs w:val="22"/>
+        </w:rPr>
+        <w:t>fasciaOraria</w:t>
+      </w:r>
+      <w:proofErr w:type="spellEnd"/>
     </w:p>
     <w:p>
       <w:pPr>
@@ -3362,68 +3840,34 @@
         </w:numPr>
         <w:rPr>
           <w:rFonts w:ascii="Georgia" w:hAnsi="Georgia"/>
-          <w:sz w:val="22"/>
-          <w:szCs w:val="22"/>
-        </w:rPr>
-      </w:pPr>
-      <w:r>
-        <w:rPr>
-          <w:rFonts w:ascii="Georgia" w:hAnsi="Georgia"/>
-          <w:sz w:val="22"/>
-          <w:szCs w:val="22"/>
-        </w:rPr>
-        <w:t xml:space="preserve">[se è specificata </w:t>
-      </w:r>
-      <w:proofErr w:type="spellStart"/>
-      <w:r>
-        <w:rPr>
-          <w:rStyle w:val="CodiceHTML"/>
-          <w:rFonts w:ascii="Georgia" w:eastAsiaTheme="majorEastAsia" w:hAnsi="Georgia"/>
-          <w:sz w:val="22"/>
-          <w:szCs w:val="22"/>
-        </w:rPr>
-        <w:t>dataDiFine</w:t>
-      </w:r>
-      <w:proofErr w:type="spellEnd"/>
-      <w:r>
-        <w:rPr>
-          <w:rFonts w:ascii="Georgia" w:hAnsi="Georgia"/>
-          <w:sz w:val="22"/>
-          <w:szCs w:val="22"/>
-        </w:rPr>
-        <w:t xml:space="preserve">] </w:t>
-      </w:r>
+          <w:color w:val="000000" w:themeColor="text1"/>
+          <w:sz w:val="22"/>
+          <w:szCs w:val="22"/>
+        </w:rPr>
+      </w:pPr>
       <w:proofErr w:type="spellStart"/>
       <w:proofErr w:type="gramStart"/>
       <w:r>
         <w:rPr>
           <w:rStyle w:val="CodiceHTML"/>
           <w:rFonts w:ascii="Georgia" w:eastAsiaTheme="majorEastAsia" w:hAnsi="Georgia"/>
-          <w:sz w:val="22"/>
-          <w:szCs w:val="22"/>
-        </w:rPr>
-        <w:t>r.dataDiFine</w:t>
+          <w:color w:val="000000" w:themeColor="text1"/>
+          <w:sz w:val="22"/>
+          <w:szCs w:val="22"/>
+        </w:rPr>
+        <w:t>s.tipologia</w:t>
       </w:r>
       <w:proofErr w:type="spellEnd"/>
       <w:proofErr w:type="gramEnd"/>
       <w:r>
         <w:rPr>
           <w:rFonts w:ascii="Georgia" w:hAnsi="Georgia"/>
-          <w:sz w:val="22"/>
-          <w:szCs w:val="22"/>
-        </w:rPr>
-        <w:t xml:space="preserve"> = </w:t>
-      </w:r>
-      <w:proofErr w:type="spellStart"/>
-      <w:r>
-        <w:rPr>
-          <w:rFonts w:ascii="Georgia" w:hAnsi="Georgia"/>
-          <w:sz w:val="22"/>
-          <w:szCs w:val="22"/>
-        </w:rPr>
-        <w:t>dataDiFine</w:t>
-      </w:r>
-      <w:proofErr w:type="spellEnd"/>
+          <w:color w:val="000000" w:themeColor="text1"/>
+          <w:sz w:val="22"/>
+          <w:szCs w:val="22"/>
+        </w:rPr>
+        <w:t xml:space="preserve"> = tipologia</w:t>
+      </w:r>
     </w:p>
     <w:p>
       <w:pPr>
@@ -3433,69 +3877,187 @@
           <w:numId w:val="5"/>
         </w:numPr>
         <w:rPr>
-          <w:rFonts w:ascii="Georgia" w:hAnsi="Georgia"/>
-          <w:sz w:val="22"/>
-          <w:szCs w:val="22"/>
-        </w:rPr>
-      </w:pPr>
-      <w:r>
-        <w:rPr>
-          <w:rFonts w:ascii="Georgia" w:hAnsi="Georgia"/>
-          <w:sz w:val="22"/>
-          <w:szCs w:val="22"/>
-        </w:rPr>
-        <w:t xml:space="preserve">[se è specificato </w:t>
-      </w:r>
-      <w:proofErr w:type="spellStart"/>
-      <w:r>
-        <w:rPr>
           <w:rStyle w:val="CodiceHTML"/>
-          <w:rFonts w:ascii="Georgia" w:eastAsiaTheme="majorEastAsia" w:hAnsi="Georgia"/>
-          <w:sz w:val="22"/>
-          <w:szCs w:val="22"/>
-        </w:rPr>
-        <w:t>numeroDiRipetizioni</w:t>
-      </w:r>
-      <w:proofErr w:type="spellEnd"/>
-      <w:r>
-        <w:rPr>
-          <w:rFonts w:ascii="Georgia" w:hAnsi="Georgia"/>
-          <w:sz w:val="22"/>
-          <w:szCs w:val="22"/>
-        </w:rPr>
-        <w:t xml:space="preserve">] </w:t>
+          <w:rFonts w:ascii="Georgia" w:hAnsi="Georgia" w:cs="Times New Roman"/>
+          <w:color w:val="000000" w:themeColor="text1"/>
+          <w:sz w:val="22"/>
+          <w:szCs w:val="22"/>
+        </w:rPr>
+      </w:pPr>
+      <w:r>
+        <w:rPr>
+          <w:rStyle w:val="CodiceHTML"/>
+          <w:rFonts w:ascii="Georgia" w:eastAsiaTheme="majorEastAsia" w:hAnsi="Georgia"/>
+          <w:color w:val="000000" w:themeColor="text1"/>
+          <w:sz w:val="22"/>
+          <w:szCs w:val="22"/>
+        </w:rPr>
+        <w:t>e</w:t>
+      </w:r>
+      <w:r>
+        <w:rPr>
+          <w:rFonts w:ascii="Georgia" w:hAnsi="Georgia"/>
+          <w:color w:val="000000" w:themeColor="text1"/>
+          <w:sz w:val="22"/>
+          <w:szCs w:val="22"/>
+        </w:rPr>
+        <w:t xml:space="preserve"> contiene </w:t>
+      </w:r>
+      <w:r>
+        <w:rPr>
+          <w:rStyle w:val="CodiceHTML"/>
+          <w:rFonts w:ascii="Georgia" w:eastAsiaTheme="majorEastAsia" w:hAnsi="Georgia"/>
+          <w:color w:val="000000" w:themeColor="text1"/>
+          <w:sz w:val="22"/>
+          <w:szCs w:val="22"/>
+        </w:rPr>
+        <w:t>s</w:t>
+      </w:r>
+    </w:p>
+    <w:p>
+      <w:pPr>
+        <w:pStyle w:val="whitespace-normal"/>
+        <w:rPr>
+          <w:rStyle w:val="CodiceHTML"/>
+          <w:rFonts w:ascii="Georgia" w:eastAsiaTheme="majorEastAsia" w:hAnsi="Georgia"/>
+          <w:color w:val="000000" w:themeColor="text1"/>
+          <w:sz w:val="22"/>
+          <w:szCs w:val="22"/>
+        </w:rPr>
+      </w:pPr>
+    </w:p>
+    <w:p>
+      <w:pPr>
+        <w:pStyle w:val="Titolo4"/>
+        <w:rPr>
+          <w:rFonts w:ascii="Georgia" w:eastAsia="Times New Roman" w:hAnsi="Georgia" w:cs="Times New Roman"/>
+          <w:b/>
+          <w:bCs/>
+          <w:i w:val="0"/>
+          <w:iCs w:val="0"/>
+          <w:color w:val="000000" w:themeColor="text1"/>
+          <w:sz w:val="32"/>
+          <w:szCs w:val="32"/>
+        </w:rPr>
+      </w:pPr>
+      <w:r>
+        <w:rPr>
+          <w:rFonts w:ascii="Georgia" w:hAnsi="Georgia"/>
+          <w:b/>
+          <w:bCs/>
+          <w:i w:val="0"/>
+          <w:iCs w:val="0"/>
+          <w:color w:val="000000" w:themeColor="text1"/>
+          <w:sz w:val="32"/>
+          <w:szCs w:val="32"/>
+        </w:rPr>
+        <w:t>4</w:t>
+      </w:r>
+      <w:r>
+        <w:rPr>
+          <w:rFonts w:ascii="Georgia" w:hAnsi="Georgia"/>
+          <w:b/>
+          <w:bCs/>
+          <w:i w:val="0"/>
+          <w:iCs w:val="0"/>
+          <w:color w:val="000000" w:themeColor="text1"/>
+          <w:sz w:val="32"/>
+          <w:szCs w:val="32"/>
+        </w:rPr>
+        <w:t xml:space="preserve">. </w:t>
       </w:r>
       <w:proofErr w:type="spellStart"/>
       <w:proofErr w:type="gramStart"/>
       <w:r>
         <w:rPr>
-          <w:rStyle w:val="CodiceHTML"/>
-          <w:rFonts w:ascii="Georgia" w:eastAsiaTheme="majorEastAsia" w:hAnsi="Georgia"/>
-          <w:sz w:val="22"/>
-          <w:szCs w:val="22"/>
-        </w:rPr>
-        <w:t>r.numeroDiRipetizioni</w:t>
+          <w:rFonts w:ascii="Georgia" w:hAnsi="Georgia"/>
+          <w:b/>
+          <w:bCs/>
+          <w:i w:val="0"/>
+          <w:iCs w:val="0"/>
+          <w:color w:val="000000" w:themeColor="text1"/>
+          <w:sz w:val="32"/>
+          <w:szCs w:val="32"/>
+        </w:rPr>
+        <w:t>assegnaChef</w:t>
       </w:r>
       <w:proofErr w:type="spellEnd"/>
+      <w:r>
+        <w:rPr>
+          <w:rFonts w:ascii="Georgia" w:hAnsi="Georgia"/>
+          <w:b/>
+          <w:bCs/>
+          <w:i w:val="0"/>
+          <w:iCs w:val="0"/>
+          <w:color w:val="000000" w:themeColor="text1"/>
+          <w:sz w:val="32"/>
+          <w:szCs w:val="32"/>
+        </w:rPr>
+        <w:t>(</w:t>
+      </w:r>
       <w:proofErr w:type="gramEnd"/>
       <w:r>
         <w:rPr>
           <w:rFonts w:ascii="Georgia" w:hAnsi="Georgia"/>
-          <w:sz w:val="22"/>
-          <w:szCs w:val="22"/>
-        </w:rPr>
-        <w:t xml:space="preserve"> = </w:t>
+          <w:b/>
+          <w:bCs/>
+          <w:i w:val="0"/>
+          <w:iCs w:val="0"/>
+          <w:color w:val="000000" w:themeColor="text1"/>
+          <w:sz w:val="32"/>
+          <w:szCs w:val="32"/>
+        </w:rPr>
+        <w:t xml:space="preserve">e: Evento, </w:t>
       </w:r>
       <w:proofErr w:type="spellStart"/>
       <w:r>
         <w:rPr>
           <w:rFonts w:ascii="Georgia" w:hAnsi="Georgia"/>
-          <w:sz w:val="22"/>
-          <w:szCs w:val="22"/>
-        </w:rPr>
-        <w:t>numeroDiRipetizioni</w:t>
+          <w:b/>
+          <w:bCs/>
+          <w:i w:val="0"/>
+          <w:iCs w:val="0"/>
+          <w:color w:val="000000" w:themeColor="text1"/>
+          <w:sz w:val="32"/>
+          <w:szCs w:val="32"/>
+        </w:rPr>
+        <w:t>unoChef</w:t>
       </w:r>
       <w:proofErr w:type="spellEnd"/>
+      <w:r>
+        <w:rPr>
+          <w:rFonts w:ascii="Georgia" w:hAnsi="Georgia"/>
+          <w:b/>
+          <w:bCs/>
+          <w:i w:val="0"/>
+          <w:iCs w:val="0"/>
+          <w:color w:val="000000" w:themeColor="text1"/>
+          <w:sz w:val="32"/>
+          <w:szCs w:val="32"/>
+        </w:rPr>
+        <w:t>: Chef)</w:t>
+      </w:r>
+    </w:p>
+    <w:p>
+      <w:pPr>
+        <w:pStyle w:val="font-claude-response-body"/>
+        <w:rPr>
+          <w:rFonts w:ascii="Georgia" w:hAnsi="Georgia"/>
+          <w:color w:val="000000" w:themeColor="text1"/>
+          <w:sz w:val="22"/>
+          <w:szCs w:val="22"/>
+        </w:rPr>
+      </w:pPr>
+      <w:r>
+        <w:rPr>
+          <w:rStyle w:val="Enfasigrassetto"/>
+          <w:rFonts w:ascii="Georgia" w:eastAsiaTheme="majorEastAsia" w:hAnsi="Georgia"/>
+          <w:color w:val="000000" w:themeColor="text1"/>
+          <w:sz w:val="22"/>
+          <w:szCs w:val="22"/>
+        </w:rPr>
+        <w:t>Pre-condizioni:</w:t>
+      </w:r>
     </w:p>
     <w:p>
       <w:pPr>
@@ -3506,133 +4068,30 @@
         </w:numPr>
         <w:rPr>
           <w:rFonts w:ascii="Georgia" w:hAnsi="Georgia"/>
-          <w:sz w:val="22"/>
-          <w:szCs w:val="22"/>
-        </w:rPr>
-      </w:pPr>
+          <w:color w:val="000000" w:themeColor="text1"/>
+          <w:sz w:val="22"/>
+          <w:szCs w:val="22"/>
+        </w:rPr>
+      </w:pPr>
+      <w:r>
+        <w:rPr>
+          <w:rFonts w:ascii="Georgia" w:hAnsi="Georgia"/>
+          <w:color w:val="000000" w:themeColor="text1"/>
+          <w:sz w:val="22"/>
+          <w:szCs w:val="22"/>
+        </w:rPr>
+        <w:t xml:space="preserve">è in corso la definizione di un Evento </w:t>
+      </w:r>
       <w:r>
         <w:rPr>
           <w:rStyle w:val="CodiceHTML"/>
           <w:rFonts w:ascii="Georgia" w:eastAsiaTheme="majorEastAsia" w:hAnsi="Georgia"/>
-          <w:sz w:val="22"/>
-          <w:szCs w:val="22"/>
-        </w:rPr>
-        <w:t>r</w:t>
-      </w:r>
-      <w:r>
-        <w:rPr>
-          <w:rFonts w:ascii="Georgia" w:hAnsi="Georgia"/>
-          <w:sz w:val="22"/>
-          <w:szCs w:val="22"/>
-        </w:rPr>
-        <w:t xml:space="preserve"> definisce </w:t>
-      </w:r>
-      <w:r>
-        <w:rPr>
-          <w:rStyle w:val="CodiceHTML"/>
-          <w:rFonts w:ascii="Georgia" w:eastAsiaTheme="majorEastAsia" w:hAnsi="Georgia"/>
+          <w:color w:val="000000" w:themeColor="text1"/>
           <w:sz w:val="22"/>
           <w:szCs w:val="22"/>
         </w:rPr>
         <w:t>e</w:t>
       </w:r>
-      <w:r>
-        <w:rPr>
-          <w:rFonts w:ascii="Georgia" w:hAnsi="Georgia"/>
-          <w:sz w:val="22"/>
-          <w:szCs w:val="22"/>
-        </w:rPr>
-        <w:t xml:space="preserve"> (</w:t>
-      </w:r>
-      <w:r>
-        <w:rPr>
-          <w:rStyle w:val="CodiceHTML"/>
-          <w:rFonts w:ascii="Georgia" w:eastAsiaTheme="majorEastAsia" w:hAnsi="Georgia"/>
-          <w:sz w:val="22"/>
-          <w:szCs w:val="22"/>
-        </w:rPr>
-        <w:t>e</w:t>
-      </w:r>
-      <w:r>
-        <w:rPr>
-          <w:rFonts w:ascii="Georgia" w:hAnsi="Georgia"/>
-          <w:sz w:val="22"/>
-          <w:szCs w:val="22"/>
-        </w:rPr>
-        <w:t xml:space="preserve"> è l'evento capofila)</w:t>
-      </w:r>
-    </w:p>
-    <w:p>
-      <w:pPr>
-        <w:pStyle w:val="Titolo4"/>
-        <w:rPr>
-          <w:rFonts w:ascii="Georgia" w:eastAsia="Times New Roman" w:hAnsi="Georgia" w:cs="Times New Roman"/>
-          <w:b/>
-          <w:bCs/>
-          <w:i w:val="0"/>
-          <w:iCs w:val="0"/>
-          <w:color w:val="000000" w:themeColor="text1"/>
-          <w:sz w:val="32"/>
-          <w:szCs w:val="32"/>
-        </w:rPr>
-      </w:pPr>
-      <w:r>
-        <w:rPr>
-          <w:rFonts w:ascii="Georgia" w:hAnsi="Georgia"/>
-          <w:b/>
-          <w:bCs/>
-          <w:i w:val="0"/>
-          <w:iCs w:val="0"/>
-          <w:color w:val="000000" w:themeColor="text1"/>
-          <w:sz w:val="32"/>
-          <w:szCs w:val="32"/>
-        </w:rPr>
-        <w:lastRenderedPageBreak/>
-        <w:t xml:space="preserve">1d.2 </w:t>
-      </w:r>
-      <w:proofErr w:type="spellStart"/>
-      <w:proofErr w:type="gramStart"/>
-      <w:r>
-        <w:rPr>
-          <w:rFonts w:ascii="Georgia" w:hAnsi="Georgia"/>
-          <w:b/>
-          <w:bCs/>
-          <w:i w:val="0"/>
-          <w:iCs w:val="0"/>
-          <w:color w:val="000000" w:themeColor="text1"/>
-          <w:sz w:val="32"/>
-          <w:szCs w:val="32"/>
-        </w:rPr>
-        <w:t>confermaDatiCapofila</w:t>
-      </w:r>
-      <w:proofErr w:type="spellEnd"/>
-      <w:r>
-        <w:rPr>
-          <w:rFonts w:ascii="Georgia" w:hAnsi="Georgia"/>
-          <w:b/>
-          <w:bCs/>
-          <w:i w:val="0"/>
-          <w:iCs w:val="0"/>
-          <w:color w:val="000000" w:themeColor="text1"/>
-          <w:sz w:val="32"/>
-          <w:szCs w:val="32"/>
-        </w:rPr>
-        <w:t>(</w:t>
-      </w:r>
-      <w:proofErr w:type="gramEnd"/>
-      <w:r>
-        <w:rPr>
-          <w:rFonts w:ascii="Georgia" w:hAnsi="Georgia"/>
-          <w:b/>
-          <w:bCs/>
-          <w:i w:val="0"/>
-          <w:iCs w:val="0"/>
-          <w:color w:val="000000" w:themeColor="text1"/>
-          <w:sz w:val="32"/>
-          <w:szCs w:val="32"/>
-        </w:rPr>
-        <w:t>)</w:t>
-      </w:r>
     </w:p>
     <w:p>
       <w:pPr>
@@ -3652,7 +4111,7 @@
           <w:sz w:val="22"/>
           <w:szCs w:val="22"/>
         </w:rPr>
-        <w:t>Pre-condizioni:</w:t>
+        <w:t>Post-condizioni:</w:t>
       </w:r>
     </w:p>
     <w:p>
@@ -3671,15 +4130,6 @@
       </w:pPr>
       <w:r>
         <w:rPr>
-          <w:rFonts w:ascii="Georgia" w:hAnsi="Georgia"/>
-          <w:color w:val="000000" w:themeColor="text1"/>
-          <w:sz w:val="22"/>
-          <w:szCs w:val="22"/>
-        </w:rPr>
-        <w:t xml:space="preserve">è in corso la definizione di un Evento </w:t>
-      </w:r>
-      <w:r>
-        <w:rPr>
           <w:rStyle w:val="CodiceHTML"/>
           <w:rFonts w:ascii="Georgia" w:eastAsiaTheme="majorEastAsia" w:hAnsi="Georgia"/>
           <w:color w:val="000000" w:themeColor="text1"/>
@@ -3695,8 +4145,9 @@
           <w:sz w:val="22"/>
           <w:szCs w:val="22"/>
         </w:rPr>
-        <w:t xml:space="preserve"> ed esiste una Ricorrenza </w:t>
-      </w:r>
+        <w:t xml:space="preserve"> è assegnato a </w:t>
+      </w:r>
+      <w:proofErr w:type="spellStart"/>
       <w:r>
         <w:rPr>
           <w:rStyle w:val="CodiceHTML"/>
@@ -3705,67 +4156,9 @@
           <w:sz w:val="22"/>
           <w:szCs w:val="22"/>
         </w:rPr>
-        <w:t>r</w:t>
-      </w:r>
-      <w:r>
-        <w:rPr>
-          <w:rFonts w:ascii="Georgia" w:hAnsi="Georgia"/>
-          <w:color w:val="000000" w:themeColor="text1"/>
-          <w:sz w:val="22"/>
-          <w:szCs w:val="22"/>
-        </w:rPr>
-        <w:t xml:space="preserve"> tale che </w:t>
-      </w:r>
-      <w:r>
-        <w:rPr>
-          <w:rStyle w:val="CodiceHTML"/>
-          <w:rFonts w:ascii="Georgia" w:eastAsiaTheme="majorEastAsia" w:hAnsi="Georgia"/>
-          <w:color w:val="000000" w:themeColor="text1"/>
-          <w:sz w:val="22"/>
-          <w:szCs w:val="22"/>
-        </w:rPr>
-        <w:t>r</w:t>
-      </w:r>
-      <w:r>
-        <w:rPr>
-          <w:rFonts w:ascii="Georgia" w:hAnsi="Georgia"/>
-          <w:color w:val="000000" w:themeColor="text1"/>
-          <w:sz w:val="22"/>
-          <w:szCs w:val="22"/>
-        </w:rPr>
-        <w:t xml:space="preserve"> definisce </w:t>
-      </w:r>
-      <w:r>
-        <w:rPr>
-          <w:rStyle w:val="CodiceHTML"/>
-          <w:rFonts w:ascii="Georgia" w:eastAsiaTheme="majorEastAsia" w:hAnsi="Georgia"/>
-          <w:color w:val="000000" w:themeColor="text1"/>
-          <w:sz w:val="22"/>
-          <w:szCs w:val="22"/>
-        </w:rPr>
-        <w:t>e</w:t>
-      </w:r>
-    </w:p>
-    <w:p>
-      <w:pPr>
-        <w:pStyle w:val="font-claude-response-body"/>
-        <w:rPr>
-          <w:rFonts w:ascii="Georgia" w:hAnsi="Georgia"/>
-          <w:color w:val="000000" w:themeColor="text1"/>
-          <w:sz w:val="22"/>
-          <w:szCs w:val="22"/>
-        </w:rPr>
-      </w:pPr>
-      <w:r>
-        <w:rPr>
-          <w:rStyle w:val="Enfasigrassetto"/>
-          <w:rFonts w:ascii="Georgia" w:eastAsiaTheme="majorEastAsia" w:hAnsi="Georgia"/>
-          <w:color w:val="000000" w:themeColor="text1"/>
-          <w:sz w:val="22"/>
-          <w:szCs w:val="22"/>
-        </w:rPr>
-        <w:t>Post-condizioni:</w:t>
-      </w:r>
+        <w:t>unoChef</w:t>
+      </w:r>
+      <w:proofErr w:type="spellEnd"/>
     </w:p>
     <w:p>
       <w:pPr>
@@ -3781,15 +4174,7 @@
           <w:szCs w:val="22"/>
         </w:rPr>
       </w:pPr>
-      <w:r>
-        <w:rPr>
-          <w:rFonts w:ascii="Georgia" w:hAnsi="Georgia"/>
-          <w:color w:val="000000" w:themeColor="text1"/>
-          <w:sz w:val="22"/>
-          <w:szCs w:val="22"/>
-        </w:rPr>
-        <w:t xml:space="preserve">per ogni occorrenza temporale prevista dai parametri di </w:t>
-      </w:r>
+      <w:proofErr w:type="spellStart"/>
       <w:r>
         <w:rPr>
           <w:rStyle w:val="CodiceHTML"/>
@@ -3798,751 +4183,80 @@
           <w:sz w:val="22"/>
           <w:szCs w:val="22"/>
         </w:rPr>
-        <w:t>r</w:t>
-      </w:r>
-      <w:r>
-        <w:rPr>
-          <w:rFonts w:ascii="Georgia" w:hAnsi="Georgia"/>
-          <w:color w:val="000000" w:themeColor="text1"/>
-          <w:sz w:val="22"/>
-          <w:szCs w:val="22"/>
-        </w:rPr>
-        <w:t xml:space="preserve"> (determinata da </w:t>
-      </w:r>
+        <w:t>unoChef</w:t>
+      </w:r>
+      <w:proofErr w:type="spellEnd"/>
+      <w:r>
+        <w:rPr>
+          <w:rFonts w:ascii="Georgia" w:hAnsi="Georgia"/>
+          <w:color w:val="000000" w:themeColor="text1"/>
+          <w:sz w:val="22"/>
+          <w:szCs w:val="22"/>
+        </w:rPr>
+        <w:t xml:space="preserve"> è notificato dell'assegnamento</w:t>
+      </w:r>
+    </w:p>
+    <w:p>
+      <w:pPr>
+        <w:pStyle w:val="font-claude-response-body"/>
+        <w:rPr>
+          <w:rStyle w:val="Enfasicorsivo"/>
+          <w:rFonts w:ascii="Georgia" w:eastAsiaTheme="majorEastAsia" w:hAnsi="Georgia"/>
+          <w:color w:val="000000" w:themeColor="text1"/>
+          <w:sz w:val="22"/>
+          <w:szCs w:val="22"/>
+        </w:rPr>
+      </w:pPr>
       <w:proofErr w:type="spellStart"/>
-      <w:proofErr w:type="gramStart"/>
-      <w:r>
-        <w:rPr>
-          <w:rStyle w:val="CodiceHTML"/>
-          <w:rFonts w:ascii="Georgia" w:eastAsiaTheme="majorEastAsia" w:hAnsi="Georgia"/>
-          <w:color w:val="000000" w:themeColor="text1"/>
-          <w:sz w:val="22"/>
-          <w:szCs w:val="22"/>
-        </w:rPr>
-        <w:t>r.frequenza</w:t>
+      <w:r>
+        <w:rPr>
+          <w:rStyle w:val="Enfasicorsivo"/>
+          <w:rFonts w:ascii="Georgia" w:eastAsiaTheme="majorEastAsia" w:hAnsi="Georgia"/>
+          <w:color w:val="000000" w:themeColor="text1"/>
+          <w:sz w:val="22"/>
+          <w:szCs w:val="22"/>
+        </w:rPr>
+        <w:t>NdR</w:t>
       </w:r>
       <w:proofErr w:type="spellEnd"/>
-      <w:proofErr w:type="gramEnd"/>
-      <w:r>
-        <w:rPr>
-          <w:rFonts w:ascii="Georgia" w:hAnsi="Georgia"/>
-          <w:color w:val="000000" w:themeColor="text1"/>
-          <w:sz w:val="22"/>
-          <w:szCs w:val="22"/>
-        </w:rPr>
-        <w:t xml:space="preserve"> e da </w:t>
-      </w:r>
-      <w:proofErr w:type="spellStart"/>
-      <w:proofErr w:type="gramStart"/>
-      <w:r>
-        <w:rPr>
-          <w:rStyle w:val="CodiceHTML"/>
-          <w:rFonts w:ascii="Georgia" w:eastAsiaTheme="majorEastAsia" w:hAnsi="Georgia"/>
-          <w:color w:val="000000" w:themeColor="text1"/>
-          <w:sz w:val="22"/>
-          <w:szCs w:val="22"/>
-        </w:rPr>
-        <w:t>r.dataDiFine</w:t>
-      </w:r>
-      <w:proofErr w:type="spellEnd"/>
-      <w:proofErr w:type="gramEnd"/>
-      <w:r>
-        <w:rPr>
-          <w:rFonts w:ascii="Georgia" w:hAnsi="Georgia"/>
-          <w:color w:val="000000" w:themeColor="text1"/>
-          <w:sz w:val="22"/>
-          <w:szCs w:val="22"/>
-        </w:rPr>
-        <w:t xml:space="preserve"> o </w:t>
-      </w:r>
-      <w:proofErr w:type="spellStart"/>
-      <w:proofErr w:type="gramStart"/>
-      <w:r>
-        <w:rPr>
-          <w:rStyle w:val="CodiceHTML"/>
-          <w:rFonts w:ascii="Georgia" w:eastAsiaTheme="majorEastAsia" w:hAnsi="Georgia"/>
-          <w:color w:val="000000" w:themeColor="text1"/>
-          <w:sz w:val="22"/>
-          <w:szCs w:val="22"/>
-        </w:rPr>
-        <w:t>r.numeroDiRipetizioni</w:t>
-      </w:r>
-      <w:proofErr w:type="spellEnd"/>
-      <w:proofErr w:type="gramEnd"/>
-      <w:r>
-        <w:rPr>
-          <w:rFonts w:ascii="Georgia" w:hAnsi="Georgia"/>
-          <w:color w:val="000000" w:themeColor="text1"/>
-          <w:sz w:val="22"/>
-          <w:szCs w:val="22"/>
-        </w:rPr>
-        <w:t xml:space="preserve">), è stata creata un'istanza </w:t>
-      </w:r>
-      <w:r>
-        <w:rPr>
-          <w:rStyle w:val="CodiceHTML"/>
-          <w:rFonts w:ascii="Georgia" w:eastAsiaTheme="majorEastAsia" w:hAnsi="Georgia"/>
-          <w:color w:val="000000" w:themeColor="text1"/>
-          <w:sz w:val="22"/>
-          <w:szCs w:val="22"/>
-        </w:rPr>
-        <w:t>ei</w:t>
-      </w:r>
-      <w:r>
-        <w:rPr>
-          <w:rFonts w:ascii="Georgia" w:hAnsi="Georgia"/>
-          <w:color w:val="000000" w:themeColor="text1"/>
-          <w:sz w:val="22"/>
-          <w:szCs w:val="22"/>
-        </w:rPr>
-        <w:t xml:space="preserve"> di Evento tale che: </w:t>
-      </w:r>
-    </w:p>
-    <w:p>
-      <w:pPr>
-        <w:pStyle w:val="whitespace-normal"/>
-        <w:numPr>
-          <w:ilvl w:val="1"/>
-          <w:numId w:val="12"/>
-        </w:numPr>
-        <w:rPr>
-          <w:rFonts w:ascii="Georgia" w:hAnsi="Georgia"/>
-          <w:color w:val="000000" w:themeColor="text1"/>
-          <w:sz w:val="22"/>
-          <w:szCs w:val="22"/>
-        </w:rPr>
-      </w:pPr>
-      <w:proofErr w:type="spellStart"/>
-      <w:proofErr w:type="gramStart"/>
-      <w:r>
-        <w:rPr>
-          <w:rStyle w:val="CodiceHTML"/>
-          <w:rFonts w:ascii="Georgia" w:eastAsiaTheme="majorEastAsia" w:hAnsi="Georgia"/>
-          <w:color w:val="000000" w:themeColor="text1"/>
-          <w:sz w:val="22"/>
-          <w:szCs w:val="22"/>
-        </w:rPr>
-        <w:t>ei.stato</w:t>
-      </w:r>
-      <w:proofErr w:type="spellEnd"/>
-      <w:proofErr w:type="gramEnd"/>
-      <w:r>
-        <w:rPr>
-          <w:rFonts w:ascii="Georgia" w:hAnsi="Georgia"/>
-          <w:color w:val="000000" w:themeColor="text1"/>
-          <w:sz w:val="22"/>
-          <w:szCs w:val="22"/>
-        </w:rPr>
-        <w:t xml:space="preserve"> = "preliminare"</w:t>
-      </w:r>
-    </w:p>
-    <w:p>
-      <w:pPr>
-        <w:pStyle w:val="whitespace-normal"/>
-        <w:numPr>
-          <w:ilvl w:val="1"/>
-          <w:numId w:val="12"/>
-        </w:numPr>
-        <w:rPr>
-          <w:rFonts w:ascii="Georgia" w:hAnsi="Georgia"/>
-          <w:color w:val="000000" w:themeColor="text1"/>
-          <w:sz w:val="22"/>
-          <w:szCs w:val="22"/>
-        </w:rPr>
-      </w:pPr>
-      <w:proofErr w:type="spellStart"/>
-      <w:proofErr w:type="gramStart"/>
-      <w:r>
-        <w:rPr>
-          <w:rStyle w:val="CodiceHTML"/>
-          <w:rFonts w:ascii="Georgia" w:eastAsiaTheme="majorEastAsia" w:hAnsi="Georgia"/>
-          <w:color w:val="000000" w:themeColor="text1"/>
-          <w:sz w:val="22"/>
-          <w:szCs w:val="22"/>
-        </w:rPr>
-        <w:t>ei.tipologia</w:t>
-      </w:r>
-      <w:proofErr w:type="spellEnd"/>
-      <w:proofErr w:type="gramEnd"/>
-      <w:r>
-        <w:rPr>
-          <w:rFonts w:ascii="Georgia" w:hAnsi="Georgia"/>
-          <w:color w:val="000000" w:themeColor="text1"/>
-          <w:sz w:val="22"/>
-          <w:szCs w:val="22"/>
-        </w:rPr>
-        <w:t xml:space="preserve"> = </w:t>
-      </w:r>
-      <w:proofErr w:type="spellStart"/>
-      <w:proofErr w:type="gramStart"/>
-      <w:r>
-        <w:rPr>
-          <w:rStyle w:val="CodiceHTML"/>
-          <w:rFonts w:ascii="Georgia" w:eastAsiaTheme="majorEastAsia" w:hAnsi="Georgia"/>
-          <w:color w:val="000000" w:themeColor="text1"/>
-          <w:sz w:val="22"/>
-          <w:szCs w:val="22"/>
-        </w:rPr>
-        <w:t>e.tipologia</w:t>
-      </w:r>
-      <w:proofErr w:type="spellEnd"/>
-      <w:proofErr w:type="gramEnd"/>
-    </w:p>
-    <w:p>
-      <w:pPr>
-        <w:pStyle w:val="whitespace-normal"/>
-        <w:numPr>
-          <w:ilvl w:val="1"/>
-          <w:numId w:val="12"/>
-        </w:numPr>
-        <w:rPr>
-          <w:rFonts w:ascii="Georgia" w:hAnsi="Georgia"/>
-          <w:color w:val="000000" w:themeColor="text1"/>
-          <w:sz w:val="22"/>
-          <w:szCs w:val="22"/>
-        </w:rPr>
-      </w:pPr>
-      <w:proofErr w:type="spellStart"/>
-      <w:proofErr w:type="gramStart"/>
-      <w:r>
-        <w:rPr>
-          <w:rStyle w:val="CodiceHTML"/>
-          <w:rFonts w:ascii="Georgia" w:eastAsiaTheme="majorEastAsia" w:hAnsi="Georgia"/>
-          <w:color w:val="000000" w:themeColor="text1"/>
-          <w:sz w:val="22"/>
-          <w:szCs w:val="22"/>
-        </w:rPr>
-        <w:t>ei.luogo</w:t>
-      </w:r>
-      <w:proofErr w:type="spellEnd"/>
-      <w:proofErr w:type="gramEnd"/>
-      <w:r>
-        <w:rPr>
-          <w:rFonts w:ascii="Georgia" w:hAnsi="Georgia"/>
-          <w:color w:val="000000" w:themeColor="text1"/>
-          <w:sz w:val="22"/>
-          <w:szCs w:val="22"/>
-        </w:rPr>
-        <w:t xml:space="preserve"> = </w:t>
-      </w:r>
-      <w:proofErr w:type="spellStart"/>
-      <w:proofErr w:type="gramStart"/>
-      <w:r>
-        <w:rPr>
-          <w:rStyle w:val="CodiceHTML"/>
-          <w:rFonts w:ascii="Georgia" w:eastAsiaTheme="majorEastAsia" w:hAnsi="Georgia"/>
-          <w:color w:val="000000" w:themeColor="text1"/>
-          <w:sz w:val="22"/>
-          <w:szCs w:val="22"/>
-        </w:rPr>
-        <w:t>e.luogo</w:t>
-      </w:r>
-      <w:proofErr w:type="spellEnd"/>
-      <w:proofErr w:type="gramEnd"/>
-    </w:p>
-    <w:p>
-      <w:pPr>
-        <w:pStyle w:val="whitespace-normal"/>
-        <w:numPr>
-          <w:ilvl w:val="1"/>
-          <w:numId w:val="12"/>
-        </w:numPr>
-        <w:rPr>
-          <w:rFonts w:ascii="Georgia" w:hAnsi="Georgia"/>
-          <w:color w:val="000000" w:themeColor="text1"/>
-          <w:sz w:val="22"/>
-          <w:szCs w:val="22"/>
-        </w:rPr>
-      </w:pPr>
-      <w:proofErr w:type="spellStart"/>
-      <w:proofErr w:type="gramStart"/>
-      <w:r>
-        <w:rPr>
-          <w:rStyle w:val="CodiceHTML"/>
-          <w:rFonts w:ascii="Georgia" w:eastAsiaTheme="majorEastAsia" w:hAnsi="Georgia"/>
-          <w:color w:val="000000" w:themeColor="text1"/>
-          <w:sz w:val="22"/>
-          <w:szCs w:val="22"/>
-        </w:rPr>
-        <w:t>ei.numPartec</w:t>
-      </w:r>
-      <w:proofErr w:type="spellEnd"/>
-      <w:proofErr w:type="gramEnd"/>
-      <w:r>
-        <w:rPr>
-          <w:rFonts w:ascii="Georgia" w:hAnsi="Georgia"/>
-          <w:color w:val="000000" w:themeColor="text1"/>
-          <w:sz w:val="22"/>
-          <w:szCs w:val="22"/>
-        </w:rPr>
-        <w:t xml:space="preserve"> = </w:t>
-      </w:r>
-      <w:proofErr w:type="spellStart"/>
-      <w:proofErr w:type="gramStart"/>
-      <w:r>
-        <w:rPr>
-          <w:rStyle w:val="CodiceHTML"/>
-          <w:rFonts w:ascii="Georgia" w:eastAsiaTheme="majorEastAsia" w:hAnsi="Georgia"/>
-          <w:color w:val="000000" w:themeColor="text1"/>
-          <w:sz w:val="22"/>
-          <w:szCs w:val="22"/>
-        </w:rPr>
-        <w:t>e.numPartec</w:t>
-      </w:r>
-      <w:proofErr w:type="spellEnd"/>
-      <w:proofErr w:type="gramEnd"/>
-    </w:p>
-    <w:p>
-      <w:pPr>
-        <w:pStyle w:val="whitespace-normal"/>
-        <w:numPr>
-          <w:ilvl w:val="1"/>
-          <w:numId w:val="12"/>
-        </w:numPr>
-        <w:rPr>
-          <w:rFonts w:ascii="Georgia" w:hAnsi="Georgia"/>
-          <w:color w:val="000000" w:themeColor="text1"/>
-          <w:sz w:val="22"/>
-          <w:szCs w:val="22"/>
-        </w:rPr>
-      </w:pPr>
-      <w:proofErr w:type="spellStart"/>
-      <w:r>
-        <w:rPr>
-          <w:rStyle w:val="CodiceHTML"/>
-          <w:rFonts w:ascii="Georgia" w:eastAsiaTheme="majorEastAsia" w:hAnsi="Georgia"/>
-          <w:color w:val="000000" w:themeColor="text1"/>
-          <w:sz w:val="22"/>
-          <w:szCs w:val="22"/>
-        </w:rPr>
-        <w:t>ei.note</w:t>
-      </w:r>
-      <w:proofErr w:type="spellEnd"/>
-      <w:r>
-        <w:rPr>
-          <w:rFonts w:ascii="Georgia" w:hAnsi="Georgia"/>
-          <w:color w:val="000000" w:themeColor="text1"/>
-          <w:sz w:val="22"/>
-          <w:szCs w:val="22"/>
-        </w:rPr>
-        <w:t xml:space="preserve"> = </w:t>
-      </w:r>
-      <w:proofErr w:type="spellStart"/>
-      <w:r>
-        <w:rPr>
-          <w:rStyle w:val="CodiceHTML"/>
-          <w:rFonts w:ascii="Georgia" w:eastAsiaTheme="majorEastAsia" w:hAnsi="Georgia"/>
-          <w:color w:val="000000" w:themeColor="text1"/>
-          <w:sz w:val="22"/>
-          <w:szCs w:val="22"/>
-        </w:rPr>
-        <w:t>e.note</w:t>
-      </w:r>
-      <w:proofErr w:type="spellEnd"/>
-    </w:p>
-    <w:p>
-      <w:pPr>
-        <w:pStyle w:val="whitespace-normal"/>
-        <w:numPr>
-          <w:ilvl w:val="1"/>
-          <w:numId w:val="12"/>
-        </w:numPr>
-        <w:rPr>
-          <w:rFonts w:ascii="Georgia" w:hAnsi="Georgia"/>
-          <w:color w:val="000000" w:themeColor="text1"/>
-          <w:sz w:val="22"/>
-          <w:szCs w:val="22"/>
-        </w:rPr>
-      </w:pPr>
-      <w:proofErr w:type="spellStart"/>
-      <w:proofErr w:type="gramStart"/>
-      <w:r>
-        <w:rPr>
-          <w:rStyle w:val="CodiceHTML"/>
-          <w:rFonts w:ascii="Georgia" w:eastAsiaTheme="majorEastAsia" w:hAnsi="Georgia"/>
-          <w:color w:val="000000" w:themeColor="text1"/>
-          <w:sz w:val="22"/>
-          <w:szCs w:val="22"/>
-        </w:rPr>
-        <w:t>ei.dataInizio</w:t>
-      </w:r>
-      <w:proofErr w:type="spellEnd"/>
-      <w:proofErr w:type="gramEnd"/>
-      <w:r>
-        <w:rPr>
-          <w:rFonts w:ascii="Georgia" w:hAnsi="Georgia"/>
-          <w:color w:val="000000" w:themeColor="text1"/>
-          <w:sz w:val="22"/>
-          <w:szCs w:val="22"/>
-        </w:rPr>
-        <w:t xml:space="preserve"> e </w:t>
-      </w:r>
-      <w:proofErr w:type="spellStart"/>
-      <w:proofErr w:type="gramStart"/>
-      <w:r>
-        <w:rPr>
-          <w:rStyle w:val="CodiceHTML"/>
-          <w:rFonts w:ascii="Georgia" w:eastAsiaTheme="majorEastAsia" w:hAnsi="Georgia"/>
-          <w:color w:val="000000" w:themeColor="text1"/>
-          <w:sz w:val="22"/>
-          <w:szCs w:val="22"/>
-        </w:rPr>
-        <w:t>ei.dataFine</w:t>
-      </w:r>
-      <w:proofErr w:type="spellEnd"/>
-      <w:proofErr w:type="gramEnd"/>
-      <w:r>
-        <w:rPr>
-          <w:rFonts w:ascii="Georgia" w:hAnsi="Georgia"/>
-          <w:color w:val="000000" w:themeColor="text1"/>
-          <w:sz w:val="22"/>
-          <w:szCs w:val="22"/>
-        </w:rPr>
-        <w:t xml:space="preserve"> sono calcolate sulla base dell'occorrenza</w:t>
-      </w:r>
-    </w:p>
-    <w:p>
-      <w:pPr>
-        <w:pStyle w:val="whitespace-normal"/>
-        <w:numPr>
-          <w:ilvl w:val="1"/>
-          <w:numId w:val="12"/>
-        </w:numPr>
-        <w:rPr>
-          <w:rFonts w:ascii="Georgia" w:hAnsi="Georgia"/>
-          <w:color w:val="000000" w:themeColor="text1"/>
-          <w:sz w:val="22"/>
-          <w:szCs w:val="22"/>
-        </w:rPr>
-      </w:pPr>
-      <w:proofErr w:type="spellStart"/>
-      <w:proofErr w:type="gramStart"/>
-      <w:r>
-        <w:rPr>
-          <w:rStyle w:val="CodiceHTML"/>
-          <w:rFonts w:ascii="Georgia" w:eastAsiaTheme="majorEastAsia" w:hAnsi="Georgia"/>
-          <w:color w:val="000000" w:themeColor="text1"/>
-          <w:sz w:val="22"/>
-          <w:szCs w:val="22"/>
-        </w:rPr>
-        <w:t>ei.penale</w:t>
-      </w:r>
-      <w:proofErr w:type="spellEnd"/>
-      <w:proofErr w:type="gramEnd"/>
-      <w:r>
-        <w:rPr>
-          <w:rFonts w:ascii="Georgia" w:hAnsi="Georgia"/>
-          <w:color w:val="000000" w:themeColor="text1"/>
-          <w:sz w:val="22"/>
-          <w:szCs w:val="22"/>
-        </w:rPr>
-        <w:t xml:space="preserve"> = no</w:t>
-      </w:r>
-    </w:p>
-    <w:p>
-      <w:pPr>
-        <w:pStyle w:val="whitespace-normal"/>
-        <w:numPr>
-          <w:ilvl w:val="1"/>
-          <w:numId w:val="12"/>
-        </w:numPr>
-        <w:rPr>
-          <w:rFonts w:ascii="Georgia" w:hAnsi="Georgia"/>
-          <w:color w:val="000000" w:themeColor="text1"/>
-          <w:sz w:val="22"/>
-          <w:szCs w:val="22"/>
-        </w:rPr>
-      </w:pPr>
-      <w:r>
-        <w:rPr>
-          <w:rFonts w:ascii="Georgia" w:hAnsi="Georgia"/>
-          <w:color w:val="000000" w:themeColor="text1"/>
-          <w:sz w:val="22"/>
-          <w:szCs w:val="22"/>
-        </w:rPr>
-        <w:t xml:space="preserve">per ogni Servizio </w:t>
-      </w:r>
-      <w:r>
-        <w:rPr>
-          <w:rStyle w:val="CodiceHTML"/>
-          <w:rFonts w:ascii="Georgia" w:eastAsiaTheme="majorEastAsia" w:hAnsi="Georgia"/>
-          <w:color w:val="000000" w:themeColor="text1"/>
-          <w:sz w:val="22"/>
-          <w:szCs w:val="22"/>
-        </w:rPr>
-        <w:t>s</w:t>
-      </w:r>
-      <w:r>
-        <w:rPr>
-          <w:rFonts w:ascii="Georgia" w:hAnsi="Georgia"/>
-          <w:color w:val="000000" w:themeColor="text1"/>
-          <w:sz w:val="22"/>
-          <w:szCs w:val="22"/>
-        </w:rPr>
-        <w:t xml:space="preserve"> tale che </w:t>
-      </w:r>
-      <w:r>
-        <w:rPr>
-          <w:rStyle w:val="CodiceHTML"/>
-          <w:rFonts w:ascii="Georgia" w:eastAsiaTheme="majorEastAsia" w:hAnsi="Georgia"/>
-          <w:color w:val="000000" w:themeColor="text1"/>
-          <w:sz w:val="22"/>
-          <w:szCs w:val="22"/>
-        </w:rPr>
-        <w:t>e</w:t>
-      </w:r>
-      <w:r>
-        <w:rPr>
-          <w:rFonts w:ascii="Georgia" w:hAnsi="Georgia"/>
-          <w:color w:val="000000" w:themeColor="text1"/>
-          <w:sz w:val="22"/>
-          <w:szCs w:val="22"/>
-        </w:rPr>
-        <w:t xml:space="preserve"> contiene </w:t>
-      </w:r>
-      <w:r>
-        <w:rPr>
-          <w:rStyle w:val="CodiceHTML"/>
-          <w:rFonts w:ascii="Georgia" w:eastAsiaTheme="majorEastAsia" w:hAnsi="Georgia"/>
-          <w:color w:val="000000" w:themeColor="text1"/>
-          <w:sz w:val="22"/>
-          <w:szCs w:val="22"/>
-        </w:rPr>
-        <w:t>s</w:t>
-      </w:r>
-      <w:r>
-        <w:rPr>
-          <w:rFonts w:ascii="Georgia" w:hAnsi="Georgia"/>
-          <w:color w:val="000000" w:themeColor="text1"/>
-          <w:sz w:val="22"/>
-          <w:szCs w:val="22"/>
-        </w:rPr>
-        <w:t xml:space="preserve">, è stata creata un'istanza </w:t>
-      </w:r>
-      <w:r>
-        <w:rPr>
-          <w:rStyle w:val="CodiceHTML"/>
-          <w:rFonts w:ascii="Georgia" w:eastAsiaTheme="majorEastAsia" w:hAnsi="Georgia"/>
-          <w:color w:val="000000" w:themeColor="text1"/>
-          <w:sz w:val="22"/>
-          <w:szCs w:val="22"/>
-        </w:rPr>
-        <w:t>si</w:t>
-      </w:r>
-      <w:r>
-        <w:rPr>
-          <w:rFonts w:ascii="Georgia" w:hAnsi="Georgia"/>
-          <w:color w:val="000000" w:themeColor="text1"/>
-          <w:sz w:val="22"/>
-          <w:szCs w:val="22"/>
-        </w:rPr>
-        <w:t xml:space="preserve"> di Servizio tale che </w:t>
-      </w:r>
-      <w:proofErr w:type="spellStart"/>
-      <w:proofErr w:type="gramStart"/>
-      <w:r>
-        <w:rPr>
-          <w:rStyle w:val="CodiceHTML"/>
-          <w:rFonts w:ascii="Georgia" w:eastAsiaTheme="majorEastAsia" w:hAnsi="Georgia"/>
-          <w:color w:val="000000" w:themeColor="text1"/>
-          <w:sz w:val="22"/>
-          <w:szCs w:val="22"/>
-        </w:rPr>
-        <w:t>si.fasciaOraria</w:t>
-      </w:r>
-      <w:proofErr w:type="spellEnd"/>
-      <w:proofErr w:type="gramEnd"/>
-      <w:r>
-        <w:rPr>
-          <w:rFonts w:ascii="Georgia" w:hAnsi="Georgia"/>
-          <w:color w:val="000000" w:themeColor="text1"/>
-          <w:sz w:val="22"/>
-          <w:szCs w:val="22"/>
-        </w:rPr>
-        <w:t xml:space="preserve"> = </w:t>
-      </w:r>
-      <w:proofErr w:type="spellStart"/>
-      <w:proofErr w:type="gramStart"/>
-      <w:r>
-        <w:rPr>
-          <w:rStyle w:val="CodiceHTML"/>
-          <w:rFonts w:ascii="Georgia" w:eastAsiaTheme="majorEastAsia" w:hAnsi="Georgia"/>
-          <w:color w:val="000000" w:themeColor="text1"/>
-          <w:sz w:val="22"/>
-          <w:szCs w:val="22"/>
-        </w:rPr>
-        <w:t>s.fasciaOraria</w:t>
-      </w:r>
-      <w:proofErr w:type="spellEnd"/>
-      <w:proofErr w:type="gramEnd"/>
-      <w:r>
-        <w:rPr>
-          <w:rFonts w:ascii="Georgia" w:hAnsi="Georgia"/>
-          <w:color w:val="000000" w:themeColor="text1"/>
-          <w:sz w:val="22"/>
-          <w:szCs w:val="22"/>
-        </w:rPr>
-        <w:t xml:space="preserve">, </w:t>
-      </w:r>
-      <w:proofErr w:type="spellStart"/>
-      <w:proofErr w:type="gramStart"/>
-      <w:r>
-        <w:rPr>
-          <w:rStyle w:val="CodiceHTML"/>
-          <w:rFonts w:ascii="Georgia" w:eastAsiaTheme="majorEastAsia" w:hAnsi="Georgia"/>
-          <w:color w:val="000000" w:themeColor="text1"/>
-          <w:sz w:val="22"/>
-          <w:szCs w:val="22"/>
-        </w:rPr>
-        <w:t>si.tipologia</w:t>
-      </w:r>
-      <w:proofErr w:type="spellEnd"/>
-      <w:proofErr w:type="gramEnd"/>
-      <w:r>
-        <w:rPr>
-          <w:rFonts w:ascii="Georgia" w:hAnsi="Georgia"/>
-          <w:color w:val="000000" w:themeColor="text1"/>
-          <w:sz w:val="22"/>
-          <w:szCs w:val="22"/>
-        </w:rPr>
-        <w:t xml:space="preserve"> = </w:t>
-      </w:r>
-      <w:proofErr w:type="spellStart"/>
-      <w:proofErr w:type="gramStart"/>
-      <w:r>
-        <w:rPr>
-          <w:rStyle w:val="CodiceHTML"/>
-          <w:rFonts w:ascii="Georgia" w:eastAsiaTheme="majorEastAsia" w:hAnsi="Georgia"/>
-          <w:color w:val="000000" w:themeColor="text1"/>
-          <w:sz w:val="22"/>
-          <w:szCs w:val="22"/>
-        </w:rPr>
-        <w:t>s.tipologia</w:t>
-      </w:r>
-      <w:proofErr w:type="spellEnd"/>
-      <w:proofErr w:type="gramEnd"/>
-      <w:r>
-        <w:rPr>
-          <w:rFonts w:ascii="Georgia" w:hAnsi="Georgia"/>
-          <w:color w:val="000000" w:themeColor="text1"/>
-          <w:sz w:val="22"/>
-          <w:szCs w:val="22"/>
-        </w:rPr>
-        <w:t xml:space="preserve"> e </w:t>
-      </w:r>
-      <w:r>
-        <w:rPr>
-          <w:rStyle w:val="CodiceHTML"/>
-          <w:rFonts w:ascii="Georgia" w:eastAsiaTheme="majorEastAsia" w:hAnsi="Georgia"/>
-          <w:color w:val="000000" w:themeColor="text1"/>
-          <w:sz w:val="22"/>
-          <w:szCs w:val="22"/>
-        </w:rPr>
-        <w:t>ei</w:t>
-      </w:r>
-      <w:r>
-        <w:rPr>
-          <w:rFonts w:ascii="Georgia" w:hAnsi="Georgia"/>
-          <w:color w:val="000000" w:themeColor="text1"/>
-          <w:sz w:val="22"/>
-          <w:szCs w:val="22"/>
-        </w:rPr>
-        <w:t xml:space="preserve"> contiene </w:t>
-      </w:r>
-      <w:r>
-        <w:rPr>
-          <w:rStyle w:val="CodiceHTML"/>
-          <w:rFonts w:ascii="Georgia" w:eastAsiaTheme="majorEastAsia" w:hAnsi="Georgia"/>
-          <w:color w:val="000000" w:themeColor="text1"/>
-          <w:sz w:val="22"/>
-          <w:szCs w:val="22"/>
-        </w:rPr>
-        <w:t>si</w:t>
-      </w:r>
-    </w:p>
-    <w:p>
-      <w:pPr>
-        <w:pStyle w:val="whitespace-normal"/>
-        <w:numPr>
-          <w:ilvl w:val="1"/>
-          <w:numId w:val="12"/>
-        </w:numPr>
-        <w:rPr>
-          <w:rFonts w:ascii="Georgia" w:hAnsi="Georgia"/>
-          <w:color w:val="000000" w:themeColor="text1"/>
-          <w:sz w:val="22"/>
-          <w:szCs w:val="22"/>
-        </w:rPr>
-      </w:pPr>
-      <w:r>
-        <w:rPr>
-          <w:rStyle w:val="CodiceHTML"/>
-          <w:rFonts w:ascii="Georgia" w:eastAsiaTheme="majorEastAsia" w:hAnsi="Georgia"/>
-          <w:color w:val="000000" w:themeColor="text1"/>
-          <w:sz w:val="22"/>
-          <w:szCs w:val="22"/>
-        </w:rPr>
-        <w:t>r</w:t>
-      </w:r>
-      <w:r>
-        <w:rPr>
-          <w:rFonts w:ascii="Georgia" w:hAnsi="Georgia"/>
-          <w:color w:val="000000" w:themeColor="text1"/>
-          <w:sz w:val="22"/>
-          <w:szCs w:val="22"/>
-        </w:rPr>
-        <w:t xml:space="preserve"> genera </w:t>
-      </w:r>
-      <w:r>
-        <w:rPr>
-          <w:rStyle w:val="CodiceHTML"/>
-          <w:rFonts w:ascii="Georgia" w:eastAsiaTheme="majorEastAsia" w:hAnsi="Georgia"/>
-          <w:color w:val="000000" w:themeColor="text1"/>
-          <w:sz w:val="22"/>
-          <w:szCs w:val="22"/>
-        </w:rPr>
-        <w:t>ei</w:t>
+      <w:r>
+        <w:rPr>
+          <w:rStyle w:val="Enfasicorsivo"/>
+          <w:rFonts w:ascii="Georgia" w:eastAsiaTheme="majorEastAsia" w:hAnsi="Georgia"/>
+          <w:color w:val="000000" w:themeColor="text1"/>
+          <w:sz w:val="22"/>
+          <w:szCs w:val="22"/>
+        </w:rPr>
+        <w:t xml:space="preserve">: la notifica non è modellata come classe del dominio, ma è un effetto osservabile dichiarato nell'UC al passo </w:t>
+      </w:r>
+      <w:r>
+        <w:rPr>
+          <w:rStyle w:val="Enfasicorsivo"/>
+          <w:rFonts w:ascii="Georgia" w:eastAsiaTheme="majorEastAsia" w:hAnsi="Georgia"/>
+          <w:color w:val="000000" w:themeColor="text1"/>
+          <w:sz w:val="22"/>
+          <w:szCs w:val="22"/>
+        </w:rPr>
+        <w:t>4</w:t>
+      </w:r>
+      <w:r>
+        <w:rPr>
+          <w:rStyle w:val="Enfasicorsivo"/>
+          <w:rFonts w:ascii="Georgia" w:eastAsiaTheme="majorEastAsia" w:hAnsi="Georgia"/>
+          <w:color w:val="000000" w:themeColor="text1"/>
+          <w:sz w:val="22"/>
+          <w:szCs w:val="22"/>
+        </w:rPr>
+        <w:t>. La si può indicare come effetto della post-condizione senza creare un'associazione nel modello.</w:t>
       </w:r>
     </w:p>
     <w:p>
       <w:pPr>
         <w:pStyle w:val="font-claude-response-body"/>
         <w:rPr>
-          <w:rFonts w:ascii="Georgia" w:hAnsi="Georgia"/>
-          <w:color w:val="000000" w:themeColor="text1"/>
-          <w:sz w:val="22"/>
-          <w:szCs w:val="22"/>
-        </w:rPr>
-      </w:pPr>
-      <w:proofErr w:type="spellStart"/>
-      <w:r>
-        <w:rPr>
           <w:rStyle w:val="Enfasicorsivo"/>
           <w:rFonts w:ascii="Georgia" w:eastAsiaTheme="majorEastAsia" w:hAnsi="Georgia"/>
           <w:color w:val="000000" w:themeColor="text1"/>
-          <w:sz w:val="22"/>
-          <w:szCs w:val="22"/>
-        </w:rPr>
-        <w:t>NdR</w:t>
-      </w:r>
-      <w:proofErr w:type="spellEnd"/>
-      <w:r>
-        <w:rPr>
-          <w:rStyle w:val="Enfasicorsivo"/>
-          <w:rFonts w:ascii="Georgia" w:eastAsiaTheme="majorEastAsia" w:hAnsi="Georgia"/>
-          <w:color w:val="000000" w:themeColor="text1"/>
-          <w:sz w:val="22"/>
-          <w:szCs w:val="22"/>
-        </w:rPr>
-        <w:t>: questa post-condizione materializza la regola espressa nella nota del modello di dominio ("tutte le istanze generate da una Ricorrenza ereditano di default le impostazioni dell'Evento capofila"). L'assegnamento di chef e personale non viene clonato: ciascuna istanza riprenderà dal passo 3 del flusso principale.</w:t>
-      </w:r>
-    </w:p>
-    <w:p>
-      <w:pPr>
-        <w:pStyle w:val="whitespace-normal"/>
-        <w:ind w:left="360"/>
-        <w:rPr>
-          <w:rFonts w:ascii="Georgia" w:hAnsi="Georgia"/>
           <w:sz w:val="22"/>
           <w:szCs w:val="22"/>
         </w:rPr>
@@ -4573,10 +4287,8 @@
           <w:sz w:val="32"/>
           <w:szCs w:val="32"/>
         </w:rPr>
-        <w:t xml:space="preserve">2. </w:t>
-      </w:r>
-      <w:proofErr w:type="spellStart"/>
-      <w:proofErr w:type="gramStart"/>
+        <w:t>4</w:t>
+      </w:r>
       <w:r>
         <w:rPr>
           <w:rFonts w:ascii="Georgia" w:hAnsi="Georgia"/>
@@ -4588,9 +4300,8 @@
           <w:sz w:val="32"/>
           <w:szCs w:val="32"/>
         </w:rPr>
-        <w:t>definisciServizio</w:t>
-      </w:r>
-      <w:proofErr w:type="spellEnd"/>
+        <w:t>a</w:t>
+      </w:r>
       <w:r>
         <w:rPr>
           <w:rFonts w:ascii="Georgia" w:hAnsi="Georgia"/>
@@ -4602,10 +4313,8 @@
           <w:sz w:val="32"/>
           <w:szCs w:val="32"/>
         </w:rPr>
-        <w:t>(</w:t>
-      </w:r>
-      <w:proofErr w:type="spellStart"/>
-      <w:proofErr w:type="gramEnd"/>
+        <w:t>.</w:t>
+      </w:r>
       <w:r>
         <w:rPr>
           <w:rFonts w:ascii="Georgia" w:hAnsi="Georgia"/>
@@ -4617,9 +4326,8 @@
           <w:sz w:val="32"/>
           <w:szCs w:val="32"/>
         </w:rPr>
-        <w:t>fasciaOraria</w:t>
-      </w:r>
-      <w:proofErr w:type="spellEnd"/>
+        <w:t>1</w:t>
+      </w:r>
       <w:r>
         <w:rPr>
           <w:rFonts w:ascii="Georgia" w:hAnsi="Georgia"/>
@@ -4631,7 +4339,63 @@
           <w:sz w:val="32"/>
           <w:szCs w:val="32"/>
         </w:rPr>
-        <w:t>: testo, tipologia: testo)</w:t>
+        <w:t xml:space="preserve"> </w:t>
+      </w:r>
+      <w:proofErr w:type="spellStart"/>
+      <w:proofErr w:type="gramStart"/>
+      <w:r>
+        <w:rPr>
+          <w:rFonts w:ascii="Georgia" w:hAnsi="Georgia"/>
+          <w:b/>
+          <w:bCs/>
+          <w:i w:val="0"/>
+          <w:iCs w:val="0"/>
+          <w:color w:val="000000" w:themeColor="text1"/>
+          <w:sz w:val="32"/>
+          <w:szCs w:val="32"/>
+        </w:rPr>
+        <w:t>consultaMenu</w:t>
+      </w:r>
+      <w:proofErr w:type="spellEnd"/>
+      <w:r>
+        <w:rPr>
+          <w:rFonts w:ascii="Georgia" w:hAnsi="Georgia"/>
+          <w:b/>
+          <w:bCs/>
+          <w:i w:val="0"/>
+          <w:iCs w:val="0"/>
+          <w:color w:val="000000" w:themeColor="text1"/>
+          <w:sz w:val="32"/>
+          <w:szCs w:val="32"/>
+        </w:rPr>
+        <w:t>(</w:t>
+      </w:r>
+      <w:proofErr w:type="gramEnd"/>
+      <w:r>
+        <w:rPr>
+          <w:rFonts w:ascii="Georgia" w:hAnsi="Georgia"/>
+          <w:b/>
+          <w:bCs/>
+          <w:i w:val="0"/>
+          <w:iCs w:val="0"/>
+          <w:color w:val="000000" w:themeColor="text1"/>
+          <w:sz w:val="32"/>
+          <w:szCs w:val="32"/>
+        </w:rPr>
+        <w:t>e: Evento</w:t>
+      </w:r>
+      <w:r>
+        <w:rPr>
+          <w:rFonts w:ascii="Georgia" w:hAnsi="Georgia"/>
+          <w:b/>
+          <w:bCs/>
+          <w:i w:val="0"/>
+          <w:iCs w:val="0"/>
+          <w:color w:val="000000" w:themeColor="text1"/>
+          <w:sz w:val="32"/>
+          <w:szCs w:val="32"/>
+        </w:rPr>
+        <w:t>)</w:t>
       </w:r>
     </w:p>
     <w:p>
@@ -4676,17 +4440,7 @@
           <w:sz w:val="22"/>
           <w:szCs w:val="22"/>
         </w:rPr>
-        <w:t xml:space="preserve">è in corso la definizione di un Evento </w:t>
-      </w:r>
-      <w:r>
-        <w:rPr>
-          <w:rStyle w:val="CodiceHTML"/>
-          <w:rFonts w:ascii="Georgia" w:eastAsiaTheme="majorEastAsia" w:hAnsi="Georgia"/>
-          <w:color w:val="000000" w:themeColor="text1"/>
-          <w:sz w:val="22"/>
-          <w:szCs w:val="22"/>
-        </w:rPr>
-        <w:t>e</w:t>
+        <w:t>e Evento esiste</w:t>
       </w:r>
     </w:p>
     <w:p>
@@ -4718,39 +4472,244 @@
           <w:numId w:val="5"/>
         </w:numPr>
         <w:rPr>
-          <w:rFonts w:ascii="Georgia" w:hAnsi="Georgia"/>
-          <w:color w:val="000000" w:themeColor="text1"/>
-          <w:sz w:val="22"/>
-          <w:szCs w:val="22"/>
-        </w:rPr>
-      </w:pPr>
-      <w:r>
-        <w:rPr>
-          <w:rFonts w:ascii="Georgia" w:hAnsi="Georgia"/>
-          <w:color w:val="000000" w:themeColor="text1"/>
-          <w:sz w:val="22"/>
-          <w:szCs w:val="22"/>
-        </w:rPr>
-        <w:t xml:space="preserve">è stata creata un'istanza </w:t>
-      </w:r>
-      <w:r>
-        <w:rPr>
           <w:rStyle w:val="CodiceHTML"/>
-          <w:rFonts w:ascii="Georgia" w:eastAsiaTheme="majorEastAsia" w:hAnsi="Georgia"/>
-          <w:color w:val="000000" w:themeColor="text1"/>
-          <w:sz w:val="22"/>
-          <w:szCs w:val="22"/>
-        </w:rPr>
-        <w:t>s</w:t>
-      </w:r>
-      <w:r>
-        <w:rPr>
-          <w:rFonts w:ascii="Georgia" w:hAnsi="Georgia"/>
-          <w:color w:val="000000" w:themeColor="text1"/>
-          <w:sz w:val="22"/>
-          <w:szCs w:val="22"/>
-        </w:rPr>
-        <w:t xml:space="preserve"> di Servizio</w:t>
+          <w:rFonts w:ascii="Georgia" w:hAnsi="Georgia" w:cs="Times New Roman"/>
+          <w:color w:val="000000" w:themeColor="text1"/>
+          <w:sz w:val="22"/>
+          <w:szCs w:val="22"/>
+        </w:rPr>
+      </w:pPr>
+      <w:r>
+        <w:rPr>
+          <w:rStyle w:val="CodiceHTML"/>
+          <w:rFonts w:ascii="Georgia" w:hAnsi="Georgia" w:cs="Times New Roman"/>
+          <w:color w:val="000000" w:themeColor="text1"/>
+          <w:sz w:val="22"/>
+          <w:szCs w:val="22"/>
+        </w:rPr>
+        <w:t>solo lettura, nessuna modifica del dominio</w:t>
+      </w:r>
+    </w:p>
+    <w:p>
+      <w:pPr>
+        <w:pStyle w:val="whitespace-normal"/>
+        <w:rPr>
+          <w:rStyle w:val="CodiceHTML"/>
+          <w:rFonts w:ascii="Georgia" w:hAnsi="Georgia" w:cs="Times New Roman"/>
+          <w:color w:val="000000" w:themeColor="text1"/>
+          <w:sz w:val="22"/>
+          <w:szCs w:val="22"/>
+        </w:rPr>
+      </w:pPr>
+    </w:p>
+    <w:p>
+      <w:pPr>
+        <w:pStyle w:val="font-claude-response-body"/>
+        <w:rPr>
+          <w:rFonts w:ascii="Georgia" w:hAnsi="Georgia"/>
+          <w:sz w:val="22"/>
+          <w:szCs w:val="22"/>
+        </w:rPr>
+      </w:pPr>
+    </w:p>
+    <w:p>
+      <w:pPr>
+        <w:pStyle w:val="Titolo4"/>
+        <w:rPr>
+          <w:rFonts w:ascii="Georgia" w:eastAsia="Times New Roman" w:hAnsi="Georgia" w:cs="Times New Roman"/>
+          <w:b/>
+          <w:bCs/>
+          <w:i w:val="0"/>
+          <w:iCs w:val="0"/>
+          <w:color w:val="000000" w:themeColor="text1"/>
+          <w:sz w:val="32"/>
+          <w:szCs w:val="32"/>
+        </w:rPr>
+      </w:pPr>
+      <w:r>
+        <w:rPr>
+          <w:rFonts w:ascii="Georgia" w:hAnsi="Georgia"/>
+          <w:b/>
+          <w:bCs/>
+          <w:i w:val="0"/>
+          <w:iCs w:val="0"/>
+          <w:color w:val="000000" w:themeColor="text1"/>
+          <w:sz w:val="32"/>
+          <w:szCs w:val="32"/>
+        </w:rPr>
+        <w:t>4a</w:t>
+      </w:r>
+      <w:r>
+        <w:rPr>
+          <w:rFonts w:ascii="Georgia" w:hAnsi="Georgia"/>
+          <w:b/>
+          <w:bCs/>
+          <w:i w:val="0"/>
+          <w:iCs w:val="0"/>
+          <w:color w:val="000000" w:themeColor="text1"/>
+          <w:sz w:val="32"/>
+          <w:szCs w:val="32"/>
+        </w:rPr>
+        <w:t>.</w:t>
+      </w:r>
+      <w:r>
+        <w:rPr>
+          <w:rFonts w:ascii="Georgia" w:hAnsi="Georgia"/>
+          <w:b/>
+          <w:bCs/>
+          <w:i w:val="0"/>
+          <w:iCs w:val="0"/>
+          <w:color w:val="000000" w:themeColor="text1"/>
+          <w:sz w:val="32"/>
+          <w:szCs w:val="32"/>
+        </w:rPr>
+        <w:t>2</w:t>
+      </w:r>
+      <w:r>
+        <w:rPr>
+          <w:rFonts w:ascii="Georgia" w:hAnsi="Georgia"/>
+          <w:b/>
+          <w:bCs/>
+          <w:i w:val="0"/>
+          <w:iCs w:val="0"/>
+          <w:color w:val="000000" w:themeColor="text1"/>
+          <w:sz w:val="32"/>
+          <w:szCs w:val="32"/>
+        </w:rPr>
+        <w:t xml:space="preserve"> </w:t>
+      </w:r>
+      <w:proofErr w:type="spellStart"/>
+      <w:proofErr w:type="gramStart"/>
+      <w:r>
+        <w:rPr>
+          <w:rFonts w:ascii="Georgia" w:hAnsi="Georgia"/>
+          <w:b/>
+          <w:bCs/>
+          <w:i w:val="0"/>
+          <w:iCs w:val="0"/>
+          <w:color w:val="000000" w:themeColor="text1"/>
+          <w:sz w:val="32"/>
+          <w:szCs w:val="32"/>
+        </w:rPr>
+        <w:t>approvaMenu</w:t>
+      </w:r>
+      <w:proofErr w:type="spellEnd"/>
+      <w:r>
+        <w:rPr>
+          <w:rFonts w:ascii="Georgia" w:hAnsi="Georgia"/>
+          <w:b/>
+          <w:bCs/>
+          <w:i w:val="0"/>
+          <w:iCs w:val="0"/>
+          <w:color w:val="000000" w:themeColor="text1"/>
+          <w:sz w:val="32"/>
+          <w:szCs w:val="32"/>
+        </w:rPr>
+        <w:t>(</w:t>
+      </w:r>
+      <w:proofErr w:type="gramEnd"/>
+      <w:r>
+        <w:rPr>
+          <w:rFonts w:ascii="Georgia" w:hAnsi="Georgia"/>
+          <w:b/>
+          <w:bCs/>
+          <w:i w:val="0"/>
+          <w:iCs w:val="0"/>
+          <w:color w:val="000000" w:themeColor="text1"/>
+          <w:sz w:val="32"/>
+          <w:szCs w:val="32"/>
+        </w:rPr>
+        <w:t xml:space="preserve">e: Evento, </w:t>
+      </w:r>
+      <w:proofErr w:type="spellStart"/>
+      <w:r>
+        <w:rPr>
+          <w:rFonts w:ascii="Georgia" w:hAnsi="Georgia"/>
+          <w:b/>
+          <w:bCs/>
+          <w:i w:val="0"/>
+          <w:iCs w:val="0"/>
+          <w:color w:val="000000" w:themeColor="text1"/>
+          <w:sz w:val="32"/>
+          <w:szCs w:val="32"/>
+        </w:rPr>
+        <w:t>unMenu</w:t>
+      </w:r>
+      <w:proofErr w:type="spellEnd"/>
+      <w:r>
+        <w:rPr>
+          <w:rFonts w:ascii="Georgia" w:hAnsi="Georgia"/>
+          <w:b/>
+          <w:bCs/>
+          <w:i w:val="0"/>
+          <w:iCs w:val="0"/>
+          <w:color w:val="000000" w:themeColor="text1"/>
+          <w:sz w:val="32"/>
+          <w:szCs w:val="32"/>
+        </w:rPr>
+        <w:t xml:space="preserve">: Menu, </w:t>
+      </w:r>
+      <w:proofErr w:type="gramStart"/>
+      <w:r>
+        <w:rPr>
+          <w:rFonts w:ascii="Georgia" w:hAnsi="Georgia"/>
+          <w:b/>
+          <w:bCs/>
+          <w:i w:val="0"/>
+          <w:iCs w:val="0"/>
+          <w:color w:val="000000" w:themeColor="text1"/>
+          <w:sz w:val="32"/>
+          <w:szCs w:val="32"/>
+        </w:rPr>
+        <w:t>modifiche?:</w:t>
+      </w:r>
+      <w:proofErr w:type="gramEnd"/>
+      <w:r>
+        <w:rPr>
+          <w:rFonts w:ascii="Georgia" w:hAnsi="Georgia"/>
+          <w:b/>
+          <w:bCs/>
+          <w:i w:val="0"/>
+          <w:iCs w:val="0"/>
+          <w:color w:val="000000" w:themeColor="text1"/>
+          <w:sz w:val="32"/>
+          <w:szCs w:val="32"/>
+        </w:rPr>
+        <w:t xml:space="preserve"> testo</w:t>
+      </w:r>
+      <w:r>
+        <w:rPr>
+          <w:rFonts w:ascii="Georgia" w:hAnsi="Georgia"/>
+          <w:b/>
+          <w:bCs/>
+          <w:i w:val="0"/>
+          <w:iCs w:val="0"/>
+          <w:color w:val="000000" w:themeColor="text1"/>
+          <w:sz w:val="32"/>
+          <w:szCs w:val="32"/>
+        </w:rPr>
+        <w:t>)</w:t>
+      </w:r>
+    </w:p>
+    <w:p>
+      <w:pPr>
+        <w:pStyle w:val="font-claude-response-body"/>
+        <w:rPr>
+          <w:rFonts w:ascii="Georgia" w:hAnsi="Georgia"/>
+          <w:color w:val="000000" w:themeColor="text1"/>
+          <w:sz w:val="22"/>
+          <w:szCs w:val="22"/>
+        </w:rPr>
+      </w:pPr>
+      <w:r>
+        <w:rPr>
+          <w:rStyle w:val="Enfasigrassetto"/>
+          <w:rFonts w:ascii="Georgia" w:eastAsiaTheme="majorEastAsia" w:hAnsi="Georgia"/>
+          <w:color w:val="000000" w:themeColor="text1"/>
+          <w:sz w:val="22"/>
+          <w:szCs w:val="22"/>
+        </w:rPr>
+        <w:t>Pre-condizioni:</w:t>
       </w:r>
     </w:p>
     <w:p>
@@ -4767,40 +4726,16 @@
           <w:szCs w:val="22"/>
         </w:rPr>
       </w:pPr>
-      <w:proofErr w:type="spellStart"/>
-      <w:proofErr w:type="gramStart"/>
-      <w:r>
-        <w:rPr>
-          <w:rStyle w:val="CodiceHTML"/>
-          <w:rFonts w:ascii="Georgia" w:eastAsiaTheme="majorEastAsia" w:hAnsi="Georgia"/>
-          <w:color w:val="000000" w:themeColor="text1"/>
-          <w:sz w:val="22"/>
-          <w:szCs w:val="22"/>
-        </w:rPr>
-        <w:t>s.fasciaOraria</w:t>
-      </w:r>
-      <w:proofErr w:type="spellEnd"/>
-      <w:proofErr w:type="gramEnd"/>
-      <w:r>
-        <w:rPr>
-          <w:rFonts w:ascii="Georgia" w:hAnsi="Georgia"/>
-          <w:color w:val="000000" w:themeColor="text1"/>
-          <w:sz w:val="22"/>
-          <w:szCs w:val="22"/>
-        </w:rPr>
-        <w:t xml:space="preserve"> = </w:t>
-      </w:r>
-      <w:proofErr w:type="spellStart"/>
-      <w:r>
-        <w:rPr>
-          <w:rFonts w:ascii="Georgia" w:hAnsi="Georgia"/>
-          <w:color w:val="000000" w:themeColor="text1"/>
-          <w:sz w:val="22"/>
-          <w:szCs w:val="22"/>
-        </w:rPr>
-        <w:t>fasciaOraria</w:t>
-      </w:r>
-      <w:proofErr w:type="spellEnd"/>
+      <w:r>
+        <w:rPr>
+          <w:rFonts w:ascii="Georgia" w:hAnsi="Georgia"/>
+          <w:color w:val="000000" w:themeColor="text1"/>
+          <w:sz w:val="22"/>
+          <w:szCs w:val="22"/>
+        </w:rPr>
+        <w:lastRenderedPageBreak/>
+        <w:t>e Evento esiste</w:t>
+      </w:r>
     </w:p>
     <w:p>
       <w:pPr>
@@ -4816,28 +4751,35 @@
           <w:szCs w:val="22"/>
         </w:rPr>
       </w:pPr>
-      <w:proofErr w:type="spellStart"/>
-      <w:proofErr w:type="gramStart"/>
-      <w:r>
-        <w:rPr>
-          <w:rStyle w:val="CodiceHTML"/>
-          <w:rFonts w:ascii="Georgia" w:eastAsiaTheme="majorEastAsia" w:hAnsi="Georgia"/>
-          <w:color w:val="000000" w:themeColor="text1"/>
-          <w:sz w:val="22"/>
-          <w:szCs w:val="22"/>
-        </w:rPr>
-        <w:t>s.tipologia</w:t>
-      </w:r>
-      <w:proofErr w:type="spellEnd"/>
-      <w:proofErr w:type="gramEnd"/>
-      <w:r>
-        <w:rPr>
-          <w:rFonts w:ascii="Georgia" w:hAnsi="Georgia"/>
-          <w:color w:val="000000" w:themeColor="text1"/>
-          <w:sz w:val="22"/>
-          <w:szCs w:val="22"/>
-        </w:rPr>
-        <w:t xml:space="preserve"> = tipologia</w:t>
+      <w:r>
+        <w:rPr>
+          <w:rFonts w:ascii="Georgia" w:hAnsi="Georgia"/>
+          <w:color w:val="000000" w:themeColor="text1"/>
+          <w:sz w:val="22"/>
+          <w:szCs w:val="22"/>
+        </w:rPr>
+        <w:t>menù è proposto</w:t>
+      </w:r>
+    </w:p>
+    <w:p>
+      <w:pPr>
+        <w:pStyle w:val="font-claude-response-body"/>
+        <w:rPr>
+          <w:rFonts w:ascii="Georgia" w:hAnsi="Georgia"/>
+          <w:color w:val="000000" w:themeColor="text1"/>
+          <w:sz w:val="22"/>
+          <w:szCs w:val="22"/>
+        </w:rPr>
+      </w:pPr>
+      <w:r>
+        <w:rPr>
+          <w:rStyle w:val="Enfasigrassetto"/>
+          <w:rFonts w:ascii="Georgia" w:eastAsiaTheme="majorEastAsia" w:hAnsi="Georgia"/>
+          <w:color w:val="000000" w:themeColor="text1"/>
+          <w:sz w:val="22"/>
+          <w:szCs w:val="22"/>
+        </w:rPr>
+        <w:t>Post-condizioni:</w:t>
       </w:r>
     </w:p>
     <w:p>
@@ -4855,141 +4797,29 @@
           <w:szCs w:val="22"/>
         </w:rPr>
       </w:pPr>
-      <w:r>
-        <w:rPr>
-          <w:rStyle w:val="CodiceHTML"/>
-          <w:rFonts w:ascii="Georgia" w:eastAsiaTheme="majorEastAsia" w:hAnsi="Georgia"/>
-          <w:color w:val="000000" w:themeColor="text1"/>
-          <w:sz w:val="22"/>
-          <w:szCs w:val="22"/>
-        </w:rPr>
-        <w:t>e</w:t>
-      </w:r>
-      <w:r>
-        <w:rPr>
-          <w:rFonts w:ascii="Georgia" w:hAnsi="Georgia"/>
-          <w:color w:val="000000" w:themeColor="text1"/>
-          <w:sz w:val="22"/>
-          <w:szCs w:val="22"/>
-        </w:rPr>
-        <w:t xml:space="preserve"> contiene </w:t>
-      </w:r>
-      <w:r>
-        <w:rPr>
-          <w:rStyle w:val="CodiceHTML"/>
-          <w:rFonts w:ascii="Georgia" w:eastAsiaTheme="majorEastAsia" w:hAnsi="Georgia"/>
-          <w:color w:val="000000" w:themeColor="text1"/>
-          <w:sz w:val="22"/>
-          <w:szCs w:val="22"/>
-        </w:rPr>
-        <w:t>s</w:t>
-      </w:r>
-    </w:p>
-    <w:p>
-      <w:pPr>
-        <w:pStyle w:val="Titolo4"/>
-        <w:rPr>
-          <w:rFonts w:ascii="Georgia" w:eastAsia="Times New Roman" w:hAnsi="Georgia" w:cs="Times New Roman"/>
-          <w:b/>
-          <w:bCs/>
-          <w:i w:val="0"/>
-          <w:iCs w:val="0"/>
-          <w:color w:val="000000" w:themeColor="text1"/>
-          <w:sz w:val="32"/>
-          <w:szCs w:val="32"/>
-        </w:rPr>
-      </w:pPr>
-      <w:r>
-        <w:rPr>
-          <w:rFonts w:ascii="Georgia" w:hAnsi="Georgia"/>
-          <w:b/>
-          <w:bCs/>
-          <w:i w:val="0"/>
-          <w:iCs w:val="0"/>
-          <w:color w:val="000000" w:themeColor="text1"/>
-          <w:sz w:val="32"/>
-          <w:szCs w:val="32"/>
-        </w:rPr>
-        <w:t xml:space="preserve">3. </w:t>
-      </w:r>
       <w:proofErr w:type="spellStart"/>
       <w:proofErr w:type="gramStart"/>
       <w:r>
         <w:rPr>
-          <w:rFonts w:ascii="Georgia" w:hAnsi="Georgia"/>
-          <w:b/>
-          <w:bCs/>
-          <w:i w:val="0"/>
-          <w:iCs w:val="0"/>
-          <w:color w:val="000000" w:themeColor="text1"/>
-          <w:sz w:val="32"/>
-          <w:szCs w:val="32"/>
-        </w:rPr>
-        <w:t>assegnaChef</w:t>
+          <w:rStyle w:val="CodiceHTML"/>
+          <w:rFonts w:ascii="Georgia" w:hAnsi="Georgia" w:cs="Times New Roman"/>
+          <w:color w:val="000000" w:themeColor="text1"/>
+          <w:sz w:val="22"/>
+          <w:szCs w:val="22"/>
+        </w:rPr>
+        <w:t>menu.stato</w:t>
       </w:r>
       <w:proofErr w:type="spellEnd"/>
-      <w:r>
-        <w:rPr>
-          <w:rFonts w:ascii="Georgia" w:hAnsi="Georgia"/>
-          <w:b/>
-          <w:bCs/>
-          <w:i w:val="0"/>
-          <w:iCs w:val="0"/>
-          <w:color w:val="000000" w:themeColor="text1"/>
-          <w:sz w:val="32"/>
-          <w:szCs w:val="32"/>
-        </w:rPr>
-        <w:t>(</w:t>
-      </w:r>
-      <w:proofErr w:type="spellStart"/>
       <w:proofErr w:type="gramEnd"/>
       <w:r>
         <w:rPr>
-          <w:rFonts w:ascii="Georgia" w:hAnsi="Georgia"/>
-          <w:b/>
-          <w:bCs/>
-          <w:i w:val="0"/>
-          <w:iCs w:val="0"/>
-          <w:color w:val="000000" w:themeColor="text1"/>
-          <w:sz w:val="32"/>
-          <w:szCs w:val="32"/>
-        </w:rPr>
-        <w:t>unoChef</w:t>
-      </w:r>
-      <w:proofErr w:type="spellEnd"/>
-      <w:r>
-        <w:rPr>
-          <w:rFonts w:ascii="Georgia" w:hAnsi="Georgia"/>
-          <w:b/>
-          <w:bCs/>
-          <w:i w:val="0"/>
-          <w:iCs w:val="0"/>
-          <w:color w:val="000000" w:themeColor="text1"/>
-          <w:sz w:val="32"/>
-          <w:szCs w:val="32"/>
-        </w:rPr>
-        <w:t>: Chef)</w:t>
-      </w:r>
-    </w:p>
-    <w:p>
-      <w:pPr>
-        <w:pStyle w:val="font-claude-response-body"/>
-        <w:rPr>
-          <w:rFonts w:ascii="Georgia" w:hAnsi="Georgia"/>
-          <w:color w:val="000000" w:themeColor="text1"/>
-          <w:sz w:val="22"/>
-          <w:szCs w:val="22"/>
-        </w:rPr>
-      </w:pPr>
-      <w:r>
-        <w:rPr>
-          <w:rStyle w:val="Enfasigrassetto"/>
-          <w:rFonts w:ascii="Georgia" w:eastAsiaTheme="majorEastAsia" w:hAnsi="Georgia"/>
-          <w:color w:val="000000" w:themeColor="text1"/>
-          <w:sz w:val="22"/>
-          <w:szCs w:val="22"/>
-        </w:rPr>
-        <w:t>Pre-condizioni:</w:t>
+          <w:rStyle w:val="CodiceHTML"/>
+          <w:rFonts w:ascii="Georgia" w:hAnsi="Georgia" w:cs="Times New Roman"/>
+          <w:color w:val="000000" w:themeColor="text1"/>
+          <w:sz w:val="22"/>
+          <w:szCs w:val="22"/>
+        </w:rPr>
+        <w:t xml:space="preserve"> = “Approvato”</w:t>
       </w:r>
     </w:p>
     <w:p>
@@ -5000,51 +4830,58 @@
           <w:numId w:val="5"/>
         </w:numPr>
         <w:rPr>
-          <w:rFonts w:ascii="Georgia" w:hAnsi="Georgia"/>
-          <w:color w:val="000000" w:themeColor="text1"/>
-          <w:sz w:val="22"/>
-          <w:szCs w:val="22"/>
-        </w:rPr>
-      </w:pPr>
-      <w:r>
-        <w:rPr>
-          <w:rFonts w:ascii="Georgia" w:hAnsi="Georgia"/>
-          <w:color w:val="000000" w:themeColor="text1"/>
-          <w:sz w:val="22"/>
-          <w:szCs w:val="22"/>
-        </w:rPr>
-        <w:t xml:space="preserve">è in corso la definizione di un Evento </w:t>
-      </w:r>
-      <w:r>
-        <w:rPr>
           <w:rStyle w:val="CodiceHTML"/>
-          <w:rFonts w:ascii="Georgia" w:eastAsiaTheme="majorEastAsia" w:hAnsi="Georgia"/>
-          <w:color w:val="000000" w:themeColor="text1"/>
-          <w:sz w:val="22"/>
-          <w:szCs w:val="22"/>
-        </w:rPr>
-        <w:t>e</w:t>
-      </w:r>
-    </w:p>
-    <w:p>
-      <w:pPr>
-        <w:pStyle w:val="font-claude-response-body"/>
-        <w:rPr>
-          <w:rFonts w:ascii="Georgia" w:hAnsi="Georgia"/>
-          <w:color w:val="000000" w:themeColor="text1"/>
-          <w:sz w:val="22"/>
-          <w:szCs w:val="22"/>
-        </w:rPr>
-      </w:pPr>
-      <w:r>
-        <w:rPr>
-          <w:rStyle w:val="Enfasigrassetto"/>
-          <w:rFonts w:ascii="Georgia" w:eastAsiaTheme="majorEastAsia" w:hAnsi="Georgia"/>
-          <w:color w:val="000000" w:themeColor="text1"/>
-          <w:sz w:val="22"/>
-          <w:szCs w:val="22"/>
-        </w:rPr>
-        <w:t>Post-condizioni:</w:t>
+          <w:rFonts w:ascii="Georgia" w:hAnsi="Georgia" w:cs="Times New Roman"/>
+          <w:color w:val="000000" w:themeColor="text1"/>
+          <w:sz w:val="22"/>
+          <w:szCs w:val="22"/>
+        </w:rPr>
+      </w:pPr>
+      <w:proofErr w:type="spellStart"/>
+      <w:proofErr w:type="gramStart"/>
+      <w:r>
+        <w:rPr>
+          <w:rStyle w:val="CodiceHTML"/>
+          <w:rFonts w:ascii="Georgia" w:hAnsi="Georgia" w:cs="Times New Roman"/>
+          <w:color w:val="000000" w:themeColor="text1"/>
+          <w:sz w:val="22"/>
+          <w:szCs w:val="22"/>
+        </w:rPr>
+        <w:t>e.stato</w:t>
+      </w:r>
+      <w:proofErr w:type="spellEnd"/>
+      <w:proofErr w:type="gramEnd"/>
+      <w:r>
+        <w:rPr>
+          <w:rStyle w:val="CodiceHTML"/>
+          <w:rFonts w:ascii="Georgia" w:hAnsi="Georgia" w:cs="Times New Roman"/>
+          <w:color w:val="000000" w:themeColor="text1"/>
+          <w:sz w:val="22"/>
+          <w:szCs w:val="22"/>
+        </w:rPr>
+        <w:t xml:space="preserve"> = “</w:t>
+      </w:r>
+      <w:proofErr w:type="spellStart"/>
+      <w:r>
+        <w:rPr>
+          <w:rStyle w:val="CodiceHTML"/>
+          <w:rFonts w:ascii="Georgia" w:hAnsi="Georgia" w:cs="Times New Roman"/>
+          <w:color w:val="000000" w:themeColor="text1"/>
+          <w:sz w:val="22"/>
+          <w:szCs w:val="22"/>
+        </w:rPr>
+        <w:t>InCorso</w:t>
+      </w:r>
+      <w:proofErr w:type="spellEnd"/>
+      <w:r>
+        <w:rPr>
+          <w:rStyle w:val="CodiceHTML"/>
+          <w:rFonts w:ascii="Georgia" w:hAnsi="Georgia" w:cs="Times New Roman"/>
+          <w:color w:val="000000" w:themeColor="text1"/>
+          <w:sz w:val="22"/>
+          <w:szCs w:val="22"/>
+        </w:rPr>
+        <w:t>”</w:t>
       </w:r>
     </w:p>
     <w:p>
@@ -5055,43 +4892,223 @@
           <w:numId w:val="5"/>
         </w:numPr>
         <w:rPr>
-          <w:rFonts w:ascii="Georgia" w:hAnsi="Georgia"/>
-          <w:color w:val="000000" w:themeColor="text1"/>
-          <w:sz w:val="22"/>
-          <w:szCs w:val="22"/>
-        </w:rPr>
-      </w:pPr>
-      <w:r>
-        <w:rPr>
           <w:rStyle w:val="CodiceHTML"/>
-          <w:rFonts w:ascii="Georgia" w:eastAsiaTheme="majorEastAsia" w:hAnsi="Georgia"/>
-          <w:color w:val="000000" w:themeColor="text1"/>
-          <w:sz w:val="22"/>
-          <w:szCs w:val="22"/>
-        </w:rPr>
-        <w:t>e</w:t>
-      </w:r>
-      <w:r>
-        <w:rPr>
-          <w:rFonts w:ascii="Georgia" w:hAnsi="Georgia"/>
-          <w:color w:val="000000" w:themeColor="text1"/>
-          <w:sz w:val="22"/>
-          <w:szCs w:val="22"/>
-        </w:rPr>
-        <w:t xml:space="preserve"> è assegnato a </w:t>
+          <w:rFonts w:ascii="Georgia" w:hAnsi="Georgia" w:cs="Times New Roman"/>
+          <w:color w:val="000000" w:themeColor="text1"/>
+          <w:sz w:val="22"/>
+          <w:szCs w:val="22"/>
+        </w:rPr>
+      </w:pPr>
+      <w:r>
+        <w:rPr>
+          <w:rStyle w:val="CodiceHTML"/>
+          <w:rFonts w:ascii="Georgia" w:hAnsi="Georgia" w:cs="Times New Roman"/>
+          <w:color w:val="000000" w:themeColor="text1"/>
+          <w:sz w:val="22"/>
+          <w:szCs w:val="22"/>
+        </w:rPr>
+        <w:t>[se modifiche esiste] crea m modifiche associata ad evento e menu</w:t>
+      </w:r>
+    </w:p>
+    <w:p>
+      <w:pPr>
+        <w:pStyle w:val="whitespace-normal"/>
+        <w:ind w:left="720"/>
+        <w:rPr>
+          <w:rStyle w:val="CodiceHTML"/>
+          <w:rFonts w:ascii="Georgia" w:hAnsi="Georgia" w:cs="Times New Roman"/>
+          <w:color w:val="000000" w:themeColor="text1"/>
+          <w:sz w:val="22"/>
+          <w:szCs w:val="22"/>
+        </w:rPr>
+      </w:pPr>
+    </w:p>
+    <w:p>
+      <w:pPr>
+        <w:pStyle w:val="Titolo4"/>
+        <w:rPr>
+          <w:rFonts w:ascii="Georgia" w:eastAsia="Times New Roman" w:hAnsi="Georgia" w:cs="Times New Roman"/>
+          <w:b/>
+          <w:bCs/>
+          <w:i w:val="0"/>
+          <w:iCs w:val="0"/>
+          <w:color w:val="000000" w:themeColor="text1"/>
+          <w:sz w:val="32"/>
+          <w:szCs w:val="32"/>
+        </w:rPr>
+      </w:pPr>
+      <w:r>
+        <w:rPr>
+          <w:rFonts w:ascii="Georgia" w:hAnsi="Georgia"/>
+          <w:b/>
+          <w:bCs/>
+          <w:i w:val="0"/>
+          <w:iCs w:val="0"/>
+          <w:color w:val="000000" w:themeColor="text1"/>
+          <w:sz w:val="32"/>
+          <w:szCs w:val="32"/>
+        </w:rPr>
+        <w:t>5</w:t>
+      </w:r>
+      <w:r>
+        <w:rPr>
+          <w:rFonts w:ascii="Georgia" w:hAnsi="Georgia"/>
+          <w:b/>
+          <w:bCs/>
+          <w:i w:val="0"/>
+          <w:iCs w:val="0"/>
+          <w:color w:val="000000" w:themeColor="text1"/>
+          <w:sz w:val="32"/>
+          <w:szCs w:val="32"/>
+        </w:rPr>
+        <w:t xml:space="preserve">. </w:t>
       </w:r>
       <w:proofErr w:type="spellStart"/>
-      <w:r>
-        <w:rPr>
-          <w:rStyle w:val="CodiceHTML"/>
-          <w:rFonts w:ascii="Georgia" w:eastAsiaTheme="majorEastAsia" w:hAnsi="Georgia"/>
-          <w:color w:val="000000" w:themeColor="text1"/>
-          <w:sz w:val="22"/>
-          <w:szCs w:val="22"/>
-        </w:rPr>
-        <w:t>unoChef</w:t>
+      <w:proofErr w:type="gramStart"/>
+      <w:r>
+        <w:rPr>
+          <w:rFonts w:ascii="Georgia" w:hAnsi="Georgia"/>
+          <w:b/>
+          <w:bCs/>
+          <w:i w:val="0"/>
+          <w:iCs w:val="0"/>
+          <w:color w:val="000000" w:themeColor="text1"/>
+          <w:sz w:val="32"/>
+          <w:szCs w:val="32"/>
+        </w:rPr>
+        <w:t>assegnaPersonale</w:t>
       </w:r>
       <w:proofErr w:type="spellEnd"/>
+      <w:r>
+        <w:rPr>
+          <w:rFonts w:ascii="Georgia" w:hAnsi="Georgia"/>
+          <w:b/>
+          <w:bCs/>
+          <w:i w:val="0"/>
+          <w:iCs w:val="0"/>
+          <w:color w:val="000000" w:themeColor="text1"/>
+          <w:sz w:val="32"/>
+          <w:szCs w:val="32"/>
+        </w:rPr>
+        <w:t>(</w:t>
+      </w:r>
+      <w:proofErr w:type="gramEnd"/>
+      <w:r>
+        <w:rPr>
+          <w:rFonts w:ascii="Georgia" w:hAnsi="Georgia"/>
+          <w:b/>
+          <w:bCs/>
+          <w:i w:val="0"/>
+          <w:iCs w:val="0"/>
+          <w:color w:val="000000" w:themeColor="text1"/>
+          <w:sz w:val="32"/>
+          <w:szCs w:val="32"/>
+        </w:rPr>
+        <w:t xml:space="preserve">e: Evento, </w:t>
+      </w:r>
+      <w:proofErr w:type="spellStart"/>
+      <w:r>
+        <w:rPr>
+          <w:rFonts w:ascii="Georgia" w:hAnsi="Georgia"/>
+          <w:b/>
+          <w:bCs/>
+          <w:i w:val="0"/>
+          <w:iCs w:val="0"/>
+          <w:color w:val="000000" w:themeColor="text1"/>
+          <w:sz w:val="32"/>
+          <w:szCs w:val="32"/>
+        </w:rPr>
+        <w:t>unMembro</w:t>
+      </w:r>
+      <w:proofErr w:type="spellEnd"/>
+      <w:r>
+        <w:rPr>
+          <w:rFonts w:ascii="Georgia" w:hAnsi="Georgia"/>
+          <w:b/>
+          <w:bCs/>
+          <w:i w:val="0"/>
+          <w:iCs w:val="0"/>
+          <w:color w:val="000000" w:themeColor="text1"/>
+          <w:sz w:val="32"/>
+          <w:szCs w:val="32"/>
+        </w:rPr>
+        <w:t xml:space="preserve">: </w:t>
+      </w:r>
+      <w:proofErr w:type="spellStart"/>
+      <w:r>
+        <w:rPr>
+          <w:rFonts w:ascii="Georgia" w:hAnsi="Georgia"/>
+          <w:b/>
+          <w:bCs/>
+          <w:i w:val="0"/>
+          <w:iCs w:val="0"/>
+          <w:color w:val="000000" w:themeColor="text1"/>
+          <w:sz w:val="32"/>
+          <w:szCs w:val="32"/>
+        </w:rPr>
+        <w:t>MembroPersonale</w:t>
+      </w:r>
+      <w:proofErr w:type="spellEnd"/>
+      <w:r>
+        <w:rPr>
+          <w:rFonts w:ascii="Georgia" w:hAnsi="Georgia"/>
+          <w:b/>
+          <w:bCs/>
+          <w:i w:val="0"/>
+          <w:iCs w:val="0"/>
+          <w:color w:val="000000" w:themeColor="text1"/>
+          <w:sz w:val="32"/>
+          <w:szCs w:val="32"/>
+        </w:rPr>
+        <w:t xml:space="preserve">, ruolo: testo, </w:t>
+      </w:r>
+      <w:proofErr w:type="spellStart"/>
+      <w:r>
+        <w:rPr>
+          <w:rFonts w:ascii="Georgia" w:hAnsi="Georgia"/>
+          <w:b/>
+          <w:bCs/>
+          <w:i w:val="0"/>
+          <w:iCs w:val="0"/>
+          <w:color w:val="000000" w:themeColor="text1"/>
+          <w:sz w:val="32"/>
+          <w:szCs w:val="32"/>
+        </w:rPr>
+        <w:t>unServizio</w:t>
+      </w:r>
+      <w:proofErr w:type="spellEnd"/>
+      <w:r>
+        <w:rPr>
+          <w:rFonts w:ascii="Georgia" w:hAnsi="Georgia"/>
+          <w:b/>
+          <w:bCs/>
+          <w:i w:val="0"/>
+          <w:iCs w:val="0"/>
+          <w:color w:val="000000" w:themeColor="text1"/>
+          <w:sz w:val="32"/>
+          <w:szCs w:val="32"/>
+        </w:rPr>
+        <w:t>: Servizio)</w:t>
+      </w:r>
+    </w:p>
+    <w:p>
+      <w:pPr>
+        <w:pStyle w:val="font-claude-response-body"/>
+        <w:rPr>
+          <w:rFonts w:ascii="Georgia" w:hAnsi="Georgia"/>
+          <w:sz w:val="22"/>
+          <w:szCs w:val="22"/>
+        </w:rPr>
+      </w:pPr>
+      <w:r>
+        <w:rPr>
+          <w:rStyle w:val="Enfasigrassetto"/>
+          <w:rFonts w:ascii="Georgia" w:eastAsiaTheme="majorEastAsia" w:hAnsi="Georgia"/>
+          <w:sz w:val="22"/>
+          <w:szCs w:val="22"/>
+        </w:rPr>
+        <w:t>Pre-condizioni:</w:t>
+      </w:r>
     </w:p>
     <w:p>
       <w:pPr>
@@ -5102,240 +5119,63 @@
         </w:numPr>
         <w:rPr>
           <w:rFonts w:ascii="Georgia" w:hAnsi="Georgia"/>
-          <w:color w:val="000000" w:themeColor="text1"/>
-          <w:sz w:val="22"/>
-          <w:szCs w:val="22"/>
-        </w:rPr>
-      </w:pPr>
+          <w:sz w:val="22"/>
+          <w:szCs w:val="22"/>
+        </w:rPr>
+      </w:pPr>
+      <w:r>
+        <w:rPr>
+          <w:rFonts w:ascii="Georgia" w:hAnsi="Georgia"/>
+          <w:sz w:val="22"/>
+          <w:szCs w:val="22"/>
+        </w:rPr>
+        <w:t xml:space="preserve">è in corso la definizione di un Evento </w:t>
+      </w:r>
+      <w:r>
+        <w:rPr>
+          <w:rStyle w:val="CodiceHTML"/>
+          <w:rFonts w:ascii="Georgia" w:eastAsiaTheme="majorEastAsia" w:hAnsi="Georgia"/>
+          <w:sz w:val="22"/>
+          <w:szCs w:val="22"/>
+        </w:rPr>
+        <w:t>e</w:t>
+      </w:r>
+      <w:r>
+        <w:rPr>
+          <w:rFonts w:ascii="Georgia" w:hAnsi="Georgia"/>
+          <w:sz w:val="22"/>
+          <w:szCs w:val="22"/>
+        </w:rPr>
+        <w:t xml:space="preserve"> ed </w:t>
+      </w:r>
+      <w:r>
+        <w:rPr>
+          <w:rStyle w:val="CodiceHTML"/>
+          <w:rFonts w:ascii="Georgia" w:eastAsiaTheme="majorEastAsia" w:hAnsi="Georgia"/>
+          <w:sz w:val="22"/>
+          <w:szCs w:val="22"/>
+        </w:rPr>
+        <w:t>e</w:t>
+      </w:r>
+      <w:r>
+        <w:rPr>
+          <w:rFonts w:ascii="Georgia" w:hAnsi="Georgia"/>
+          <w:sz w:val="22"/>
+          <w:szCs w:val="22"/>
+        </w:rPr>
+        <w:t xml:space="preserve"> contiene </w:t>
+      </w:r>
       <w:proofErr w:type="spellStart"/>
       <w:r>
         <w:rPr>
           <w:rStyle w:val="CodiceHTML"/>
           <w:rFonts w:ascii="Georgia" w:eastAsiaTheme="majorEastAsia" w:hAnsi="Georgia"/>
-          <w:color w:val="000000" w:themeColor="text1"/>
-          <w:sz w:val="22"/>
-          <w:szCs w:val="22"/>
-        </w:rPr>
-        <w:t>unoChef</w:t>
+          <w:sz w:val="22"/>
+          <w:szCs w:val="22"/>
+        </w:rPr>
+        <w:t>unServizio</w:t>
       </w:r>
       <w:proofErr w:type="spellEnd"/>
-      <w:r>
-        <w:rPr>
-          <w:rFonts w:ascii="Georgia" w:hAnsi="Georgia"/>
-          <w:color w:val="000000" w:themeColor="text1"/>
-          <w:sz w:val="22"/>
-          <w:szCs w:val="22"/>
-        </w:rPr>
-        <w:t xml:space="preserve"> è notificato dell'assegnamento</w:t>
-      </w:r>
-    </w:p>
-    <w:p>
-      <w:pPr>
-        <w:pStyle w:val="font-claude-response-body"/>
-        <w:rPr>
-          <w:rStyle w:val="Enfasicorsivo"/>
-          <w:rFonts w:ascii="Georgia" w:eastAsiaTheme="majorEastAsia" w:hAnsi="Georgia"/>
-          <w:color w:val="000000" w:themeColor="text1"/>
-          <w:sz w:val="22"/>
-          <w:szCs w:val="22"/>
-        </w:rPr>
-      </w:pPr>
-      <w:proofErr w:type="spellStart"/>
-      <w:r>
-        <w:rPr>
-          <w:rStyle w:val="Enfasicorsivo"/>
-          <w:rFonts w:ascii="Georgia" w:eastAsiaTheme="majorEastAsia" w:hAnsi="Georgia"/>
-          <w:color w:val="000000" w:themeColor="text1"/>
-          <w:sz w:val="22"/>
-          <w:szCs w:val="22"/>
-        </w:rPr>
-        <w:lastRenderedPageBreak/>
-        <w:t>NdR</w:t>
-      </w:r>
-      <w:proofErr w:type="spellEnd"/>
-      <w:r>
-        <w:rPr>
-          <w:rStyle w:val="Enfasicorsivo"/>
-          <w:rFonts w:ascii="Georgia" w:eastAsiaTheme="majorEastAsia" w:hAnsi="Georgia"/>
-          <w:color w:val="000000" w:themeColor="text1"/>
-          <w:sz w:val="22"/>
-          <w:szCs w:val="22"/>
-        </w:rPr>
-        <w:t>: la notifica non è modellata come classe del dominio, ma è un effetto osservabile dichiarato nell'UC al passo 3. La si può indicare come effetto della post-condizione senza creare un'associazione nel modello.</w:t>
-      </w:r>
-    </w:p>
-    <w:p>
-      <w:pPr>
-        <w:pStyle w:val="font-claude-response-body"/>
-        <w:rPr>
-          <w:rStyle w:val="Enfasicorsivo"/>
-          <w:rFonts w:ascii="Georgia" w:eastAsiaTheme="majorEastAsia" w:hAnsi="Georgia"/>
-          <w:color w:val="000000" w:themeColor="text1"/>
-          <w:sz w:val="22"/>
-          <w:szCs w:val="22"/>
-        </w:rPr>
-      </w:pPr>
-    </w:p>
-    <w:p>
-      <w:pPr>
-        <w:pStyle w:val="Titolo4"/>
-        <w:rPr>
-          <w:rFonts w:ascii="Georgia" w:eastAsia="Times New Roman" w:hAnsi="Georgia" w:cs="Times New Roman"/>
-          <w:b/>
-          <w:bCs/>
-          <w:i w:val="0"/>
-          <w:iCs w:val="0"/>
-          <w:color w:val="000000" w:themeColor="text1"/>
-          <w:sz w:val="32"/>
-          <w:szCs w:val="32"/>
-        </w:rPr>
-      </w:pPr>
-      <w:r>
-        <w:rPr>
-          <w:rFonts w:ascii="Georgia" w:hAnsi="Georgia"/>
-          <w:b/>
-          <w:bCs/>
-          <w:i w:val="0"/>
-          <w:iCs w:val="0"/>
-          <w:color w:val="000000" w:themeColor="text1"/>
-          <w:sz w:val="32"/>
-          <w:szCs w:val="32"/>
-        </w:rPr>
-        <w:t xml:space="preserve">4. </w:t>
-      </w:r>
-      <w:proofErr w:type="spellStart"/>
-      <w:proofErr w:type="gramStart"/>
-      <w:r>
-        <w:rPr>
-          <w:rFonts w:ascii="Georgia" w:hAnsi="Georgia"/>
-          <w:b/>
-          <w:bCs/>
-          <w:i w:val="0"/>
-          <w:iCs w:val="0"/>
-          <w:color w:val="000000" w:themeColor="text1"/>
-          <w:sz w:val="32"/>
-          <w:szCs w:val="32"/>
-        </w:rPr>
-        <w:t>assegnaPersonale</w:t>
-      </w:r>
-      <w:proofErr w:type="spellEnd"/>
-      <w:r>
-        <w:rPr>
-          <w:rFonts w:ascii="Georgia" w:hAnsi="Georgia"/>
-          <w:b/>
-          <w:bCs/>
-          <w:i w:val="0"/>
-          <w:iCs w:val="0"/>
-          <w:color w:val="000000" w:themeColor="text1"/>
-          <w:sz w:val="32"/>
-          <w:szCs w:val="32"/>
-        </w:rPr>
-        <w:t>(</w:t>
-      </w:r>
-      <w:proofErr w:type="spellStart"/>
-      <w:proofErr w:type="gramEnd"/>
-      <w:r>
-        <w:rPr>
-          <w:rFonts w:ascii="Georgia" w:hAnsi="Georgia"/>
-          <w:b/>
-          <w:bCs/>
-          <w:i w:val="0"/>
-          <w:iCs w:val="0"/>
-          <w:color w:val="000000" w:themeColor="text1"/>
-          <w:sz w:val="32"/>
-          <w:szCs w:val="32"/>
-        </w:rPr>
-        <w:t>unMembro</w:t>
-      </w:r>
-      <w:proofErr w:type="spellEnd"/>
-      <w:r>
-        <w:rPr>
-          <w:rFonts w:ascii="Georgia" w:hAnsi="Georgia"/>
-          <w:b/>
-          <w:bCs/>
-          <w:i w:val="0"/>
-          <w:iCs w:val="0"/>
-          <w:color w:val="000000" w:themeColor="text1"/>
-          <w:sz w:val="32"/>
-          <w:szCs w:val="32"/>
-        </w:rPr>
-        <w:t xml:space="preserve">: </w:t>
-      </w:r>
-      <w:proofErr w:type="spellStart"/>
-      <w:r>
-        <w:rPr>
-          <w:rFonts w:ascii="Georgia" w:hAnsi="Georgia"/>
-          <w:b/>
-          <w:bCs/>
-          <w:i w:val="0"/>
-          <w:iCs w:val="0"/>
-          <w:color w:val="000000" w:themeColor="text1"/>
-          <w:sz w:val="32"/>
-          <w:szCs w:val="32"/>
-        </w:rPr>
-        <w:t>MembroPersonale</w:t>
-      </w:r>
-      <w:proofErr w:type="spellEnd"/>
-      <w:r>
-        <w:rPr>
-          <w:rFonts w:ascii="Georgia" w:hAnsi="Georgia"/>
-          <w:b/>
-          <w:bCs/>
-          <w:i w:val="0"/>
-          <w:iCs w:val="0"/>
-          <w:color w:val="000000" w:themeColor="text1"/>
-          <w:sz w:val="32"/>
-          <w:szCs w:val="32"/>
-        </w:rPr>
-        <w:t xml:space="preserve">, ruolo: testo, </w:t>
-      </w:r>
-      <w:proofErr w:type="spellStart"/>
-      <w:r>
-        <w:rPr>
-          <w:rFonts w:ascii="Georgia" w:hAnsi="Georgia"/>
-          <w:b/>
-          <w:bCs/>
-          <w:i w:val="0"/>
-          <w:iCs w:val="0"/>
-          <w:color w:val="000000" w:themeColor="text1"/>
-          <w:sz w:val="32"/>
-          <w:szCs w:val="32"/>
-        </w:rPr>
-        <w:t>unServizio</w:t>
-      </w:r>
-      <w:proofErr w:type="spellEnd"/>
-      <w:r>
-        <w:rPr>
-          <w:rFonts w:ascii="Georgia" w:hAnsi="Georgia"/>
-          <w:b/>
-          <w:bCs/>
-          <w:i w:val="0"/>
-          <w:iCs w:val="0"/>
-          <w:color w:val="000000" w:themeColor="text1"/>
-          <w:sz w:val="32"/>
-          <w:szCs w:val="32"/>
-        </w:rPr>
-        <w:t>: Servizio)</w:t>
-      </w:r>
-    </w:p>
-    <w:p>
-      <w:pPr>
-        <w:pStyle w:val="font-claude-response-body"/>
-        <w:rPr>
-          <w:rFonts w:ascii="Georgia" w:hAnsi="Georgia"/>
-          <w:sz w:val="22"/>
-          <w:szCs w:val="22"/>
-        </w:rPr>
-      </w:pPr>
-      <w:r>
-        <w:rPr>
-          <w:rStyle w:val="Enfasigrassetto"/>
-          <w:rFonts w:ascii="Georgia" w:eastAsiaTheme="majorEastAsia" w:hAnsi="Georgia"/>
-          <w:sz w:val="22"/>
-          <w:szCs w:val="22"/>
-        </w:rPr>
-        <w:t>Pre-condizioni:</w:t>
-      </w:r>
     </w:p>
     <w:p>
       <w:pPr>
@@ -5350,14 +5190,7 @@
           <w:szCs w:val="22"/>
         </w:rPr>
       </w:pPr>
-      <w:r>
-        <w:rPr>
-          <w:rFonts w:ascii="Georgia" w:hAnsi="Georgia"/>
-          <w:sz w:val="22"/>
-          <w:szCs w:val="22"/>
-        </w:rPr>
-        <w:t xml:space="preserve">è in corso la definizione di un Evento </w:t>
-      </w:r>
+      <w:proofErr w:type="spellStart"/>
       <w:r>
         <w:rPr>
           <w:rStyle w:val="CodiceHTML"/>
@@ -5365,44 +5198,36 @@
           <w:sz w:val="22"/>
           <w:szCs w:val="22"/>
         </w:rPr>
-        <w:t>e</w:t>
-      </w:r>
-      <w:r>
-        <w:rPr>
-          <w:rFonts w:ascii="Georgia" w:hAnsi="Georgia"/>
-          <w:sz w:val="22"/>
-          <w:szCs w:val="22"/>
-        </w:rPr>
-        <w:t xml:space="preserve"> ed </w:t>
-      </w:r>
-      <w:r>
-        <w:rPr>
-          <w:rStyle w:val="CodiceHTML"/>
-          <w:rFonts w:ascii="Georgia" w:eastAsiaTheme="majorEastAsia" w:hAnsi="Georgia"/>
-          <w:sz w:val="22"/>
-          <w:szCs w:val="22"/>
-        </w:rPr>
-        <w:t>e</w:t>
-      </w:r>
-      <w:r>
-        <w:rPr>
-          <w:rFonts w:ascii="Georgia" w:hAnsi="Georgia"/>
-          <w:sz w:val="22"/>
-          <w:szCs w:val="22"/>
-        </w:rPr>
-        <w:t xml:space="preserve"> contiene </w:t>
-      </w:r>
-      <w:proofErr w:type="spellStart"/>
-      <w:r>
-        <w:rPr>
-          <w:rStyle w:val="CodiceHTML"/>
-          <w:rFonts w:ascii="Georgia" w:eastAsiaTheme="majorEastAsia" w:hAnsi="Georgia"/>
-          <w:sz w:val="22"/>
-          <w:szCs w:val="22"/>
-        </w:rPr>
-        <w:t>unServizio</w:t>
+        <w:t>unMembro.disponibile</w:t>
       </w:r>
       <w:proofErr w:type="spellEnd"/>
+      <w:r>
+        <w:rPr>
+          <w:rFonts w:ascii="Georgia" w:hAnsi="Georgia"/>
+          <w:sz w:val="22"/>
+          <w:szCs w:val="22"/>
+        </w:rPr>
+        <w:t xml:space="preserve"> = sì</w:t>
+      </w:r>
+    </w:p>
+    <w:p>
+      <w:pPr>
+        <w:pStyle w:val="font-claude-response-body"/>
+        <w:rPr>
+          <w:rFonts w:ascii="Georgia" w:hAnsi="Georgia"/>
+          <w:sz w:val="22"/>
+          <w:szCs w:val="22"/>
+        </w:rPr>
+      </w:pPr>
+      <w:r>
+        <w:rPr>
+          <w:rStyle w:val="Enfasigrassetto"/>
+          <w:rFonts w:ascii="Georgia" w:eastAsiaTheme="majorEastAsia" w:hAnsi="Georgia"/>
+          <w:sz w:val="22"/>
+          <w:szCs w:val="22"/>
+        </w:rPr>
+        <w:t>Post-condizioni:</w:t>
+      </w:r>
     </w:p>
     <w:p>
       <w:pPr>
@@ -5417,44 +5242,41 @@
           <w:szCs w:val="22"/>
         </w:rPr>
       </w:pPr>
+      <w:r>
+        <w:rPr>
+          <w:rFonts w:ascii="Georgia" w:hAnsi="Georgia"/>
+          <w:sz w:val="22"/>
+          <w:szCs w:val="22"/>
+        </w:rPr>
+        <w:t xml:space="preserve">è stata creata un'istanza </w:t>
+      </w:r>
+      <w:r>
+        <w:rPr>
+          <w:rStyle w:val="CodiceHTML"/>
+          <w:rFonts w:ascii="Georgia" w:eastAsiaTheme="majorEastAsia" w:hAnsi="Georgia"/>
+          <w:sz w:val="22"/>
+          <w:szCs w:val="22"/>
+        </w:rPr>
+        <w:t>ap</w:t>
+      </w:r>
+      <w:r>
+        <w:rPr>
+          <w:rFonts w:ascii="Georgia" w:hAnsi="Georgia"/>
+          <w:sz w:val="22"/>
+          <w:szCs w:val="22"/>
+        </w:rPr>
+        <w:t xml:space="preserve"> di </w:t>
+      </w:r>
       <w:proofErr w:type="spellStart"/>
       <w:r>
         <w:rPr>
-          <w:rStyle w:val="CodiceHTML"/>
-          <w:rFonts w:ascii="Georgia" w:eastAsiaTheme="majorEastAsia" w:hAnsi="Georgia"/>
-          <w:sz w:val="22"/>
-          <w:szCs w:val="22"/>
-        </w:rPr>
-        <w:t>unMembro.disponibile</w:t>
+          <w:rFonts w:ascii="Georgia" w:hAnsi="Georgia"/>
+          <w:sz w:val="22"/>
+          <w:szCs w:val="22"/>
+        </w:rPr>
+        <w:t>AssegnamentoPersonale</w:t>
       </w:r>
       <w:proofErr w:type="spellEnd"/>
-      <w:r>
-        <w:rPr>
-          <w:rFonts w:ascii="Georgia" w:hAnsi="Georgia"/>
-          <w:sz w:val="22"/>
-          <w:szCs w:val="22"/>
-        </w:rPr>
-        <w:t xml:space="preserve"> = sì</w:t>
-      </w:r>
-    </w:p>
-    <w:p>
-      <w:pPr>
-        <w:pStyle w:val="font-claude-response-body"/>
-        <w:rPr>
-          <w:rFonts w:ascii="Georgia" w:hAnsi="Georgia"/>
-          <w:sz w:val="22"/>
-          <w:szCs w:val="22"/>
-        </w:rPr>
-      </w:pPr>
-      <w:r>
-        <w:rPr>
-          <w:rStyle w:val="Enfasigrassetto"/>
-          <w:rFonts w:ascii="Georgia" w:eastAsiaTheme="majorEastAsia" w:hAnsi="Georgia"/>
-          <w:sz w:val="22"/>
-          <w:szCs w:val="22"/>
-        </w:rPr>
-        <w:t>Post-condizioni:</w:t>
-      </w:r>
     </w:p>
     <w:p>
       <w:pPr>
@@ -5469,14 +5291,8 @@
           <w:szCs w:val="22"/>
         </w:rPr>
       </w:pPr>
-      <w:r>
-        <w:rPr>
-          <w:rFonts w:ascii="Georgia" w:hAnsi="Georgia"/>
-          <w:sz w:val="22"/>
-          <w:szCs w:val="22"/>
-        </w:rPr>
-        <w:t xml:space="preserve">è stata creata un'istanza </w:t>
-      </w:r>
+      <w:proofErr w:type="spellStart"/>
+      <w:proofErr w:type="gramStart"/>
       <w:r>
         <w:rPr>
           <w:rStyle w:val="CodiceHTML"/>
@@ -5484,26 +5300,18 @@
           <w:sz w:val="22"/>
           <w:szCs w:val="22"/>
         </w:rPr>
-        <w:t>ap</w:t>
-      </w:r>
-      <w:r>
-        <w:rPr>
-          <w:rFonts w:ascii="Georgia" w:hAnsi="Georgia"/>
-          <w:sz w:val="22"/>
-          <w:szCs w:val="22"/>
-        </w:rPr>
-        <w:t xml:space="preserve"> di </w:t>
-      </w:r>
-      <w:proofErr w:type="spellStart"/>
-      <w:r>
-        <w:rPr>
-          <w:rFonts w:ascii="Georgia" w:hAnsi="Georgia"/>
-          <w:sz w:val="22"/>
-          <w:szCs w:val="22"/>
-        </w:rPr>
-        <w:t>AssegnamentoPersonale</w:t>
+        <w:t>ap.ruolo</w:t>
       </w:r>
       <w:proofErr w:type="spellEnd"/>
+      <w:proofErr w:type="gramEnd"/>
+      <w:r>
+        <w:rPr>
+          <w:rFonts w:ascii="Georgia" w:hAnsi="Georgia"/>
+          <w:sz w:val="22"/>
+          <w:szCs w:val="22"/>
+        </w:rPr>
+        <w:t xml:space="preserve"> = ruolo</w:t>
+      </w:r>
     </w:p>
     <w:p>
       <w:pPr>
@@ -5519,7 +5327,6 @@
         </w:rPr>
       </w:pPr>
       <w:proofErr w:type="spellStart"/>
-      <w:proofErr w:type="gramStart"/>
       <w:r>
         <w:rPr>
           <w:rStyle w:val="CodiceHTML"/>
@@ -5527,17 +5334,25 @@
           <w:sz w:val="22"/>
           <w:szCs w:val="22"/>
         </w:rPr>
-        <w:t>ap.ruolo</w:t>
+        <w:t>unServizio</w:t>
       </w:r>
       <w:proofErr w:type="spellEnd"/>
-      <w:proofErr w:type="gramEnd"/>
-      <w:r>
-        <w:rPr>
-          <w:rFonts w:ascii="Georgia" w:hAnsi="Georgia"/>
-          <w:sz w:val="22"/>
-          <w:szCs w:val="22"/>
-        </w:rPr>
-        <w:t xml:space="preserve"> = ruolo</w:t>
+      <w:r>
+        <w:rPr>
+          <w:rFonts w:ascii="Georgia" w:hAnsi="Georgia"/>
+          <w:sz w:val="22"/>
+          <w:szCs w:val="22"/>
+        </w:rPr>
+        <w:t xml:space="preserve"> richiede </w:t>
+      </w:r>
+      <w:r>
+        <w:rPr>
+          <w:rStyle w:val="CodiceHTML"/>
+          <w:rFonts w:ascii="Georgia" w:eastAsiaTheme="majorEastAsia" w:hAnsi="Georgia"/>
+          <w:sz w:val="22"/>
+          <w:szCs w:val="22"/>
+        </w:rPr>
+        <w:t>ap</w:t>
       </w:r>
     </w:p>
     <w:p>
@@ -5553,6 +5368,23 @@
           <w:szCs w:val="22"/>
         </w:rPr>
       </w:pPr>
+      <w:r>
+        <w:rPr>
+          <w:rStyle w:val="CodiceHTML"/>
+          <w:rFonts w:ascii="Georgia" w:eastAsiaTheme="majorEastAsia" w:hAnsi="Georgia"/>
+          <w:sz w:val="22"/>
+          <w:szCs w:val="22"/>
+        </w:rPr>
+        <w:t>ap</w:t>
+      </w:r>
+      <w:r>
+        <w:rPr>
+          <w:rFonts w:ascii="Georgia" w:hAnsi="Georgia"/>
+          <w:sz w:val="22"/>
+          <w:szCs w:val="22"/>
+        </w:rPr>
+        <w:t xml:space="preserve"> impiega </w:t>
+      </w:r>
       <w:proofErr w:type="spellStart"/>
       <w:r>
         <w:rPr>
@@ -5561,26 +5393,9 @@
           <w:sz w:val="22"/>
           <w:szCs w:val="22"/>
         </w:rPr>
-        <w:t>unServizio</w:t>
+        <w:t>unMembro</w:t>
       </w:r>
       <w:proofErr w:type="spellEnd"/>
-      <w:r>
-        <w:rPr>
-          <w:rFonts w:ascii="Georgia" w:hAnsi="Georgia"/>
-          <w:sz w:val="22"/>
-          <w:szCs w:val="22"/>
-        </w:rPr>
-        <w:t xml:space="preserve"> richiede </w:t>
-      </w:r>
-      <w:r>
-        <w:rPr>
-          <w:rStyle w:val="CodiceHTML"/>
-          <w:rFonts w:ascii="Georgia" w:eastAsiaTheme="majorEastAsia" w:hAnsi="Georgia"/>
-          <w:sz w:val="22"/>
-          <w:szCs w:val="22"/>
-        </w:rPr>
-        <w:t>ap</w:t>
-      </w:r>
     </w:p>
     <w:p>
       <w:pPr>
@@ -5597,22 +5412,33 @@
       </w:pPr>
       <w:r>
         <w:rPr>
+          <w:rFonts w:ascii="Georgia" w:hAnsi="Georgia"/>
+          <w:sz w:val="22"/>
+          <w:szCs w:val="22"/>
+        </w:rPr>
+        <w:t xml:space="preserve">[se il Menù associato a </w:t>
+      </w:r>
+      <w:proofErr w:type="spellStart"/>
+      <w:r>
+        <w:rPr>
           <w:rStyle w:val="CodiceHTML"/>
           <w:rFonts w:ascii="Georgia" w:eastAsiaTheme="majorEastAsia" w:hAnsi="Georgia"/>
           <w:sz w:val="22"/>
           <w:szCs w:val="22"/>
         </w:rPr>
-        <w:t>ap</w:t>
-      </w:r>
-      <w:r>
-        <w:rPr>
-          <w:rFonts w:ascii="Georgia" w:hAnsi="Georgia"/>
-          <w:sz w:val="22"/>
-          <w:szCs w:val="22"/>
-        </w:rPr>
-        <w:t xml:space="preserve"> impiega </w:t>
+        <w:t>unServizio</w:t>
+      </w:r>
+      <w:proofErr w:type="spellEnd"/>
+      <w:r>
+        <w:rPr>
+          <w:rFonts w:ascii="Georgia" w:hAnsi="Georgia"/>
+          <w:sz w:val="22"/>
+          <w:szCs w:val="22"/>
+        </w:rPr>
+        <w:t xml:space="preserve"> non esiste ancora o non è approvato] </w:t>
       </w:r>
       <w:proofErr w:type="spellStart"/>
+      <w:proofErr w:type="gramStart"/>
       <w:r>
         <w:rPr>
           <w:rStyle w:val="CodiceHTML"/>
@@ -5620,9 +5446,26 @@
           <w:sz w:val="22"/>
           <w:szCs w:val="22"/>
         </w:rPr>
-        <w:t>unMembro</w:t>
+        <w:t>ap.inAttesaDiMenu</w:t>
       </w:r>
       <w:proofErr w:type="spellEnd"/>
+      <w:proofErr w:type="gramEnd"/>
+      <w:r>
+        <w:rPr>
+          <w:rFonts w:ascii="Georgia" w:hAnsi="Georgia"/>
+          <w:sz w:val="22"/>
+          <w:szCs w:val="22"/>
+        </w:rPr>
+        <w:t xml:space="preserve"> </w:t>
+      </w:r>
+      <w:r>
+        <w:rPr>
+          <w:rFonts w:ascii="Georgia" w:hAnsi="Georgia"/>
+          <w:sz w:val="22"/>
+          <w:szCs w:val="22"/>
+        </w:rPr>
+        <w:t>= sì</w:t>
+      </w:r>
     </w:p>
     <w:p>
       <w:pPr>
@@ -5643,26 +5486,7 @@
           <w:sz w:val="22"/>
           <w:szCs w:val="22"/>
         </w:rPr>
-        <w:t xml:space="preserve">[se il Menù associato a </w:t>
-      </w:r>
-      <w:proofErr w:type="spellStart"/>
-      <w:r>
-        <w:rPr>
-          <w:rStyle w:val="CodiceHTML"/>
-          <w:rFonts w:ascii="Georgia" w:eastAsiaTheme="majorEastAsia" w:hAnsi="Georgia"/>
-          <w:sz w:val="22"/>
-          <w:szCs w:val="22"/>
-        </w:rPr>
-        <w:t>unServizio</w:t>
-      </w:r>
-      <w:proofErr w:type="spellEnd"/>
-      <w:r>
-        <w:rPr>
-          <w:rFonts w:ascii="Georgia" w:hAnsi="Georgia"/>
-          <w:sz w:val="22"/>
-          <w:szCs w:val="22"/>
-        </w:rPr>
-        <w:t xml:space="preserve"> non esiste ancora o non è approvato] </w:t>
+        <w:t xml:space="preserve">[altrimenti] </w:t>
       </w:r>
       <w:proofErr w:type="spellStart"/>
       <w:proofErr w:type="gramStart"/>
@@ -5683,15 +5507,146 @@
           <w:sz w:val="22"/>
           <w:szCs w:val="22"/>
         </w:rPr>
-        <w:t xml:space="preserve"> </w:t>
-      </w:r>
-      <w:r>
-        <w:rPr>
-          <w:rFonts w:ascii="Georgia" w:hAnsi="Georgia"/>
-          <w:sz w:val="22"/>
-          <w:szCs w:val="22"/>
-        </w:rPr>
-        <w:t>= sì</w:t>
+        <w:t xml:space="preserve"> = no</w:t>
+      </w:r>
+    </w:p>
+    <w:p>
+      <w:pPr>
+        <w:pStyle w:val="whitespace-normal"/>
+        <w:rPr>
+          <w:rFonts w:ascii="Georgia" w:hAnsi="Georgia"/>
+          <w:sz w:val="22"/>
+          <w:szCs w:val="22"/>
+        </w:rPr>
+      </w:pPr>
+    </w:p>
+    <w:p>
+      <w:pPr>
+        <w:pStyle w:val="Titolo4"/>
+        <w:rPr>
+          <w:rFonts w:ascii="Georgia" w:eastAsia="Times New Roman" w:hAnsi="Georgia" w:cs="Times New Roman"/>
+          <w:b/>
+          <w:bCs/>
+          <w:i w:val="0"/>
+          <w:iCs w:val="0"/>
+          <w:color w:val="000000" w:themeColor="text1"/>
+          <w:sz w:val="32"/>
+          <w:szCs w:val="32"/>
+        </w:rPr>
+      </w:pPr>
+      <w:r>
+        <w:rPr>
+          <w:rFonts w:ascii="Georgia" w:hAnsi="Georgia"/>
+          <w:b/>
+          <w:bCs/>
+          <w:i w:val="0"/>
+          <w:iCs w:val="0"/>
+          <w:color w:val="000000" w:themeColor="text1"/>
+          <w:sz w:val="32"/>
+          <w:szCs w:val="32"/>
+        </w:rPr>
+        <w:t xml:space="preserve">4. </w:t>
+      </w:r>
+      <w:proofErr w:type="spellStart"/>
+      <w:proofErr w:type="gramStart"/>
+      <w:r>
+        <w:rPr>
+          <w:rFonts w:ascii="Georgia" w:hAnsi="Georgia"/>
+          <w:b/>
+          <w:bCs/>
+          <w:i w:val="0"/>
+          <w:iCs w:val="0"/>
+          <w:color w:val="000000" w:themeColor="text1"/>
+          <w:sz w:val="32"/>
+          <w:szCs w:val="32"/>
+        </w:rPr>
+        <w:t>confermaEvento</w:t>
+      </w:r>
+      <w:proofErr w:type="spellEnd"/>
+      <w:r>
+        <w:rPr>
+          <w:rFonts w:ascii="Georgia" w:hAnsi="Georgia"/>
+          <w:b/>
+          <w:bCs/>
+          <w:i w:val="0"/>
+          <w:iCs w:val="0"/>
+          <w:color w:val="000000" w:themeColor="text1"/>
+          <w:sz w:val="32"/>
+          <w:szCs w:val="32"/>
+        </w:rPr>
+        <w:t>(</w:t>
+      </w:r>
+      <w:proofErr w:type="gramEnd"/>
+      <w:r>
+        <w:rPr>
+          <w:rFonts w:ascii="Georgia" w:hAnsi="Georgia"/>
+          <w:b/>
+          <w:bCs/>
+          <w:i w:val="0"/>
+          <w:iCs w:val="0"/>
+          <w:color w:val="000000" w:themeColor="text1"/>
+          <w:sz w:val="32"/>
+          <w:szCs w:val="32"/>
+        </w:rPr>
+        <w:t>e</w:t>
+      </w:r>
+      <w:r>
+        <w:rPr>
+          <w:rFonts w:ascii="Georgia" w:hAnsi="Georgia"/>
+          <w:b/>
+          <w:bCs/>
+          <w:i w:val="0"/>
+          <w:iCs w:val="0"/>
+          <w:color w:val="000000" w:themeColor="text1"/>
+          <w:sz w:val="32"/>
+          <w:szCs w:val="32"/>
+        </w:rPr>
+        <w:t>:</w:t>
+      </w:r>
+      <w:r>
+        <w:rPr>
+          <w:rFonts w:ascii="Georgia" w:hAnsi="Georgia"/>
+          <w:b/>
+          <w:bCs/>
+          <w:i w:val="0"/>
+          <w:iCs w:val="0"/>
+          <w:color w:val="000000" w:themeColor="text1"/>
+          <w:sz w:val="32"/>
+          <w:szCs w:val="32"/>
+        </w:rPr>
+        <w:t xml:space="preserve"> Evento</w:t>
+      </w:r>
+      <w:r>
+        <w:rPr>
+          <w:rFonts w:ascii="Georgia" w:hAnsi="Georgia"/>
+          <w:b/>
+          <w:bCs/>
+          <w:i w:val="0"/>
+          <w:iCs w:val="0"/>
+          <w:color w:val="000000" w:themeColor="text1"/>
+          <w:sz w:val="32"/>
+          <w:szCs w:val="32"/>
+        </w:rPr>
+        <w:t>)</w:t>
+      </w:r>
+    </w:p>
+    <w:p>
+      <w:pPr>
+        <w:pStyle w:val="font-claude-response-body"/>
+        <w:rPr>
+          <w:rFonts w:ascii="Georgia" w:hAnsi="Georgia"/>
+          <w:sz w:val="22"/>
+          <w:szCs w:val="22"/>
+        </w:rPr>
+      </w:pPr>
+      <w:r>
+        <w:rPr>
+          <w:rStyle w:val="Enfasigrassetto"/>
+          <w:rFonts w:ascii="Georgia" w:eastAsiaTheme="majorEastAsia" w:hAnsi="Georgia"/>
+          <w:sz w:val="22"/>
+          <w:szCs w:val="22"/>
+        </w:rPr>
+        <w:t>Pre-condizioni:</w:t>
       </w:r>
     </w:p>
     <w:p>
@@ -5713,125 +5668,7 @@
           <w:sz w:val="22"/>
           <w:szCs w:val="22"/>
         </w:rPr>
-        <w:t xml:space="preserve">[altrimenti] </w:t>
-      </w:r>
-      <w:proofErr w:type="spellStart"/>
-      <w:proofErr w:type="gramStart"/>
-      <w:r>
-        <w:rPr>
-          <w:rStyle w:val="CodiceHTML"/>
-          <w:rFonts w:ascii="Georgia" w:eastAsiaTheme="majorEastAsia" w:hAnsi="Georgia"/>
-          <w:sz w:val="22"/>
-          <w:szCs w:val="22"/>
-        </w:rPr>
-        <w:t>ap.inAttesaDiMenu</w:t>
-      </w:r>
-      <w:proofErr w:type="spellEnd"/>
-      <w:proofErr w:type="gramEnd"/>
-      <w:r>
-        <w:rPr>
-          <w:rFonts w:ascii="Georgia" w:hAnsi="Georgia"/>
-          <w:sz w:val="22"/>
-          <w:szCs w:val="22"/>
-        </w:rPr>
-        <w:t xml:space="preserve"> = no</w:t>
-      </w:r>
-    </w:p>
-    <w:p>
-      <w:pPr>
-        <w:pStyle w:val="whitespace-normal"/>
-        <w:ind w:left="720"/>
-        <w:rPr>
-          <w:rFonts w:ascii="Georgia" w:hAnsi="Georgia"/>
-          <w:sz w:val="22"/>
-          <w:szCs w:val="22"/>
-        </w:rPr>
-      </w:pPr>
-    </w:p>
-    <w:p>
-      <w:pPr>
-        <w:pStyle w:val="Titolo4"/>
-        <w:rPr>
-          <w:rFonts w:ascii="Georgia" w:eastAsia="Times New Roman" w:hAnsi="Georgia" w:cs="Times New Roman"/>
-          <w:b/>
-          <w:bCs/>
-          <w:i w:val="0"/>
-          <w:iCs w:val="0"/>
-          <w:color w:val="000000" w:themeColor="text1"/>
-          <w:sz w:val="32"/>
-          <w:szCs w:val="32"/>
-        </w:rPr>
-      </w:pPr>
-      <w:r>
-        <w:rPr>
-          <w:rFonts w:ascii="Georgia" w:hAnsi="Georgia"/>
-          <w:b/>
-          <w:bCs/>
-          <w:i w:val="0"/>
-          <w:iCs w:val="0"/>
-          <w:color w:val="000000" w:themeColor="text1"/>
-          <w:sz w:val="32"/>
-          <w:szCs w:val="32"/>
-        </w:rPr>
-        <w:t xml:space="preserve">5. </w:t>
-      </w:r>
-      <w:proofErr w:type="spellStart"/>
-      <w:proofErr w:type="gramStart"/>
-      <w:r>
-        <w:rPr>
-          <w:rFonts w:ascii="Georgia" w:hAnsi="Georgia"/>
-          <w:b/>
-          <w:bCs/>
-          <w:i w:val="0"/>
-          <w:iCs w:val="0"/>
-          <w:color w:val="000000" w:themeColor="text1"/>
-          <w:sz w:val="32"/>
-          <w:szCs w:val="32"/>
-        </w:rPr>
-        <w:t>consultaMenuProposto</w:t>
-      </w:r>
-      <w:proofErr w:type="spellEnd"/>
-      <w:r>
-        <w:rPr>
-          <w:rFonts w:ascii="Georgia" w:hAnsi="Georgia"/>
-          <w:b/>
-          <w:bCs/>
-          <w:i w:val="0"/>
-          <w:iCs w:val="0"/>
-          <w:color w:val="000000" w:themeColor="text1"/>
-          <w:sz w:val="32"/>
-          <w:szCs w:val="32"/>
-        </w:rPr>
-        <w:t>(</w:t>
-      </w:r>
-      <w:proofErr w:type="spellStart"/>
-      <w:proofErr w:type="gramEnd"/>
-      <w:r>
-        <w:rPr>
-          <w:rFonts w:ascii="Georgia" w:hAnsi="Georgia"/>
-          <w:b/>
-          <w:bCs/>
-          <w:i w:val="0"/>
-          <w:iCs w:val="0"/>
-          <w:color w:val="000000" w:themeColor="text1"/>
-          <w:sz w:val="32"/>
-          <w:szCs w:val="32"/>
-        </w:rPr>
-        <w:t>unServizio</w:t>
-      </w:r>
-      <w:proofErr w:type="spellEnd"/>
-      <w:r>
-        <w:rPr>
-          <w:rFonts w:ascii="Georgia" w:hAnsi="Georgia"/>
-          <w:b/>
-          <w:bCs/>
-          <w:i w:val="0"/>
-          <w:iCs w:val="0"/>
-          <w:color w:val="000000" w:themeColor="text1"/>
-          <w:sz w:val="32"/>
-          <w:szCs w:val="32"/>
-        </w:rPr>
-        <w:t>: Servizio)</w:t>
+        <w:t>e Evento esiste</w:t>
       </w:r>
     </w:p>
     <w:p>
@@ -5845,118 +5682,12 @@
       </w:pPr>
       <w:r>
         <w:rPr>
-          <w:rFonts w:ascii="Georgia" w:hAnsi="Georgia"/>
-          <w:sz w:val="22"/>
-          <w:szCs w:val="22"/>
-        </w:rPr>
-        <w:t>Interrogazione al sistema: non ha post-condizioni. Nemmeno pre-condizioni significative, potrebbe essere fatta in qualsiasi momento in cui esiste un Servizio.</w:t>
-      </w:r>
-    </w:p>
-    <w:p>
-      <w:pPr>
-        <w:pStyle w:val="Titolo4"/>
-        <w:rPr>
-          <w:rFonts w:ascii="Georgia" w:eastAsia="Times New Roman" w:hAnsi="Georgia" w:cs="Times New Roman"/>
-          <w:b/>
-          <w:bCs/>
-          <w:i w:val="0"/>
-          <w:iCs w:val="0"/>
-          <w:color w:val="000000" w:themeColor="text1"/>
-          <w:sz w:val="32"/>
-          <w:szCs w:val="32"/>
-        </w:rPr>
-      </w:pPr>
-      <w:r>
-        <w:rPr>
-          <w:rFonts w:ascii="Georgia" w:hAnsi="Georgia"/>
-          <w:b/>
-          <w:bCs/>
-          <w:i w:val="0"/>
-          <w:iCs w:val="0"/>
-          <w:color w:val="000000" w:themeColor="text1"/>
-          <w:sz w:val="32"/>
-          <w:szCs w:val="32"/>
-        </w:rPr>
-        <w:t xml:space="preserve">6. </w:t>
-      </w:r>
-      <w:proofErr w:type="spellStart"/>
-      <w:proofErr w:type="gramStart"/>
-      <w:r>
-        <w:rPr>
-          <w:rFonts w:ascii="Georgia" w:hAnsi="Georgia"/>
-          <w:b/>
-          <w:bCs/>
-          <w:i w:val="0"/>
-          <w:iCs w:val="0"/>
-          <w:color w:val="000000" w:themeColor="text1"/>
-          <w:sz w:val="32"/>
-          <w:szCs w:val="32"/>
-        </w:rPr>
-        <w:t>approvaMenu</w:t>
-      </w:r>
-      <w:proofErr w:type="spellEnd"/>
-      <w:r>
-        <w:rPr>
-          <w:rFonts w:ascii="Georgia" w:hAnsi="Georgia"/>
-          <w:b/>
-          <w:bCs/>
-          <w:i w:val="0"/>
-          <w:iCs w:val="0"/>
-          <w:color w:val="000000" w:themeColor="text1"/>
-          <w:sz w:val="32"/>
-          <w:szCs w:val="32"/>
-        </w:rPr>
-        <w:t>(</w:t>
-      </w:r>
-      <w:proofErr w:type="spellStart"/>
-      <w:proofErr w:type="gramEnd"/>
-      <w:r>
-        <w:rPr>
-          <w:rFonts w:ascii="Georgia" w:hAnsi="Georgia"/>
-          <w:b/>
-          <w:bCs/>
-          <w:i w:val="0"/>
-          <w:iCs w:val="0"/>
-          <w:color w:val="000000" w:themeColor="text1"/>
-          <w:sz w:val="32"/>
-          <w:szCs w:val="32"/>
-        </w:rPr>
-        <w:t>unMenu</w:t>
-      </w:r>
-      <w:proofErr w:type="spellEnd"/>
-      <w:r>
-        <w:rPr>
-          <w:rFonts w:ascii="Georgia" w:hAnsi="Georgia"/>
-          <w:b/>
-          <w:bCs/>
-          <w:i w:val="0"/>
-          <w:iCs w:val="0"/>
-          <w:color w:val="000000" w:themeColor="text1"/>
-          <w:sz w:val="32"/>
-          <w:szCs w:val="32"/>
-        </w:rPr>
-        <w:t>: Menu)</w:t>
-      </w:r>
-    </w:p>
-    <w:p>
-      <w:pPr>
-        <w:pStyle w:val="font-claude-response-body"/>
-        <w:rPr>
-          <w:rFonts w:ascii="Georgia" w:hAnsi="Georgia"/>
-          <w:color w:val="000000" w:themeColor="text1"/>
-          <w:sz w:val="22"/>
-          <w:szCs w:val="22"/>
-        </w:rPr>
-      </w:pPr>
-      <w:r>
-        <w:rPr>
           <w:rStyle w:val="Enfasigrassetto"/>
           <w:rFonts w:ascii="Georgia" w:eastAsiaTheme="majorEastAsia" w:hAnsi="Georgia"/>
-          <w:color w:val="000000" w:themeColor="text1"/>
-          <w:sz w:val="22"/>
-          <w:szCs w:val="22"/>
-        </w:rPr>
-        <w:t>Pre-condizioni:</w:t>
+          <w:sz w:val="22"/>
+          <w:szCs w:val="22"/>
+        </w:rPr>
+        <w:t>Post-condizioni:</w:t>
       </w:r>
     </w:p>
     <w:p>
@@ -5968,1023 +5699,70 @@
         </w:numPr>
         <w:rPr>
           <w:rFonts w:ascii="Georgia" w:hAnsi="Georgia"/>
-          <w:color w:val="000000" w:themeColor="text1"/>
-          <w:sz w:val="22"/>
-          <w:szCs w:val="22"/>
-        </w:rPr>
-      </w:pPr>
-      <w:r>
-        <w:rPr>
-          <w:rFonts w:ascii="Georgia" w:hAnsi="Georgia"/>
-          <w:color w:val="000000" w:themeColor="text1"/>
-          <w:sz w:val="22"/>
-          <w:szCs w:val="22"/>
-        </w:rPr>
-        <w:t xml:space="preserve">è in corso la definizione di un Evento </w:t>
-      </w:r>
-      <w:r>
+          <w:sz w:val="22"/>
+          <w:szCs w:val="22"/>
+        </w:rPr>
+      </w:pPr>
+      <w:r>
+        <w:rPr>
+          <w:rFonts w:ascii="Georgia" w:hAnsi="Georgia"/>
+          <w:sz w:val="22"/>
+          <w:szCs w:val="22"/>
+        </w:rPr>
+        <w:t>Conferma i dati inseriti di e Evento</w:t>
+      </w:r>
+    </w:p>
+    <w:p>
+      <w:pPr>
+        <w:pStyle w:val="whitespace-normal"/>
+        <w:ind w:left="720"/>
         <w:rPr>
           <w:rStyle w:val="CodiceHTML"/>
-          <w:rFonts w:ascii="Georgia" w:eastAsiaTheme="majorEastAsia" w:hAnsi="Georgia"/>
-          <w:color w:val="000000" w:themeColor="text1"/>
-          <w:sz w:val="22"/>
-          <w:szCs w:val="22"/>
-        </w:rPr>
-        <w:t>e</w:t>
-      </w:r>
-    </w:p>
-    <w:p>
-      <w:pPr>
-        <w:pStyle w:val="whitespace-normal"/>
-        <w:numPr>
-          <w:ilvl w:val="0"/>
-          <w:numId w:val="5"/>
-        </w:numPr>
-        <w:rPr>
-          <w:rFonts w:ascii="Georgia" w:hAnsi="Georgia"/>
-          <w:color w:val="000000" w:themeColor="text1"/>
-          <w:sz w:val="22"/>
-          <w:szCs w:val="22"/>
-        </w:rPr>
-      </w:pPr>
-      <w:r>
-        <w:rPr>
-          <w:rFonts w:ascii="Georgia" w:hAnsi="Georgia"/>
-          <w:color w:val="000000" w:themeColor="text1"/>
-          <w:sz w:val="22"/>
-          <w:szCs w:val="22"/>
-        </w:rPr>
-        <w:t xml:space="preserve">esiste un Servizio </w:t>
-      </w:r>
-      <w:r>
-        <w:rPr>
-          <w:rStyle w:val="CodiceHTML"/>
-          <w:rFonts w:ascii="Georgia" w:eastAsiaTheme="majorEastAsia" w:hAnsi="Georgia"/>
-          <w:color w:val="000000" w:themeColor="text1"/>
-          <w:sz w:val="22"/>
-          <w:szCs w:val="22"/>
-        </w:rPr>
-        <w:t>s</w:t>
-      </w:r>
-      <w:r>
-        <w:rPr>
-          <w:rFonts w:ascii="Georgia" w:hAnsi="Georgia"/>
-          <w:color w:val="000000" w:themeColor="text1"/>
-          <w:sz w:val="22"/>
-          <w:szCs w:val="22"/>
-        </w:rPr>
-        <w:t xml:space="preserve"> tale che </w:t>
-      </w:r>
-      <w:r>
-        <w:rPr>
-          <w:rStyle w:val="CodiceHTML"/>
-          <w:rFonts w:ascii="Georgia" w:eastAsiaTheme="majorEastAsia" w:hAnsi="Georgia"/>
-          <w:color w:val="000000" w:themeColor="text1"/>
-          <w:sz w:val="22"/>
-          <w:szCs w:val="22"/>
-        </w:rPr>
-        <w:t>e</w:t>
-      </w:r>
-      <w:r>
-        <w:rPr>
-          <w:rFonts w:ascii="Georgia" w:hAnsi="Georgia"/>
-          <w:color w:val="000000" w:themeColor="text1"/>
-          <w:sz w:val="22"/>
-          <w:szCs w:val="22"/>
-        </w:rPr>
-        <w:t xml:space="preserve"> contiene </w:t>
-      </w:r>
-      <w:r>
-        <w:rPr>
-          <w:rStyle w:val="CodiceHTML"/>
-          <w:rFonts w:ascii="Georgia" w:eastAsiaTheme="majorEastAsia" w:hAnsi="Georgia"/>
-          <w:color w:val="000000" w:themeColor="text1"/>
-          <w:sz w:val="22"/>
-          <w:szCs w:val="22"/>
-        </w:rPr>
-        <w:t>s</w:t>
-      </w:r>
-      <w:r>
-        <w:rPr>
-          <w:rFonts w:ascii="Georgia" w:hAnsi="Georgia"/>
-          <w:color w:val="000000" w:themeColor="text1"/>
-          <w:sz w:val="22"/>
-          <w:szCs w:val="22"/>
-        </w:rPr>
-        <w:t xml:space="preserve"> e </w:t>
-      </w:r>
-      <w:r>
-        <w:rPr>
-          <w:rStyle w:val="CodiceHTML"/>
-          <w:rFonts w:ascii="Georgia" w:eastAsiaTheme="majorEastAsia" w:hAnsi="Georgia"/>
-          <w:color w:val="000000" w:themeColor="text1"/>
-          <w:sz w:val="22"/>
-          <w:szCs w:val="22"/>
-        </w:rPr>
-        <w:t>s</w:t>
-      </w:r>
-      <w:r>
-        <w:rPr>
-          <w:rFonts w:ascii="Georgia" w:hAnsi="Georgia"/>
-          <w:color w:val="000000" w:themeColor="text1"/>
-          <w:sz w:val="22"/>
-          <w:szCs w:val="22"/>
-        </w:rPr>
-        <w:t xml:space="preserve"> prevede </w:t>
-      </w:r>
-      <w:proofErr w:type="spellStart"/>
-      <w:r>
-        <w:rPr>
-          <w:rStyle w:val="CodiceHTML"/>
-          <w:rFonts w:ascii="Georgia" w:eastAsiaTheme="majorEastAsia" w:hAnsi="Georgia"/>
-          <w:color w:val="000000" w:themeColor="text1"/>
-          <w:sz w:val="22"/>
-          <w:szCs w:val="22"/>
-        </w:rPr>
-        <w:t>unMenu</w:t>
-      </w:r>
-      <w:proofErr w:type="spellEnd"/>
+          <w:rFonts w:ascii="Georgia" w:hAnsi="Georgia" w:cs="Times New Roman"/>
+          <w:color w:val="000000" w:themeColor="text1"/>
+          <w:sz w:val="22"/>
+          <w:szCs w:val="22"/>
+        </w:rPr>
+      </w:pPr>
     </w:p>
     <w:p>
       <w:pPr>
         <w:pStyle w:val="font-claude-response-body"/>
         <w:rPr>
           <w:rFonts w:ascii="Georgia" w:hAnsi="Georgia"/>
-          <w:color w:val="000000" w:themeColor="text1"/>
-          <w:sz w:val="22"/>
-          <w:szCs w:val="22"/>
-        </w:rPr>
-      </w:pPr>
-      <w:r>
-        <w:rPr>
-          <w:rStyle w:val="Enfasigrassetto"/>
-          <w:rFonts w:ascii="Georgia" w:eastAsiaTheme="majorEastAsia" w:hAnsi="Georgia"/>
-          <w:color w:val="000000" w:themeColor="text1"/>
-          <w:sz w:val="22"/>
-          <w:szCs w:val="22"/>
-        </w:rPr>
-        <w:t>Post-condizioni:</w:t>
-      </w:r>
-    </w:p>
-    <w:p>
-      <w:pPr>
-        <w:pStyle w:val="whitespace-normal"/>
-        <w:numPr>
-          <w:ilvl w:val="0"/>
-          <w:numId w:val="5"/>
-        </w:numPr>
-        <w:rPr>
-          <w:rFonts w:ascii="Georgia" w:hAnsi="Georgia"/>
-          <w:color w:val="000000" w:themeColor="text1"/>
-          <w:sz w:val="22"/>
-          <w:szCs w:val="22"/>
-        </w:rPr>
-      </w:pPr>
-      <w:proofErr w:type="spellStart"/>
-      <w:r>
-        <w:rPr>
-          <w:rStyle w:val="CodiceHTML"/>
-          <w:rFonts w:ascii="Georgia" w:eastAsiaTheme="majorEastAsia" w:hAnsi="Georgia"/>
-          <w:color w:val="000000" w:themeColor="text1"/>
-          <w:sz w:val="22"/>
-          <w:szCs w:val="22"/>
-        </w:rPr>
-        <w:t>unMenu.pubblicato</w:t>
-      </w:r>
-      <w:proofErr w:type="spellEnd"/>
-      <w:r>
-        <w:rPr>
-          <w:rFonts w:ascii="Georgia" w:hAnsi="Georgia"/>
-          <w:color w:val="000000" w:themeColor="text1"/>
-          <w:sz w:val="22"/>
-          <w:szCs w:val="22"/>
-        </w:rPr>
-        <w:t xml:space="preserve"> = sì</w:t>
-      </w:r>
-    </w:p>
-    <w:p>
-      <w:pPr>
-        <w:pStyle w:val="whitespace-normal"/>
-        <w:numPr>
-          <w:ilvl w:val="0"/>
-          <w:numId w:val="5"/>
-        </w:numPr>
-        <w:rPr>
-          <w:rFonts w:ascii="Georgia" w:hAnsi="Georgia"/>
-          <w:color w:val="000000" w:themeColor="text1"/>
-          <w:sz w:val="22"/>
-          <w:szCs w:val="22"/>
-        </w:rPr>
-      </w:pPr>
-      <w:proofErr w:type="spellStart"/>
-      <w:proofErr w:type="gramStart"/>
-      <w:r>
-        <w:rPr>
-          <w:rStyle w:val="CodiceHTML"/>
-          <w:rFonts w:ascii="Georgia" w:eastAsiaTheme="majorEastAsia" w:hAnsi="Georgia"/>
-          <w:color w:val="000000" w:themeColor="text1"/>
-          <w:sz w:val="22"/>
-          <w:szCs w:val="22"/>
-        </w:rPr>
-        <w:t>e.stato</w:t>
-      </w:r>
-      <w:proofErr w:type="spellEnd"/>
-      <w:proofErr w:type="gramEnd"/>
-      <w:r>
-        <w:rPr>
-          <w:rFonts w:ascii="Georgia" w:hAnsi="Georgia"/>
-          <w:color w:val="000000" w:themeColor="text1"/>
-          <w:sz w:val="22"/>
-          <w:szCs w:val="22"/>
-        </w:rPr>
-        <w:t xml:space="preserve"> = "in corso"</w:t>
-      </w:r>
-    </w:p>
-    <w:p>
-      <w:pPr>
-        <w:pStyle w:val="whitespace-normal"/>
-        <w:numPr>
-          <w:ilvl w:val="0"/>
-          <w:numId w:val="5"/>
-        </w:numPr>
-        <w:rPr>
-          <w:rFonts w:ascii="Georgia" w:hAnsi="Georgia"/>
-          <w:color w:val="000000" w:themeColor="text1"/>
-          <w:sz w:val="22"/>
-          <w:szCs w:val="22"/>
-        </w:rPr>
-      </w:pPr>
-      <w:r>
-        <w:rPr>
-          <w:rFonts w:ascii="Georgia" w:hAnsi="Georgia"/>
-          <w:color w:val="000000" w:themeColor="text1"/>
-          <w:sz w:val="22"/>
-          <w:szCs w:val="22"/>
-        </w:rPr>
-        <w:t xml:space="preserve">per ogni istanza </w:t>
-      </w:r>
-      <w:r>
-        <w:rPr>
-          <w:rStyle w:val="CodiceHTML"/>
-          <w:rFonts w:ascii="Georgia" w:eastAsiaTheme="majorEastAsia" w:hAnsi="Georgia"/>
-          <w:color w:val="000000" w:themeColor="text1"/>
-          <w:sz w:val="22"/>
-          <w:szCs w:val="22"/>
-        </w:rPr>
-        <w:t>ap</w:t>
-      </w:r>
-      <w:r>
-        <w:rPr>
-          <w:rFonts w:ascii="Georgia" w:hAnsi="Georgia"/>
-          <w:color w:val="000000" w:themeColor="text1"/>
-          <w:sz w:val="22"/>
-          <w:szCs w:val="22"/>
-        </w:rPr>
-        <w:t xml:space="preserve"> di </w:t>
-      </w:r>
-      <w:proofErr w:type="spellStart"/>
-      <w:r>
-        <w:rPr>
-          <w:rFonts w:ascii="Georgia" w:hAnsi="Georgia"/>
-          <w:color w:val="000000" w:themeColor="text1"/>
-          <w:sz w:val="22"/>
-          <w:szCs w:val="22"/>
-        </w:rPr>
-        <w:t>AssegnamentoPersonale</w:t>
-      </w:r>
-      <w:proofErr w:type="spellEnd"/>
-      <w:r>
-        <w:rPr>
-          <w:rFonts w:ascii="Georgia" w:hAnsi="Georgia"/>
-          <w:color w:val="000000" w:themeColor="text1"/>
-          <w:sz w:val="22"/>
-          <w:szCs w:val="22"/>
-        </w:rPr>
-        <w:t xml:space="preserve"> tale che esiste un Servizio </w:t>
-      </w:r>
-      <w:r>
-        <w:rPr>
-          <w:rStyle w:val="CodiceHTML"/>
-          <w:rFonts w:ascii="Georgia" w:eastAsiaTheme="majorEastAsia" w:hAnsi="Georgia"/>
-          <w:color w:val="000000" w:themeColor="text1"/>
-          <w:sz w:val="22"/>
-          <w:szCs w:val="22"/>
-        </w:rPr>
-        <w:t>s'</w:t>
-      </w:r>
-      <w:r>
-        <w:rPr>
-          <w:rFonts w:ascii="Georgia" w:hAnsi="Georgia"/>
-          <w:color w:val="000000" w:themeColor="text1"/>
-          <w:sz w:val="22"/>
-          <w:szCs w:val="22"/>
-        </w:rPr>
-        <w:t xml:space="preserve"> per cui </w:t>
-      </w:r>
-      <w:r>
-        <w:rPr>
-          <w:rStyle w:val="CodiceHTML"/>
-          <w:rFonts w:ascii="Georgia" w:eastAsiaTheme="majorEastAsia" w:hAnsi="Georgia"/>
-          <w:color w:val="000000" w:themeColor="text1"/>
-          <w:sz w:val="22"/>
-          <w:szCs w:val="22"/>
-        </w:rPr>
-        <w:t>e</w:t>
-      </w:r>
-      <w:r>
-        <w:rPr>
-          <w:rFonts w:ascii="Georgia" w:hAnsi="Georgia"/>
-          <w:color w:val="000000" w:themeColor="text1"/>
-          <w:sz w:val="22"/>
-          <w:szCs w:val="22"/>
-        </w:rPr>
-        <w:t xml:space="preserve"> contiene </w:t>
-      </w:r>
-      <w:r>
-        <w:rPr>
-          <w:rStyle w:val="CodiceHTML"/>
-          <w:rFonts w:ascii="Georgia" w:eastAsiaTheme="majorEastAsia" w:hAnsi="Georgia"/>
-          <w:color w:val="000000" w:themeColor="text1"/>
-          <w:sz w:val="22"/>
-          <w:szCs w:val="22"/>
-        </w:rPr>
-        <w:t>s'</w:t>
-      </w:r>
-      <w:r>
-        <w:rPr>
-          <w:rFonts w:ascii="Georgia" w:hAnsi="Georgia"/>
-          <w:color w:val="000000" w:themeColor="text1"/>
-          <w:sz w:val="22"/>
-          <w:szCs w:val="22"/>
-        </w:rPr>
-        <w:t xml:space="preserve">, </w:t>
-      </w:r>
-      <w:r>
-        <w:rPr>
-          <w:rStyle w:val="CodiceHTML"/>
-          <w:rFonts w:ascii="Georgia" w:eastAsiaTheme="majorEastAsia" w:hAnsi="Georgia"/>
-          <w:color w:val="000000" w:themeColor="text1"/>
-          <w:sz w:val="22"/>
-          <w:szCs w:val="22"/>
-        </w:rPr>
-        <w:t>s'</w:t>
-      </w:r>
-      <w:r>
-        <w:rPr>
-          <w:rFonts w:ascii="Georgia" w:hAnsi="Georgia"/>
-          <w:color w:val="000000" w:themeColor="text1"/>
-          <w:sz w:val="22"/>
-          <w:szCs w:val="22"/>
-        </w:rPr>
-        <w:t xml:space="preserve"> prevede </w:t>
-      </w:r>
-      <w:proofErr w:type="spellStart"/>
-      <w:r>
-        <w:rPr>
-          <w:rStyle w:val="CodiceHTML"/>
-          <w:rFonts w:ascii="Georgia" w:eastAsiaTheme="majorEastAsia" w:hAnsi="Georgia"/>
-          <w:color w:val="000000" w:themeColor="text1"/>
-          <w:sz w:val="22"/>
-          <w:szCs w:val="22"/>
-        </w:rPr>
-        <w:t>unMenu</w:t>
-      </w:r>
-      <w:proofErr w:type="spellEnd"/>
-      <w:r>
-        <w:rPr>
-          <w:rFonts w:ascii="Georgia" w:hAnsi="Georgia"/>
-          <w:color w:val="000000" w:themeColor="text1"/>
-          <w:sz w:val="22"/>
-          <w:szCs w:val="22"/>
-        </w:rPr>
-        <w:t xml:space="preserve"> e </w:t>
-      </w:r>
-      <w:r>
-        <w:rPr>
-          <w:rStyle w:val="CodiceHTML"/>
-          <w:rFonts w:ascii="Georgia" w:eastAsiaTheme="majorEastAsia" w:hAnsi="Georgia"/>
-          <w:color w:val="000000" w:themeColor="text1"/>
-          <w:sz w:val="22"/>
-          <w:szCs w:val="22"/>
-        </w:rPr>
-        <w:t>s'</w:t>
-      </w:r>
-      <w:r>
-        <w:rPr>
-          <w:rFonts w:ascii="Georgia" w:hAnsi="Georgia"/>
-          <w:color w:val="000000" w:themeColor="text1"/>
-          <w:sz w:val="22"/>
-          <w:szCs w:val="22"/>
-        </w:rPr>
-        <w:t xml:space="preserve"> richiede </w:t>
-      </w:r>
-      <w:r>
-        <w:rPr>
-          <w:rStyle w:val="CodiceHTML"/>
-          <w:rFonts w:ascii="Georgia" w:eastAsiaTheme="majorEastAsia" w:hAnsi="Georgia"/>
-          <w:color w:val="000000" w:themeColor="text1"/>
-          <w:sz w:val="22"/>
-          <w:szCs w:val="22"/>
-        </w:rPr>
-        <w:t>ap</w:t>
-      </w:r>
-      <w:r>
-        <w:rPr>
-          <w:rFonts w:ascii="Georgia" w:hAnsi="Georgia"/>
-          <w:color w:val="000000" w:themeColor="text1"/>
-          <w:sz w:val="22"/>
-          <w:szCs w:val="22"/>
-        </w:rPr>
-        <w:t xml:space="preserve">: </w:t>
-      </w:r>
-      <w:proofErr w:type="spellStart"/>
-      <w:proofErr w:type="gramStart"/>
-      <w:r>
-        <w:rPr>
-          <w:rStyle w:val="CodiceHTML"/>
-          <w:rFonts w:ascii="Georgia" w:eastAsiaTheme="majorEastAsia" w:hAnsi="Georgia"/>
-          <w:color w:val="000000" w:themeColor="text1"/>
-          <w:sz w:val="22"/>
-          <w:szCs w:val="22"/>
-        </w:rPr>
-        <w:t>ap.inAttesaDiMenu</w:t>
-      </w:r>
-      <w:proofErr w:type="spellEnd"/>
-      <w:proofErr w:type="gramEnd"/>
-      <w:r>
-        <w:rPr>
-          <w:rFonts w:ascii="Georgia" w:hAnsi="Georgia"/>
-          <w:color w:val="000000" w:themeColor="text1"/>
-          <w:sz w:val="22"/>
-          <w:szCs w:val="22"/>
-        </w:rPr>
-        <w:t xml:space="preserve"> = no</w:t>
-      </w:r>
-    </w:p>
-    <w:p>
-      <w:pPr>
-        <w:pStyle w:val="Titolo4"/>
+          <w:sz w:val="22"/>
+          <w:szCs w:val="22"/>
+        </w:rPr>
+      </w:pPr>
+    </w:p>
+    <w:p>
+      <w:pPr>
+        <w:spacing w:before="100" w:beforeAutospacing="1" w:after="100" w:afterAutospacing="1" w:line="240" w:lineRule="auto"/>
+        <w:outlineLvl w:val="3"/>
         <w:rPr>
           <w:rFonts w:ascii="Georgia" w:eastAsia="Times New Roman" w:hAnsi="Georgia" w:cs="Times New Roman"/>
           <w:b/>
           <w:bCs/>
-          <w:i w:val="0"/>
-          <w:iCs w:val="0"/>
-          <w:color w:val="000000" w:themeColor="text1"/>
+          <w:color w:val="auto"/>
+          <w:kern w:val="0"/>
           <w:sz w:val="32"/>
           <w:szCs w:val="32"/>
-        </w:rPr>
-      </w:pPr>
-      <w:r>
-        <w:rPr>
-          <w:rFonts w:ascii="Georgia" w:hAnsi="Georgia"/>
+          <w14:ligatures w14:val="none"/>
+        </w:rPr>
+      </w:pPr>
+    </w:p>
+    <w:p>
+      <w:pPr>
+        <w:spacing w:before="100" w:beforeAutospacing="1" w:after="100" w:afterAutospacing="1" w:line="240" w:lineRule="auto"/>
+        <w:outlineLvl w:val="3"/>
+        <w:rPr>
+          <w:rFonts w:ascii="Georgia" w:eastAsia="Times New Roman" w:hAnsi="Georgia" w:cs="Times New Roman"/>
           <w:b/>
           <w:bCs/>
-          <w:i w:val="0"/>
-          <w:iCs w:val="0"/>
-          <w:color w:val="000000" w:themeColor="text1"/>
+          <w:color w:val="auto"/>
+          <w:kern w:val="0"/>
           <w:sz w:val="32"/>
           <w:szCs w:val="32"/>
-        </w:rPr>
-        <w:t xml:space="preserve">7. </w:t>
-      </w:r>
-      <w:proofErr w:type="spellStart"/>
-      <w:proofErr w:type="gramStart"/>
-      <w:r>
-        <w:rPr>
-          <w:rFonts w:ascii="Georgia" w:hAnsi="Georgia"/>
-          <w:b/>
-          <w:bCs/>
-          <w:i w:val="0"/>
-          <w:iCs w:val="0"/>
-          <w:color w:val="000000" w:themeColor="text1"/>
-          <w:sz w:val="32"/>
-          <w:szCs w:val="32"/>
-        </w:rPr>
-        <w:t>chiudiEvento</w:t>
-      </w:r>
-      <w:proofErr w:type="spellEnd"/>
-      <w:r>
-        <w:rPr>
-          <w:rFonts w:ascii="Georgia" w:hAnsi="Georgia"/>
-          <w:b/>
-          <w:bCs/>
-          <w:i w:val="0"/>
-          <w:iCs w:val="0"/>
-          <w:color w:val="000000" w:themeColor="text1"/>
-          <w:sz w:val="32"/>
-          <w:szCs w:val="32"/>
-        </w:rPr>
-        <w:t>(</w:t>
-      </w:r>
-      <w:proofErr w:type="spellStart"/>
-      <w:proofErr w:type="gramEnd"/>
-      <w:r>
-        <w:rPr>
-          <w:rFonts w:ascii="Georgia" w:hAnsi="Georgia"/>
-          <w:b/>
-          <w:bCs/>
-          <w:i w:val="0"/>
-          <w:iCs w:val="0"/>
-          <w:color w:val="000000" w:themeColor="text1"/>
-          <w:sz w:val="32"/>
-          <w:szCs w:val="32"/>
-        </w:rPr>
-        <w:t>noteStoriche</w:t>
-      </w:r>
-      <w:proofErr w:type="spellEnd"/>
-      <w:r>
-        <w:rPr>
-          <w:rFonts w:ascii="Georgia" w:hAnsi="Georgia"/>
-          <w:b/>
-          <w:bCs/>
-          <w:i w:val="0"/>
-          <w:iCs w:val="0"/>
-          <w:color w:val="000000" w:themeColor="text1"/>
-          <w:sz w:val="32"/>
-          <w:szCs w:val="32"/>
-        </w:rPr>
-        <w:t>: testo, documentazione: testo)</w:t>
-      </w:r>
-    </w:p>
-    <w:p>
-      <w:pPr>
-        <w:pStyle w:val="font-claude-response-body"/>
-        <w:rPr>
-          <w:rFonts w:ascii="Georgia" w:hAnsi="Georgia"/>
-          <w:color w:val="000000" w:themeColor="text1"/>
-          <w:sz w:val="22"/>
-          <w:szCs w:val="22"/>
-        </w:rPr>
-      </w:pPr>
-      <w:r>
-        <w:rPr>
-          <w:rStyle w:val="Enfasigrassetto"/>
-          <w:rFonts w:ascii="Georgia" w:eastAsiaTheme="majorEastAsia" w:hAnsi="Georgia"/>
-          <w:color w:val="000000" w:themeColor="text1"/>
-          <w:sz w:val="22"/>
-          <w:szCs w:val="22"/>
-        </w:rPr>
-        <w:t>Pre-condizioni:</w:t>
-      </w:r>
-    </w:p>
-    <w:p>
-      <w:pPr>
-        <w:pStyle w:val="whitespace-normal"/>
-        <w:numPr>
-          <w:ilvl w:val="0"/>
-          <w:numId w:val="5"/>
-        </w:numPr>
-        <w:rPr>
-          <w:rFonts w:ascii="Georgia" w:hAnsi="Georgia"/>
-          <w:color w:val="000000" w:themeColor="text1"/>
-          <w:sz w:val="22"/>
-          <w:szCs w:val="22"/>
-        </w:rPr>
-      </w:pPr>
-      <w:r>
-        <w:rPr>
-          <w:rFonts w:ascii="Georgia" w:hAnsi="Georgia"/>
-          <w:color w:val="000000" w:themeColor="text1"/>
-          <w:sz w:val="22"/>
-          <w:szCs w:val="22"/>
-        </w:rPr>
-        <w:t xml:space="preserve">è in corso la gestione di un Evento </w:t>
-      </w:r>
-      <w:r>
-        <w:rPr>
-          <w:rStyle w:val="CodiceHTML"/>
-          <w:rFonts w:ascii="Georgia" w:eastAsiaTheme="majorEastAsia" w:hAnsi="Georgia"/>
-          <w:color w:val="000000" w:themeColor="text1"/>
-          <w:sz w:val="22"/>
-          <w:szCs w:val="22"/>
-        </w:rPr>
-        <w:t>e</w:t>
-      </w:r>
-      <w:r>
-        <w:rPr>
-          <w:rFonts w:ascii="Georgia" w:hAnsi="Georgia"/>
-          <w:color w:val="000000" w:themeColor="text1"/>
-          <w:sz w:val="22"/>
-          <w:szCs w:val="22"/>
-        </w:rPr>
-        <w:t xml:space="preserve"> ed </w:t>
-      </w:r>
-      <w:proofErr w:type="spellStart"/>
-      <w:proofErr w:type="gramStart"/>
-      <w:r>
-        <w:rPr>
-          <w:rStyle w:val="CodiceHTML"/>
-          <w:rFonts w:ascii="Georgia" w:eastAsiaTheme="majorEastAsia" w:hAnsi="Georgia"/>
-          <w:color w:val="000000" w:themeColor="text1"/>
-          <w:sz w:val="22"/>
-          <w:szCs w:val="22"/>
-        </w:rPr>
-        <w:t>e.stato</w:t>
-      </w:r>
-      <w:proofErr w:type="spellEnd"/>
-      <w:proofErr w:type="gramEnd"/>
-      <w:r>
-        <w:rPr>
-          <w:rFonts w:ascii="Georgia" w:hAnsi="Georgia"/>
-          <w:color w:val="000000" w:themeColor="text1"/>
-          <w:sz w:val="22"/>
-          <w:szCs w:val="22"/>
-        </w:rPr>
-        <w:t xml:space="preserve"> = "in corso"</w:t>
-      </w:r>
-    </w:p>
-    <w:p>
-      <w:pPr>
-        <w:pStyle w:val="font-claude-response-body"/>
-        <w:rPr>
-          <w:rFonts w:ascii="Georgia" w:hAnsi="Georgia"/>
-          <w:color w:val="000000" w:themeColor="text1"/>
-          <w:sz w:val="22"/>
-          <w:szCs w:val="22"/>
-        </w:rPr>
-      </w:pPr>
-      <w:r>
-        <w:rPr>
-          <w:rStyle w:val="Enfasigrassetto"/>
-          <w:rFonts w:ascii="Georgia" w:eastAsiaTheme="majorEastAsia" w:hAnsi="Georgia"/>
-          <w:color w:val="000000" w:themeColor="text1"/>
-          <w:sz w:val="22"/>
-          <w:szCs w:val="22"/>
-        </w:rPr>
-        <w:lastRenderedPageBreak/>
-        <w:t>Post-condizioni:</w:t>
-      </w:r>
-    </w:p>
-    <w:p>
-      <w:pPr>
-        <w:pStyle w:val="whitespace-normal"/>
-        <w:numPr>
-          <w:ilvl w:val="0"/>
-          <w:numId w:val="5"/>
-        </w:numPr>
-        <w:rPr>
-          <w:rFonts w:ascii="Georgia" w:hAnsi="Georgia"/>
-          <w:color w:val="000000" w:themeColor="text1"/>
-          <w:sz w:val="22"/>
-          <w:szCs w:val="22"/>
-        </w:rPr>
-      </w:pPr>
-      <w:proofErr w:type="spellStart"/>
-      <w:proofErr w:type="gramStart"/>
-      <w:r>
-        <w:rPr>
-          <w:rStyle w:val="CodiceHTML"/>
-          <w:rFonts w:ascii="Georgia" w:eastAsiaTheme="majorEastAsia" w:hAnsi="Georgia"/>
-          <w:color w:val="000000" w:themeColor="text1"/>
-          <w:sz w:val="22"/>
-          <w:szCs w:val="22"/>
-        </w:rPr>
-        <w:t>e.stato</w:t>
-      </w:r>
-      <w:proofErr w:type="spellEnd"/>
-      <w:proofErr w:type="gramEnd"/>
-      <w:r>
-        <w:rPr>
-          <w:rFonts w:ascii="Georgia" w:hAnsi="Georgia"/>
-          <w:color w:val="000000" w:themeColor="text1"/>
-          <w:sz w:val="22"/>
-          <w:szCs w:val="22"/>
-        </w:rPr>
-        <w:t xml:space="preserve"> = "chiuso"</w:t>
-      </w:r>
-    </w:p>
-    <w:p>
-      <w:pPr>
-        <w:pStyle w:val="whitespace-normal"/>
-        <w:numPr>
-          <w:ilvl w:val="0"/>
-          <w:numId w:val="5"/>
-        </w:numPr>
-        <w:rPr>
-          <w:rFonts w:ascii="Georgia" w:hAnsi="Georgia"/>
-          <w:color w:val="000000" w:themeColor="text1"/>
-          <w:sz w:val="22"/>
-          <w:szCs w:val="22"/>
-        </w:rPr>
-      </w:pPr>
-      <w:proofErr w:type="spellStart"/>
-      <w:r>
-        <w:rPr>
-          <w:rStyle w:val="CodiceHTML"/>
-          <w:rFonts w:ascii="Georgia" w:eastAsiaTheme="majorEastAsia" w:hAnsi="Georgia"/>
-          <w:color w:val="000000" w:themeColor="text1"/>
-          <w:sz w:val="22"/>
-          <w:szCs w:val="22"/>
-        </w:rPr>
-        <w:t>e.note</w:t>
-      </w:r>
-      <w:proofErr w:type="spellEnd"/>
-      <w:r>
-        <w:rPr>
-          <w:rFonts w:ascii="Georgia" w:hAnsi="Georgia"/>
-          <w:color w:val="000000" w:themeColor="text1"/>
-          <w:sz w:val="22"/>
-          <w:szCs w:val="22"/>
-        </w:rPr>
-        <w:t xml:space="preserve"> = </w:t>
-      </w:r>
-      <w:proofErr w:type="spellStart"/>
-      <w:r>
-        <w:rPr>
-          <w:rFonts w:ascii="Georgia" w:hAnsi="Georgia"/>
-          <w:color w:val="000000" w:themeColor="text1"/>
-          <w:sz w:val="22"/>
-          <w:szCs w:val="22"/>
-        </w:rPr>
-        <w:t>noteStoriche</w:t>
-      </w:r>
-      <w:proofErr w:type="spellEnd"/>
-      <w:r>
-        <w:rPr>
-          <w:rFonts w:ascii="Georgia" w:hAnsi="Georgia"/>
-          <w:color w:val="000000" w:themeColor="text1"/>
-          <w:sz w:val="22"/>
-          <w:szCs w:val="22"/>
-        </w:rPr>
-        <w:t xml:space="preserve"> (si assume che </w:t>
-      </w:r>
-      <w:r>
-        <w:rPr>
-          <w:rStyle w:val="CodiceHTML"/>
-          <w:rFonts w:ascii="Georgia" w:eastAsiaTheme="majorEastAsia" w:hAnsi="Georgia"/>
-          <w:color w:val="000000" w:themeColor="text1"/>
-          <w:sz w:val="22"/>
-          <w:szCs w:val="22"/>
-        </w:rPr>
-        <w:t>note</w:t>
-      </w:r>
-      <w:r>
-        <w:rPr>
-          <w:rFonts w:ascii="Georgia" w:hAnsi="Georgia"/>
-          <w:color w:val="000000" w:themeColor="text1"/>
-          <w:sz w:val="22"/>
-          <w:szCs w:val="22"/>
-        </w:rPr>
-        <w:t xml:space="preserve"> raccolga sia le note di scheda sia quelle storiche,</w:t>
-      </w:r>
-      <w:r>
-        <w:rPr>
-          <w:rFonts w:ascii="Georgia" w:hAnsi="Georgia"/>
-          <w:color w:val="000000" w:themeColor="text1"/>
-          <w:sz w:val="22"/>
-          <w:szCs w:val="22"/>
-        </w:rPr>
-        <w:t xml:space="preserve"> </w:t>
-      </w:r>
-      <w:r>
-        <w:rPr>
-          <w:rFonts w:ascii="Georgia" w:hAnsi="Georgia"/>
-          <w:color w:val="000000" w:themeColor="text1"/>
-          <w:sz w:val="22"/>
-          <w:szCs w:val="22"/>
-        </w:rPr>
-        <w:t xml:space="preserve">dato il singolo attributo </w:t>
-      </w:r>
-      <w:r>
-        <w:rPr>
-          <w:rStyle w:val="CodiceHTML"/>
-          <w:rFonts w:ascii="Georgia" w:eastAsiaTheme="majorEastAsia" w:hAnsi="Georgia"/>
-          <w:color w:val="000000" w:themeColor="text1"/>
-          <w:sz w:val="22"/>
-          <w:szCs w:val="22"/>
-        </w:rPr>
-        <w:t>note: testo</w:t>
-      </w:r>
-      <w:r>
-        <w:rPr>
-          <w:rFonts w:ascii="Georgia" w:hAnsi="Georgia"/>
-          <w:color w:val="000000" w:themeColor="text1"/>
-          <w:sz w:val="22"/>
-          <w:szCs w:val="22"/>
-        </w:rPr>
-        <w:t xml:space="preserve"> sul modello di dominio)</w:t>
-      </w:r>
-    </w:p>
-    <w:p>
-      <w:pPr>
-        <w:pStyle w:val="whitespace-normal"/>
-        <w:numPr>
-          <w:ilvl w:val="0"/>
-          <w:numId w:val="5"/>
-        </w:numPr>
-        <w:rPr>
-          <w:rFonts w:ascii="Georgia" w:hAnsi="Georgia"/>
-          <w:color w:val="000000" w:themeColor="text1"/>
-          <w:sz w:val="22"/>
-          <w:szCs w:val="22"/>
-        </w:rPr>
-      </w:pPr>
-      <w:r>
-        <w:rPr>
-          <w:rFonts w:ascii="Georgia" w:hAnsi="Georgia"/>
-          <w:color w:val="000000" w:themeColor="text1"/>
-          <w:sz w:val="22"/>
-          <w:szCs w:val="22"/>
-        </w:rPr>
-        <w:t xml:space="preserve">è stata creata un'istanza </w:t>
-      </w:r>
-      <w:r>
-        <w:rPr>
-          <w:rStyle w:val="CodiceHTML"/>
-          <w:rFonts w:ascii="Georgia" w:eastAsiaTheme="majorEastAsia" w:hAnsi="Georgia"/>
-          <w:color w:val="000000" w:themeColor="text1"/>
-          <w:sz w:val="22"/>
-          <w:szCs w:val="22"/>
-        </w:rPr>
-        <w:t>doc</w:t>
-      </w:r>
-      <w:r>
-        <w:rPr>
-          <w:rFonts w:ascii="Georgia" w:hAnsi="Georgia"/>
-          <w:color w:val="000000" w:themeColor="text1"/>
-          <w:sz w:val="22"/>
-          <w:szCs w:val="22"/>
-        </w:rPr>
-        <w:t xml:space="preserve"> di Documentazione</w:t>
-      </w:r>
-    </w:p>
-    <w:p>
-      <w:pPr>
-        <w:pStyle w:val="whitespace-normal"/>
-        <w:numPr>
-          <w:ilvl w:val="0"/>
-          <w:numId w:val="5"/>
-        </w:numPr>
-        <w:rPr>
-          <w:rFonts w:ascii="Georgia" w:hAnsi="Georgia"/>
-          <w:color w:val="000000" w:themeColor="text1"/>
-          <w:sz w:val="22"/>
-          <w:szCs w:val="22"/>
-        </w:rPr>
-      </w:pPr>
-      <w:proofErr w:type="spellStart"/>
-      <w:proofErr w:type="gramStart"/>
-      <w:r>
-        <w:rPr>
-          <w:rStyle w:val="CodiceHTML"/>
-          <w:rFonts w:ascii="Georgia" w:eastAsiaTheme="majorEastAsia" w:hAnsi="Georgia"/>
-          <w:color w:val="000000" w:themeColor="text1"/>
-          <w:sz w:val="22"/>
-          <w:szCs w:val="22"/>
-        </w:rPr>
-        <w:t>doc.informazioni</w:t>
-      </w:r>
-      <w:proofErr w:type="spellEnd"/>
-      <w:proofErr w:type="gramEnd"/>
-      <w:r>
-        <w:rPr>
-          <w:rFonts w:ascii="Georgia" w:hAnsi="Georgia"/>
-          <w:color w:val="000000" w:themeColor="text1"/>
-          <w:sz w:val="22"/>
-          <w:szCs w:val="22"/>
-        </w:rPr>
-        <w:t xml:space="preserve"> = documentazione</w:t>
-      </w:r>
-    </w:p>
-    <w:p>
-      <w:pPr>
-        <w:pStyle w:val="whitespace-normal"/>
-        <w:numPr>
-          <w:ilvl w:val="0"/>
-          <w:numId w:val="5"/>
-        </w:numPr>
-        <w:rPr>
-          <w:rFonts w:ascii="Georgia" w:hAnsi="Georgia"/>
-          <w:color w:val="000000" w:themeColor="text1"/>
-          <w:sz w:val="22"/>
-          <w:szCs w:val="22"/>
-        </w:rPr>
-      </w:pPr>
-      <w:r>
-        <w:rPr>
-          <w:rStyle w:val="CodiceHTML"/>
-          <w:rFonts w:ascii="Georgia" w:eastAsiaTheme="majorEastAsia" w:hAnsi="Georgia"/>
-          <w:color w:val="000000" w:themeColor="text1"/>
-          <w:sz w:val="22"/>
-          <w:szCs w:val="22"/>
-        </w:rPr>
-        <w:t>e</w:t>
-      </w:r>
-      <w:r>
-        <w:rPr>
-          <w:rFonts w:ascii="Georgia" w:hAnsi="Georgia"/>
-          <w:color w:val="000000" w:themeColor="text1"/>
-          <w:sz w:val="22"/>
-          <w:szCs w:val="22"/>
-        </w:rPr>
-        <w:t xml:space="preserve"> contiene </w:t>
-      </w:r>
-      <w:r>
-        <w:rPr>
-          <w:rStyle w:val="CodiceHTML"/>
-          <w:rFonts w:ascii="Georgia" w:eastAsiaTheme="majorEastAsia" w:hAnsi="Georgia"/>
-          <w:color w:val="000000" w:themeColor="text1"/>
-          <w:sz w:val="22"/>
-          <w:szCs w:val="22"/>
-        </w:rPr>
-        <w:t>doc</w:t>
-      </w:r>
-    </w:p>
-    <w:p>
-      <w:pPr>
-        <w:pStyle w:val="whitespace-normal"/>
-        <w:rPr>
-          <w:rFonts w:ascii="Georgia" w:hAnsi="Georgia"/>
-          <w:sz w:val="22"/>
-          <w:szCs w:val="22"/>
-        </w:rPr>
-      </w:pPr>
-    </w:p>
-    <w:p>
-      <w:pPr>
-        <w:pStyle w:val="font-claude-response-body"/>
-        <w:rPr>
-          <w:rFonts w:ascii="Georgia" w:eastAsiaTheme="majorEastAsia" w:hAnsi="Georgia"/>
-          <w:color w:val="000000" w:themeColor="text1"/>
-          <w:sz w:val="22"/>
-          <w:szCs w:val="22"/>
-        </w:rPr>
-      </w:pPr>
-    </w:p>
-    <w:p>
-      <w:pPr>
-        <w:pStyle w:val="whitespace-normal"/>
-        <w:ind w:left="360"/>
-        <w:rPr>
-          <w:rStyle w:val="CodiceHTML"/>
-          <w:rFonts w:ascii="Georgia" w:eastAsiaTheme="majorEastAsia" w:hAnsi="Georgia"/>
-          <w:color w:val="000000" w:themeColor="text1"/>
-          <w:sz w:val="22"/>
-          <w:szCs w:val="22"/>
-        </w:rPr>
-      </w:pPr>
-    </w:p>
-    <w:p>
-      <w:pPr>
-        <w:pStyle w:val="whitespace-normal"/>
-        <w:ind w:left="360"/>
-        <w:rPr>
-          <w:rFonts w:ascii="Georgia" w:hAnsi="Georgia"/>
-          <w:color w:val="000000" w:themeColor="text1"/>
-          <w:sz w:val="22"/>
-          <w:szCs w:val="22"/>
-        </w:rPr>
-      </w:pPr>
-    </w:p>
-    <w:p>
-      <w:pPr>
-        <w:spacing w:before="100" w:beforeAutospacing="1" w:after="100" w:afterAutospacing="1" w:line="240" w:lineRule="auto"/>
-        <w:rPr>
-          <w:rFonts w:ascii="Georgia" w:eastAsia="Times New Roman" w:hAnsi="Georgia" w:cs="Times New Roman"/>
-          <w:color w:val="auto"/>
-          <w:kern w:val="0"/>
-          <w:szCs w:val="22"/>
-          <w14:ligatures w14:val="none"/>
-        </w:rPr>
-      </w:pPr>
-    </w:p>
-    <w:p>
-      <w:pPr>
-        <w:keepNext/>
-        <w:keepLines/>
-        <w:spacing w:after="39" w:line="266" w:lineRule="auto"/>
-        <w:ind w:left="-5" w:hanging="10"/>
-        <w:outlineLvl w:val="0"/>
-        <w:rPr>
-          <w:rFonts w:ascii="Georgia" w:eastAsia="Georgia" w:hAnsi="Georgia" w:cs="Georgia"/>
-          <w:b/>
-          <w:sz w:val="32"/>
-        </w:rPr>
-      </w:pPr>
-    </w:p>
-    <w:p>
-      <w:pPr>
-        <w:keepNext/>
-        <w:keepLines/>
-        <w:spacing w:after="39" w:line="266" w:lineRule="auto"/>
-        <w:ind w:left="-5" w:hanging="10"/>
-        <w:outlineLvl w:val="0"/>
-        <w:rPr>
-          <w:rFonts w:ascii="Georgia" w:eastAsia="Georgia" w:hAnsi="Georgia" w:cs="Georgia"/>
-          <w:b/>
-          <w:sz w:val="32"/>
-        </w:rPr>
-      </w:pPr>
-    </w:p>
-    <w:p>
-      <w:pPr>
-        <w:spacing w:before="100" w:beforeAutospacing="1" w:after="100" w:afterAutospacing="1" w:line="240" w:lineRule="auto"/>
-        <w:rPr>
-          <w:rFonts w:ascii="Georgia" w:eastAsia="Times New Roman" w:hAnsi="Georgia" w:cs="Times New Roman"/>
-          <w:color w:val="auto"/>
-          <w:kern w:val="0"/>
-          <w:szCs w:val="22"/>
           <w14:ligatures w14:val="none"/>
         </w:rPr>
       </w:pPr>
